--- a/XEngine_Docment/Docment_zh.docx
+++ b/XEngine_Docment/Docment_zh.docx
@@ -11,7 +11,8 @@
           <w:szCs w:val="44"/>
         </w:rPr>
       </w:pPr>
-      <w:bookmarkStart w:id="0" w:name="_Toc198214333"/>
+      <w:bookmarkStart w:id="0" w:name="_Toc221526655"/>
+      <w:proofErr w:type="spellStart"/>
       <w:r>
         <w:rPr>
           <w:rFonts w:hint="eastAsia"/>
@@ -21,6 +22,7 @@
         </w:rPr>
         <w:t>XEngine</w:t>
       </w:r>
+      <w:proofErr w:type="spellEnd"/>
       <w:r>
         <w:rPr>
           <w:rFonts w:hint="eastAsia"/>
@@ -69,6 +71,7 @@
               <w:tab w:val="right" w:leader="dot" w:pos="8296"/>
             </w:tabs>
             <w:rPr>
+              <w:rFonts w:hint="eastAsia"/>
               <w:noProof/>
               <w:sz w:val="22"/>
               <w:szCs w:val="24"/>
@@ -84,7 +87,7 @@
           <w:r>
             <w:fldChar w:fldCharType="separate"/>
           </w:r>
-          <w:hyperlink w:anchor="_Toc198214333" w:history="1">
+          <w:hyperlink w:anchor="_Toc221526655" w:history="1">
             <w:r>
               <w:rPr>
                 <w:rStyle w:val="ad"/>
@@ -130,7 +133,7 @@
                 <w:noProof/>
                 <w:webHidden/>
               </w:rPr>
-              <w:instrText>PAGEREF _Toc198214333 \h</w:instrText>
+              <w:instrText>PAGEREF _Toc221526655 \h</w:instrText>
             </w:r>
             <w:r>
               <w:rPr>
@@ -179,13 +182,14 @@
               <w:tab w:val="right" w:leader="dot" w:pos="8296"/>
             </w:tabs>
             <w:rPr>
+              <w:rFonts w:hint="eastAsia"/>
               <w:noProof/>
               <w:sz w:val="22"/>
               <w:szCs w:val="24"/>
               <w14:ligatures w14:val="standardContextual"/>
             </w:rPr>
           </w:pPr>
-          <w:hyperlink w:anchor="_Toc198214334" w:history="1">
+          <w:hyperlink w:anchor="_Toc221526656" w:history="1">
             <w:r>
               <w:rPr>
                 <w:rStyle w:val="ad"/>
@@ -223,7 +227,7 @@
                 <w:noProof/>
                 <w:webHidden/>
               </w:rPr>
-              <w:instrText>PAGEREF _Toc198214334 \h</w:instrText>
+              <w:instrText>PAGEREF _Toc221526656 \h</w:instrText>
             </w:r>
             <w:r>
               <w:rPr>
@@ -272,13 +276,14 @@
               <w:tab w:val="right" w:leader="dot" w:pos="8296"/>
             </w:tabs>
             <w:rPr>
+              <w:rFonts w:hint="eastAsia"/>
               <w:noProof/>
               <w:sz w:val="22"/>
               <w:szCs w:val="24"/>
               <w14:ligatures w14:val="standardContextual"/>
             </w:rPr>
           </w:pPr>
-          <w:hyperlink w:anchor="_Toc198214335" w:history="1">
+          <w:hyperlink w:anchor="_Toc221526657" w:history="1">
             <w:r>
               <w:rPr>
                 <w:rStyle w:val="ad"/>
@@ -316,7 +321,7 @@
                 <w:noProof/>
                 <w:webHidden/>
               </w:rPr>
-              <w:instrText>PAGEREF _Toc198214335 \h</w:instrText>
+              <w:instrText>PAGEREF _Toc221526657 \h</w:instrText>
             </w:r>
             <w:r>
               <w:rPr>
@@ -365,13 +370,14 @@
               <w:tab w:val="right" w:leader="dot" w:pos="8296"/>
             </w:tabs>
             <w:rPr>
+              <w:rFonts w:hint="eastAsia"/>
               <w:noProof/>
               <w:sz w:val="22"/>
               <w:szCs w:val="24"/>
               <w14:ligatures w14:val="standardContextual"/>
             </w:rPr>
           </w:pPr>
-          <w:hyperlink w:anchor="_Toc198214336" w:history="1">
+          <w:hyperlink w:anchor="_Toc221526658" w:history="1">
             <w:r>
               <w:rPr>
                 <w:rStyle w:val="ad"/>
@@ -409,7 +415,7 @@
                 <w:noProof/>
                 <w:webHidden/>
               </w:rPr>
-              <w:instrText>PAGEREF _Toc198214336 \h</w:instrText>
+              <w:instrText>PAGEREF _Toc221526658 \h</w:instrText>
             </w:r>
             <w:r>
               <w:rPr>
@@ -458,13 +464,14 @@
               <w:tab w:val="right" w:leader="dot" w:pos="8296"/>
             </w:tabs>
             <w:rPr>
+              <w:rFonts w:hint="eastAsia"/>
               <w:noProof/>
               <w:sz w:val="22"/>
               <w:szCs w:val="24"/>
               <w14:ligatures w14:val="standardContextual"/>
             </w:rPr>
           </w:pPr>
-          <w:hyperlink w:anchor="_Toc198214337" w:history="1">
+          <w:hyperlink w:anchor="_Toc221526659" w:history="1">
             <w:r>
               <w:rPr>
                 <w:rStyle w:val="ad"/>
@@ -502,7 +509,7 @@
                 <w:noProof/>
                 <w:webHidden/>
               </w:rPr>
-              <w:instrText>PAGEREF _Toc198214337 \h</w:instrText>
+              <w:instrText>PAGEREF _Toc221526659 \h</w:instrText>
             </w:r>
             <w:r>
               <w:rPr>
@@ -551,13 +558,14 @@
               <w:tab w:val="right" w:leader="dot" w:pos="8296"/>
             </w:tabs>
             <w:rPr>
+              <w:rFonts w:hint="eastAsia"/>
               <w:noProof/>
               <w:sz w:val="22"/>
               <w:szCs w:val="24"/>
               <w14:ligatures w14:val="standardContextual"/>
             </w:rPr>
           </w:pPr>
-          <w:hyperlink w:anchor="_Toc198214338" w:history="1">
+          <w:hyperlink w:anchor="_Toc221526660" w:history="1">
             <w:r>
               <w:rPr>
                 <w:rStyle w:val="ad"/>
@@ -611,7 +619,7 @@
                 <w:noProof/>
                 <w:webHidden/>
               </w:rPr>
-              <w:instrText>PAGEREF _Toc198214338 \h</w:instrText>
+              <w:instrText>PAGEREF _Toc221526660 \h</w:instrText>
             </w:r>
             <w:r>
               <w:rPr>
@@ -660,13 +668,14 @@
               <w:tab w:val="right" w:leader="dot" w:pos="8296"/>
             </w:tabs>
             <w:rPr>
+              <w:rFonts w:hint="eastAsia"/>
               <w:noProof/>
               <w:sz w:val="22"/>
               <w:szCs w:val="24"/>
               <w14:ligatures w14:val="standardContextual"/>
             </w:rPr>
           </w:pPr>
-          <w:hyperlink w:anchor="_Toc198214339" w:history="1">
+          <w:hyperlink w:anchor="_Toc221526661" w:history="1">
             <w:r>
               <w:rPr>
                 <w:rStyle w:val="ad"/>
@@ -712,7 +721,7 @@
                 <w:noProof/>
                 <w:webHidden/>
               </w:rPr>
-              <w:instrText>PAGEREF _Toc198214339 \h</w:instrText>
+              <w:instrText>PAGEREF _Toc221526661 \h</w:instrText>
             </w:r>
             <w:r>
               <w:rPr>
@@ -761,13 +770,14 @@
               <w:tab w:val="right" w:leader="dot" w:pos="8296"/>
             </w:tabs>
             <w:rPr>
+              <w:rFonts w:hint="eastAsia"/>
               <w:noProof/>
               <w:sz w:val="22"/>
               <w:szCs w:val="24"/>
               <w14:ligatures w14:val="standardContextual"/>
             </w:rPr>
           </w:pPr>
-          <w:hyperlink w:anchor="_Toc198214340" w:history="1">
+          <w:hyperlink w:anchor="_Toc221526662" w:history="1">
             <w:r>
               <w:rPr>
                 <w:rStyle w:val="ad"/>
@@ -813,7 +823,7 @@
                 <w:noProof/>
                 <w:webHidden/>
               </w:rPr>
-              <w:instrText>PAGEREF _Toc198214340 \h</w:instrText>
+              <w:instrText>PAGEREF _Toc221526662 \h</w:instrText>
             </w:r>
             <w:r>
               <w:rPr>
@@ -862,13 +872,14 @@
               <w:tab w:val="right" w:leader="dot" w:pos="8296"/>
             </w:tabs>
             <w:rPr>
+              <w:rFonts w:hint="eastAsia"/>
               <w:noProof/>
               <w:sz w:val="22"/>
               <w:szCs w:val="24"/>
               <w14:ligatures w14:val="standardContextual"/>
             </w:rPr>
           </w:pPr>
-          <w:hyperlink w:anchor="_Toc198214341" w:history="1">
+          <w:hyperlink w:anchor="_Toc221526663" w:history="1">
             <w:r>
               <w:rPr>
                 <w:rStyle w:val="ad"/>
@@ -914,7 +925,7 @@
                 <w:noProof/>
                 <w:webHidden/>
               </w:rPr>
-              <w:instrText>PAGEREF _Toc198214341 \h</w:instrText>
+              <w:instrText>PAGEREF _Toc221526663 \h</w:instrText>
             </w:r>
             <w:r>
               <w:rPr>
@@ -963,13 +974,14 @@
               <w:tab w:val="right" w:leader="dot" w:pos="8296"/>
             </w:tabs>
             <w:rPr>
+              <w:rFonts w:hint="eastAsia"/>
               <w:noProof/>
               <w:sz w:val="22"/>
               <w:szCs w:val="24"/>
               <w14:ligatures w14:val="standardContextual"/>
             </w:rPr>
           </w:pPr>
-          <w:hyperlink w:anchor="_Toc198214342" w:history="1">
+          <w:hyperlink w:anchor="_Toc221526664" w:history="1">
             <w:r>
               <w:rPr>
                 <w:rStyle w:val="ad"/>
@@ -1023,7 +1035,7 @@
                 <w:noProof/>
                 <w:webHidden/>
               </w:rPr>
-              <w:instrText>PAGEREF _Toc198214342 \h</w:instrText>
+              <w:instrText>PAGEREF _Toc221526664 \h</w:instrText>
             </w:r>
             <w:r>
               <w:rPr>
@@ -1072,13 +1084,14 @@
               <w:tab w:val="right" w:leader="dot" w:pos="8296"/>
             </w:tabs>
             <w:rPr>
+              <w:rFonts w:hint="eastAsia"/>
               <w:noProof/>
               <w:sz w:val="22"/>
               <w:szCs w:val="24"/>
               <w14:ligatures w14:val="standardContextual"/>
             </w:rPr>
           </w:pPr>
-          <w:hyperlink w:anchor="_Toc198214343" w:history="1">
+          <w:hyperlink w:anchor="_Toc221526665" w:history="1">
             <w:r>
               <w:rPr>
                 <w:rStyle w:val="ad"/>
@@ -1116,7 +1129,7 @@
                 <w:noProof/>
                 <w:webHidden/>
               </w:rPr>
-              <w:instrText>PAGEREF _Toc198214343 \h</w:instrText>
+              <w:instrText>PAGEREF _Toc221526665 \h</w:instrText>
             </w:r>
             <w:r>
               <w:rPr>
@@ -1165,13 +1178,14 @@
               <w:tab w:val="right" w:leader="dot" w:pos="8296"/>
             </w:tabs>
             <w:rPr>
+              <w:rFonts w:hint="eastAsia"/>
               <w:noProof/>
               <w:sz w:val="22"/>
               <w:szCs w:val="24"/>
               <w14:ligatures w14:val="standardContextual"/>
             </w:rPr>
           </w:pPr>
-          <w:hyperlink w:anchor="_Toc198214344" w:history="1">
+          <w:hyperlink w:anchor="_Toc221526666" w:history="1">
             <w:r>
               <w:rPr>
                 <w:rStyle w:val="ad"/>
@@ -1209,7 +1223,7 @@
                 <w:noProof/>
                 <w:webHidden/>
               </w:rPr>
-              <w:instrText>PAGEREF _Toc198214344 \h</w:instrText>
+              <w:instrText>PAGEREF _Toc221526666 \h</w:instrText>
             </w:r>
             <w:r>
               <w:rPr>
@@ -1258,13 +1272,14 @@
               <w:tab w:val="right" w:leader="dot" w:pos="8296"/>
             </w:tabs>
             <w:rPr>
+              <w:rFonts w:hint="eastAsia"/>
               <w:noProof/>
               <w:sz w:val="22"/>
               <w:szCs w:val="24"/>
               <w14:ligatures w14:val="standardContextual"/>
             </w:rPr>
           </w:pPr>
-          <w:hyperlink w:anchor="_Toc198214345" w:history="1">
+          <w:hyperlink w:anchor="_Toc221526667" w:history="1">
             <w:r>
               <w:rPr>
                 <w:rStyle w:val="ad"/>
@@ -1302,7 +1317,7 @@
                 <w:noProof/>
                 <w:webHidden/>
               </w:rPr>
-              <w:instrText>PAGEREF _Toc198214345 \h</w:instrText>
+              <w:instrText>PAGEREF _Toc221526667 \h</w:instrText>
             </w:r>
             <w:r>
               <w:rPr>
@@ -1351,13 +1366,14 @@
               <w:tab w:val="right" w:leader="dot" w:pos="8296"/>
             </w:tabs>
             <w:rPr>
+              <w:rFonts w:hint="eastAsia"/>
               <w:noProof/>
               <w:sz w:val="22"/>
               <w:szCs w:val="24"/>
               <w14:ligatures w14:val="standardContextual"/>
             </w:rPr>
           </w:pPr>
-          <w:hyperlink w:anchor="_Toc198214346" w:history="1">
+          <w:hyperlink w:anchor="_Toc221526668" w:history="1">
             <w:r>
               <w:rPr>
                 <w:rStyle w:val="ad"/>
@@ -1411,7 +1427,7 @@
                 <w:noProof/>
                 <w:webHidden/>
               </w:rPr>
-              <w:instrText>PAGEREF _Toc198214346 \h</w:instrText>
+              <w:instrText>PAGEREF _Toc221526668 \h</w:instrText>
             </w:r>
             <w:r>
               <w:rPr>
@@ -1460,13 +1476,14 @@
               <w:tab w:val="right" w:leader="dot" w:pos="8296"/>
             </w:tabs>
             <w:rPr>
+              <w:rFonts w:hint="eastAsia"/>
               <w:noProof/>
               <w:sz w:val="22"/>
               <w:szCs w:val="24"/>
               <w14:ligatures w14:val="standardContextual"/>
             </w:rPr>
           </w:pPr>
-          <w:hyperlink w:anchor="_Toc198214347" w:history="1">
+          <w:hyperlink w:anchor="_Toc221526669" w:history="1">
             <w:r>
               <w:rPr>
                 <w:rStyle w:val="ad"/>
@@ -1512,7 +1529,7 @@
                 <w:noProof/>
                 <w:webHidden/>
               </w:rPr>
-              <w:instrText>PAGEREF _Toc198214347 \h</w:instrText>
+              <w:instrText>PAGEREF _Toc221526669 \h</w:instrText>
             </w:r>
             <w:r>
               <w:rPr>
@@ -1561,13 +1578,14 @@
               <w:tab w:val="right" w:leader="dot" w:pos="8296"/>
             </w:tabs>
             <w:rPr>
+              <w:rFonts w:hint="eastAsia"/>
               <w:noProof/>
               <w:sz w:val="22"/>
               <w:szCs w:val="24"/>
               <w14:ligatures w14:val="standardContextual"/>
             </w:rPr>
           </w:pPr>
-          <w:hyperlink w:anchor="_Toc198214348" w:history="1">
+          <w:hyperlink w:anchor="_Toc221526670" w:history="1">
             <w:r>
               <w:rPr>
                 <w:rStyle w:val="ad"/>
@@ -1613,7 +1631,7 @@
                 <w:noProof/>
                 <w:webHidden/>
               </w:rPr>
-              <w:instrText>PAGEREF _Toc198214348 \h</w:instrText>
+              <w:instrText>PAGEREF _Toc221526670 \h</w:instrText>
             </w:r>
             <w:r>
               <w:rPr>
@@ -1662,13 +1680,14 @@
               <w:tab w:val="right" w:leader="dot" w:pos="8296"/>
             </w:tabs>
             <w:rPr>
+              <w:rFonts w:hint="eastAsia"/>
               <w:noProof/>
               <w:sz w:val="22"/>
               <w:szCs w:val="24"/>
               <w14:ligatures w14:val="standardContextual"/>
             </w:rPr>
           </w:pPr>
-          <w:hyperlink w:anchor="_Toc198214349" w:history="1">
+          <w:hyperlink w:anchor="_Toc221526671" w:history="1">
             <w:r>
               <w:rPr>
                 <w:rStyle w:val="ad"/>
@@ -1714,7 +1733,7 @@
                 <w:noProof/>
                 <w:webHidden/>
               </w:rPr>
-              <w:instrText>PAGEREF _Toc198214349 \h</w:instrText>
+              <w:instrText>PAGEREF _Toc221526671 \h</w:instrText>
             </w:r>
             <w:r>
               <w:rPr>
@@ -1763,13 +1782,14 @@
               <w:tab w:val="right" w:leader="dot" w:pos="8296"/>
             </w:tabs>
             <w:rPr>
+              <w:rFonts w:hint="eastAsia"/>
               <w:noProof/>
               <w:sz w:val="22"/>
               <w:szCs w:val="24"/>
               <w14:ligatures w14:val="standardContextual"/>
             </w:rPr>
           </w:pPr>
-          <w:hyperlink w:anchor="_Toc198214350" w:history="1">
+          <w:hyperlink w:anchor="_Toc221526672" w:history="1">
             <w:r>
               <w:rPr>
                 <w:rStyle w:val="ad"/>
@@ -1815,7 +1835,7 @@
                 <w:noProof/>
                 <w:webHidden/>
               </w:rPr>
-              <w:instrText>PAGEREF _Toc198214350 \h</w:instrText>
+              <w:instrText>PAGEREF _Toc221526672 \h</w:instrText>
             </w:r>
             <w:r>
               <w:rPr>
@@ -1864,13 +1884,14 @@
               <w:tab w:val="right" w:leader="dot" w:pos="8296"/>
             </w:tabs>
             <w:rPr>
+              <w:rFonts w:hint="eastAsia"/>
               <w:noProof/>
               <w:sz w:val="22"/>
               <w:szCs w:val="24"/>
               <w14:ligatures w14:val="standardContextual"/>
             </w:rPr>
           </w:pPr>
-          <w:hyperlink w:anchor="_Toc198214351" w:history="1">
+          <w:hyperlink w:anchor="_Toc221526673" w:history="1">
             <w:r>
               <w:rPr>
                 <w:rStyle w:val="ad"/>
@@ -1916,7 +1937,7 @@
                 <w:noProof/>
                 <w:webHidden/>
               </w:rPr>
-              <w:instrText>PAGEREF _Toc198214351 \h</w:instrText>
+              <w:instrText>PAGEREF _Toc221526673 \h</w:instrText>
             </w:r>
             <w:r>
               <w:rPr>
@@ -1965,13 +1986,14 @@
               <w:tab w:val="right" w:leader="dot" w:pos="8296"/>
             </w:tabs>
             <w:rPr>
+              <w:rFonts w:hint="eastAsia"/>
               <w:noProof/>
               <w:sz w:val="22"/>
               <w:szCs w:val="24"/>
               <w14:ligatures w14:val="standardContextual"/>
             </w:rPr>
           </w:pPr>
-          <w:hyperlink w:anchor="_Toc198214352" w:history="1">
+          <w:hyperlink w:anchor="_Toc221526674" w:history="1">
             <w:r>
               <w:rPr>
                 <w:rStyle w:val="ad"/>
@@ -1986,6 +2008,108 @@
                 <w:rFonts w:hint="eastAsia"/>
                 <w:noProof/>
               </w:rPr>
+              <w:t>验证配置</w:t>
+            </w:r>
+            <w:r>
+              <w:rPr>
+                <w:rFonts w:hint="eastAsia"/>
+                <w:noProof/>
+                <w:webHidden/>
+              </w:rPr>
+              <w:tab/>
+            </w:r>
+            <w:r>
+              <w:rPr>
+                <w:rFonts w:hint="eastAsia"/>
+                <w:noProof/>
+                <w:webHidden/>
+              </w:rPr>
+              <w:fldChar w:fldCharType="begin"/>
+            </w:r>
+            <w:r>
+              <w:rPr>
+                <w:rFonts w:hint="eastAsia"/>
+                <w:noProof/>
+                <w:webHidden/>
+              </w:rPr>
+              <w:instrText xml:space="preserve"> </w:instrText>
+            </w:r>
+            <w:r>
+              <w:rPr>
+                <w:noProof/>
+                <w:webHidden/>
+              </w:rPr>
+              <w:instrText>PAGEREF _Toc221526674 \h</w:instrText>
+            </w:r>
+            <w:r>
+              <w:rPr>
+                <w:rFonts w:hint="eastAsia"/>
+                <w:noProof/>
+                <w:webHidden/>
+              </w:rPr>
+              <w:instrText xml:space="preserve"> </w:instrText>
+            </w:r>
+            <w:r>
+              <w:rPr>
+                <w:rFonts w:hint="eastAsia"/>
+                <w:noProof/>
+                <w:webHidden/>
+              </w:rPr>
+            </w:r>
+            <w:r>
+              <w:rPr>
+                <w:rFonts w:hint="eastAsia"/>
+                <w:noProof/>
+                <w:webHidden/>
+              </w:rPr>
+              <w:fldChar w:fldCharType="separate"/>
+            </w:r>
+            <w:r>
+              <w:rPr>
+                <w:noProof/>
+                <w:webHidden/>
+              </w:rPr>
+              <w:t>5</w:t>
+            </w:r>
+            <w:r>
+              <w:rPr>
+                <w:rFonts w:hint="eastAsia"/>
+                <w:noProof/>
+                <w:webHidden/>
+              </w:rPr>
+              <w:fldChar w:fldCharType="end"/>
+            </w:r>
+          </w:hyperlink>
+        </w:p>
+        <w:p>
+          <w:pPr>
+            <w:pStyle w:val="TOC2"/>
+            <w:tabs>
+              <w:tab w:val="right" w:leader="dot" w:pos="8296"/>
+            </w:tabs>
+            <w:rPr>
+              <w:rFonts w:hint="eastAsia"/>
+              <w:noProof/>
+              <w:sz w:val="22"/>
+              <w:szCs w:val="24"/>
+              <w14:ligatures w14:val="standardContextual"/>
+            </w:rPr>
+          </w:pPr>
+          <w:hyperlink w:anchor="_Toc221526675" w:history="1">
+            <w:r>
+              <w:rPr>
+                <w:rStyle w:val="ad"/>
+                <w:rFonts w:hint="eastAsia"/>
+                <w:noProof/>
+              </w:rPr>
+              <w:t>3.7</w:t>
+            </w:r>
+            <w:r>
+              <w:rPr>
+                <w:rStyle w:val="ad"/>
+                <w:rFonts w:hint="eastAsia"/>
+                <w:noProof/>
+              </w:rPr>
               <w:t>负载均衡配置</w:t>
             </w:r>
             <w:r>
@@ -2017,7 +2141,7 @@
                 <w:noProof/>
                 <w:webHidden/>
               </w:rPr>
-              <w:instrText>PAGEREF _Toc198214352 \h</w:instrText>
+              <w:instrText>PAGEREF _Toc221526675 \h</w:instrText>
             </w:r>
             <w:r>
               <w:rPr>
@@ -2047,7 +2171,7 @@
                 <w:noProof/>
                 <w:webHidden/>
               </w:rPr>
-              <w:t>5</w:t>
+              <w:t>6</w:t>
             </w:r>
             <w:r>
               <w:rPr>
@@ -2066,13 +2190,14 @@
               <w:tab w:val="right" w:leader="dot" w:pos="8296"/>
             </w:tabs>
             <w:rPr>
+              <w:rFonts w:hint="eastAsia"/>
               <w:noProof/>
               <w:sz w:val="22"/>
               <w:szCs w:val="24"/>
               <w14:ligatures w14:val="standardContextual"/>
             </w:rPr>
           </w:pPr>
-          <w:hyperlink w:anchor="_Toc198214353" w:history="1">
+          <w:hyperlink w:anchor="_Toc221526676" w:history="1">
             <w:r>
               <w:rPr>
                 <w:rStyle w:val="ad"/>
@@ -2126,7 +2251,7 @@
                 <w:noProof/>
                 <w:webHidden/>
               </w:rPr>
-              <w:instrText>PAGEREF _Toc198214353 \h</w:instrText>
+              <w:instrText>PAGEREF _Toc221526676 \h</w:instrText>
             </w:r>
             <w:r>
               <w:rPr>
@@ -2176,13 +2301,14 @@
               <w:tab w:val="right" w:leader="dot" w:pos="8296"/>
             </w:tabs>
             <w:rPr>
+              <w:rFonts w:hint="eastAsia"/>
               <w:noProof/>
               <w:sz w:val="22"/>
               <w:szCs w:val="24"/>
               <w14:ligatures w14:val="standardContextual"/>
             </w:rPr>
           </w:pPr>
-          <w:hyperlink w:anchor="_Toc198214354" w:history="1">
+          <w:hyperlink w:anchor="_Toc221526677" w:history="1">
             <w:r>
               <w:rPr>
                 <w:rStyle w:val="ad"/>
@@ -2238,7 +2364,7 @@
                 <w:noProof/>
                 <w:webHidden/>
               </w:rPr>
-              <w:instrText>PAGEREF _Toc198214354 \h</w:instrText>
+              <w:instrText>PAGEREF _Toc221526677 \h</w:instrText>
             </w:r>
             <w:r>
               <w:rPr>
@@ -2287,13 +2413,14 @@
               <w:tab w:val="right" w:leader="dot" w:pos="8296"/>
             </w:tabs>
             <w:rPr>
+              <w:rFonts w:hint="eastAsia"/>
               <w:noProof/>
               <w:sz w:val="22"/>
               <w:szCs w:val="24"/>
               <w14:ligatures w14:val="standardContextual"/>
             </w:rPr>
           </w:pPr>
-          <w:hyperlink w:anchor="_Toc198214355" w:history="1">
+          <w:hyperlink w:anchor="_Toc221526678" w:history="1">
             <w:r>
               <w:rPr>
                 <w:rStyle w:val="ad"/>
@@ -2331,7 +2458,7 @@
                 <w:noProof/>
                 <w:webHidden/>
               </w:rPr>
-              <w:instrText>PAGEREF _Toc198214355 \h</w:instrText>
+              <w:instrText>PAGEREF _Toc221526678 \h</w:instrText>
             </w:r>
             <w:r>
               <w:rPr>
@@ -2380,13 +2507,14 @@
               <w:tab w:val="right" w:leader="dot" w:pos="8296"/>
             </w:tabs>
             <w:rPr>
+              <w:rFonts w:hint="eastAsia"/>
               <w:noProof/>
               <w:sz w:val="22"/>
               <w:szCs w:val="24"/>
               <w14:ligatures w14:val="standardContextual"/>
             </w:rPr>
           </w:pPr>
-          <w:hyperlink w:anchor="_Toc198214356" w:history="1">
+          <w:hyperlink w:anchor="_Toc221526679" w:history="1">
             <w:r>
               <w:rPr>
                 <w:rStyle w:val="ad"/>
@@ -2424,7 +2552,7 @@
                 <w:noProof/>
                 <w:webHidden/>
               </w:rPr>
-              <w:instrText>PAGEREF _Toc198214356 \h</w:instrText>
+              <w:instrText>PAGEREF _Toc221526679 \h</w:instrText>
             </w:r>
             <w:r>
               <w:rPr>
@@ -2473,13 +2601,14 @@
               <w:tab w:val="right" w:leader="dot" w:pos="8296"/>
             </w:tabs>
             <w:rPr>
+              <w:rFonts w:hint="eastAsia"/>
               <w:noProof/>
               <w:sz w:val="22"/>
               <w:szCs w:val="24"/>
               <w14:ligatures w14:val="standardContextual"/>
             </w:rPr>
           </w:pPr>
-          <w:hyperlink w:anchor="_Toc198214357" w:history="1">
+          <w:hyperlink w:anchor="_Toc221526680" w:history="1">
             <w:r>
               <w:rPr>
                 <w:rStyle w:val="ad"/>
@@ -2525,7 +2654,7 @@
                 <w:noProof/>
                 <w:webHidden/>
               </w:rPr>
-              <w:instrText>PAGEREF _Toc198214357 \h</w:instrText>
+              <w:instrText>PAGEREF _Toc221526680 \h</w:instrText>
             </w:r>
             <w:r>
               <w:rPr>
@@ -2574,13 +2703,14 @@
               <w:tab w:val="right" w:leader="dot" w:pos="8296"/>
             </w:tabs>
             <w:rPr>
+              <w:rFonts w:hint="eastAsia"/>
               <w:noProof/>
               <w:sz w:val="22"/>
               <w:szCs w:val="24"/>
               <w14:ligatures w14:val="standardContextual"/>
             </w:rPr>
           </w:pPr>
-          <w:hyperlink w:anchor="_Toc198214358" w:history="1">
+          <w:hyperlink w:anchor="_Toc221526681" w:history="1">
             <w:r>
               <w:rPr>
                 <w:rStyle w:val="ad"/>
@@ -2626,7 +2756,7 @@
                 <w:noProof/>
                 <w:webHidden/>
               </w:rPr>
-              <w:instrText>PAGEREF _Toc198214358 \h</w:instrText>
+              <w:instrText>PAGEREF _Toc221526681 \h</w:instrText>
             </w:r>
             <w:r>
               <w:rPr>
@@ -2675,13 +2805,14 @@
               <w:tab w:val="right" w:leader="dot" w:pos="8296"/>
             </w:tabs>
             <w:rPr>
+              <w:rFonts w:hint="eastAsia"/>
               <w:noProof/>
               <w:sz w:val="22"/>
               <w:szCs w:val="24"/>
               <w14:ligatures w14:val="standardContextual"/>
             </w:rPr>
           </w:pPr>
-          <w:hyperlink w:anchor="_Toc198214359" w:history="1">
+          <w:hyperlink w:anchor="_Toc221526682" w:history="1">
             <w:r>
               <w:rPr>
                 <w:rStyle w:val="ad"/>
@@ -2727,7 +2858,7 @@
                 <w:noProof/>
                 <w:webHidden/>
               </w:rPr>
-              <w:instrText>PAGEREF _Toc198214359 \h</w:instrText>
+              <w:instrText>PAGEREF _Toc221526682 \h</w:instrText>
             </w:r>
             <w:r>
               <w:rPr>
@@ -2776,13 +2907,14 @@
               <w:tab w:val="right" w:leader="dot" w:pos="8296"/>
             </w:tabs>
             <w:rPr>
+              <w:rFonts w:hint="eastAsia"/>
               <w:noProof/>
               <w:sz w:val="22"/>
               <w:szCs w:val="24"/>
               <w14:ligatures w14:val="standardContextual"/>
             </w:rPr>
           </w:pPr>
-          <w:hyperlink w:anchor="_Toc198214360" w:history="1">
+          <w:hyperlink w:anchor="_Toc221526683" w:history="1">
             <w:r>
               <w:rPr>
                 <w:rStyle w:val="ad"/>
@@ -2828,7 +2960,7 @@
                 <w:noProof/>
                 <w:webHidden/>
               </w:rPr>
-              <w:instrText>PAGEREF _Toc198214360 \h</w:instrText>
+              <w:instrText>PAGEREF _Toc221526683 \h</w:instrText>
             </w:r>
             <w:r>
               <w:rPr>
@@ -2877,13 +3009,14 @@
               <w:tab w:val="right" w:leader="dot" w:pos="8296"/>
             </w:tabs>
             <w:rPr>
+              <w:rFonts w:hint="eastAsia"/>
               <w:noProof/>
               <w:sz w:val="22"/>
               <w:szCs w:val="24"/>
               <w14:ligatures w14:val="standardContextual"/>
             </w:rPr>
           </w:pPr>
-          <w:hyperlink w:anchor="_Toc198214361" w:history="1">
+          <w:hyperlink w:anchor="_Toc221526684" w:history="1">
             <w:r>
               <w:rPr>
                 <w:rStyle w:val="ad"/>
@@ -2921,7 +3054,7 @@
                 <w:noProof/>
                 <w:webHidden/>
               </w:rPr>
-              <w:instrText>PAGEREF _Toc198214361 \h</w:instrText>
+              <w:instrText>PAGEREF _Toc221526684 \h</w:instrText>
             </w:r>
             <w:r>
               <w:rPr>
@@ -2952,6 +3085,304 @@
                 <w:webHidden/>
               </w:rPr>
               <w:t>9</w:t>
+            </w:r>
+            <w:r>
+              <w:rPr>
+                <w:rFonts w:hint="eastAsia"/>
+                <w:noProof/>
+                <w:webHidden/>
+              </w:rPr>
+              <w:fldChar w:fldCharType="end"/>
+            </w:r>
+          </w:hyperlink>
+        </w:p>
+        <w:p>
+          <w:pPr>
+            <w:pStyle w:val="TOC2"/>
+            <w:tabs>
+              <w:tab w:val="right" w:leader="dot" w:pos="8296"/>
+            </w:tabs>
+            <w:rPr>
+              <w:rFonts w:hint="eastAsia"/>
+              <w:noProof/>
+              <w:sz w:val="22"/>
+              <w:szCs w:val="24"/>
+              <w14:ligatures w14:val="standardContextual"/>
+            </w:rPr>
+          </w:pPr>
+          <w:hyperlink w:anchor="_Toc221526685" w:history="1">
+            <w:r>
+              <w:rPr>
+                <w:rStyle w:val="ad"/>
+                <w:rFonts w:hint="eastAsia"/>
+                <w:noProof/>
+              </w:rPr>
+              <w:t>4.5 HTTP</w:t>
+            </w:r>
+            <w:r>
+              <w:rPr>
+                <w:rFonts w:hint="eastAsia"/>
+                <w:noProof/>
+                <w:webHidden/>
+              </w:rPr>
+              <w:tab/>
+            </w:r>
+            <w:r>
+              <w:rPr>
+                <w:rFonts w:hint="eastAsia"/>
+                <w:noProof/>
+                <w:webHidden/>
+              </w:rPr>
+              <w:fldChar w:fldCharType="begin"/>
+            </w:r>
+            <w:r>
+              <w:rPr>
+                <w:rFonts w:hint="eastAsia"/>
+                <w:noProof/>
+                <w:webHidden/>
+              </w:rPr>
+              <w:instrText xml:space="preserve"> </w:instrText>
+            </w:r>
+            <w:r>
+              <w:rPr>
+                <w:noProof/>
+                <w:webHidden/>
+              </w:rPr>
+              <w:instrText>PAGEREF _Toc221526685 \h</w:instrText>
+            </w:r>
+            <w:r>
+              <w:rPr>
+                <w:rFonts w:hint="eastAsia"/>
+                <w:noProof/>
+                <w:webHidden/>
+              </w:rPr>
+              <w:instrText xml:space="preserve"> </w:instrText>
+            </w:r>
+            <w:r>
+              <w:rPr>
+                <w:rFonts w:hint="eastAsia"/>
+                <w:noProof/>
+                <w:webHidden/>
+              </w:rPr>
+            </w:r>
+            <w:r>
+              <w:rPr>
+                <w:rFonts w:hint="eastAsia"/>
+                <w:noProof/>
+                <w:webHidden/>
+              </w:rPr>
+              <w:fldChar w:fldCharType="separate"/>
+            </w:r>
+            <w:r>
+              <w:rPr>
+                <w:noProof/>
+                <w:webHidden/>
+              </w:rPr>
+              <w:t>10</w:t>
+            </w:r>
+            <w:r>
+              <w:rPr>
+                <w:rFonts w:hint="eastAsia"/>
+                <w:noProof/>
+                <w:webHidden/>
+              </w:rPr>
+              <w:fldChar w:fldCharType="end"/>
+            </w:r>
+          </w:hyperlink>
+        </w:p>
+        <w:p>
+          <w:pPr>
+            <w:pStyle w:val="TOC3"/>
+            <w:tabs>
+              <w:tab w:val="right" w:leader="dot" w:pos="8296"/>
+            </w:tabs>
+            <w:rPr>
+              <w:rFonts w:hint="eastAsia"/>
+              <w:noProof/>
+              <w:sz w:val="22"/>
+              <w:szCs w:val="24"/>
+              <w14:ligatures w14:val="standardContextual"/>
+            </w:rPr>
+          </w:pPr>
+          <w:hyperlink w:anchor="_Toc221526686" w:history="1">
+            <w:r>
+              <w:rPr>
+                <w:rStyle w:val="ad"/>
+                <w:rFonts w:hint="eastAsia"/>
+                <w:noProof/>
+              </w:rPr>
+              <w:t xml:space="preserve">4.5.1 </w:t>
+            </w:r>
+            <w:r>
+              <w:rPr>
+                <w:rStyle w:val="ad"/>
+                <w:rFonts w:hint="eastAsia"/>
+                <w:noProof/>
+              </w:rPr>
+              <w:t>重载配置</w:t>
+            </w:r>
+            <w:r>
+              <w:rPr>
+                <w:rFonts w:hint="eastAsia"/>
+                <w:noProof/>
+                <w:webHidden/>
+              </w:rPr>
+              <w:tab/>
+            </w:r>
+            <w:r>
+              <w:rPr>
+                <w:rFonts w:hint="eastAsia"/>
+                <w:noProof/>
+                <w:webHidden/>
+              </w:rPr>
+              <w:fldChar w:fldCharType="begin"/>
+            </w:r>
+            <w:r>
+              <w:rPr>
+                <w:rFonts w:hint="eastAsia"/>
+                <w:noProof/>
+                <w:webHidden/>
+              </w:rPr>
+              <w:instrText xml:space="preserve"> </w:instrText>
+            </w:r>
+            <w:r>
+              <w:rPr>
+                <w:noProof/>
+                <w:webHidden/>
+              </w:rPr>
+              <w:instrText>PAGEREF _Toc221526686 \h</w:instrText>
+            </w:r>
+            <w:r>
+              <w:rPr>
+                <w:rFonts w:hint="eastAsia"/>
+                <w:noProof/>
+                <w:webHidden/>
+              </w:rPr>
+              <w:instrText xml:space="preserve"> </w:instrText>
+            </w:r>
+            <w:r>
+              <w:rPr>
+                <w:rFonts w:hint="eastAsia"/>
+                <w:noProof/>
+                <w:webHidden/>
+              </w:rPr>
+            </w:r>
+            <w:r>
+              <w:rPr>
+                <w:rFonts w:hint="eastAsia"/>
+                <w:noProof/>
+                <w:webHidden/>
+              </w:rPr>
+              <w:fldChar w:fldCharType="separate"/>
+            </w:r>
+            <w:r>
+              <w:rPr>
+                <w:noProof/>
+                <w:webHidden/>
+              </w:rPr>
+              <w:t>10</w:t>
+            </w:r>
+            <w:r>
+              <w:rPr>
+                <w:rFonts w:hint="eastAsia"/>
+                <w:noProof/>
+                <w:webHidden/>
+              </w:rPr>
+              <w:fldChar w:fldCharType="end"/>
+            </w:r>
+          </w:hyperlink>
+        </w:p>
+        <w:p>
+          <w:pPr>
+            <w:pStyle w:val="TOC3"/>
+            <w:tabs>
+              <w:tab w:val="right" w:leader="dot" w:pos="8296"/>
+            </w:tabs>
+            <w:rPr>
+              <w:rFonts w:hint="eastAsia"/>
+              <w:noProof/>
+              <w:sz w:val="22"/>
+              <w:szCs w:val="24"/>
+              <w14:ligatures w14:val="standardContextual"/>
+            </w:rPr>
+          </w:pPr>
+          <w:hyperlink w:anchor="_Toc221526687" w:history="1">
+            <w:r>
+              <w:rPr>
+                <w:rStyle w:val="ad"/>
+                <w:rFonts w:hint="eastAsia"/>
+                <w:noProof/>
+              </w:rPr>
+              <w:t xml:space="preserve">4.5.2 </w:t>
+            </w:r>
+            <w:r>
+              <w:rPr>
+                <w:rStyle w:val="ad"/>
+                <w:rFonts w:hint="eastAsia"/>
+                <w:noProof/>
+              </w:rPr>
+              <w:t>获取转发规则</w:t>
+            </w:r>
+            <w:r>
+              <w:rPr>
+                <w:rFonts w:hint="eastAsia"/>
+                <w:noProof/>
+                <w:webHidden/>
+              </w:rPr>
+              <w:tab/>
+            </w:r>
+            <w:r>
+              <w:rPr>
+                <w:rFonts w:hint="eastAsia"/>
+                <w:noProof/>
+                <w:webHidden/>
+              </w:rPr>
+              <w:fldChar w:fldCharType="begin"/>
+            </w:r>
+            <w:r>
+              <w:rPr>
+                <w:rFonts w:hint="eastAsia"/>
+                <w:noProof/>
+                <w:webHidden/>
+              </w:rPr>
+              <w:instrText xml:space="preserve"> </w:instrText>
+            </w:r>
+            <w:r>
+              <w:rPr>
+                <w:noProof/>
+                <w:webHidden/>
+              </w:rPr>
+              <w:instrText>PAGEREF _Toc221526687 \h</w:instrText>
+            </w:r>
+            <w:r>
+              <w:rPr>
+                <w:rFonts w:hint="eastAsia"/>
+                <w:noProof/>
+                <w:webHidden/>
+              </w:rPr>
+              <w:instrText xml:space="preserve"> </w:instrText>
+            </w:r>
+            <w:r>
+              <w:rPr>
+                <w:rFonts w:hint="eastAsia"/>
+                <w:noProof/>
+                <w:webHidden/>
+              </w:rPr>
+            </w:r>
+            <w:r>
+              <w:rPr>
+                <w:rFonts w:hint="eastAsia"/>
+                <w:noProof/>
+                <w:webHidden/>
+              </w:rPr>
+              <w:fldChar w:fldCharType="separate"/>
+            </w:r>
+            <w:r>
+              <w:rPr>
+                <w:noProof/>
+                <w:webHidden/>
+              </w:rPr>
+              <w:t>10</w:t>
             </w:r>
             <w:r>
               <w:rPr>
@@ -2970,13 +3401,14 @@
               <w:tab w:val="right" w:leader="dot" w:pos="8296"/>
             </w:tabs>
             <w:rPr>
+              <w:rFonts w:hint="eastAsia"/>
               <w:noProof/>
               <w:sz w:val="22"/>
               <w:szCs w:val="24"/>
               <w14:ligatures w14:val="standardContextual"/>
             </w:rPr>
           </w:pPr>
-          <w:hyperlink w:anchor="_Toc198214362" w:history="1">
+          <w:hyperlink w:anchor="_Toc221526688" w:history="1">
             <w:r>
               <w:rPr>
                 <w:rStyle w:val="ad"/>
@@ -3014,7 +3446,7 @@
                 <w:noProof/>
                 <w:webHidden/>
               </w:rPr>
-              <w:instrText>PAGEREF _Toc198214362 \h</w:instrText>
+              <w:instrText>PAGEREF _Toc221526688 \h</w:instrText>
             </w:r>
             <w:r>
               <w:rPr>
@@ -3044,7 +3476,7 @@
                 <w:noProof/>
                 <w:webHidden/>
               </w:rPr>
-              <w:t>9</w:t>
+              <w:t>11</w:t>
             </w:r>
             <w:r>
               <w:rPr>
@@ -3063,13 +3495,14 @@
               <w:tab w:val="right" w:leader="dot" w:pos="8296"/>
             </w:tabs>
             <w:rPr>
+              <w:rFonts w:hint="eastAsia"/>
               <w:noProof/>
               <w:sz w:val="22"/>
               <w:szCs w:val="24"/>
               <w14:ligatures w14:val="standardContextual"/>
             </w:rPr>
           </w:pPr>
-          <w:hyperlink w:anchor="_Toc198214363" w:history="1">
+          <w:hyperlink w:anchor="_Toc221526689" w:history="1">
             <w:r>
               <w:rPr>
                 <w:rStyle w:val="ad"/>
@@ -3123,7 +3556,7 @@
                 <w:noProof/>
                 <w:webHidden/>
               </w:rPr>
-              <w:instrText>PAGEREF _Toc198214363 \h</w:instrText>
+              <w:instrText>PAGEREF _Toc221526689 \h</w:instrText>
             </w:r>
             <w:r>
               <w:rPr>
@@ -3153,7 +3586,7 @@
                 <w:noProof/>
                 <w:webHidden/>
               </w:rPr>
-              <w:t>9</w:t>
+              <w:t>11</w:t>
             </w:r>
             <w:r>
               <w:rPr>
@@ -3204,42 +3637,7 @@
     <w:p>
       <w:pPr>
         <w:rPr>
-          <w:b/>
-          <w:bCs/>
-          <w:lang w:val="zh-CN"/>
-        </w:rPr>
-      </w:pPr>
-    </w:p>
-    <w:p>
-      <w:pPr>
-        <w:rPr>
-          <w:b/>
-          <w:bCs/>
-          <w:lang w:val="zh-CN"/>
-        </w:rPr>
-      </w:pPr>
-    </w:p>
-    <w:p>
-      <w:pPr>
-        <w:rPr>
-          <w:b/>
-          <w:bCs/>
-          <w:lang w:val="zh-CN"/>
-        </w:rPr>
-      </w:pPr>
-    </w:p>
-    <w:p>
-      <w:pPr>
-        <w:rPr>
-          <w:b/>
-          <w:bCs/>
-          <w:lang w:val="zh-CN"/>
-        </w:rPr>
-      </w:pPr>
-    </w:p>
-    <w:p>
-      <w:pPr>
-        <w:rPr>
+          <w:rFonts w:hint="eastAsia"/>
           <w:b/>
           <w:bCs/>
           <w:lang w:val="zh-CN"/>
@@ -3286,7 +3684,6 @@
               <w:bottom w:val="outset" w:sz="6" w:space="0" w:color="auto"/>
               <w:right w:val="outset" w:sz="6" w:space="0" w:color="auto"/>
             </w:tcBorders>
-            <w:shd w:val="clear" w:color="auto" w:fill="auto"/>
             <w:vAlign w:val="center"/>
           </w:tcPr>
           <w:p>
@@ -3391,12 +3788,14 @@
             <w:pPr>
               <w:pStyle w:val="af"/>
             </w:pPr>
+            <w:proofErr w:type="spellStart"/>
             <w:r>
               <w:rPr>
                 <w:rFonts w:hint="eastAsia"/>
               </w:rPr>
               <w:t>XEngine</w:t>
             </w:r>
+            <w:proofErr w:type="spellEnd"/>
             <w:r>
               <w:rPr>
                 <w:rFonts w:hint="eastAsia"/>
@@ -3421,7 +3820,6 @@
               <w:bottom w:val="outset" w:sz="6" w:space="0" w:color="auto"/>
               <w:right w:val="outset" w:sz="6" w:space="0" w:color="auto"/>
             </w:tcBorders>
-            <w:shd w:val="clear" w:color="auto" w:fill="auto"/>
             <w:vAlign w:val="center"/>
           </w:tcPr>
           <w:p>
@@ -3483,7 +3881,7 @@
               <w:rPr>
                 <w:rFonts w:hint="eastAsia"/>
               </w:rPr>
-              <w:t>13</w:t>
+              <w:t>15</w:t>
             </w:r>
             <w:r>
               <w:rPr>
@@ -3509,7 +3907,6 @@
               <w:bottom w:val="outset" w:sz="6" w:space="0" w:color="auto"/>
               <w:right w:val="outset" w:sz="6" w:space="0" w:color="auto"/>
             </w:tcBorders>
-            <w:shd w:val="clear" w:color="auto" w:fill="auto"/>
             <w:vAlign w:val="center"/>
           </w:tcPr>
           <w:p>
@@ -3568,7 +3965,13 @@
               <w:rPr>
                 <w:rFonts w:hint="eastAsia"/>
               </w:rPr>
-              <w:t>2025</w:t>
+              <w:t>202</w:t>
+            </w:r>
+            <w:r>
+              <w:rPr>
+                <w:rFonts w:hint="eastAsia"/>
+              </w:rPr>
+              <w:t>6</w:t>
             </w:r>
             <w:r>
               <w:t>-</w:t>
@@ -3583,7 +3986,7 @@
               <w:rPr>
                 <w:rFonts w:hint="eastAsia"/>
               </w:rPr>
-              <w:t>5</w:t>
+              <w:t>2</w:t>
             </w:r>
             <w:r>
               <w:t>-</w:t>
@@ -3592,7 +3995,7 @@
               <w:rPr>
                 <w:rFonts w:hint="eastAsia"/>
               </w:rPr>
-              <w:t>19</w:t>
+              <w:t>09</w:t>
             </w:r>
           </w:p>
         </w:tc>
@@ -3689,7 +4092,7 @@
       <w:pPr>
         <w:pStyle w:val="1"/>
       </w:pPr>
-      <w:bookmarkStart w:id="1" w:name="_Toc198214334"/>
+      <w:bookmarkStart w:id="1" w:name="_Toc221526656"/>
       <w:r>
         <w:rPr>
           <w:rFonts w:hint="eastAsia"/>
@@ -3703,7 +4106,7 @@
       <w:pPr>
         <w:pStyle w:val="2"/>
       </w:pPr>
-      <w:bookmarkStart w:id="2" w:name="_Toc198214335"/>
+      <w:bookmarkStart w:id="2" w:name="_Toc221526657"/>
       <w:r>
         <w:rPr>
           <w:rFonts w:hint="eastAsia"/>
@@ -3745,7 +4148,7 @@
       <w:pPr>
         <w:pStyle w:val="2"/>
       </w:pPr>
-      <w:bookmarkStart w:id="3" w:name="_Toc198214336"/>
+      <w:bookmarkStart w:id="3" w:name="_Toc221526658"/>
       <w:r>
         <w:rPr>
           <w:rFonts w:hint="eastAsia"/>
@@ -3778,7 +4181,7 @@
       <w:pPr>
         <w:pStyle w:val="2"/>
       </w:pPr>
-      <w:bookmarkStart w:id="4" w:name="_Toc198214337"/>
+      <w:bookmarkStart w:id="4" w:name="_Toc221526659"/>
       <w:r>
         <w:rPr>
           <w:rFonts w:hint="eastAsia"/>
@@ -3797,12 +4200,14 @@
         </w:rPr>
         <w:t>此服务使用了</w:t>
       </w:r>
+      <w:proofErr w:type="spellStart"/>
       <w:r>
         <w:rPr>
           <w:rFonts w:hint="eastAsia"/>
         </w:rPr>
         <w:t>XEngine</w:t>
       </w:r>
+      <w:proofErr w:type="spellEnd"/>
       <w:r>
         <w:rPr>
           <w:rFonts w:hint="eastAsia"/>
@@ -3821,12 +4226,14 @@
         </w:rPr>
         <w:t>要使用此服务代码必须配置安装好</w:t>
       </w:r>
+      <w:proofErr w:type="spellStart"/>
       <w:r>
         <w:rPr>
           <w:rFonts w:hint="eastAsia"/>
         </w:rPr>
         <w:t>XEngine</w:t>
       </w:r>
+      <w:proofErr w:type="spellEnd"/>
       <w:r>
         <w:rPr>
           <w:rFonts w:hint="eastAsia"/>
@@ -3867,13 +4274,15 @@
       <w:pPr>
         <w:pStyle w:val="1"/>
       </w:pPr>
-      <w:bookmarkStart w:id="5" w:name="_Toc198214338"/>
+      <w:bookmarkStart w:id="5" w:name="_Toc221526660"/>
+      <w:proofErr w:type="gramStart"/>
       <w:r>
         <w:rPr>
           <w:rFonts w:hint="eastAsia"/>
         </w:rPr>
         <w:t>一</w:t>
       </w:r>
+      <w:proofErr w:type="gramEnd"/>
       <w:r>
         <w:rPr>
           <w:rFonts w:hint="eastAsia"/>
@@ -3908,7 +4317,21 @@
         <w:rPr>
           <w:rFonts w:hint="eastAsia"/>
         </w:rPr>
-        <w:t>协议来作为基础通信协议</w:t>
+        <w:t>协议</w:t>
+      </w:r>
+      <w:proofErr w:type="gramStart"/>
+      <w:r>
+        <w:rPr>
+          <w:rFonts w:hint="eastAsia"/>
+        </w:rPr>
+        <w:t>来作</w:t>
+      </w:r>
+      <w:proofErr w:type="gramEnd"/>
+      <w:r>
+        <w:rPr>
+          <w:rFonts w:hint="eastAsia"/>
+        </w:rPr>
+        <w:t>为基础通信协议</w:t>
       </w:r>
     </w:p>
     <w:p>
@@ -3948,7 +4371,7 @@
           <w:numId w:val="1"/>
         </w:numPr>
       </w:pPr>
-      <w:bookmarkStart w:id="6" w:name="_Toc198214339"/>
+      <w:bookmarkStart w:id="6" w:name="_Toc221526661"/>
       <w:r>
         <w:rPr>
           <w:rFonts w:hint="eastAsia"/>
@@ -3964,9 +4387,11 @@
           <w:numId w:val="2"/>
         </w:numPr>
       </w:pPr>
+      <w:proofErr w:type="spellStart"/>
       <w:r>
         <w:t>XEngine_APPClient</w:t>
       </w:r>
+      <w:proofErr w:type="spellEnd"/>
       <w:r>
         <w:rPr>
           <w:rFonts w:hint="eastAsia"/>
@@ -3987,9 +4412,11 @@
           <w:numId w:val="2"/>
         </w:numPr>
       </w:pPr>
+      <w:proofErr w:type="spellStart"/>
       <w:r>
         <w:t>XEngine_Docment</w:t>
       </w:r>
+      <w:proofErr w:type="spellEnd"/>
       <w:r>
         <w:rPr>
           <w:rFonts w:hint="eastAsia"/>
@@ -4010,9 +4437,11 @@
           <w:numId w:val="2"/>
         </w:numPr>
       </w:pPr>
+      <w:proofErr w:type="spellStart"/>
       <w:r>
         <w:t>XEngine_Release</w:t>
       </w:r>
+      <w:proofErr w:type="spellEnd"/>
       <w:r>
         <w:rPr>
           <w:rFonts w:hint="eastAsia"/>
@@ -4033,9 +4462,11 @@
           <w:numId w:val="2"/>
         </w:numPr>
       </w:pPr>
+      <w:proofErr w:type="spellStart"/>
       <w:r>
         <w:t>XEngine_Source</w:t>
       </w:r>
+      <w:proofErr w:type="spellEnd"/>
       <w:r>
         <w:rPr>
           <w:rFonts w:hint="eastAsia"/>
@@ -4057,7 +4488,7 @@
           <w:numId w:val="1"/>
         </w:numPr>
       </w:pPr>
-      <w:bookmarkStart w:id="7" w:name="_Toc198214340"/>
+      <w:bookmarkStart w:id="7" w:name="_Toc221526662"/>
       <w:r>
         <w:rPr>
           <w:rFonts w:hint="eastAsia"/>
@@ -4073,9 +4504,11 @@
           <w:numId w:val="3"/>
         </w:numPr>
       </w:pPr>
+      <w:proofErr w:type="spellStart"/>
       <w:r>
         <w:t>XEngine_ModuleConfigure</w:t>
       </w:r>
+      <w:proofErr w:type="spellEnd"/>
       <w:r>
         <w:rPr>
           <w:rFonts w:hint="eastAsia"/>
@@ -4096,9 +4529,11 @@
           <w:numId w:val="3"/>
         </w:numPr>
       </w:pPr>
+      <w:proofErr w:type="spellStart"/>
       <w:r>
         <w:t>XEngine_ModuleHelp</w:t>
       </w:r>
+      <w:proofErr w:type="spellEnd"/>
       <w:r>
         <w:rPr>
           <w:rFonts w:hint="eastAsia"/>
@@ -4119,9 +4554,11 @@
           <w:numId w:val="3"/>
         </w:numPr>
       </w:pPr>
+      <w:proofErr w:type="spellStart"/>
       <w:r>
         <w:t>XEngine_ModuleProtocol</w:t>
       </w:r>
+      <w:proofErr w:type="spellEnd"/>
       <w:r>
         <w:rPr>
           <w:rFonts w:hint="eastAsia"/>
@@ -4142,9 +4579,11 @@
           <w:numId w:val="3"/>
         </w:numPr>
       </w:pPr>
+      <w:proofErr w:type="spellStart"/>
       <w:r>
         <w:t>XEngine_ModuleSession</w:t>
       </w:r>
+      <w:proofErr w:type="spellEnd"/>
       <w:r>
         <w:rPr>
           <w:rFonts w:hint="eastAsia"/>
@@ -4165,9 +4604,11 @@
           <w:numId w:val="3"/>
         </w:numPr>
       </w:pPr>
+      <w:proofErr w:type="spellStart"/>
       <w:r>
         <w:t>XEngine_ServiceApp</w:t>
       </w:r>
+      <w:proofErr w:type="spellEnd"/>
       <w:r>
         <w:rPr>
           <w:rFonts w:hint="eastAsia"/>
@@ -4190,7 +4631,7 @@
         </w:numPr>
       </w:pPr>
       <w:bookmarkStart w:id="8" w:name="_Toc24043"/>
-      <w:bookmarkStart w:id="9" w:name="_Toc198214341"/>
+      <w:bookmarkStart w:id="9" w:name="_Toc221526663"/>
       <w:r>
         <w:rPr>
           <w:rFonts w:hint="eastAsia"/>
@@ -4217,12 +4658,14 @@
         </w:rPr>
         <w:t>私有协议采用的是</w:t>
       </w:r>
+      <w:proofErr w:type="spellStart"/>
       <w:r>
         <w:rPr>
           <w:rFonts w:hint="eastAsia"/>
         </w:rPr>
         <w:t>XEngine</w:t>
       </w:r>
+      <w:proofErr w:type="spellEnd"/>
       <w:r>
         <w:rPr>
           <w:rFonts w:hint="eastAsia"/>
@@ -4241,12 +4684,14 @@
         </w:rPr>
         <w:t>你可以参考</w:t>
       </w:r>
+      <w:proofErr w:type="spellStart"/>
       <w:r>
         <w:rPr>
           <w:rFonts w:hint="eastAsia"/>
         </w:rPr>
         <w:t>XEngine</w:t>
       </w:r>
+      <w:proofErr w:type="spellEnd"/>
       <w:r>
         <w:rPr>
           <w:rFonts w:hint="eastAsia"/>
@@ -4264,7 +4709,7 @@
       <w:pPr>
         <w:pStyle w:val="1"/>
       </w:pPr>
-      <w:bookmarkStart w:id="10" w:name="_Toc198214342"/>
+      <w:bookmarkStart w:id="10" w:name="_Toc221526664"/>
       <w:r>
         <w:rPr>
           <w:rFonts w:hint="eastAsia"/>
@@ -4289,7 +4734,7 @@
       <w:pPr>
         <w:pStyle w:val="2"/>
       </w:pPr>
-      <w:bookmarkStart w:id="11" w:name="_Toc198214343"/>
+      <w:bookmarkStart w:id="11" w:name="_Toc221526665"/>
       <w:r>
         <w:rPr>
           <w:rFonts w:hint="eastAsia"/>
@@ -4385,12 +4830,14 @@
         </w:rPr>
         <w:t>你需要拷贝</w:t>
       </w:r>
+      <w:proofErr w:type="spellStart"/>
       <w:r>
         <w:rPr>
           <w:rFonts w:hint="eastAsia"/>
         </w:rPr>
         <w:t>XEngine_Release</w:t>
       </w:r>
+      <w:proofErr w:type="spellEnd"/>
       <w:r>
         <w:rPr>
           <w:rFonts w:hint="eastAsia"/>
@@ -4409,12 +4856,14 @@
         </w:rPr>
         <w:t>然后拷贝依赖的</w:t>
       </w:r>
+      <w:proofErr w:type="spellStart"/>
       <w:r>
         <w:rPr>
           <w:rFonts w:hint="eastAsia"/>
         </w:rPr>
         <w:t>XEngine</w:t>
       </w:r>
+      <w:proofErr w:type="spellEnd"/>
       <w:r>
         <w:rPr>
           <w:rFonts w:hint="eastAsia"/>
@@ -4460,6 +4909,7 @@
         </w:rPr>
         <w:t>注意：</w:t>
       </w:r>
+      <w:proofErr w:type="spellStart"/>
       <w:r>
         <w:rPr>
           <w:rFonts w:hint="eastAsia"/>
@@ -4467,6 +4917,7 @@
         </w:rPr>
         <w:t>XEngine</w:t>
       </w:r>
+      <w:proofErr w:type="spellEnd"/>
       <w:r>
         <w:rPr>
           <w:rFonts w:hint="eastAsia"/>
@@ -4474,6 +4925,7 @@
         </w:rPr>
         <w:t>环境可以通过</w:t>
       </w:r>
+      <w:proofErr w:type="spellStart"/>
       <w:r>
         <w:rPr>
           <w:rFonts w:hint="eastAsia"/>
@@ -4481,6 +4933,7 @@
         </w:rPr>
         <w:t>VSCopy</w:t>
       </w:r>
+      <w:proofErr w:type="spellEnd"/>
       <w:r>
         <w:rPr>
           <w:rFonts w:hint="eastAsia"/>
@@ -4502,6 +4955,7 @@
         </w:rPr>
         <w:t>前提是你配置好你的</w:t>
       </w:r>
+      <w:proofErr w:type="spellStart"/>
       <w:r>
         <w:rPr>
           <w:rFonts w:hint="eastAsia"/>
@@ -4509,6 +4963,7 @@
         </w:rPr>
         <w:t>XEngine</w:t>
       </w:r>
+      <w:proofErr w:type="spellEnd"/>
       <w:r>
         <w:rPr>
           <w:rFonts w:hint="eastAsia"/>
@@ -4528,7 +4983,7 @@
       <w:pPr>
         <w:pStyle w:val="2"/>
       </w:pPr>
-      <w:bookmarkStart w:id="12" w:name="_Toc198214344"/>
+      <w:bookmarkStart w:id="12" w:name="_Toc221526666"/>
       <w:r>
         <w:rPr>
           <w:rFonts w:hint="eastAsia"/>
@@ -4559,12 +5014,14 @@
         </w:rPr>
         <w:t>你可以在</w:t>
       </w:r>
+      <w:proofErr w:type="spellStart"/>
       <w:r>
         <w:rPr>
           <w:rFonts w:hint="eastAsia"/>
         </w:rPr>
         <w:t>XEngine_Release</w:t>
       </w:r>
+      <w:proofErr w:type="spellEnd"/>
       <w:r>
         <w:rPr>
           <w:rFonts w:hint="eastAsia"/>
@@ -4583,7 +5040,7 @@
         <w:pStyle w:val="2"/>
       </w:pPr>
       <w:bookmarkStart w:id="13" w:name="_Toc23760"/>
-      <w:bookmarkStart w:id="14" w:name="_Toc198214345"/>
+      <w:bookmarkStart w:id="14" w:name="_Toc221526667"/>
       <w:r>
         <w:rPr>
           <w:rFonts w:hint="eastAsia"/>
@@ -4641,7 +5098,7 @@
       <w:pPr>
         <w:pStyle w:val="1"/>
       </w:pPr>
-      <w:bookmarkStart w:id="15" w:name="_Toc198214346"/>
+      <w:bookmarkStart w:id="15" w:name="_Toc221526668"/>
       <w:r>
         <w:rPr>
           <w:rFonts w:hint="eastAsia"/>
@@ -4673,14 +5130,22 @@
         <w:rPr>
           <w:rFonts w:hint="eastAsia"/>
         </w:rPr>
-        <w:t>:XEngine_Config.json</w:t>
-      </w:r>
+        <w:t>:</w:t>
+      </w:r>
+      <w:proofErr w:type="spellStart"/>
+      <w:r>
+        <w:rPr>
+          <w:rFonts w:hint="eastAsia"/>
+        </w:rPr>
+        <w:t>XEngine_Config.json</w:t>
+      </w:r>
+      <w:proofErr w:type="spellEnd"/>
     </w:p>
     <w:p>
       <w:pPr>
         <w:pStyle w:val="2"/>
       </w:pPr>
-      <w:bookmarkStart w:id="16" w:name="_Toc198214347"/>
+      <w:bookmarkStart w:id="16" w:name="_Toc221526669"/>
       <w:r>
         <w:rPr>
           <w:rFonts w:hint="eastAsia"/>
@@ -4702,11 +5167,19 @@
           <w:numId w:val="4"/>
         </w:numPr>
       </w:pPr>
-      <w:r>
-        <w:rPr>
-          <w:rFonts w:hint="eastAsia"/>
-        </w:rPr>
-        <w:t>tszIPAddr:</w:t>
+      <w:proofErr w:type="spellStart"/>
+      <w:r>
+        <w:rPr>
+          <w:rFonts w:hint="eastAsia"/>
+        </w:rPr>
+        <w:t>tszIPAddr</w:t>
+      </w:r>
+      <w:proofErr w:type="spellEnd"/>
+      <w:r>
+        <w:rPr>
+          <w:rFonts w:hint="eastAsia"/>
+        </w:rPr>
+        <w:t>:</w:t>
       </w:r>
       <w:r>
         <w:rPr>
@@ -4734,11 +5207,19 @@
           <w:numId w:val="4"/>
         </w:numPr>
       </w:pPr>
-      <w:r>
-        <w:rPr>
-          <w:rFonts w:hint="eastAsia"/>
-        </w:rPr>
-        <w:t>bDeamon:</w:t>
+      <w:proofErr w:type="spellStart"/>
+      <w:r>
+        <w:rPr>
+          <w:rFonts w:hint="eastAsia"/>
+        </w:rPr>
+        <w:t>bDeamon</w:t>
+      </w:r>
+      <w:proofErr w:type="spellEnd"/>
+      <w:r>
+        <w:rPr>
+          <w:rFonts w:hint="eastAsia"/>
+        </w:rPr>
+        <w:t>:</w:t>
       </w:r>
       <w:r>
         <w:rPr>
@@ -4754,17 +5235,22 @@
           <w:numId w:val="4"/>
         </w:numPr>
       </w:pPr>
-      <w:r>
-        <w:rPr>
-          <w:rFonts w:hint="eastAsia"/>
-        </w:rPr>
-        <w:t>nSocksPort:SOCKS</w:t>
-      </w:r>
-      <w:r>
-        <w:rPr>
-          <w:rFonts w:hint="eastAsia"/>
-        </w:rPr>
-        <w:t>代理服务端口</w:t>
+      <w:proofErr w:type="spellStart"/>
+      <w:r>
+        <w:t>nHttpPort</w:t>
+      </w:r>
+      <w:r>
+        <w:rPr>
+          <w:rFonts w:hint="eastAsia"/>
+        </w:rPr>
+        <w:t>:HTTP</w:t>
+      </w:r>
+      <w:proofErr w:type="spellEnd"/>
+      <w:r>
+        <w:rPr>
+          <w:rFonts w:hint="eastAsia"/>
+        </w:rPr>
+        <w:t>服务端口</w:t>
       </w:r>
     </w:p>
     <w:p>
@@ -4774,17 +5260,19 @@
           <w:numId w:val="4"/>
         </w:numPr>
       </w:pPr>
-      <w:r>
-        <w:rPr>
-          <w:rFonts w:hint="eastAsia"/>
-        </w:rPr>
-        <w:t>nTunnelPort:HTTP</w:t>
-      </w:r>
-      <w:r>
-        <w:rPr>
-          <w:rFonts w:hint="eastAsia"/>
-        </w:rPr>
-        <w:t>隧道代理服务端口</w:t>
+      <w:proofErr w:type="spellStart"/>
+      <w:r>
+        <w:rPr>
+          <w:rFonts w:hint="eastAsia"/>
+        </w:rPr>
+        <w:t>nSocksPort:SOCKS</w:t>
+      </w:r>
+      <w:proofErr w:type="spellEnd"/>
+      <w:r>
+        <w:rPr>
+          <w:rFonts w:hint="eastAsia"/>
+        </w:rPr>
+        <w:t>代理服务端口</w:t>
       </w:r>
     </w:p>
     <w:p>
@@ -4794,17 +5282,19 @@
           <w:numId w:val="4"/>
         </w:numPr>
       </w:pPr>
-      <w:r>
-        <w:rPr>
-          <w:rFonts w:hint="eastAsia"/>
-        </w:rPr>
-        <w:t>nForwardPort:</w:t>
-      </w:r>
-      <w:r>
-        <w:rPr>
-          <w:rFonts w:hint="eastAsia"/>
-        </w:rPr>
-        <w:t>转发代理端口</w:t>
+      <w:proofErr w:type="spellStart"/>
+      <w:r>
+        <w:rPr>
+          <w:rFonts w:hint="eastAsia"/>
+        </w:rPr>
+        <w:t>nTunnelPort:HTTP</w:t>
+      </w:r>
+      <w:proofErr w:type="spellEnd"/>
+      <w:r>
+        <w:rPr>
+          <w:rFonts w:hint="eastAsia"/>
+        </w:rPr>
+        <w:t>隧道代理服务端口</w:t>
       </w:r>
     </w:p>
     <w:p>
@@ -4814,11 +5304,47 @@
           <w:numId w:val="4"/>
         </w:numPr>
       </w:pPr>
-      <w:r>
-        <w:rPr>
-          <w:rFonts w:hint="eastAsia"/>
-        </w:rPr>
-        <w:t>nProxyPort:</w:t>
+      <w:proofErr w:type="spellStart"/>
+      <w:r>
+        <w:rPr>
+          <w:rFonts w:hint="eastAsia"/>
+        </w:rPr>
+        <w:t>nForwardPort</w:t>
+      </w:r>
+      <w:proofErr w:type="spellEnd"/>
+      <w:r>
+        <w:rPr>
+          <w:rFonts w:hint="eastAsia"/>
+        </w:rPr>
+        <w:t>:</w:t>
+      </w:r>
+      <w:r>
+        <w:rPr>
+          <w:rFonts w:hint="eastAsia"/>
+        </w:rPr>
+        <w:t>转发代理端口</w:t>
+      </w:r>
+    </w:p>
+    <w:p>
+      <w:pPr>
+        <w:numPr>
+          <w:ilvl w:val="0"/>
+          <w:numId w:val="4"/>
+        </w:numPr>
+      </w:pPr>
+      <w:proofErr w:type="spellStart"/>
+      <w:r>
+        <w:rPr>
+          <w:rFonts w:hint="eastAsia"/>
+        </w:rPr>
+        <w:t>nProxyPort</w:t>
+      </w:r>
+      <w:proofErr w:type="spellEnd"/>
+      <w:r>
+        <w:rPr>
+          <w:rFonts w:hint="eastAsia"/>
+        </w:rPr>
+        <w:t>:</w:t>
       </w:r>
       <w:r>
         <w:rPr>
@@ -4838,7 +5364,7 @@
         <w:pStyle w:val="2"/>
       </w:pPr>
       <w:bookmarkStart w:id="17" w:name="_Toc12932"/>
-      <w:bookmarkStart w:id="18" w:name="_Toc198214348"/>
+      <w:bookmarkStart w:id="18" w:name="_Toc221526670"/>
       <w:r>
         <w:rPr>
           <w:rFonts w:hint="eastAsia"/>
@@ -4856,11 +5382,19 @@
       <w:bookmarkEnd w:id="18"/>
     </w:p>
     <w:p>
-      <w:r>
-        <w:rPr>
-          <w:rFonts w:hint="eastAsia"/>
-        </w:rPr>
-        <w:t xml:space="preserve">XMax </w:t>
+      <w:proofErr w:type="spellStart"/>
+      <w:r>
+        <w:rPr>
+          <w:rFonts w:hint="eastAsia"/>
+        </w:rPr>
+        <w:t>XMax</w:t>
+      </w:r>
+      <w:proofErr w:type="spellEnd"/>
+      <w:r>
+        <w:rPr>
+          <w:rFonts w:hint="eastAsia"/>
+        </w:rPr>
+        <w:t xml:space="preserve"> </w:t>
       </w:r>
       <w:r>
         <w:rPr>
@@ -4876,9 +5410,11 @@
           <w:numId w:val="5"/>
         </w:numPr>
       </w:pPr>
+      <w:proofErr w:type="spellStart"/>
       <w:r>
         <w:t>MaxClient</w:t>
       </w:r>
+      <w:proofErr w:type="spellEnd"/>
       <w:r>
         <w:rPr>
           <w:rFonts w:hint="eastAsia"/>
@@ -4899,9 +5435,11 @@
           <w:numId w:val="5"/>
         </w:numPr>
       </w:pPr>
+      <w:proofErr w:type="spellStart"/>
       <w:r>
         <w:t>MaxQueue</w:t>
       </w:r>
+      <w:proofErr w:type="spellEnd"/>
       <w:r>
         <w:rPr>
           <w:rFonts w:hint="eastAsia"/>
@@ -4922,9 +5460,11 @@
           <w:numId w:val="5"/>
         </w:numPr>
       </w:pPr>
+      <w:proofErr w:type="spellStart"/>
       <w:r>
         <w:t>IOThread</w:t>
       </w:r>
+      <w:proofErr w:type="spellEnd"/>
       <w:r>
         <w:rPr>
           <w:rFonts w:hint="eastAsia"/>
@@ -4957,52 +5497,28 @@
           <w:numId w:val="5"/>
         </w:numPr>
       </w:pPr>
-      <w:r>
-        <w:rPr>
-          <w:rFonts w:hint="eastAsia"/>
-        </w:rPr>
-        <w:t>nForwardThread:</w:t>
-      </w:r>
-      <w:r>
-        <w:rPr>
-          <w:rFonts w:hint="eastAsia"/>
-        </w:rPr>
-        <w:t>转发代理线程个数</w:t>
-      </w:r>
-    </w:p>
-    <w:p>
-      <w:pPr>
-        <w:pStyle w:val="2"/>
-      </w:pPr>
-      <w:bookmarkStart w:id="19" w:name="_Toc11886"/>
-      <w:bookmarkStart w:id="20" w:name="_Toc198214349"/>
-      <w:r>
-        <w:rPr>
-          <w:rFonts w:hint="eastAsia"/>
-        </w:rPr>
-        <w:t xml:space="preserve">3.3 </w:t>
-      </w:r>
-      <w:r>
-        <w:rPr>
-          <w:rFonts w:hint="eastAsia"/>
-        </w:rPr>
-        <w:t>时间配置</w:t>
-      </w:r>
-      <w:bookmarkEnd w:id="19"/>
-      <w:bookmarkEnd w:id="20"/>
-    </w:p>
-    <w:p>
-      <w:r>
-        <w:rPr>
-          <w:rFonts w:hint="eastAsia"/>
-        </w:rPr>
-        <w:t>XTime</w:t>
-      </w:r>
-      <w:r>
-        <w:rPr>
-          <w:rFonts w:hint="eastAsia"/>
-        </w:rPr>
-        <w:t>配置</w:t>
+      <w:proofErr w:type="spellStart"/>
+      <w:r>
+        <w:t>nHTTPThread</w:t>
+      </w:r>
+      <w:r>
+        <w:rPr>
+          <w:rFonts w:hint="eastAsia"/>
+        </w:rPr>
+        <w:t>:HTTP</w:t>
+      </w:r>
+      <w:proofErr w:type="spellEnd"/>
+      <w:r>
+        <w:rPr>
+          <w:rFonts w:hint="eastAsia"/>
+        </w:rPr>
+        <w:t xml:space="preserve"> </w:t>
+      </w:r>
+      <w:r>
+        <w:rPr>
+          <w:rFonts w:hint="eastAsia"/>
+        </w:rPr>
+        <w:t>线程个数</w:t>
       </w:r>
     </w:p>
     <w:p>
@@ -5012,9 +5528,14 @@
           <w:numId w:val="5"/>
         </w:numPr>
       </w:pPr>
-      <w:r>
-        <w:t>nTimeCheck</w:t>
-      </w:r>
+      <w:proofErr w:type="spellStart"/>
+      <w:r>
+        <w:rPr>
+          <w:rFonts w:hint="eastAsia"/>
+        </w:rPr>
+        <w:t>nForwardThread</w:t>
+      </w:r>
+      <w:proofErr w:type="spellEnd"/>
       <w:r>
         <w:rPr>
           <w:rFonts w:hint="eastAsia"/>
@@ -5025,7 +5546,44 @@
         <w:rPr>
           <w:rFonts w:hint="eastAsia"/>
         </w:rPr>
-        <w:t>检测次数</w:t>
+        <w:t>转发代理线程个数</w:t>
+      </w:r>
+    </w:p>
+    <w:p>
+      <w:pPr>
+        <w:pStyle w:val="2"/>
+      </w:pPr>
+      <w:bookmarkStart w:id="19" w:name="_Toc11886"/>
+      <w:bookmarkStart w:id="20" w:name="_Toc221526671"/>
+      <w:r>
+        <w:rPr>
+          <w:rFonts w:hint="eastAsia"/>
+        </w:rPr>
+        <w:t xml:space="preserve">3.3 </w:t>
+      </w:r>
+      <w:r>
+        <w:rPr>
+          <w:rFonts w:hint="eastAsia"/>
+        </w:rPr>
+        <w:t>时间配置</w:t>
+      </w:r>
+      <w:bookmarkEnd w:id="19"/>
+      <w:bookmarkEnd w:id="20"/>
+    </w:p>
+    <w:p>
+      <w:proofErr w:type="spellStart"/>
+      <w:r>
+        <w:rPr>
+          <w:rFonts w:hint="eastAsia"/>
+        </w:rPr>
+        <w:t>XTime</w:t>
+      </w:r>
+      <w:proofErr w:type="spellEnd"/>
+      <w:r>
+        <w:rPr>
+          <w:rFonts w:hint="eastAsia"/>
+        </w:rPr>
+        <w:t>配置</w:t>
       </w:r>
     </w:p>
     <w:p>
@@ -5035,29 +5593,22 @@
           <w:numId w:val="5"/>
         </w:numPr>
       </w:pPr>
-      <w:r>
-        <w:t>nSocksTime</w:t>
-      </w:r>
-      <w:r>
-        <w:rPr>
-          <w:rFonts w:hint="eastAsia"/>
-        </w:rPr>
-        <w:t>o</w:t>
-      </w:r>
-      <w:r>
-        <w:t>ut</w:t>
-      </w:r>
-      <w:r>
-        <w:rPr>
-          <w:rFonts w:hint="eastAsia"/>
-        </w:rPr>
-        <w:t>:SOCKS</w:t>
-      </w:r>
-      <w:r>
-        <w:rPr>
-          <w:rFonts w:hint="eastAsia"/>
-        </w:rPr>
-        <w:t>心跳检测超时时间</w:t>
+      <w:proofErr w:type="spellStart"/>
+      <w:r>
+        <w:t>nTimeCheck</w:t>
+      </w:r>
+      <w:proofErr w:type="spellEnd"/>
+      <w:r>
+        <w:rPr>
+          <w:rFonts w:hint="eastAsia"/>
+        </w:rPr>
+        <w:t>:</w:t>
+      </w:r>
+      <w:r>
+        <w:rPr>
+          <w:rFonts w:hint="eastAsia"/>
+        </w:rPr>
+        <w:t>检测次数</w:t>
       </w:r>
     </w:p>
     <w:p>
@@ -5067,29 +5618,28 @@
           <w:numId w:val="5"/>
         </w:numPr>
       </w:pPr>
-      <w:r>
-        <w:t>nTunnelTime</w:t>
-      </w:r>
-      <w:r>
-        <w:rPr>
-          <w:rFonts w:hint="eastAsia"/>
-        </w:rPr>
-        <w:t>o</w:t>
-      </w:r>
-      <w:r>
-        <w:t>ut</w:t>
-      </w:r>
-      <w:r>
-        <w:rPr>
-          <w:rFonts w:hint="eastAsia"/>
-        </w:rPr>
-        <w:t>:Tunnel</w:t>
-      </w:r>
-      <w:r>
-        <w:rPr>
-          <w:rFonts w:hint="eastAsia"/>
-        </w:rPr>
-        <w:t>心跳检测超时时间</w:t>
+      <w:proofErr w:type="spellStart"/>
+      <w:r>
+        <w:t>nHttpTimeout</w:t>
+      </w:r>
+      <w:r>
+        <w:rPr>
+          <w:rFonts w:hint="eastAsia"/>
+        </w:rPr>
+        <w:t>:HTTP</w:t>
+      </w:r>
+      <w:proofErr w:type="spellEnd"/>
+      <w:r>
+        <w:rPr>
+          <w:rFonts w:hint="eastAsia"/>
+        </w:rPr>
+        <w:t xml:space="preserve"> </w:t>
+      </w:r>
+      <w:r>
+        <w:rPr>
+          <w:rFonts w:hint="eastAsia"/>
+        </w:rPr>
+        <w:t>超时时间</w:t>
       </w:r>
     </w:p>
     <w:p>
@@ -5099,17 +5649,31 @@
           <w:numId w:val="5"/>
         </w:numPr>
       </w:pPr>
-      <w:r>
-        <w:rPr>
-          <w:rFonts w:hint="eastAsia"/>
-        </w:rPr>
-        <w:t>nForwardTimeout:</w:t>
-      </w:r>
-      <w:r>
-        <w:rPr>
-          <w:rFonts w:hint="eastAsia"/>
-        </w:rPr>
-        <w:t>转发心跳检测超时时间</w:t>
+      <w:proofErr w:type="spellStart"/>
+      <w:r>
+        <w:t>nSocksTime</w:t>
+      </w:r>
+      <w:r>
+        <w:rPr>
+          <w:rFonts w:hint="eastAsia"/>
+        </w:rPr>
+        <w:t>o</w:t>
+      </w:r>
+      <w:r>
+        <w:t>ut</w:t>
+      </w:r>
+      <w:r>
+        <w:rPr>
+          <w:rFonts w:hint="eastAsia"/>
+        </w:rPr>
+        <w:t>:SOCKS</w:t>
+      </w:r>
+      <w:proofErr w:type="spellEnd"/>
+      <w:r>
+        <w:rPr>
+          <w:rFonts w:hint="eastAsia"/>
+        </w:rPr>
+        <w:t>心跳检测超时时间</w:t>
       </w:r>
     </w:p>
     <w:p>
@@ -5119,11 +5683,81 @@
           <w:numId w:val="5"/>
         </w:numPr>
       </w:pPr>
-      <w:r>
-        <w:rPr>
-          <w:rFonts w:hint="eastAsia"/>
-        </w:rPr>
-        <w:t>nProxyTimeout:</w:t>
+      <w:proofErr w:type="spellStart"/>
+      <w:r>
+        <w:t>nTunnelTime</w:t>
+      </w:r>
+      <w:r>
+        <w:rPr>
+          <w:rFonts w:hint="eastAsia"/>
+        </w:rPr>
+        <w:t>o</w:t>
+      </w:r>
+      <w:r>
+        <w:t>ut</w:t>
+      </w:r>
+      <w:r>
+        <w:rPr>
+          <w:rFonts w:hint="eastAsia"/>
+        </w:rPr>
+        <w:t>:Tunnel</w:t>
+      </w:r>
+      <w:proofErr w:type="spellEnd"/>
+      <w:r>
+        <w:rPr>
+          <w:rFonts w:hint="eastAsia"/>
+        </w:rPr>
+        <w:t>心跳检测超时时间</w:t>
+      </w:r>
+    </w:p>
+    <w:p>
+      <w:pPr>
+        <w:numPr>
+          <w:ilvl w:val="0"/>
+          <w:numId w:val="5"/>
+        </w:numPr>
+      </w:pPr>
+      <w:proofErr w:type="spellStart"/>
+      <w:r>
+        <w:rPr>
+          <w:rFonts w:hint="eastAsia"/>
+        </w:rPr>
+        <w:t>nForwardTimeout</w:t>
+      </w:r>
+      <w:proofErr w:type="spellEnd"/>
+      <w:r>
+        <w:rPr>
+          <w:rFonts w:hint="eastAsia"/>
+        </w:rPr>
+        <w:t>:</w:t>
+      </w:r>
+      <w:r>
+        <w:rPr>
+          <w:rFonts w:hint="eastAsia"/>
+        </w:rPr>
+        <w:t>转发心跳检测超时时间</w:t>
+      </w:r>
+    </w:p>
+    <w:p>
+      <w:pPr>
+        <w:numPr>
+          <w:ilvl w:val="0"/>
+          <w:numId w:val="5"/>
+        </w:numPr>
+      </w:pPr>
+      <w:proofErr w:type="spellStart"/>
+      <w:r>
+        <w:rPr>
+          <w:rFonts w:hint="eastAsia"/>
+        </w:rPr>
+        <w:t>nProxyTimeout</w:t>
+      </w:r>
+      <w:proofErr w:type="spellEnd"/>
+      <w:r>
+        <w:rPr>
+          <w:rFonts w:hint="eastAsia"/>
+        </w:rPr>
+        <w:t>:</w:t>
       </w:r>
       <w:r>
         <w:rPr>
@@ -5136,7 +5770,7 @@
       <w:pPr>
         <w:pStyle w:val="2"/>
       </w:pPr>
-      <w:bookmarkStart w:id="21" w:name="_Toc198214350"/>
+      <w:bookmarkStart w:id="21" w:name="_Toc221526672"/>
       <w:r>
         <w:rPr>
           <w:rFonts w:hint="eastAsia"/>
@@ -5162,8 +5796,16 @@
         <w:rPr>
           <w:rFonts w:hint="eastAsia"/>
         </w:rPr>
-        <w:t>:XLog</w:t>
-      </w:r>
+        <w:t>:</w:t>
+      </w:r>
+      <w:proofErr w:type="spellStart"/>
+      <w:r>
+        <w:rPr>
+          <w:rFonts w:hint="eastAsia"/>
+        </w:rPr>
+        <w:t>XLog</w:t>
+      </w:r>
+      <w:proofErr w:type="spellEnd"/>
     </w:p>
     <w:p>
       <w:pPr>
@@ -5172,9 +5814,11 @@
           <w:numId w:val="4"/>
         </w:numPr>
       </w:pPr>
+      <w:proofErr w:type="spellStart"/>
       <w:r>
         <w:t>nMaxSize</w:t>
       </w:r>
+      <w:proofErr w:type="spellEnd"/>
       <w:r>
         <w:rPr>
           <w:rFonts w:hint="eastAsia"/>
@@ -5195,9 +5839,11 @@
           <w:numId w:val="4"/>
         </w:numPr>
       </w:pPr>
+      <w:proofErr w:type="spellStart"/>
       <w:r>
         <w:t>nMaxCount</w:t>
       </w:r>
+      <w:proofErr w:type="spellEnd"/>
       <w:r>
         <w:rPr>
           <w:rFonts w:hint="eastAsia"/>
@@ -5218,9 +5864,11 @@
           <w:numId w:val="4"/>
         </w:numPr>
       </w:pPr>
+      <w:proofErr w:type="spellStart"/>
       <w:r>
         <w:t>nLogLeave</w:t>
       </w:r>
+      <w:proofErr w:type="spellEnd"/>
       <w:r>
         <w:rPr>
           <w:rFonts w:hint="eastAsia"/>
@@ -5241,11 +5889,19 @@
           <w:numId w:val="4"/>
         </w:numPr>
       </w:pPr>
-      <w:r>
-        <w:rPr>
-          <w:rFonts w:hint="eastAsia"/>
-        </w:rPr>
-        <w:t>nLogType:</w:t>
+      <w:proofErr w:type="spellStart"/>
+      <w:r>
+        <w:rPr>
+          <w:rFonts w:hint="eastAsia"/>
+        </w:rPr>
+        <w:t>nLogType</w:t>
+      </w:r>
+      <w:proofErr w:type="spellEnd"/>
+      <w:r>
+        <w:rPr>
+          <w:rFonts w:hint="eastAsia"/>
+        </w:rPr>
+        <w:t>:</w:t>
       </w:r>
       <w:r>
         <w:rPr>
@@ -5261,9 +5917,11 @@
           <w:numId w:val="4"/>
         </w:numPr>
       </w:pPr>
+      <w:proofErr w:type="spellStart"/>
       <w:r>
         <w:t>tszLogFile</w:t>
       </w:r>
+      <w:proofErr w:type="spellEnd"/>
       <w:r>
         <w:rPr>
           <w:rFonts w:hint="eastAsia"/>
@@ -5282,7 +5940,7 @@
         <w:pStyle w:val="2"/>
       </w:pPr>
       <w:bookmarkStart w:id="22" w:name="_Toc2078"/>
-      <w:bookmarkStart w:id="23" w:name="_Toc198214351"/>
+      <w:bookmarkStart w:id="23" w:name="_Toc221526673"/>
       <w:r>
         <w:rPr>
           <w:rFonts w:hint="eastAsia"/>
@@ -5299,11 +5957,19 @@
       <w:bookmarkEnd w:id="23"/>
     </w:p>
     <w:p>
-      <w:r>
-        <w:rPr>
-          <w:rFonts w:hint="eastAsia"/>
-        </w:rPr>
-        <w:t xml:space="preserve">XReport </w:t>
+      <w:proofErr w:type="spellStart"/>
+      <w:r>
+        <w:rPr>
+          <w:rFonts w:hint="eastAsia"/>
+        </w:rPr>
+        <w:t>XReport</w:t>
+      </w:r>
+      <w:proofErr w:type="spellEnd"/>
+      <w:r>
+        <w:rPr>
+          <w:rFonts w:hint="eastAsia"/>
+        </w:rPr>
+        <w:t xml:space="preserve"> </w:t>
       </w:r>
       <w:r>
         <w:rPr>
@@ -5319,11 +5985,19 @@
           <w:numId w:val="5"/>
         </w:numPr>
       </w:pPr>
-      <w:r>
-        <w:rPr>
-          <w:rFonts w:hint="eastAsia"/>
-        </w:rPr>
-        <w:t>bEnable:</w:t>
+      <w:proofErr w:type="spellStart"/>
+      <w:r>
+        <w:rPr>
+          <w:rFonts w:hint="eastAsia"/>
+        </w:rPr>
+        <w:t>bEnable</w:t>
+      </w:r>
+      <w:proofErr w:type="spellEnd"/>
+      <w:r>
+        <w:rPr>
+          <w:rFonts w:hint="eastAsia"/>
+        </w:rPr>
+        <w:t>:</w:t>
       </w:r>
       <w:r>
         <w:rPr>
@@ -5339,11 +6013,19 @@
           <w:numId w:val="5"/>
         </w:numPr>
       </w:pPr>
-      <w:r>
-        <w:rPr>
-          <w:rFonts w:hint="eastAsia"/>
-        </w:rPr>
-        <w:t>tszServiceName:</w:t>
+      <w:proofErr w:type="spellStart"/>
+      <w:r>
+        <w:rPr>
+          <w:rFonts w:hint="eastAsia"/>
+        </w:rPr>
+        <w:t>tszServiceName</w:t>
+      </w:r>
+      <w:proofErr w:type="spellEnd"/>
+      <w:r>
+        <w:rPr>
+          <w:rFonts w:hint="eastAsia"/>
+        </w:rPr>
+        <w:t>:</w:t>
       </w:r>
       <w:r>
         <w:rPr>
@@ -5359,12 +6041,14 @@
           <w:numId w:val="5"/>
         </w:numPr>
       </w:pPr>
+      <w:proofErr w:type="spellStart"/>
       <w:r>
         <w:rPr>
           <w:rFonts w:hint="eastAsia"/>
         </w:rPr>
         <w:t>tszAPIUrl:API</w:t>
       </w:r>
+      <w:proofErr w:type="spellEnd"/>
       <w:r>
         <w:rPr>
           <w:rFonts w:hint="eastAsia"/>
@@ -5376,7 +6060,7 @@
       <w:pPr>
         <w:pStyle w:val="2"/>
       </w:pPr>
-      <w:bookmarkStart w:id="24" w:name="_Toc198214352"/>
+      <w:bookmarkStart w:id="24" w:name="_Toc221526674"/>
       <w:r>
         <w:rPr>
           <w:rFonts w:hint="eastAsia"/>
@@ -5387,6 +6071,197 @@
         <w:rPr>
           <w:rFonts w:hint="eastAsia"/>
         </w:rPr>
+        <w:t>验证配置</w:t>
+      </w:r>
+      <w:bookmarkEnd w:id="24"/>
+    </w:p>
+    <w:p>
+      <w:pPr>
+        <w:rPr>
+          <w:rFonts w:hint="eastAsia"/>
+        </w:rPr>
+      </w:pPr>
+      <w:proofErr w:type="spellStart"/>
+      <w:r>
+        <w:t>XVerification</w:t>
+      </w:r>
+      <w:proofErr w:type="spellEnd"/>
+      <w:r>
+        <w:rPr>
+          <w:rFonts w:hint="eastAsia"/>
+        </w:rPr>
+        <w:t xml:space="preserve"> </w:t>
+      </w:r>
+      <w:r>
+        <w:rPr>
+          <w:rFonts w:hint="eastAsia"/>
+        </w:rPr>
+        <w:t>配置</w:t>
+      </w:r>
+      <w:r>
+        <w:rPr>
+          <w:rFonts w:hint="eastAsia"/>
+        </w:rPr>
+        <w:t>,</w:t>
+      </w:r>
+      <w:r>
+        <w:rPr>
+          <w:rFonts w:hint="eastAsia"/>
+        </w:rPr>
+        <w:t>用于</w:t>
+      </w:r>
+      <w:r>
+        <w:rPr>
+          <w:rFonts w:hint="eastAsia"/>
+        </w:rPr>
+        <w:t>HTTP</w:t>
+      </w:r>
+      <w:r>
+        <w:rPr>
+          <w:rFonts w:hint="eastAsia"/>
+        </w:rPr>
+        <w:t>验证</w:t>
+      </w:r>
+    </w:p>
+    <w:p>
+      <w:pPr>
+        <w:pStyle w:val="ae"/>
+        <w:numPr>
+          <w:ilvl w:val="0"/>
+          <w:numId w:val="8"/>
+        </w:numPr>
+        <w:ind w:firstLineChars="0"/>
+      </w:pPr>
+      <w:proofErr w:type="spellStart"/>
+      <w:r>
+        <w:t>tszUserName</w:t>
+      </w:r>
+      <w:proofErr w:type="spellEnd"/>
+      <w:r>
+        <w:rPr>
+          <w:rFonts w:hint="eastAsia"/>
+        </w:rPr>
+        <w:t>:</w:t>
+      </w:r>
+      <w:r>
+        <w:rPr>
+          <w:rFonts w:hint="eastAsia"/>
+        </w:rPr>
+        <w:t>用户名</w:t>
+      </w:r>
+    </w:p>
+    <w:p>
+      <w:pPr>
+        <w:pStyle w:val="ae"/>
+        <w:numPr>
+          <w:ilvl w:val="0"/>
+          <w:numId w:val="8"/>
+        </w:numPr>
+        <w:ind w:firstLineChars="0"/>
+      </w:pPr>
+      <w:proofErr w:type="spellStart"/>
+      <w:r>
+        <w:t>tszUserPass</w:t>
+      </w:r>
+      <w:proofErr w:type="spellEnd"/>
+      <w:r>
+        <w:rPr>
+          <w:rFonts w:hint="eastAsia"/>
+        </w:rPr>
+        <w:t>:</w:t>
+      </w:r>
+      <w:r>
+        <w:rPr>
+          <w:rFonts w:hint="eastAsia"/>
+        </w:rPr>
+        <w:t>密码</w:t>
+      </w:r>
+    </w:p>
+    <w:p>
+      <w:pPr>
+        <w:pStyle w:val="ae"/>
+        <w:numPr>
+          <w:ilvl w:val="0"/>
+          <w:numId w:val="8"/>
+        </w:numPr>
+        <w:ind w:firstLineChars="0"/>
+      </w:pPr>
+      <w:proofErr w:type="spellStart"/>
+      <w:r>
+        <w:t>nVType</w:t>
+      </w:r>
+      <w:proofErr w:type="spellEnd"/>
+      <w:r>
+        <w:rPr>
+          <w:rFonts w:hint="eastAsia"/>
+        </w:rPr>
+        <w:t>:</w:t>
+      </w:r>
+      <w:r>
+        <w:rPr>
+          <w:rFonts w:hint="eastAsia"/>
+        </w:rPr>
+        <w:t>类型</w:t>
+      </w:r>
+      <w:r>
+        <w:rPr>
+          <w:rFonts w:hint="eastAsia"/>
+        </w:rPr>
+        <w:t xml:space="preserve"> 1 basic,2 digest</w:t>
+      </w:r>
+    </w:p>
+    <w:p>
+      <w:pPr>
+        <w:pStyle w:val="ae"/>
+        <w:numPr>
+          <w:ilvl w:val="0"/>
+          <w:numId w:val="8"/>
+        </w:numPr>
+        <w:ind w:firstLineChars="0"/>
+        <w:rPr>
+          <w:rFonts w:hint="eastAsia"/>
+        </w:rPr>
+      </w:pPr>
+      <w:proofErr w:type="spellStart"/>
+      <w:r>
+        <w:lastRenderedPageBreak/>
+        <w:t>bEnable</w:t>
+      </w:r>
+      <w:proofErr w:type="spellEnd"/>
+      <w:r>
+        <w:rPr>
+          <w:rFonts w:hint="eastAsia"/>
+        </w:rPr>
+        <w:t>:</w:t>
+      </w:r>
+      <w:r>
+        <w:rPr>
+          <w:rFonts w:hint="eastAsia"/>
+        </w:rPr>
+        <w:t>是否启用</w:t>
+      </w:r>
+    </w:p>
+    <w:p>
+      <w:pPr>
+        <w:pStyle w:val="2"/>
+      </w:pPr>
+      <w:bookmarkStart w:id="25" w:name="_Toc221526675"/>
+      <w:r>
+        <w:rPr>
+          <w:rFonts w:hint="eastAsia"/>
+        </w:rPr>
+        <w:t>3.</w:t>
+      </w:r>
+      <w:r>
+        <w:rPr>
+          <w:rFonts w:hint="eastAsia"/>
+        </w:rPr>
+        <w:t>7</w:t>
+      </w:r>
+      <w:r>
+        <w:rPr>
+          <w:rFonts w:hint="eastAsia"/>
+        </w:rPr>
         <w:t>负载均衡</w:t>
       </w:r>
       <w:r>
@@ -5395,14 +6270,19 @@
         </w:rPr>
         <w:t>配置</w:t>
       </w:r>
-      <w:bookmarkEnd w:id="24"/>
-    </w:p>
-    <w:p>
-      <w:r>
-        <w:rPr>
-          <w:rFonts w:hint="eastAsia"/>
-        </w:rPr>
-        <w:t>XProxy</w:t>
+      <w:bookmarkEnd w:id="25"/>
+    </w:p>
+    <w:p>
+      <w:proofErr w:type="spellStart"/>
+      <w:r>
+        <w:t>XEngine_ProxyConfig.json</w:t>
+      </w:r>
+      <w:proofErr w:type="spellEnd"/>
+      <w:r>
+        <w:rPr>
+          <w:rFonts w:hint="eastAsia"/>
+        </w:rPr>
+        <w:t xml:space="preserve"> </w:t>
       </w:r>
       <w:r>
         <w:rPr>
@@ -5420,9 +6300,11 @@
         </w:numPr>
         <w:ind w:firstLineChars="0"/>
       </w:pPr>
+      <w:proofErr w:type="spellStart"/>
       <w:r>
         <w:t>nRuleMode</w:t>
       </w:r>
+      <w:proofErr w:type="spellEnd"/>
       <w:r>
         <w:rPr>
           <w:rFonts w:hint="eastAsia"/>
@@ -5509,9 +6391,11 @@
           <w:numId w:val="5"/>
         </w:numPr>
       </w:pPr>
+      <w:proofErr w:type="spellStart"/>
       <w:r>
         <w:t>tszDestIPAddr</w:t>
       </w:r>
+      <w:proofErr w:type="spellEnd"/>
       <w:r>
         <w:rPr>
           <w:rFonts w:hint="eastAsia"/>
@@ -5568,9 +6452,11 @@
           <w:numId w:val="5"/>
         </w:numPr>
       </w:pPr>
+      <w:proofErr w:type="spellStart"/>
       <w:r>
         <w:t>tszRuleIPAddr</w:t>
       </w:r>
+      <w:proofErr w:type="spellEnd"/>
       <w:r>
         <w:rPr>
           <w:rFonts w:hint="eastAsia"/>
@@ -5657,12 +6543,11 @@
       <w:pPr>
         <w:pStyle w:val="1"/>
       </w:pPr>
-      <w:bookmarkStart w:id="25" w:name="_Toc198214353"/>
-      <w:r>
-        <w:rPr>
-          <w:rFonts w:hint="eastAsia"/>
-        </w:rPr>
-        <w:lastRenderedPageBreak/>
+      <w:bookmarkStart w:id="26" w:name="_Toc221526676"/>
+      <w:r>
+        <w:rPr>
+          <w:rFonts w:hint="eastAsia"/>
+        </w:rPr>
         <w:t>四</w:t>
       </w:r>
       <w:r>
@@ -5677,7 +6562,7 @@
         </w:rPr>
         <w:t>通信协议</w:t>
       </w:r>
-      <w:bookmarkEnd w:id="25"/>
+      <w:bookmarkEnd w:id="26"/>
     </w:p>
     <w:p>
       <w:pPr>
@@ -5687,14 +6572,14 @@
           <w:numId w:val="7"/>
         </w:numPr>
       </w:pPr>
-      <w:bookmarkStart w:id="26" w:name="_Toc198214354"/>
+      <w:bookmarkStart w:id="27" w:name="_Toc221526677"/>
       <w:r>
         <w:rPr>
           <w:rFonts w:hint="eastAsia"/>
         </w:rPr>
         <w:t>Tunnel</w:t>
       </w:r>
-      <w:bookmarkEnd w:id="26"/>
+      <w:bookmarkEnd w:id="27"/>
     </w:p>
     <w:p>
       <w:pPr>
@@ -5772,14 +6657,14 @@
       <w:pPr>
         <w:pStyle w:val="2"/>
       </w:pPr>
-      <w:bookmarkStart w:id="27" w:name="_Toc198214355"/>
+      <w:bookmarkStart w:id="28" w:name="_Toc221526678"/>
       <w:r>
         <w:rPr>
           <w:rFonts w:hint="eastAsia"/>
         </w:rPr>
         <w:t>4.2 Socks</w:t>
       </w:r>
-      <w:bookmarkEnd w:id="27"/>
+      <w:bookmarkEnd w:id="28"/>
     </w:p>
     <w:p>
       <w:r>
@@ -5835,14 +6720,22 @@
       <w:pPr>
         <w:pStyle w:val="2"/>
       </w:pPr>
-      <w:bookmarkStart w:id="28" w:name="_Toc198214356"/>
-      <w:r>
-        <w:rPr>
-          <w:rFonts w:hint="eastAsia"/>
-        </w:rPr>
-        <w:t>4.3 Forwad</w:t>
-      </w:r>
-      <w:bookmarkEnd w:id="28"/>
+      <w:bookmarkStart w:id="29" w:name="_Toc221526679"/>
+      <w:r>
+        <w:rPr>
+          <w:rFonts w:hint="eastAsia"/>
+        </w:rPr>
+        <w:t xml:space="preserve">4.3 </w:t>
+      </w:r>
+      <w:proofErr w:type="spellStart"/>
+      <w:r>
+        <w:rPr>
+          <w:rFonts w:hint="eastAsia"/>
+        </w:rPr>
+        <w:t>Forwad</w:t>
+      </w:r>
+      <w:bookmarkEnd w:id="29"/>
+      <w:proofErr w:type="spellEnd"/>
     </w:p>
     <w:p>
       <w:pPr>
@@ -5988,7 +6881,7 @@
       <w:pPr>
         <w:pStyle w:val="3"/>
       </w:pPr>
-      <w:bookmarkStart w:id="29" w:name="_Toc198214357"/>
+      <w:bookmarkStart w:id="30" w:name="_Toc221526680"/>
       <w:r>
         <w:rPr>
           <w:rFonts w:hint="eastAsia"/>
@@ -6001,7 +6894,7 @@
         </w:rPr>
         <w:t>登录</w:t>
       </w:r>
-      <w:bookmarkEnd w:id="29"/>
+      <w:bookmarkEnd w:id="30"/>
     </w:p>
     <w:p>
       <w:r>
@@ -6010,11 +6903,19 @@
         </w:rPr>
         <w:t xml:space="preserve">    </w:t>
       </w:r>
-      <w:r>
-        <w:rPr>
-          <w:rFonts w:hint="eastAsia"/>
-        </w:rPr>
-        <w:t>不登录无法获取得到列表信息</w:t>
+      <w:proofErr w:type="gramStart"/>
+      <w:r>
+        <w:rPr>
+          <w:rFonts w:hint="eastAsia"/>
+        </w:rPr>
+        <w:t>不</w:t>
+      </w:r>
+      <w:proofErr w:type="gramEnd"/>
+      <w:r>
+        <w:rPr>
+          <w:rFonts w:hint="eastAsia"/>
+        </w:rPr>
+        <w:t>登录无法获取得到列表信息</w:t>
       </w:r>
     </w:p>
     <w:p>
@@ -6062,6 +6963,7 @@
           <w:highlight w:val="white"/>
         </w:rPr>
       </w:pPr>
+      <w:proofErr w:type="spellStart"/>
       <w:r>
         <w:rPr>
           <w:rFonts w:ascii="新宋体" w:eastAsia="新宋体" w:cs="新宋体"/>
@@ -6073,6 +6975,7 @@
         </w:rPr>
         <w:t>wHeader</w:t>
       </w:r>
+      <w:proofErr w:type="spellEnd"/>
       <w:r>
         <w:rPr>
           <w:rFonts w:ascii="新宋体" w:eastAsia="新宋体" w:cs="新宋体"/>
@@ -6103,6 +7006,7 @@
           <w:highlight w:val="white"/>
         </w:rPr>
       </w:pPr>
+      <w:proofErr w:type="spellStart"/>
       <w:r>
         <w:rPr>
           <w:rFonts w:ascii="新宋体" w:eastAsia="新宋体" w:cs="新宋体"/>
@@ -6112,8 +7016,10 @@
           <w:szCs w:val="19"/>
           <w:highlight w:val="white"/>
         </w:rPr>
+        <w:lastRenderedPageBreak/>
         <w:t>xhToken</w:t>
       </w:r>
+      <w:proofErr w:type="spellEnd"/>
       <w:r>
         <w:rPr>
           <w:rFonts w:ascii="新宋体" w:eastAsia="新宋体" w:cs="新宋体"/>
@@ -6145,6 +7051,7 @@
           <w:szCs w:val="19"/>
         </w:rPr>
       </w:pPr>
+      <w:proofErr w:type="spellStart"/>
       <w:r>
         <w:rPr>
           <w:rFonts w:ascii="新宋体" w:eastAsia="新宋体" w:cs="新宋体"/>
@@ -6156,6 +7063,7 @@
         </w:rPr>
         <w:t>unOperatorType</w:t>
       </w:r>
+      <w:proofErr w:type="spellEnd"/>
       <w:r>
         <w:rPr>
           <w:rFonts w:ascii="新宋体" w:eastAsia="新宋体" w:cs="新宋体"/>
@@ -6187,6 +7095,7 @@
           <w:szCs w:val="19"/>
         </w:rPr>
       </w:pPr>
+      <w:proofErr w:type="spellStart"/>
       <w:r>
         <w:rPr>
           <w:rFonts w:ascii="新宋体" w:eastAsia="新宋体" w:cs="新宋体"/>
@@ -6198,6 +7107,7 @@
         </w:rPr>
         <w:t>unOperatorCode</w:t>
       </w:r>
+      <w:proofErr w:type="spellEnd"/>
       <w:r>
         <w:rPr>
           <w:rFonts w:ascii="新宋体" w:eastAsia="新宋体" w:cs="新宋体" w:hint="eastAsia"/>
@@ -6248,6 +7158,7 @@
           <w:sz w:val="19"/>
         </w:rPr>
       </w:pPr>
+      <w:proofErr w:type="spellStart"/>
       <w:r>
         <w:rPr>
           <w:rFonts w:ascii="新宋体" w:eastAsia="新宋体" w:cs="新宋体"/>
@@ -6259,6 +7170,7 @@
         </w:rPr>
         <w:t>unPacketSize</w:t>
       </w:r>
+      <w:proofErr w:type="spellEnd"/>
       <w:r>
         <w:rPr>
           <w:rFonts w:ascii="新宋体" w:eastAsia="新宋体" w:cs="新宋体" w:hint="eastAsia"/>
@@ -6290,6 +7202,8 @@
         </w:rPr>
         <w:t xml:space="preserve"> </w:t>
       </w:r>
+      <w:proofErr w:type="spellStart"/>
+      <w:proofErr w:type="gramStart"/>
       <w:r>
         <w:rPr>
           <w:rFonts w:ascii="新宋体" w:eastAsia="新宋体" w:hAnsi="新宋体" w:hint="eastAsia"/>
@@ -6299,6 +7213,7 @@
         </w:rPr>
         <w:t>sizeof</w:t>
       </w:r>
+      <w:proofErr w:type="spellEnd"/>
       <w:r>
         <w:rPr>
           <w:rFonts w:ascii="新宋体" w:eastAsia="新宋体" w:hAnsi="新宋体" w:hint="eastAsia"/>
@@ -6308,6 +7223,7 @@
         </w:rPr>
         <w:t>(</w:t>
       </w:r>
+      <w:proofErr w:type="gramEnd"/>
       <w:r>
         <w:rPr>
           <w:rFonts w:ascii="新宋体" w:eastAsia="新宋体" w:hAnsi="新宋体" w:hint="eastAsia"/>
@@ -6336,25 +7252,36 @@
           <w:sz w:val="19"/>
         </w:rPr>
       </w:pPr>
+      <w:proofErr w:type="spellStart"/>
       <w:r>
         <w:rPr>
           <w:rFonts w:ascii="新宋体" w:eastAsia="新宋体" w:hAnsi="新宋体" w:hint="eastAsia"/>
           <w:color w:val="000080"/>
           <w:sz w:val="19"/>
         </w:rPr>
-        <w:t>byVersion = 0</w:t>
-      </w:r>
-    </w:p>
-    <w:p>
-      <w:pPr>
-        <w:rPr>
-          <w:rFonts w:ascii="新宋体" w:eastAsia="新宋体" w:cs="新宋体"/>
-          <w:color w:val="000080"/>
-          <w:kern w:val="0"/>
-          <w:sz w:val="19"/>
-          <w:szCs w:val="19"/>
-        </w:rPr>
-      </w:pPr>
+        <w:t>byVersion</w:t>
+      </w:r>
+      <w:proofErr w:type="spellEnd"/>
+      <w:r>
+        <w:rPr>
+          <w:rFonts w:ascii="新宋体" w:eastAsia="新宋体" w:hAnsi="新宋体" w:hint="eastAsia"/>
+          <w:color w:val="000080"/>
+          <w:sz w:val="19"/>
+        </w:rPr>
+        <w:t xml:space="preserve"> = 0</w:t>
+      </w:r>
+    </w:p>
+    <w:p>
+      <w:pPr>
+        <w:rPr>
+          <w:rFonts w:ascii="新宋体" w:eastAsia="新宋体" w:cs="新宋体"/>
+          <w:color w:val="000080"/>
+          <w:kern w:val="0"/>
+          <w:sz w:val="19"/>
+          <w:szCs w:val="19"/>
+        </w:rPr>
+      </w:pPr>
+      <w:proofErr w:type="spellStart"/>
       <w:r>
         <w:rPr>
           <w:rFonts w:ascii="新宋体" w:eastAsia="新宋体" w:cs="新宋体" w:hint="eastAsia"/>
@@ -6366,6 +7293,7 @@
         </w:rPr>
         <w:t>byIsReply</w:t>
       </w:r>
+      <w:proofErr w:type="spellEnd"/>
       <w:r>
         <w:rPr>
           <w:rFonts w:ascii="新宋体" w:eastAsia="新宋体" w:cs="新宋体"/>
@@ -6397,25 +7325,36 @@
           <w:szCs w:val="19"/>
         </w:rPr>
       </w:pPr>
+      <w:proofErr w:type="spellStart"/>
       <w:r>
         <w:rPr>
           <w:rFonts w:ascii="新宋体" w:eastAsia="新宋体" w:hAnsi="新宋体" w:hint="eastAsia"/>
           <w:color w:val="000080"/>
           <w:sz w:val="19"/>
         </w:rPr>
-        <w:t>wReserve = 0</w:t>
-      </w:r>
-    </w:p>
-    <w:p>
-      <w:pPr>
-        <w:rPr>
-          <w:rFonts w:ascii="新宋体" w:eastAsia="新宋体" w:cs="新宋体"/>
-          <w:color w:val="000080"/>
-          <w:kern w:val="0"/>
-          <w:sz w:val="19"/>
-          <w:szCs w:val="19"/>
-        </w:rPr>
-      </w:pPr>
+        <w:t>wReserve</w:t>
+      </w:r>
+      <w:proofErr w:type="spellEnd"/>
+      <w:r>
+        <w:rPr>
+          <w:rFonts w:ascii="新宋体" w:eastAsia="新宋体" w:hAnsi="新宋体" w:hint="eastAsia"/>
+          <w:color w:val="000080"/>
+          <w:sz w:val="19"/>
+        </w:rPr>
+        <w:t xml:space="preserve"> = 0</w:t>
+      </w:r>
+    </w:p>
+    <w:p>
+      <w:pPr>
+        <w:rPr>
+          <w:rFonts w:ascii="新宋体" w:eastAsia="新宋体" w:cs="新宋体"/>
+          <w:color w:val="000080"/>
+          <w:kern w:val="0"/>
+          <w:sz w:val="19"/>
+          <w:szCs w:val="19"/>
+        </w:rPr>
+      </w:pPr>
+      <w:proofErr w:type="spellStart"/>
       <w:r>
         <w:rPr>
           <w:rFonts w:ascii="新宋体" w:eastAsia="新宋体" w:cs="新宋体"/>
@@ -6427,6 +7366,7 @@
         </w:rPr>
         <w:t>wPacketSerial</w:t>
       </w:r>
+      <w:proofErr w:type="spellEnd"/>
       <w:r>
         <w:rPr>
           <w:rFonts w:ascii="新宋体" w:eastAsia="新宋体" w:cs="新宋体"/>
@@ -6446,6 +7386,7 @@
           <w:sz w:val="19"/>
         </w:rPr>
       </w:pPr>
+      <w:proofErr w:type="spellStart"/>
       <w:r>
         <w:rPr>
           <w:rFonts w:ascii="新宋体" w:eastAsia="新宋体" w:cs="新宋体"/>
@@ -6457,6 +7398,7 @@
         </w:rPr>
         <w:t>wTail</w:t>
       </w:r>
+      <w:proofErr w:type="spellEnd"/>
       <w:r>
         <w:rPr>
           <w:rFonts w:ascii="新宋体" w:eastAsia="新宋体" w:cs="新宋体"/>
@@ -6522,7 +7464,6 @@
         <w:rPr>
           <w:rFonts w:hint="eastAsia"/>
         </w:rPr>
-        <w:lastRenderedPageBreak/>
         <w:t xml:space="preserve">4.3.1.2 </w:t>
       </w:r>
       <w:r>
@@ -6546,8 +7487,16 @@
         <w:rPr>
           <w:rFonts w:hint="eastAsia"/>
         </w:rPr>
-        <w:t>:wReserve</w:t>
-      </w:r>
+        <w:t>:</w:t>
+      </w:r>
+      <w:proofErr w:type="spellStart"/>
+      <w:r>
+        <w:rPr>
+          <w:rFonts w:hint="eastAsia"/>
+        </w:rPr>
+        <w:t>wReserve</w:t>
+      </w:r>
+      <w:proofErr w:type="spellEnd"/>
       <w:r>
         <w:rPr>
           <w:rFonts w:hint="eastAsia"/>
@@ -6578,6 +7527,7 @@
           <w:highlight w:val="white"/>
         </w:rPr>
       </w:pPr>
+      <w:proofErr w:type="spellStart"/>
       <w:r>
         <w:rPr>
           <w:rFonts w:ascii="新宋体" w:eastAsia="新宋体" w:cs="新宋体"/>
@@ -6589,6 +7539,7 @@
         </w:rPr>
         <w:t>wHeader</w:t>
       </w:r>
+      <w:proofErr w:type="spellEnd"/>
       <w:r>
         <w:rPr>
           <w:rFonts w:ascii="新宋体" w:eastAsia="新宋体" w:cs="新宋体"/>
@@ -6619,6 +7570,7 @@
           <w:highlight w:val="white"/>
         </w:rPr>
       </w:pPr>
+      <w:proofErr w:type="spellStart"/>
       <w:r>
         <w:rPr>
           <w:rFonts w:ascii="新宋体" w:eastAsia="新宋体" w:cs="新宋体"/>
@@ -6630,6 +7582,7 @@
         </w:rPr>
         <w:t>xhToken</w:t>
       </w:r>
+      <w:proofErr w:type="spellEnd"/>
       <w:r>
         <w:rPr>
           <w:rFonts w:ascii="新宋体" w:eastAsia="新宋体" w:cs="新宋体"/>
@@ -6661,6 +7614,7 @@
           <w:szCs w:val="19"/>
         </w:rPr>
       </w:pPr>
+      <w:proofErr w:type="spellStart"/>
       <w:r>
         <w:rPr>
           <w:rFonts w:ascii="新宋体" w:eastAsia="新宋体" w:cs="新宋体"/>
@@ -6672,6 +7626,7 @@
         </w:rPr>
         <w:t>unOperatorType</w:t>
       </w:r>
+      <w:proofErr w:type="spellEnd"/>
       <w:r>
         <w:rPr>
           <w:rFonts w:ascii="新宋体" w:eastAsia="新宋体" w:cs="新宋体"/>
@@ -6703,6 +7658,7 @@
           <w:szCs w:val="19"/>
         </w:rPr>
       </w:pPr>
+      <w:proofErr w:type="spellStart"/>
       <w:r>
         <w:rPr>
           <w:rFonts w:ascii="新宋体" w:eastAsia="新宋体" w:cs="新宋体"/>
@@ -6714,6 +7670,7 @@
         </w:rPr>
         <w:t>unOperatorCode</w:t>
       </w:r>
+      <w:proofErr w:type="spellEnd"/>
       <w:r>
         <w:rPr>
           <w:rFonts w:ascii="新宋体" w:eastAsia="新宋体" w:cs="新宋体" w:hint="eastAsia"/>
@@ -6766,6 +7723,7 @@
           <w:szCs w:val="19"/>
         </w:rPr>
       </w:pPr>
+      <w:proofErr w:type="spellStart"/>
       <w:r>
         <w:rPr>
           <w:rFonts w:ascii="新宋体" w:eastAsia="新宋体" w:cs="新宋体"/>
@@ -6777,6 +7735,7 @@
         </w:rPr>
         <w:t>unPacketSize</w:t>
       </w:r>
+      <w:proofErr w:type="spellEnd"/>
       <w:r>
         <w:rPr>
           <w:rFonts w:ascii="新宋体" w:eastAsia="新宋体" w:cs="新宋体" w:hint="eastAsia"/>
@@ -6817,25 +7776,36 @@
           <w:sz w:val="19"/>
         </w:rPr>
       </w:pPr>
+      <w:proofErr w:type="spellStart"/>
       <w:r>
         <w:rPr>
           <w:rFonts w:ascii="新宋体" w:eastAsia="新宋体" w:hAnsi="新宋体" w:hint="eastAsia"/>
           <w:color w:val="000080"/>
           <w:sz w:val="19"/>
         </w:rPr>
-        <w:t>byVersion = 0</w:t>
-      </w:r>
-    </w:p>
-    <w:p>
-      <w:pPr>
-        <w:rPr>
-          <w:rFonts w:ascii="新宋体" w:eastAsia="新宋体" w:cs="新宋体"/>
-          <w:color w:val="000080"/>
-          <w:kern w:val="0"/>
-          <w:sz w:val="19"/>
-          <w:szCs w:val="19"/>
-        </w:rPr>
-      </w:pPr>
+        <w:t>byVersion</w:t>
+      </w:r>
+      <w:proofErr w:type="spellEnd"/>
+      <w:r>
+        <w:rPr>
+          <w:rFonts w:ascii="新宋体" w:eastAsia="新宋体" w:hAnsi="新宋体" w:hint="eastAsia"/>
+          <w:color w:val="000080"/>
+          <w:sz w:val="19"/>
+        </w:rPr>
+        <w:t xml:space="preserve"> = 0</w:t>
+      </w:r>
+    </w:p>
+    <w:p>
+      <w:pPr>
+        <w:rPr>
+          <w:rFonts w:ascii="新宋体" w:eastAsia="新宋体" w:cs="新宋体"/>
+          <w:color w:val="000080"/>
+          <w:kern w:val="0"/>
+          <w:sz w:val="19"/>
+          <w:szCs w:val="19"/>
+        </w:rPr>
+      </w:pPr>
+      <w:proofErr w:type="spellStart"/>
       <w:r>
         <w:rPr>
           <w:rFonts w:ascii="新宋体" w:eastAsia="新宋体" w:cs="新宋体" w:hint="eastAsia"/>
@@ -6847,6 +7817,7 @@
         </w:rPr>
         <w:t>byIsReply</w:t>
       </w:r>
+      <w:proofErr w:type="spellEnd"/>
       <w:r>
         <w:rPr>
           <w:rFonts w:ascii="新宋体" w:eastAsia="新宋体" w:cs="新宋体"/>
@@ -6878,25 +7849,36 @@
           <w:szCs w:val="19"/>
         </w:rPr>
       </w:pPr>
+      <w:proofErr w:type="spellStart"/>
       <w:r>
         <w:rPr>
           <w:rFonts w:ascii="新宋体" w:eastAsia="新宋体" w:hAnsi="新宋体" w:hint="eastAsia"/>
           <w:color w:val="000080"/>
           <w:sz w:val="19"/>
         </w:rPr>
-        <w:t>wReserve = 0</w:t>
-      </w:r>
-    </w:p>
-    <w:p>
-      <w:pPr>
-        <w:rPr>
-          <w:rFonts w:ascii="新宋体" w:eastAsia="新宋体" w:cs="新宋体"/>
-          <w:color w:val="000080"/>
-          <w:kern w:val="0"/>
-          <w:sz w:val="19"/>
-          <w:szCs w:val="19"/>
-        </w:rPr>
-      </w:pPr>
+        <w:t>wReserve</w:t>
+      </w:r>
+      <w:proofErr w:type="spellEnd"/>
+      <w:r>
+        <w:rPr>
+          <w:rFonts w:ascii="新宋体" w:eastAsia="新宋体" w:hAnsi="新宋体" w:hint="eastAsia"/>
+          <w:color w:val="000080"/>
+          <w:sz w:val="19"/>
+        </w:rPr>
+        <w:t xml:space="preserve"> = 0</w:t>
+      </w:r>
+    </w:p>
+    <w:p>
+      <w:pPr>
+        <w:rPr>
+          <w:rFonts w:ascii="新宋体" w:eastAsia="新宋体" w:cs="新宋体"/>
+          <w:color w:val="000080"/>
+          <w:kern w:val="0"/>
+          <w:sz w:val="19"/>
+          <w:szCs w:val="19"/>
+        </w:rPr>
+      </w:pPr>
+      <w:proofErr w:type="spellStart"/>
       <w:r>
         <w:rPr>
           <w:rFonts w:ascii="新宋体" w:eastAsia="新宋体" w:cs="新宋体"/>
@@ -6908,6 +7890,7 @@
         </w:rPr>
         <w:t>wPacketSerial</w:t>
       </w:r>
+      <w:proofErr w:type="spellEnd"/>
       <w:r>
         <w:rPr>
           <w:rFonts w:ascii="新宋体" w:eastAsia="新宋体" w:cs="新宋体"/>
@@ -6920,6 +7903,7 @@
       </w:r>
     </w:p>
     <w:p>
+      <w:proofErr w:type="spellStart"/>
       <w:r>
         <w:rPr>
           <w:rFonts w:ascii="新宋体" w:eastAsia="新宋体" w:cs="新宋体"/>
@@ -6931,6 +7915,7 @@
         </w:rPr>
         <w:t>wTail</w:t>
       </w:r>
+      <w:proofErr w:type="spellEnd"/>
       <w:r>
         <w:rPr>
           <w:rFonts w:ascii="新宋体" w:eastAsia="新宋体" w:cs="新宋体"/>
@@ -6964,7 +7949,7 @@
       <w:pPr>
         <w:pStyle w:val="3"/>
       </w:pPr>
-      <w:bookmarkStart w:id="30" w:name="_Toc198214358"/>
+      <w:bookmarkStart w:id="31" w:name="_Toc221526681"/>
       <w:r>
         <w:rPr>
           <w:rFonts w:hint="eastAsia"/>
@@ -6977,7 +7962,7 @@
         </w:rPr>
         <w:t>枚举</w:t>
       </w:r>
-      <w:bookmarkEnd w:id="30"/>
+      <w:bookmarkEnd w:id="31"/>
     </w:p>
     <w:p>
       <w:pPr>
@@ -7024,6 +8009,7 @@
           <w:highlight w:val="white"/>
         </w:rPr>
       </w:pPr>
+      <w:proofErr w:type="spellStart"/>
       <w:r>
         <w:rPr>
           <w:rFonts w:ascii="新宋体" w:eastAsia="新宋体" w:cs="新宋体"/>
@@ -7035,6 +8021,7 @@
         </w:rPr>
         <w:t>wHeader</w:t>
       </w:r>
+      <w:proofErr w:type="spellEnd"/>
       <w:r>
         <w:rPr>
           <w:rFonts w:ascii="新宋体" w:eastAsia="新宋体" w:cs="新宋体"/>
@@ -7065,6 +8052,7 @@
           <w:highlight w:val="white"/>
         </w:rPr>
       </w:pPr>
+      <w:proofErr w:type="spellStart"/>
       <w:r>
         <w:rPr>
           <w:rFonts w:ascii="新宋体" w:eastAsia="新宋体" w:cs="新宋体"/>
@@ -7076,6 +8064,7 @@
         </w:rPr>
         <w:t>xhToken</w:t>
       </w:r>
+      <w:proofErr w:type="spellEnd"/>
       <w:r>
         <w:rPr>
           <w:rFonts w:ascii="新宋体" w:eastAsia="新宋体" w:cs="新宋体"/>
@@ -7107,6 +8096,7 @@
           <w:szCs w:val="19"/>
         </w:rPr>
       </w:pPr>
+      <w:proofErr w:type="spellStart"/>
       <w:r>
         <w:rPr>
           <w:rFonts w:ascii="新宋体" w:eastAsia="新宋体" w:cs="新宋体"/>
@@ -7118,6 +8108,7 @@
         </w:rPr>
         <w:t>unOperatorType</w:t>
       </w:r>
+      <w:proofErr w:type="spellEnd"/>
       <w:r>
         <w:rPr>
           <w:rFonts w:ascii="新宋体" w:eastAsia="新宋体" w:cs="新宋体"/>
@@ -7148,6 +8139,7 @@
           <w:szCs w:val="19"/>
         </w:rPr>
       </w:pPr>
+      <w:proofErr w:type="spellStart"/>
       <w:r>
         <w:rPr>
           <w:rFonts w:ascii="新宋体" w:eastAsia="新宋体" w:cs="新宋体"/>
@@ -7159,6 +8151,7 @@
         </w:rPr>
         <w:t>unOperatorCode</w:t>
       </w:r>
+      <w:proofErr w:type="spellEnd"/>
       <w:r>
         <w:rPr>
           <w:rFonts w:ascii="新宋体" w:eastAsia="新宋体" w:cs="新宋体" w:hint="eastAsia"/>
@@ -7209,6 +8202,7 @@
           <w:sz w:val="19"/>
         </w:rPr>
       </w:pPr>
+      <w:proofErr w:type="spellStart"/>
       <w:r>
         <w:rPr>
           <w:rFonts w:ascii="新宋体" w:eastAsia="新宋体" w:cs="新宋体"/>
@@ -7220,6 +8214,7 @@
         </w:rPr>
         <w:t>unPacketSize</w:t>
       </w:r>
+      <w:proofErr w:type="spellEnd"/>
       <w:r>
         <w:rPr>
           <w:rFonts w:ascii="新宋体" w:eastAsia="新宋体" w:cs="新宋体" w:hint="eastAsia"/>
@@ -7260,25 +8255,36 @@
           <w:sz w:val="19"/>
         </w:rPr>
       </w:pPr>
+      <w:proofErr w:type="spellStart"/>
       <w:r>
         <w:rPr>
           <w:rFonts w:ascii="新宋体" w:eastAsia="新宋体" w:hAnsi="新宋体" w:hint="eastAsia"/>
           <w:color w:val="000080"/>
           <w:sz w:val="19"/>
         </w:rPr>
-        <w:t>byVersion = 0</w:t>
-      </w:r>
-    </w:p>
-    <w:p>
-      <w:pPr>
-        <w:rPr>
-          <w:rFonts w:ascii="新宋体" w:eastAsia="新宋体" w:cs="新宋体"/>
-          <w:color w:val="000080"/>
-          <w:kern w:val="0"/>
-          <w:sz w:val="19"/>
-          <w:szCs w:val="19"/>
-        </w:rPr>
-      </w:pPr>
+        <w:t>byVersion</w:t>
+      </w:r>
+      <w:proofErr w:type="spellEnd"/>
+      <w:r>
+        <w:rPr>
+          <w:rFonts w:ascii="新宋体" w:eastAsia="新宋体" w:hAnsi="新宋体" w:hint="eastAsia"/>
+          <w:color w:val="000080"/>
+          <w:sz w:val="19"/>
+        </w:rPr>
+        <w:t xml:space="preserve"> = 0</w:t>
+      </w:r>
+    </w:p>
+    <w:p>
+      <w:pPr>
+        <w:rPr>
+          <w:rFonts w:ascii="新宋体" w:eastAsia="新宋体" w:cs="新宋体"/>
+          <w:color w:val="000080"/>
+          <w:kern w:val="0"/>
+          <w:sz w:val="19"/>
+          <w:szCs w:val="19"/>
+        </w:rPr>
+      </w:pPr>
+      <w:proofErr w:type="spellStart"/>
       <w:r>
         <w:rPr>
           <w:rFonts w:ascii="新宋体" w:eastAsia="新宋体" w:cs="新宋体" w:hint="eastAsia"/>
@@ -7290,6 +8296,7 @@
         </w:rPr>
         <w:t>byIsReply</w:t>
       </w:r>
+      <w:proofErr w:type="spellEnd"/>
       <w:r>
         <w:rPr>
           <w:rFonts w:ascii="新宋体" w:eastAsia="新宋体" w:cs="新宋体"/>
@@ -7321,25 +8328,36 @@
           <w:szCs w:val="19"/>
         </w:rPr>
       </w:pPr>
+      <w:proofErr w:type="spellStart"/>
       <w:r>
         <w:rPr>
           <w:rFonts w:ascii="新宋体" w:eastAsia="新宋体" w:hAnsi="新宋体" w:hint="eastAsia"/>
           <w:color w:val="000080"/>
           <w:sz w:val="19"/>
         </w:rPr>
-        <w:t>wReserve = 0</w:t>
-      </w:r>
-    </w:p>
-    <w:p>
-      <w:pPr>
-        <w:rPr>
-          <w:rFonts w:ascii="新宋体" w:eastAsia="新宋体" w:cs="新宋体"/>
-          <w:color w:val="000080"/>
-          <w:kern w:val="0"/>
-          <w:sz w:val="19"/>
-          <w:szCs w:val="19"/>
-        </w:rPr>
-      </w:pPr>
+        <w:t>wReserve</w:t>
+      </w:r>
+      <w:proofErr w:type="spellEnd"/>
+      <w:r>
+        <w:rPr>
+          <w:rFonts w:ascii="新宋体" w:eastAsia="新宋体" w:hAnsi="新宋体" w:hint="eastAsia"/>
+          <w:color w:val="000080"/>
+          <w:sz w:val="19"/>
+        </w:rPr>
+        <w:t xml:space="preserve"> = 0</w:t>
+      </w:r>
+    </w:p>
+    <w:p>
+      <w:pPr>
+        <w:rPr>
+          <w:rFonts w:ascii="新宋体" w:eastAsia="新宋体" w:cs="新宋体"/>
+          <w:color w:val="000080"/>
+          <w:kern w:val="0"/>
+          <w:sz w:val="19"/>
+          <w:szCs w:val="19"/>
+        </w:rPr>
+      </w:pPr>
+      <w:proofErr w:type="spellStart"/>
       <w:r>
         <w:rPr>
           <w:rFonts w:ascii="新宋体" w:eastAsia="新宋体" w:cs="新宋体"/>
@@ -7351,6 +8369,7 @@
         </w:rPr>
         <w:t>wPacketSerial</w:t>
       </w:r>
+      <w:proofErr w:type="spellEnd"/>
       <w:r>
         <w:rPr>
           <w:rFonts w:ascii="新宋体" w:eastAsia="新宋体" w:cs="新宋体"/>
@@ -7370,6 +8389,7 @@
           <w:sz w:val="19"/>
         </w:rPr>
       </w:pPr>
+      <w:proofErr w:type="spellStart"/>
       <w:r>
         <w:rPr>
           <w:rFonts w:ascii="新宋体" w:eastAsia="新宋体" w:cs="新宋体"/>
@@ -7381,6 +8401,7 @@
         </w:rPr>
         <w:t>wTail</w:t>
       </w:r>
+      <w:proofErr w:type="spellEnd"/>
       <w:r>
         <w:rPr>
           <w:rFonts w:ascii="新宋体" w:eastAsia="新宋体" w:cs="新宋体"/>
@@ -7418,6 +8439,7 @@
         <w:rPr>
           <w:rFonts w:hint="eastAsia"/>
         </w:rPr>
+        <w:lastRenderedPageBreak/>
         <w:t xml:space="preserve">4.3.2.2 </w:t>
       </w:r>
       <w:r>
@@ -7441,8 +8463,16 @@
         <w:rPr>
           <w:rFonts w:hint="eastAsia"/>
         </w:rPr>
-        <w:t>:wReserve</w:t>
-      </w:r>
+        <w:t>:</w:t>
+      </w:r>
+      <w:proofErr w:type="spellStart"/>
+      <w:r>
+        <w:rPr>
+          <w:rFonts w:hint="eastAsia"/>
+        </w:rPr>
+        <w:t>wReserve</w:t>
+      </w:r>
+      <w:proofErr w:type="spellEnd"/>
       <w:r>
         <w:rPr>
           <w:rFonts w:hint="eastAsia"/>
@@ -7473,6 +8503,7 @@
           <w:highlight w:val="white"/>
         </w:rPr>
       </w:pPr>
+      <w:proofErr w:type="spellStart"/>
       <w:r>
         <w:rPr>
           <w:rFonts w:ascii="新宋体" w:eastAsia="新宋体" w:cs="新宋体"/>
@@ -7484,6 +8515,7 @@
         </w:rPr>
         <w:t>wHeader</w:t>
       </w:r>
+      <w:proofErr w:type="spellEnd"/>
       <w:r>
         <w:rPr>
           <w:rFonts w:ascii="新宋体" w:eastAsia="新宋体" w:cs="新宋体"/>
@@ -7514,6 +8546,7 @@
           <w:highlight w:val="white"/>
         </w:rPr>
       </w:pPr>
+      <w:proofErr w:type="spellStart"/>
       <w:r>
         <w:rPr>
           <w:rFonts w:ascii="新宋体" w:eastAsia="新宋体" w:cs="新宋体"/>
@@ -7525,6 +8558,7 @@
         </w:rPr>
         <w:t>xhToken</w:t>
       </w:r>
+      <w:proofErr w:type="spellEnd"/>
       <w:r>
         <w:rPr>
           <w:rFonts w:ascii="新宋体" w:eastAsia="新宋体" w:cs="新宋体"/>
@@ -7556,6 +8590,7 @@
           <w:szCs w:val="19"/>
         </w:rPr>
       </w:pPr>
+      <w:proofErr w:type="spellStart"/>
       <w:r>
         <w:rPr>
           <w:rFonts w:ascii="新宋体" w:eastAsia="新宋体" w:cs="新宋体"/>
@@ -7567,6 +8602,7 @@
         </w:rPr>
         <w:t>unOperatorType</w:t>
       </w:r>
+      <w:proofErr w:type="spellEnd"/>
       <w:r>
         <w:rPr>
           <w:rFonts w:ascii="新宋体" w:eastAsia="新宋体" w:cs="新宋体"/>
@@ -7597,6 +8633,7 @@
           <w:szCs w:val="19"/>
         </w:rPr>
       </w:pPr>
+      <w:proofErr w:type="spellStart"/>
       <w:r>
         <w:rPr>
           <w:rFonts w:ascii="新宋体" w:eastAsia="新宋体" w:cs="新宋体"/>
@@ -7608,6 +8645,7 @@
         </w:rPr>
         <w:t>unOperatorCode</w:t>
       </w:r>
+      <w:proofErr w:type="spellEnd"/>
       <w:r>
         <w:rPr>
           <w:rFonts w:ascii="新宋体" w:eastAsia="新宋体" w:cs="新宋体" w:hint="eastAsia"/>
@@ -7660,6 +8698,7 @@
           <w:szCs w:val="19"/>
         </w:rPr>
       </w:pPr>
+      <w:proofErr w:type="spellStart"/>
       <w:r>
         <w:rPr>
           <w:rFonts w:ascii="新宋体" w:eastAsia="新宋体" w:cs="新宋体"/>
@@ -7671,6 +8710,7 @@
         </w:rPr>
         <w:t>unPacketSize</w:t>
       </w:r>
+      <w:proofErr w:type="spellEnd"/>
       <w:r>
         <w:rPr>
           <w:rFonts w:ascii="新宋体" w:eastAsia="新宋体" w:cs="新宋体" w:hint="eastAsia"/>
@@ -7711,25 +8751,36 @@
           <w:sz w:val="19"/>
         </w:rPr>
       </w:pPr>
+      <w:proofErr w:type="spellStart"/>
       <w:r>
         <w:rPr>
           <w:rFonts w:ascii="新宋体" w:eastAsia="新宋体" w:hAnsi="新宋体" w:hint="eastAsia"/>
           <w:color w:val="000080"/>
           <w:sz w:val="19"/>
         </w:rPr>
-        <w:t>byVersion = 0</w:t>
-      </w:r>
-    </w:p>
-    <w:p>
-      <w:pPr>
-        <w:rPr>
-          <w:rFonts w:ascii="新宋体" w:eastAsia="新宋体" w:cs="新宋体"/>
-          <w:color w:val="000080"/>
-          <w:kern w:val="0"/>
-          <w:sz w:val="19"/>
-          <w:szCs w:val="19"/>
-        </w:rPr>
-      </w:pPr>
+        <w:t>byVersion</w:t>
+      </w:r>
+      <w:proofErr w:type="spellEnd"/>
+      <w:r>
+        <w:rPr>
+          <w:rFonts w:ascii="新宋体" w:eastAsia="新宋体" w:hAnsi="新宋体" w:hint="eastAsia"/>
+          <w:color w:val="000080"/>
+          <w:sz w:val="19"/>
+        </w:rPr>
+        <w:t xml:space="preserve"> = 0</w:t>
+      </w:r>
+    </w:p>
+    <w:p>
+      <w:pPr>
+        <w:rPr>
+          <w:rFonts w:ascii="新宋体" w:eastAsia="新宋体" w:cs="新宋体"/>
+          <w:color w:val="000080"/>
+          <w:kern w:val="0"/>
+          <w:sz w:val="19"/>
+          <w:szCs w:val="19"/>
+        </w:rPr>
+      </w:pPr>
+      <w:proofErr w:type="spellStart"/>
       <w:r>
         <w:rPr>
           <w:rFonts w:ascii="新宋体" w:eastAsia="新宋体" w:cs="新宋体" w:hint="eastAsia"/>
@@ -7741,6 +8792,7 @@
         </w:rPr>
         <w:t>byIsReply</w:t>
       </w:r>
+      <w:proofErr w:type="spellEnd"/>
       <w:r>
         <w:rPr>
           <w:rFonts w:ascii="新宋体" w:eastAsia="新宋体" w:cs="新宋体"/>
@@ -7772,25 +8824,36 @@
           <w:szCs w:val="19"/>
         </w:rPr>
       </w:pPr>
+      <w:proofErr w:type="spellStart"/>
       <w:r>
         <w:rPr>
           <w:rFonts w:ascii="新宋体" w:eastAsia="新宋体" w:hAnsi="新宋体" w:hint="eastAsia"/>
           <w:color w:val="000080"/>
           <w:sz w:val="19"/>
         </w:rPr>
-        <w:t>wReserve = 0</w:t>
-      </w:r>
-    </w:p>
-    <w:p>
-      <w:pPr>
-        <w:rPr>
-          <w:rFonts w:ascii="新宋体" w:eastAsia="新宋体" w:cs="新宋体"/>
-          <w:color w:val="000080"/>
-          <w:kern w:val="0"/>
-          <w:sz w:val="19"/>
-          <w:szCs w:val="19"/>
-        </w:rPr>
-      </w:pPr>
+        <w:t>wReserve</w:t>
+      </w:r>
+      <w:proofErr w:type="spellEnd"/>
+      <w:r>
+        <w:rPr>
+          <w:rFonts w:ascii="新宋体" w:eastAsia="新宋体" w:hAnsi="新宋体" w:hint="eastAsia"/>
+          <w:color w:val="000080"/>
+          <w:sz w:val="19"/>
+        </w:rPr>
+        <w:t xml:space="preserve"> = 0</w:t>
+      </w:r>
+    </w:p>
+    <w:p>
+      <w:pPr>
+        <w:rPr>
+          <w:rFonts w:ascii="新宋体" w:eastAsia="新宋体" w:cs="新宋体"/>
+          <w:color w:val="000080"/>
+          <w:kern w:val="0"/>
+          <w:sz w:val="19"/>
+          <w:szCs w:val="19"/>
+        </w:rPr>
+      </w:pPr>
+      <w:proofErr w:type="spellStart"/>
       <w:r>
         <w:rPr>
           <w:rFonts w:ascii="新宋体" w:eastAsia="新宋体" w:cs="新宋体"/>
@@ -7800,9 +8863,9 @@
           <w:szCs w:val="19"/>
           <w:highlight w:val="white"/>
         </w:rPr>
-        <w:lastRenderedPageBreak/>
         <w:t>wPacketSerial</w:t>
       </w:r>
+      <w:proofErr w:type="spellEnd"/>
       <w:r>
         <w:rPr>
           <w:rFonts w:ascii="新宋体" w:eastAsia="新宋体" w:cs="新宋体"/>
@@ -7822,6 +8885,7 @@
           <w:sz w:val="19"/>
         </w:rPr>
       </w:pPr>
+      <w:proofErr w:type="spellStart"/>
       <w:r>
         <w:rPr>
           <w:rFonts w:ascii="新宋体" w:eastAsia="新宋体" w:cs="新宋体"/>
@@ -7833,6 +8897,7 @@
         </w:rPr>
         <w:t>wTail</w:t>
       </w:r>
+      <w:proofErr w:type="spellEnd"/>
       <w:r>
         <w:rPr>
           <w:rFonts w:ascii="新宋体" w:eastAsia="新宋体" w:cs="新宋体"/>
@@ -7886,8 +8951,13 @@
     </w:p>
     <w:p>
       <w:r>
-        <w:t xml:space="preserve">    "Array":[</w:t>
-      </w:r>
+        <w:t xml:space="preserve">    "Array</w:t>
+      </w:r>
+      <w:proofErr w:type="gramStart"/>
+      <w:r>
+        <w:t>":[</w:t>
+      </w:r>
+      <w:proofErr w:type="gramEnd"/>
     </w:p>
     <w:p>
       <w:r>
@@ -7896,13 +8966,41 @@
     </w:p>
     <w:p>
       <w:r>
-        <w:t xml:space="preserve">            "bForward":false,</w:t>
-      </w:r>
-    </w:p>
-    <w:p>
-      <w:r>
-        <w:t xml:space="preserve">            "st_UserAuth":{</w:t>
-      </w:r>
+        <w:t xml:space="preserve">            "</w:t>
+      </w:r>
+      <w:proofErr w:type="spellStart"/>
+      <w:r>
+        <w:t>bForward</w:t>
+      </w:r>
+      <w:proofErr w:type="spellEnd"/>
+      <w:proofErr w:type="gramStart"/>
+      <w:r>
+        <w:t>":false</w:t>
+      </w:r>
+      <w:proofErr w:type="gramEnd"/>
+      <w:r>
+        <w:t>,</w:t>
+      </w:r>
+    </w:p>
+    <w:p>
+      <w:r>
+        <w:t xml:space="preserve">            "</w:t>
+      </w:r>
+      <w:proofErr w:type="spellStart"/>
+      <w:proofErr w:type="gramStart"/>
+      <w:r>
+        <w:t>st</w:t>
+      </w:r>
+      <w:proofErr w:type="gramEnd"/>
+      <w:r>
+        <w:t>_UserAuth</w:t>
+      </w:r>
+      <w:proofErr w:type="spellEnd"/>
+      <w:proofErr w:type="gramStart"/>
+      <w:r>
+        <w:t>":{</w:t>
+      </w:r>
+      <w:proofErr w:type="gramEnd"/>
     </w:p>
     <w:p>
       <w:r>
@@ -7916,17 +9014,41 @@
     </w:p>
     <w:p>
       <w:r>
-        <w:t xml:space="preserve">                "tszDCode":"",</w:t>
-      </w:r>
-    </w:p>
-    <w:p>
-      <w:r>
-        <w:t xml:space="preserve">                "tszUserName":"test",</w:t>
-      </w:r>
-    </w:p>
-    <w:p>
-      <w:r>
-        <w:t xml:space="preserve">                "tszUserPass":""</w:t>
+        <w:t xml:space="preserve">                "</w:t>
+      </w:r>
+      <w:proofErr w:type="spellStart"/>
+      <w:r>
+        <w:t>tszDCode</w:t>
+      </w:r>
+      <w:proofErr w:type="spellEnd"/>
+      <w:r>
+        <w:t>":"",</w:t>
+      </w:r>
+    </w:p>
+    <w:p>
+      <w:r>
+        <w:t xml:space="preserve">                "</w:t>
+      </w:r>
+      <w:proofErr w:type="spellStart"/>
+      <w:r>
+        <w:t>tszUserName</w:t>
+      </w:r>
+      <w:proofErr w:type="spellEnd"/>
+      <w:r>
+        <w:t>":"test",</w:t>
+      </w:r>
+    </w:p>
+    <w:p>
+      <w:r>
+        <w:t xml:space="preserve">                "</w:t>
+      </w:r>
+      <w:proofErr w:type="spellStart"/>
+      <w:r>
+        <w:t>tszUserPass</w:t>
+      </w:r>
+      <w:proofErr w:type="spellEnd"/>
+      <w:r>
+        <w:t>":""</w:t>
       </w:r>
     </w:p>
     <w:p>
@@ -7936,7 +9058,15 @@
     </w:p>
     <w:p>
       <w:r>
-        <w:t xml:space="preserve">            "tszDstAddr":"",</w:t>
+        <w:t xml:space="preserve">            "</w:t>
+      </w:r>
+      <w:proofErr w:type="spellStart"/>
+      <w:r>
+        <w:t>tszDstAddr</w:t>
+      </w:r>
+      <w:proofErr w:type="spellEnd"/>
+      <w:r>
+        <w:t>":"",</w:t>
       </w:r>
     </w:p>
     <w:p>
@@ -7968,7 +9098,7 @@
       <w:pPr>
         <w:pStyle w:val="3"/>
       </w:pPr>
-      <w:bookmarkStart w:id="31" w:name="_Toc198214359"/>
+      <w:bookmarkStart w:id="32" w:name="_Toc221526682"/>
       <w:r>
         <w:rPr>
           <w:rFonts w:hint="eastAsia"/>
@@ -7981,7 +9111,7 @@
         </w:rPr>
         <w:t>绑定</w:t>
       </w:r>
-      <w:bookmarkEnd w:id="31"/>
+      <w:bookmarkEnd w:id="32"/>
     </w:p>
     <w:p>
       <w:pPr>
@@ -8080,6 +9210,7 @@
           <w:highlight w:val="white"/>
         </w:rPr>
       </w:pPr>
+      <w:proofErr w:type="spellStart"/>
       <w:r>
         <w:rPr>
           <w:rFonts w:ascii="新宋体" w:eastAsia="新宋体" w:cs="新宋体"/>
@@ -8091,6 +9222,7 @@
         </w:rPr>
         <w:t>wHeader</w:t>
       </w:r>
+      <w:proofErr w:type="spellEnd"/>
       <w:r>
         <w:rPr>
           <w:rFonts w:ascii="新宋体" w:eastAsia="新宋体" w:cs="新宋体"/>
@@ -8121,6 +9253,7 @@
           <w:highlight w:val="white"/>
         </w:rPr>
       </w:pPr>
+      <w:proofErr w:type="spellStart"/>
       <w:r>
         <w:rPr>
           <w:rFonts w:ascii="新宋体" w:eastAsia="新宋体" w:cs="新宋体"/>
@@ -8130,8 +9263,10 @@
           <w:szCs w:val="19"/>
           <w:highlight w:val="white"/>
         </w:rPr>
+        <w:lastRenderedPageBreak/>
         <w:t>xhToken</w:t>
       </w:r>
+      <w:proofErr w:type="spellEnd"/>
       <w:r>
         <w:rPr>
           <w:rFonts w:ascii="新宋体" w:eastAsia="新宋体" w:cs="新宋体"/>
@@ -8163,6 +9298,7 @@
           <w:szCs w:val="19"/>
         </w:rPr>
       </w:pPr>
+      <w:proofErr w:type="spellStart"/>
       <w:r>
         <w:rPr>
           <w:rFonts w:ascii="新宋体" w:eastAsia="新宋体" w:cs="新宋体"/>
@@ -8174,15 +9310,27 @@
         </w:rPr>
         <w:t>unOperatorType</w:t>
       </w:r>
-      <w:r>
-        <w:rPr>
-          <w:rFonts w:ascii="新宋体" w:eastAsia="新宋体" w:cs="新宋体"/>
-          <w:color w:val="000080"/>
-          <w:kern w:val="0"/>
-          <w:sz w:val="19"/>
-          <w:szCs w:val="19"/>
-        </w:rPr>
-        <w:t xml:space="preserve"> =  </w:t>
+      <w:proofErr w:type="spellEnd"/>
+      <w:r>
+        <w:rPr>
+          <w:rFonts w:ascii="新宋体" w:eastAsia="新宋体" w:cs="新宋体"/>
+          <w:color w:val="000080"/>
+          <w:kern w:val="0"/>
+          <w:sz w:val="19"/>
+          <w:szCs w:val="19"/>
+        </w:rPr>
+        <w:t xml:space="preserve"> </w:t>
+      </w:r>
+      <w:proofErr w:type="gramStart"/>
+      <w:r>
+        <w:rPr>
+          <w:rFonts w:ascii="新宋体" w:eastAsia="新宋体" w:cs="新宋体"/>
+          <w:color w:val="000080"/>
+          <w:kern w:val="0"/>
+          <w:sz w:val="19"/>
+          <w:szCs w:val="19"/>
+        </w:rPr>
+        <w:t xml:space="preserve">=  </w:t>
       </w:r>
       <w:r>
         <w:rPr>
@@ -8191,7 +9339,17 @@
           <w:sz w:val="19"/>
           <w:szCs w:val="24"/>
         </w:rPr>
-        <w:t>ENUM_XENGINE_COMMUNICATION_PROTOCOL_TYPE_USER_FORWARD</w:t>
+        <w:t>ENUM</w:t>
+      </w:r>
+      <w:proofErr w:type="gramEnd"/>
+      <w:r>
+        <w:rPr>
+          <w:rFonts w:ascii="新宋体" w:eastAsia="新宋体" w:hAnsi="新宋体" w:hint="eastAsia"/>
+          <w:color w:val="2F4F4F"/>
+          <w:sz w:val="19"/>
+          <w:szCs w:val="24"/>
+        </w:rPr>
+        <w:t>_XENGINE_COMMUNICATION_PROTOCOL_TYPE_USER_FORWARD</w:t>
       </w:r>
     </w:p>
     <w:p>
@@ -8204,6 +9362,7 @@
           <w:szCs w:val="19"/>
         </w:rPr>
       </w:pPr>
+      <w:proofErr w:type="spellStart"/>
       <w:r>
         <w:rPr>
           <w:rFonts w:ascii="新宋体" w:eastAsia="新宋体" w:cs="新宋体"/>
@@ -8215,6 +9374,7 @@
         </w:rPr>
         <w:t>unOperatorCode</w:t>
       </w:r>
+      <w:proofErr w:type="spellEnd"/>
       <w:r>
         <w:rPr>
           <w:rFonts w:ascii="新宋体" w:eastAsia="新宋体" w:cs="新宋体" w:hint="eastAsia"/>
@@ -8265,6 +9425,7 @@
           <w:sz w:val="19"/>
         </w:rPr>
       </w:pPr>
+      <w:proofErr w:type="spellStart"/>
       <w:r>
         <w:rPr>
           <w:rFonts w:ascii="新宋体" w:eastAsia="新宋体" w:cs="新宋体"/>
@@ -8276,6 +9437,7 @@
         </w:rPr>
         <w:t>unPacketSize</w:t>
       </w:r>
+      <w:proofErr w:type="spellEnd"/>
       <w:r>
         <w:rPr>
           <w:rFonts w:ascii="新宋体" w:eastAsia="新宋体" w:cs="新宋体" w:hint="eastAsia"/>
@@ -8316,25 +9478,36 @@
           <w:sz w:val="19"/>
         </w:rPr>
       </w:pPr>
+      <w:proofErr w:type="spellStart"/>
       <w:r>
         <w:rPr>
           <w:rFonts w:ascii="新宋体" w:eastAsia="新宋体" w:hAnsi="新宋体" w:hint="eastAsia"/>
           <w:color w:val="000080"/>
           <w:sz w:val="19"/>
         </w:rPr>
-        <w:t>byVersion = 0</w:t>
-      </w:r>
-    </w:p>
-    <w:p>
-      <w:pPr>
-        <w:rPr>
-          <w:rFonts w:ascii="新宋体" w:eastAsia="新宋体" w:cs="新宋体"/>
-          <w:color w:val="000080"/>
-          <w:kern w:val="0"/>
-          <w:sz w:val="19"/>
-          <w:szCs w:val="19"/>
-        </w:rPr>
-      </w:pPr>
+        <w:t>byVersion</w:t>
+      </w:r>
+      <w:proofErr w:type="spellEnd"/>
+      <w:r>
+        <w:rPr>
+          <w:rFonts w:ascii="新宋体" w:eastAsia="新宋体" w:hAnsi="新宋体" w:hint="eastAsia"/>
+          <w:color w:val="000080"/>
+          <w:sz w:val="19"/>
+        </w:rPr>
+        <w:t xml:space="preserve"> = 0</w:t>
+      </w:r>
+    </w:p>
+    <w:p>
+      <w:pPr>
+        <w:rPr>
+          <w:rFonts w:ascii="新宋体" w:eastAsia="新宋体" w:cs="新宋体"/>
+          <w:color w:val="000080"/>
+          <w:kern w:val="0"/>
+          <w:sz w:val="19"/>
+          <w:szCs w:val="19"/>
+        </w:rPr>
+      </w:pPr>
+      <w:proofErr w:type="spellStart"/>
       <w:r>
         <w:rPr>
           <w:rFonts w:ascii="新宋体" w:eastAsia="新宋体" w:cs="新宋体" w:hint="eastAsia"/>
@@ -8346,6 +9519,7 @@
         </w:rPr>
         <w:t>byIsReply</w:t>
       </w:r>
+      <w:proofErr w:type="spellEnd"/>
       <w:r>
         <w:rPr>
           <w:rFonts w:ascii="新宋体" w:eastAsia="新宋体" w:cs="新宋体"/>
@@ -8377,25 +9551,36 @@
           <w:szCs w:val="19"/>
         </w:rPr>
       </w:pPr>
+      <w:proofErr w:type="spellStart"/>
       <w:r>
         <w:rPr>
           <w:rFonts w:ascii="新宋体" w:eastAsia="新宋体" w:hAnsi="新宋体" w:hint="eastAsia"/>
           <w:color w:val="000080"/>
           <w:sz w:val="19"/>
         </w:rPr>
-        <w:t>wReserve = 0</w:t>
-      </w:r>
-    </w:p>
-    <w:p>
-      <w:pPr>
-        <w:rPr>
-          <w:rFonts w:ascii="新宋体" w:eastAsia="新宋体" w:cs="新宋体"/>
-          <w:color w:val="000080"/>
-          <w:kern w:val="0"/>
-          <w:sz w:val="19"/>
-          <w:szCs w:val="19"/>
-        </w:rPr>
-      </w:pPr>
+        <w:t>wReserve</w:t>
+      </w:r>
+      <w:proofErr w:type="spellEnd"/>
+      <w:r>
+        <w:rPr>
+          <w:rFonts w:ascii="新宋体" w:eastAsia="新宋体" w:hAnsi="新宋体" w:hint="eastAsia"/>
+          <w:color w:val="000080"/>
+          <w:sz w:val="19"/>
+        </w:rPr>
+        <w:t xml:space="preserve"> = 0</w:t>
+      </w:r>
+    </w:p>
+    <w:p>
+      <w:pPr>
+        <w:rPr>
+          <w:rFonts w:ascii="新宋体" w:eastAsia="新宋体" w:cs="新宋体"/>
+          <w:color w:val="000080"/>
+          <w:kern w:val="0"/>
+          <w:sz w:val="19"/>
+          <w:szCs w:val="19"/>
+        </w:rPr>
+      </w:pPr>
+      <w:proofErr w:type="spellStart"/>
       <w:r>
         <w:rPr>
           <w:rFonts w:ascii="新宋体" w:eastAsia="新宋体" w:cs="新宋体"/>
@@ -8407,6 +9592,7 @@
         </w:rPr>
         <w:t>wPacketSerial</w:t>
       </w:r>
+      <w:proofErr w:type="spellEnd"/>
       <w:r>
         <w:rPr>
           <w:rFonts w:ascii="新宋体" w:eastAsia="新宋体" w:cs="新宋体"/>
@@ -8426,6 +9612,7 @@
           <w:sz w:val="19"/>
         </w:rPr>
       </w:pPr>
+      <w:proofErr w:type="spellStart"/>
       <w:r>
         <w:rPr>
           <w:rFonts w:ascii="新宋体" w:eastAsia="新宋体" w:cs="新宋体"/>
@@ -8437,6 +9624,7 @@
         </w:rPr>
         <w:t>wTail</w:t>
       </w:r>
+      <w:proofErr w:type="spellEnd"/>
       <w:r>
         <w:rPr>
           <w:rFonts w:ascii="新宋体" w:eastAsia="新宋体" w:cs="新宋体"/>
@@ -8545,7 +9733,6 @@
         <w:rPr>
           <w:rFonts w:hint="eastAsia"/>
         </w:rPr>
-        <w:lastRenderedPageBreak/>
         <w:t xml:space="preserve">4.3.3.2 </w:t>
       </w:r>
       <w:r>
@@ -8569,8 +9756,16 @@
         <w:rPr>
           <w:rFonts w:hint="eastAsia"/>
         </w:rPr>
-        <w:t>:wReserve</w:t>
-      </w:r>
+        <w:t>:</w:t>
+      </w:r>
+      <w:proofErr w:type="spellStart"/>
+      <w:r>
+        <w:rPr>
+          <w:rFonts w:hint="eastAsia"/>
+        </w:rPr>
+        <w:t>wReserve</w:t>
+      </w:r>
+      <w:proofErr w:type="spellEnd"/>
       <w:r>
         <w:rPr>
           <w:rFonts w:hint="eastAsia"/>
@@ -8601,6 +9796,7 @@
           <w:highlight w:val="white"/>
         </w:rPr>
       </w:pPr>
+      <w:proofErr w:type="spellStart"/>
       <w:r>
         <w:rPr>
           <w:rFonts w:ascii="新宋体" w:eastAsia="新宋体" w:cs="新宋体"/>
@@ -8612,6 +9808,7 @@
         </w:rPr>
         <w:t>wHeader</w:t>
       </w:r>
+      <w:proofErr w:type="spellEnd"/>
       <w:r>
         <w:rPr>
           <w:rFonts w:ascii="新宋体" w:eastAsia="新宋体" w:cs="新宋体"/>
@@ -8642,6 +9839,7 @@
           <w:highlight w:val="white"/>
         </w:rPr>
       </w:pPr>
+      <w:proofErr w:type="spellStart"/>
       <w:r>
         <w:rPr>
           <w:rFonts w:ascii="新宋体" w:eastAsia="新宋体" w:cs="新宋体"/>
@@ -8653,6 +9851,7 @@
         </w:rPr>
         <w:t>xhToken</w:t>
       </w:r>
+      <w:proofErr w:type="spellEnd"/>
       <w:r>
         <w:rPr>
           <w:rFonts w:ascii="新宋体" w:eastAsia="新宋体" w:cs="新宋体"/>
@@ -8684,6 +9883,7 @@
           <w:szCs w:val="19"/>
         </w:rPr>
       </w:pPr>
+      <w:proofErr w:type="spellStart"/>
       <w:r>
         <w:rPr>
           <w:rFonts w:ascii="新宋体" w:eastAsia="新宋体" w:cs="新宋体"/>
@@ -8695,6 +9895,7 @@
         </w:rPr>
         <w:t>unOperatorType</w:t>
       </w:r>
+      <w:proofErr w:type="spellEnd"/>
       <w:r>
         <w:rPr>
           <w:rFonts w:ascii="新宋体" w:eastAsia="新宋体" w:cs="新宋体"/>
@@ -8735,6 +9936,7 @@
           <w:szCs w:val="19"/>
         </w:rPr>
       </w:pPr>
+      <w:proofErr w:type="spellStart"/>
       <w:r>
         <w:rPr>
           <w:rFonts w:ascii="新宋体" w:eastAsia="新宋体" w:cs="新宋体"/>
@@ -8746,6 +9948,7 @@
         </w:rPr>
         <w:t>unOperatorCode</w:t>
       </w:r>
+      <w:proofErr w:type="spellEnd"/>
       <w:r>
         <w:rPr>
           <w:rFonts w:ascii="新宋体" w:eastAsia="新宋体" w:cs="新宋体" w:hint="eastAsia"/>
@@ -8798,6 +10001,7 @@
           <w:szCs w:val="19"/>
         </w:rPr>
       </w:pPr>
+      <w:proofErr w:type="spellStart"/>
       <w:r>
         <w:rPr>
           <w:rFonts w:ascii="新宋体" w:eastAsia="新宋体" w:cs="新宋体"/>
@@ -8809,6 +10013,7 @@
         </w:rPr>
         <w:t>unPacketSize</w:t>
       </w:r>
+      <w:proofErr w:type="spellEnd"/>
       <w:r>
         <w:rPr>
           <w:rFonts w:ascii="新宋体" w:eastAsia="新宋体" w:cs="新宋体" w:hint="eastAsia"/>
@@ -8849,25 +10054,36 @@
           <w:sz w:val="19"/>
         </w:rPr>
       </w:pPr>
+      <w:proofErr w:type="spellStart"/>
       <w:r>
         <w:rPr>
           <w:rFonts w:ascii="新宋体" w:eastAsia="新宋体" w:hAnsi="新宋体" w:hint="eastAsia"/>
           <w:color w:val="000080"/>
           <w:sz w:val="19"/>
         </w:rPr>
-        <w:t>byVersion = 0</w:t>
-      </w:r>
-    </w:p>
-    <w:p>
-      <w:pPr>
-        <w:rPr>
-          <w:rFonts w:ascii="新宋体" w:eastAsia="新宋体" w:cs="新宋体"/>
-          <w:color w:val="000080"/>
-          <w:kern w:val="0"/>
-          <w:sz w:val="19"/>
-          <w:szCs w:val="19"/>
-        </w:rPr>
-      </w:pPr>
+        <w:t>byVersion</w:t>
+      </w:r>
+      <w:proofErr w:type="spellEnd"/>
+      <w:r>
+        <w:rPr>
+          <w:rFonts w:ascii="新宋体" w:eastAsia="新宋体" w:hAnsi="新宋体" w:hint="eastAsia"/>
+          <w:color w:val="000080"/>
+          <w:sz w:val="19"/>
+        </w:rPr>
+        <w:t xml:space="preserve"> = 0</w:t>
+      </w:r>
+    </w:p>
+    <w:p>
+      <w:pPr>
+        <w:rPr>
+          <w:rFonts w:ascii="新宋体" w:eastAsia="新宋体" w:cs="新宋体"/>
+          <w:color w:val="000080"/>
+          <w:kern w:val="0"/>
+          <w:sz w:val="19"/>
+          <w:szCs w:val="19"/>
+        </w:rPr>
+      </w:pPr>
+      <w:proofErr w:type="spellStart"/>
       <w:r>
         <w:rPr>
           <w:rFonts w:ascii="新宋体" w:eastAsia="新宋体" w:cs="新宋体" w:hint="eastAsia"/>
@@ -8879,6 +10095,7 @@
         </w:rPr>
         <w:t>byIsReply</w:t>
       </w:r>
+      <w:proofErr w:type="spellEnd"/>
       <w:r>
         <w:rPr>
           <w:rFonts w:ascii="新宋体" w:eastAsia="新宋体" w:cs="新宋体"/>
@@ -8910,25 +10127,36 @@
           <w:szCs w:val="19"/>
         </w:rPr>
       </w:pPr>
+      <w:proofErr w:type="spellStart"/>
       <w:r>
         <w:rPr>
           <w:rFonts w:ascii="新宋体" w:eastAsia="新宋体" w:hAnsi="新宋体" w:hint="eastAsia"/>
           <w:color w:val="000080"/>
           <w:sz w:val="19"/>
         </w:rPr>
-        <w:t>wReserve = 0</w:t>
-      </w:r>
-    </w:p>
-    <w:p>
-      <w:pPr>
-        <w:rPr>
-          <w:rFonts w:ascii="新宋体" w:eastAsia="新宋体" w:cs="新宋体"/>
-          <w:color w:val="000080"/>
-          <w:kern w:val="0"/>
-          <w:sz w:val="19"/>
-          <w:szCs w:val="19"/>
-        </w:rPr>
-      </w:pPr>
+        <w:t>wReserve</w:t>
+      </w:r>
+      <w:proofErr w:type="spellEnd"/>
+      <w:r>
+        <w:rPr>
+          <w:rFonts w:ascii="新宋体" w:eastAsia="新宋体" w:hAnsi="新宋体" w:hint="eastAsia"/>
+          <w:color w:val="000080"/>
+          <w:sz w:val="19"/>
+        </w:rPr>
+        <w:t xml:space="preserve"> = 0</w:t>
+      </w:r>
+    </w:p>
+    <w:p>
+      <w:pPr>
+        <w:rPr>
+          <w:rFonts w:ascii="新宋体" w:eastAsia="新宋体" w:cs="新宋体"/>
+          <w:color w:val="000080"/>
+          <w:kern w:val="0"/>
+          <w:sz w:val="19"/>
+          <w:szCs w:val="19"/>
+        </w:rPr>
+      </w:pPr>
+      <w:proofErr w:type="spellStart"/>
       <w:r>
         <w:rPr>
           <w:rFonts w:ascii="新宋体" w:eastAsia="新宋体" w:cs="新宋体"/>
@@ -8940,6 +10168,7 @@
         </w:rPr>
         <w:t>wPacketSerial</w:t>
       </w:r>
+      <w:proofErr w:type="spellEnd"/>
       <w:r>
         <w:rPr>
           <w:rFonts w:ascii="新宋体" w:eastAsia="新宋体" w:cs="新宋体"/>
@@ -8952,6 +10181,7 @@
       </w:r>
     </w:p>
     <w:p>
+      <w:proofErr w:type="spellStart"/>
       <w:r>
         <w:rPr>
           <w:rFonts w:ascii="新宋体" w:eastAsia="新宋体" w:cs="新宋体"/>
@@ -8963,6 +10193,7 @@
         </w:rPr>
         <w:t>wTail</w:t>
       </w:r>
+      <w:proofErr w:type="spellEnd"/>
       <w:r>
         <w:rPr>
           <w:rFonts w:ascii="新宋体" w:eastAsia="新宋体" w:cs="新宋体"/>
@@ -8996,7 +10227,7 @@
       <w:pPr>
         <w:pStyle w:val="3"/>
       </w:pPr>
-      <w:bookmarkStart w:id="32" w:name="_Toc198214360"/>
+      <w:bookmarkStart w:id="33" w:name="_Toc221526683"/>
       <w:r>
         <w:rPr>
           <w:rFonts w:hint="eastAsia"/>
@@ -9009,7 +10240,7 @@
         </w:rPr>
         <w:t>转发</w:t>
       </w:r>
-      <w:bookmarkEnd w:id="32"/>
+      <w:bookmarkEnd w:id="33"/>
     </w:p>
     <w:p>
       <w:pPr>
@@ -9038,22 +10269,19 @@
       <w:pPr>
         <w:pStyle w:val="2"/>
       </w:pPr>
-      <w:bookmarkStart w:id="33" w:name="_Toc198214361"/>
+      <w:bookmarkStart w:id="34" w:name="_Toc221526684"/>
       <w:r>
         <w:rPr>
           <w:rFonts w:hint="eastAsia"/>
         </w:rPr>
         <w:t>4.4 Proxy</w:t>
       </w:r>
-      <w:bookmarkEnd w:id="33"/>
-    </w:p>
-    <w:p>
-      <w:r>
-        <w:rPr>
-          <w:rFonts w:hint="eastAsia"/>
-        </w:rPr>
-        <w:t xml:space="preserve">    </w:t>
-      </w:r>
+      <w:bookmarkEnd w:id="34"/>
+    </w:p>
+    <w:p>
+      <w:pPr>
+        <w:ind w:firstLine="420"/>
+      </w:pPr>
       <w:r>
         <w:rPr>
           <w:rFonts w:hint="eastAsia"/>
@@ -9105,22 +10333,702 @@
     </w:p>
     <w:p>
       <w:pPr>
+        <w:pStyle w:val="2"/>
+      </w:pPr>
+      <w:bookmarkStart w:id="35" w:name="_Toc221526685"/>
+      <w:r>
+        <w:rPr>
+          <w:rFonts w:hint="eastAsia"/>
+        </w:rPr>
+        <w:lastRenderedPageBreak/>
+        <w:t>4.5 HTTP</w:t>
+      </w:r>
+      <w:bookmarkEnd w:id="35"/>
+    </w:p>
+    <w:p>
+      <w:pPr>
+        <w:pStyle w:val="3"/>
+      </w:pPr>
+      <w:bookmarkStart w:id="36" w:name="_Toc221526686"/>
+      <w:r>
+        <w:rPr>
+          <w:rFonts w:hint="eastAsia"/>
+        </w:rPr>
+        <w:t xml:space="preserve">4.5.1 </w:t>
+      </w:r>
+      <w:r>
+        <w:rPr>
+          <w:rFonts w:hint="eastAsia"/>
+        </w:rPr>
+        <w:t>重载</w:t>
+      </w:r>
+      <w:r>
+        <w:rPr>
+          <w:rFonts w:hint="eastAsia"/>
+        </w:rPr>
+        <w:t>配置</w:t>
+      </w:r>
+      <w:bookmarkEnd w:id="36"/>
+    </w:p>
+    <w:p>
+      <w:pPr>
+        <w:pStyle w:val="4"/>
+      </w:pPr>
+      <w:r>
+        <w:rPr>
+          <w:rFonts w:hint="eastAsia"/>
+        </w:rPr>
+        <w:t xml:space="preserve">4.5.1.1 </w:t>
+      </w:r>
+      <w:r>
+        <w:rPr>
+          <w:rFonts w:hint="eastAsia"/>
+        </w:rPr>
+        <w:t>请求</w:t>
+      </w:r>
+    </w:p>
+    <w:p>
+      <w:r>
+        <w:rPr>
+          <w:rFonts w:hint="eastAsia"/>
+        </w:rPr>
+        <w:t>接口</w:t>
+      </w:r>
+      <w:r>
+        <w:rPr>
+          <w:rFonts w:hint="eastAsia"/>
+        </w:rPr>
+        <w:t>:HTTP</w:t>
+      </w:r>
+    </w:p>
+    <w:p>
+      <w:r>
+        <w:rPr>
+          <w:rFonts w:hint="eastAsia"/>
+        </w:rPr>
+        <w:t>方法</w:t>
+      </w:r>
+      <w:r>
+        <w:rPr>
+          <w:rFonts w:hint="eastAsia"/>
+        </w:rPr>
+        <w:t>:GET</w:t>
+      </w:r>
+    </w:p>
+    <w:p>
+      <w:r>
+        <w:rPr>
+          <w:rFonts w:hint="eastAsia"/>
+        </w:rPr>
+        <w:t>地址</w:t>
+      </w:r>
+      <w:r>
+        <w:rPr>
+          <w:rFonts w:hint="eastAsia"/>
+        </w:rPr>
+        <w:t>:http://127.0.0.1:5</w:t>
+      </w:r>
+      <w:r>
+        <w:rPr>
+          <w:rFonts w:hint="eastAsia"/>
+        </w:rPr>
+        <w:t>400</w:t>
+      </w:r>
+      <w:r>
+        <w:rPr>
+          <w:rFonts w:hint="eastAsia"/>
+        </w:rPr>
+        <w:t>/</w:t>
+      </w:r>
+      <w:proofErr w:type="spellStart"/>
+      <w:r>
+        <w:rPr>
+          <w:rFonts w:hint="eastAsia"/>
+        </w:rPr>
+        <w:t>api</w:t>
+      </w:r>
+      <w:r>
+        <w:t>?function</w:t>
+      </w:r>
+      <w:proofErr w:type="spellEnd"/>
+      <w:r>
+        <w:t>=</w:t>
+      </w:r>
+      <w:proofErr w:type="spellStart"/>
+      <w:r>
+        <w:t>reload&amp;type</w:t>
+      </w:r>
+      <w:proofErr w:type="spellEnd"/>
+      <w:r>
+        <w:t>=0</w:t>
+      </w:r>
+    </w:p>
+    <w:p>
+      <w:r>
+        <w:rPr>
+          <w:rFonts w:hint="eastAsia"/>
+        </w:rPr>
+        <w:t>解释</w:t>
+      </w:r>
+      <w:r>
+        <w:rPr>
+          <w:rFonts w:hint="eastAsia"/>
+        </w:rPr>
+        <w:t>:</w:t>
+      </w:r>
+      <w:r>
+        <w:rPr>
+          <w:rFonts w:hint="eastAsia"/>
+        </w:rPr>
+        <w:t>重新加载</w:t>
+      </w:r>
+      <w:r>
+        <w:rPr>
+          <w:rFonts w:hint="eastAsia"/>
+        </w:rPr>
+        <w:t>proxy</w:t>
+      </w:r>
+      <w:r>
+        <w:rPr>
+          <w:rFonts w:hint="eastAsia"/>
+        </w:rPr>
+        <w:t>代理配置</w:t>
+      </w:r>
+      <w:r>
+        <w:t xml:space="preserve"> </w:t>
+      </w:r>
+    </w:p>
+    <w:p>
+      <w:pPr>
+        <w:rPr>
+          <w:rFonts w:hint="eastAsia"/>
+        </w:rPr>
+      </w:pPr>
+      <w:r>
+        <w:rPr>
+          <w:rFonts w:hint="eastAsia"/>
+        </w:rPr>
+        <w:t>负载</w:t>
+      </w:r>
+      <w:r>
+        <w:rPr>
+          <w:rFonts w:hint="eastAsia"/>
+        </w:rPr>
+        <w:t>:</w:t>
+      </w:r>
+      <w:r>
+        <w:rPr>
+          <w:rFonts w:hint="eastAsia"/>
+        </w:rPr>
+        <w:t>无</w:t>
+      </w:r>
+    </w:p>
+    <w:p>
+      <w:pPr>
+        <w:pStyle w:val="4"/>
+      </w:pPr>
+      <w:r>
+        <w:rPr>
+          <w:rFonts w:hint="eastAsia"/>
+        </w:rPr>
+        <w:t xml:space="preserve">4.5.1.2 </w:t>
+      </w:r>
+      <w:r>
+        <w:rPr>
+          <w:rFonts w:hint="eastAsia"/>
+        </w:rPr>
+        <w:t>回复</w:t>
+      </w:r>
+    </w:p>
+    <w:p>
+      <w:r>
+        <w:t>{</w:t>
+      </w:r>
+    </w:p>
+    <w:p>
+      <w:r>
+        <w:t xml:space="preserve">    "code": 0,</w:t>
+      </w:r>
+    </w:p>
+    <w:p>
+      <w:r>
+        <w:t xml:space="preserve">    "msg": "success"</w:t>
+      </w:r>
+    </w:p>
+    <w:p>
+      <w:r>
+        <w:t>}</w:t>
+      </w:r>
+    </w:p>
+    <w:p>
+      <w:pPr>
+        <w:pStyle w:val="3"/>
+      </w:pPr>
+      <w:bookmarkStart w:id="37" w:name="_Toc221526687"/>
+      <w:r>
+        <w:rPr>
+          <w:rFonts w:hint="eastAsia"/>
+        </w:rPr>
+        <w:t xml:space="preserve">4.5.2 </w:t>
+      </w:r>
+      <w:r>
+        <w:rPr>
+          <w:rFonts w:hint="eastAsia"/>
+        </w:rPr>
+        <w:t>获取转发规则</w:t>
+      </w:r>
+      <w:bookmarkEnd w:id="37"/>
+    </w:p>
+    <w:p>
+      <w:pPr>
+        <w:pStyle w:val="4"/>
+      </w:pPr>
+      <w:r>
+        <w:rPr>
+          <w:rFonts w:hint="eastAsia"/>
+        </w:rPr>
+        <w:t xml:space="preserve">4.5.2.1 </w:t>
+      </w:r>
+      <w:r>
+        <w:rPr>
+          <w:rFonts w:hint="eastAsia"/>
+        </w:rPr>
+        <w:t>请求</w:t>
+      </w:r>
+    </w:p>
+    <w:p>
+      <w:r>
+        <w:rPr>
+          <w:rFonts w:hint="eastAsia"/>
+        </w:rPr>
+        <w:t>接口</w:t>
+      </w:r>
+      <w:r>
+        <w:rPr>
+          <w:rFonts w:hint="eastAsia"/>
+        </w:rPr>
+        <w:t>:HTTP</w:t>
+      </w:r>
+    </w:p>
+    <w:p>
+      <w:r>
+        <w:rPr>
+          <w:rFonts w:hint="eastAsia"/>
+        </w:rPr>
+        <w:t>方法</w:t>
+      </w:r>
+      <w:r>
+        <w:rPr>
+          <w:rFonts w:hint="eastAsia"/>
+        </w:rPr>
+        <w:t>:GET</w:t>
+      </w:r>
+    </w:p>
+    <w:p>
+      <w:r>
+        <w:rPr>
+          <w:rFonts w:hint="eastAsia"/>
+        </w:rPr>
+        <w:t>地址</w:t>
+      </w:r>
+      <w:r>
+        <w:rPr>
+          <w:rFonts w:hint="eastAsia"/>
+        </w:rPr>
+        <w:t>:http://127.0.0.1:5400/</w:t>
+      </w:r>
+      <w:proofErr w:type="spellStart"/>
+      <w:r>
+        <w:rPr>
+          <w:rFonts w:hint="eastAsia"/>
+        </w:rPr>
+        <w:t>api</w:t>
+      </w:r>
+      <w:r>
+        <w:t>?function</w:t>
+      </w:r>
+      <w:proofErr w:type="spellEnd"/>
+      <w:r>
+        <w:t>=</w:t>
+      </w:r>
+      <w:proofErr w:type="spellStart"/>
+      <w:r>
+        <w:t>proxyrule</w:t>
+      </w:r>
+      <w:proofErr w:type="spellEnd"/>
+    </w:p>
+    <w:p>
+      <w:r>
+        <w:rPr>
+          <w:rFonts w:hint="eastAsia"/>
+        </w:rPr>
+        <w:t>解释</w:t>
+      </w:r>
+      <w:r>
+        <w:rPr>
+          <w:rFonts w:hint="eastAsia"/>
+        </w:rPr>
+        <w:t>:</w:t>
+      </w:r>
+      <w:r>
+        <w:rPr>
+          <w:rFonts w:hint="eastAsia"/>
+        </w:rPr>
+        <w:t>获取转发规则</w:t>
+      </w:r>
+      <w:r>
+        <w:t xml:space="preserve"> </w:t>
+      </w:r>
+    </w:p>
+    <w:p>
+      <w:pPr>
+        <w:rPr>
+          <w:rFonts w:hint="eastAsia"/>
+        </w:rPr>
+      </w:pPr>
+      <w:r>
+        <w:rPr>
+          <w:rFonts w:hint="eastAsia"/>
+        </w:rPr>
+        <w:t>负载</w:t>
+      </w:r>
+      <w:r>
+        <w:rPr>
+          <w:rFonts w:hint="eastAsia"/>
+        </w:rPr>
+        <w:t>:</w:t>
+      </w:r>
+      <w:r>
+        <w:rPr>
+          <w:rFonts w:hint="eastAsia"/>
+        </w:rPr>
+        <w:t>无</w:t>
+      </w:r>
+    </w:p>
+    <w:p>
+      <w:pPr>
+        <w:pStyle w:val="4"/>
+      </w:pPr>
+      <w:r>
+        <w:rPr>
+          <w:rFonts w:hint="eastAsia"/>
+        </w:rPr>
+        <w:t xml:space="preserve">4.5.2.2 </w:t>
+      </w:r>
+      <w:r>
+        <w:rPr>
+          <w:rFonts w:hint="eastAsia"/>
+        </w:rPr>
+        <w:t>回复</w:t>
+      </w:r>
+    </w:p>
+    <w:p>
+      <w:pPr>
+        <w:rPr>
+          <w:rFonts w:hint="eastAsia"/>
+        </w:rPr>
+      </w:pPr>
+      <w:r>
+        <w:t>{</w:t>
+      </w:r>
+      <w:r>
+        <w:br/>
+        <w:t>    </w:t>
+      </w:r>
+      <w:r>
+        <w:rPr>
+          <w:b/>
+          <w:bCs/>
+        </w:rPr>
+        <w:t>"Array"</w:t>
+      </w:r>
+      <w:r>
+        <w:t>: [</w:t>
+      </w:r>
+      <w:r>
+        <w:br/>
+        <w:t>     </w:t>
+      </w:r>
+      <w:proofErr w:type="gramStart"/>
+      <w:r>
+        <w:t>   {</w:t>
+      </w:r>
+      <w:proofErr w:type="gramEnd"/>
+      <w:r>
+        <w:br/>
+        <w:t>            </w:t>
+      </w:r>
+      <w:r>
+        <w:rPr>
+          <w:b/>
+          <w:bCs/>
+        </w:rPr>
+        <w:t>"</w:t>
+      </w:r>
+      <w:proofErr w:type="spellStart"/>
+      <w:r>
+        <w:rPr>
+          <w:b/>
+          <w:bCs/>
+        </w:rPr>
+        <w:t>nIPCount</w:t>
+      </w:r>
+      <w:proofErr w:type="spellEnd"/>
+      <w:r>
+        <w:rPr>
+          <w:b/>
+          <w:bCs/>
+        </w:rPr>
+        <w:t>"</w:t>
+      </w:r>
+      <w:r>
+        <w:t>: </w:t>
+      </w:r>
+      <w:r>
+        <w:rPr>
+          <w:b/>
+          <w:bCs/>
+        </w:rPr>
+        <w:t>0</w:t>
+      </w:r>
+      <w:r>
+        <w:t>,</w:t>
+      </w:r>
+      <w:r>
+        <w:br/>
+        <w:t>            </w:t>
+      </w:r>
+      <w:r>
+        <w:rPr>
+          <w:b/>
+          <w:bCs/>
+        </w:rPr>
+        <w:t>"</w:t>
+      </w:r>
+      <w:proofErr w:type="spellStart"/>
+      <w:r>
+        <w:rPr>
+          <w:b/>
+          <w:bCs/>
+        </w:rPr>
+        <w:t>tszIPAddr</w:t>
+      </w:r>
+      <w:proofErr w:type="spellEnd"/>
+      <w:r>
+        <w:rPr>
+          <w:b/>
+          <w:bCs/>
+        </w:rPr>
+        <w:t>"</w:t>
+      </w:r>
+      <w:r>
+        <w:t>: </w:t>
+      </w:r>
+      <w:r>
+        <w:rPr>
+          <w:b/>
+          <w:bCs/>
+        </w:rPr>
+        <w:t>"127.0.0.1:5501"</w:t>
+      </w:r>
+      <w:r>
+        <w:br/>
+        <w:t>        },</w:t>
+      </w:r>
+      <w:r>
+        <w:br/>
+        <w:t>     </w:t>
+      </w:r>
+      <w:proofErr w:type="gramStart"/>
+      <w:r>
+        <w:t>   {</w:t>
+      </w:r>
+      <w:proofErr w:type="gramEnd"/>
+      <w:r>
+        <w:br/>
+      </w:r>
+      <w:r>
+        <w:lastRenderedPageBreak/>
+        <w:t>            </w:t>
+      </w:r>
+      <w:r>
+        <w:rPr>
+          <w:b/>
+          <w:bCs/>
+        </w:rPr>
+        <w:t>"</w:t>
+      </w:r>
+      <w:proofErr w:type="spellStart"/>
+      <w:r>
+        <w:rPr>
+          <w:b/>
+          <w:bCs/>
+        </w:rPr>
+        <w:t>nIPCount</w:t>
+      </w:r>
+      <w:proofErr w:type="spellEnd"/>
+      <w:r>
+        <w:rPr>
+          <w:b/>
+          <w:bCs/>
+        </w:rPr>
+        <w:t>"</w:t>
+      </w:r>
+      <w:r>
+        <w:t>: </w:t>
+      </w:r>
+      <w:r>
+        <w:rPr>
+          <w:b/>
+          <w:bCs/>
+        </w:rPr>
+        <w:t>0</w:t>
+      </w:r>
+      <w:r>
+        <w:t>,</w:t>
+      </w:r>
+      <w:r>
+        <w:br/>
+        <w:t>            </w:t>
+      </w:r>
+      <w:r>
+        <w:rPr>
+          <w:b/>
+          <w:bCs/>
+        </w:rPr>
+        <w:t>"</w:t>
+      </w:r>
+      <w:proofErr w:type="spellStart"/>
+      <w:r>
+        <w:rPr>
+          <w:b/>
+          <w:bCs/>
+        </w:rPr>
+        <w:t>tszIPAddr</w:t>
+      </w:r>
+      <w:proofErr w:type="spellEnd"/>
+      <w:r>
+        <w:rPr>
+          <w:b/>
+          <w:bCs/>
+        </w:rPr>
+        <w:t>"</w:t>
+      </w:r>
+      <w:r>
+        <w:t>: </w:t>
+      </w:r>
+      <w:r>
+        <w:rPr>
+          <w:b/>
+          <w:bCs/>
+        </w:rPr>
+        <w:t>"118.25.14.242:5501"</w:t>
+      </w:r>
+      <w:r>
+        <w:br/>
+        <w:t>      </w:t>
+      </w:r>
+      <w:proofErr w:type="gramStart"/>
+      <w:r>
+        <w:t>  }</w:t>
+      </w:r>
+      <w:proofErr w:type="gramEnd"/>
+      <w:r>
+        <w:br/>
+        <w:t>    ],</w:t>
+      </w:r>
+      <w:r>
+        <w:br/>
+        <w:t>    </w:t>
+      </w:r>
+      <w:r>
+        <w:rPr>
+          <w:b/>
+          <w:bCs/>
+        </w:rPr>
+        <w:t>"Count"</w:t>
+      </w:r>
+      <w:r>
+        <w:t>: </w:t>
+      </w:r>
+      <w:r>
+        <w:rPr>
+          <w:b/>
+          <w:bCs/>
+        </w:rPr>
+        <w:t>2</w:t>
+      </w:r>
+      <w:r>
+        <w:t>,</w:t>
+      </w:r>
+      <w:r>
+        <w:br/>
+        <w:t>    </w:t>
+      </w:r>
+      <w:r>
+        <w:rPr>
+          <w:b/>
+          <w:bCs/>
+        </w:rPr>
+        <w:t>"code"</w:t>
+      </w:r>
+      <w:r>
+        <w:t>: </w:t>
+      </w:r>
+      <w:r>
+        <w:rPr>
+          <w:b/>
+          <w:bCs/>
+        </w:rPr>
+        <w:t>0</w:t>
+      </w:r>
+      <w:r>
+        <w:t>,</w:t>
+      </w:r>
+      <w:r>
+        <w:br/>
+        <w:t>    </w:t>
+      </w:r>
+      <w:r>
+        <w:rPr>
+          <w:b/>
+          <w:bCs/>
+        </w:rPr>
+        <w:t>"msg"</w:t>
+      </w:r>
+      <w:r>
+        <w:t>: </w:t>
+      </w:r>
+      <w:r>
+        <w:rPr>
+          <w:b/>
+          <w:bCs/>
+        </w:rPr>
+        <w:t>"success"</w:t>
+      </w:r>
+      <w:r>
+        <w:br/>
+        <w:t>}</w:t>
+      </w:r>
+    </w:p>
+    <w:p>
+      <w:pPr>
         <w:pStyle w:val="1"/>
       </w:pPr>
-      <w:bookmarkStart w:id="34" w:name="_Toc198214362"/>
+      <w:bookmarkStart w:id="38" w:name="_Toc221526688"/>
       <w:r>
         <w:rPr>
           <w:rFonts w:hint="eastAsia"/>
         </w:rPr>
         <w:t>附录</w:t>
       </w:r>
-      <w:bookmarkEnd w:id="34"/>
+      <w:bookmarkEnd w:id="38"/>
     </w:p>
     <w:p>
       <w:pPr>
         <w:pStyle w:val="2"/>
       </w:pPr>
-      <w:bookmarkStart w:id="35" w:name="_Toc198214363"/>
+      <w:bookmarkStart w:id="39" w:name="_Toc221526689"/>
       <w:r>
         <w:rPr>
           <w:rFonts w:hint="eastAsia"/>
@@ -9139,7 +11047,7 @@
         </w:rPr>
         <w:t>更新历史</w:t>
       </w:r>
-      <w:bookmarkEnd w:id="35"/>
+      <w:bookmarkEnd w:id="39"/>
     </w:p>
     <w:tbl>
       <w:tblPr>
@@ -9433,11 +11341,19 @@
       <w:pStyle w:val="a5"/>
       <w:jc w:val="both"/>
     </w:pPr>
+    <w:proofErr w:type="spellStart"/>
     <w:r>
       <w:rPr>
         <w:rFonts w:hint="eastAsia"/>
       </w:rPr>
-      <w:t xml:space="preserve">XEngine                                 </w:t>
+      <w:t>XEngine</w:t>
+    </w:r>
+    <w:proofErr w:type="spellEnd"/>
+    <w:r>
+      <w:rPr>
+        <w:rFonts w:hint="eastAsia"/>
+      </w:rPr>
+      <w:t xml:space="preserve">                                 </w:t>
     </w:r>
     <w:r>
       <w:rPr>
@@ -9449,8 +11365,16 @@
       <w:rPr>
         <w:rFonts w:hint="eastAsia"/>
       </w:rPr>
-      <w:t xml:space="preserve">                                  by:QYT</w:t>
+      <w:t xml:space="preserve">                                  </w:t>
     </w:r>
+    <w:proofErr w:type="spellStart"/>
+    <w:r>
+      <w:rPr>
+        <w:rFonts w:hint="eastAsia"/>
+      </w:rPr>
+      <w:t>by:QYT</w:t>
+    </w:r>
+    <w:proofErr w:type="spellEnd"/>
   </w:p>
 </w:hdr>
 </file>
@@ -9648,6 +11572,119 @@
     </w:lvl>
   </w:abstractNum>
   <w:abstractNum w:abstractNumId="5" w15:restartNumberingAfterBreak="0">
+    <w:nsid w:val="328D7D34"/>
+    <w:multiLevelType w:val="hybridMultilevel"/>
+    <w:tmpl w:val="02D05530"/>
+    <w:lvl w:ilvl="0" w:tplc="04090001">
+      <w:start w:val="1"/>
+      <w:numFmt w:val="bullet"/>
+      <w:lvlText w:val=""/>
+      <w:lvlJc w:val="left"/>
+      <w:pPr>
+        <w:ind w:left="440" w:hanging="440"/>
+      </w:pPr>
+      <w:rPr>
+        <w:rFonts w:ascii="Wingdings" w:hAnsi="Wingdings" w:hint="default"/>
+      </w:rPr>
+    </w:lvl>
+    <w:lvl w:ilvl="1" w:tplc="04090003" w:tentative="1">
+      <w:start w:val="1"/>
+      <w:numFmt w:val="bullet"/>
+      <w:lvlText w:val=""/>
+      <w:lvlJc w:val="left"/>
+      <w:pPr>
+        <w:ind w:left="880" w:hanging="440"/>
+      </w:pPr>
+      <w:rPr>
+        <w:rFonts w:ascii="Wingdings" w:hAnsi="Wingdings" w:hint="default"/>
+      </w:rPr>
+    </w:lvl>
+    <w:lvl w:ilvl="2" w:tplc="04090005" w:tentative="1">
+      <w:start w:val="1"/>
+      <w:numFmt w:val="bullet"/>
+      <w:lvlText w:val=""/>
+      <w:lvlJc w:val="left"/>
+      <w:pPr>
+        <w:ind w:left="1320" w:hanging="440"/>
+      </w:pPr>
+      <w:rPr>
+        <w:rFonts w:ascii="Wingdings" w:hAnsi="Wingdings" w:hint="default"/>
+      </w:rPr>
+    </w:lvl>
+    <w:lvl w:ilvl="3" w:tplc="04090001" w:tentative="1">
+      <w:start w:val="1"/>
+      <w:numFmt w:val="bullet"/>
+      <w:lvlText w:val=""/>
+      <w:lvlJc w:val="left"/>
+      <w:pPr>
+        <w:ind w:left="1760" w:hanging="440"/>
+      </w:pPr>
+      <w:rPr>
+        <w:rFonts w:ascii="Wingdings" w:hAnsi="Wingdings" w:hint="default"/>
+      </w:rPr>
+    </w:lvl>
+    <w:lvl w:ilvl="4" w:tplc="04090003" w:tentative="1">
+      <w:start w:val="1"/>
+      <w:numFmt w:val="bullet"/>
+      <w:lvlText w:val=""/>
+      <w:lvlJc w:val="left"/>
+      <w:pPr>
+        <w:ind w:left="2200" w:hanging="440"/>
+      </w:pPr>
+      <w:rPr>
+        <w:rFonts w:ascii="Wingdings" w:hAnsi="Wingdings" w:hint="default"/>
+      </w:rPr>
+    </w:lvl>
+    <w:lvl w:ilvl="5" w:tplc="04090005" w:tentative="1">
+      <w:start w:val="1"/>
+      <w:numFmt w:val="bullet"/>
+      <w:lvlText w:val=""/>
+      <w:lvlJc w:val="left"/>
+      <w:pPr>
+        <w:ind w:left="2640" w:hanging="440"/>
+      </w:pPr>
+      <w:rPr>
+        <w:rFonts w:ascii="Wingdings" w:hAnsi="Wingdings" w:hint="default"/>
+      </w:rPr>
+    </w:lvl>
+    <w:lvl w:ilvl="6" w:tplc="04090001" w:tentative="1">
+      <w:start w:val="1"/>
+      <w:numFmt w:val="bullet"/>
+      <w:lvlText w:val=""/>
+      <w:lvlJc w:val="left"/>
+      <w:pPr>
+        <w:ind w:left="3080" w:hanging="440"/>
+      </w:pPr>
+      <w:rPr>
+        <w:rFonts w:ascii="Wingdings" w:hAnsi="Wingdings" w:hint="default"/>
+      </w:rPr>
+    </w:lvl>
+    <w:lvl w:ilvl="7" w:tplc="04090003" w:tentative="1">
+      <w:start w:val="1"/>
+      <w:numFmt w:val="bullet"/>
+      <w:lvlText w:val=""/>
+      <w:lvlJc w:val="left"/>
+      <w:pPr>
+        <w:ind w:left="3520" w:hanging="440"/>
+      </w:pPr>
+      <w:rPr>
+        <w:rFonts w:ascii="Wingdings" w:hAnsi="Wingdings" w:hint="default"/>
+      </w:rPr>
+    </w:lvl>
+    <w:lvl w:ilvl="8" w:tplc="04090005" w:tentative="1">
+      <w:start w:val="1"/>
+      <w:numFmt w:val="bullet"/>
+      <w:lvlText w:val=""/>
+      <w:lvlJc w:val="left"/>
+      <w:pPr>
+        <w:ind w:left="3960" w:hanging="440"/>
+      </w:pPr>
+      <w:rPr>
+        <w:rFonts w:ascii="Wingdings" w:hAnsi="Wingdings" w:hint="default"/>
+      </w:rPr>
+    </w:lvl>
+  </w:abstractNum>
+  <w:abstractNum w:abstractNumId="6" w15:restartNumberingAfterBreak="0">
     <w:nsid w:val="37962887"/>
     <w:multiLevelType w:val="multilevel"/>
     <w:tmpl w:val="71D80208"/>
@@ -9768,7 +11805,7 @@
       </w:rPr>
     </w:lvl>
   </w:abstractNum>
-  <w:abstractNum w:abstractNumId="6" w15:restartNumberingAfterBreak="0">
+  <w:abstractNum w:abstractNumId="7" w15:restartNumberingAfterBreak="0">
     <w:nsid w:val="39DD172D"/>
     <w:multiLevelType w:val="hybridMultilevel"/>
     <w:tmpl w:val="8AF2F732"/>
@@ -9897,9 +11934,12 @@
     <w:abstractNumId w:val="3"/>
   </w:num>
   <w:num w:numId="6" w16cid:durableId="1717197177">
+    <w:abstractNumId w:val="7"/>
+  </w:num>
+  <w:num w:numId="7" w16cid:durableId="975915018">
     <w:abstractNumId w:val="6"/>
   </w:num>
-  <w:num w:numId="7" w16cid:durableId="975915018">
+  <w:num w:numId="8" w16cid:durableId="258762726">
     <w:abstractNumId w:val="5"/>
   </w:num>
 </w:numbering>
@@ -10421,7 +12461,6 @@
   <w:style w:type="character" w:default="1" w:styleId="a0">
     <w:name w:val="Default Paragraph Font"/>
     <w:uiPriority w:val="1"/>
-    <w:semiHidden/>
     <w:unhideWhenUsed/>
   </w:style>
   <w:style w:type="table" w:default="1" w:styleId="a1">
@@ -11157,6 +13196,10 @@
 </file>
 
 <file path=customXml/item1.xml><?xml version="1.0" encoding="utf-8"?>
+<b:Sources xmlns:b="http://schemas.openxmlformats.org/officeDocument/2006/bibliography" xmlns="http://schemas.openxmlformats.org/officeDocument/2006/bibliography" SelectedStyle="\APASixthEditionOfficeOnline.xsl" StyleName="APA" Version="6"/>
+</file>
+
+<file path=customXml/item2.xml><?xml version="1.0" encoding="utf-8"?>
 <s:customData xmlns="http://www.wps.cn/officeDocument/2013/wpsCustomData" xmlns:s="http://www.wps.cn/officeDocument/2013/wpsCustomData">
   <customSectProps/>
   <customShpExts>
@@ -11165,22 +13208,18 @@
 </s:customData>
 </file>
 
-<file path=customXml/item2.xml><?xml version="1.0" encoding="utf-8"?>
-<b:Sources xmlns:b="http://schemas.openxmlformats.org/officeDocument/2006/bibliography" xmlns="http://schemas.openxmlformats.org/officeDocument/2006/bibliography" SelectedStyle="\APASixthEditionOfficeOnline.xsl" StyleName="APA" Version="6"/>
+<file path=customXml/itemProps1.xml><?xml version="1.0" encoding="utf-8"?>
+<ds:datastoreItem xmlns:ds="http://schemas.openxmlformats.org/officeDocument/2006/customXml" ds:itemID="{A3C42FEF-274B-4BDA-8559-31DB942021F2}">
+  <ds:schemaRefs>
+    <ds:schemaRef ds:uri="http://schemas.openxmlformats.org/officeDocument/2006/bibliography"/>
+  </ds:schemaRefs>
+</ds:datastoreItem>
 </file>
 
-<file path=customXml/itemProps1.xml><?xml version="1.0" encoding="utf-8"?>
+<file path=customXml/itemProps2.xml><?xml version="1.0" encoding="utf-8"?>
 <ds:datastoreItem xmlns:ds="http://schemas.openxmlformats.org/officeDocument/2006/customXml" ds:itemID="{B1977F7D-205B-4081-913C-38D41E755F92}">
   <ds:schemaRefs>
     <ds:schemaRef ds:uri="http://www.wps.cn/officeDocument/2013/wpsCustomData"/>
   </ds:schemaRefs>
 </ds:datastoreItem>
-</file>
-
-<file path=customXml/itemProps2.xml><?xml version="1.0" encoding="utf-8"?>
-<ds:datastoreItem xmlns:ds="http://schemas.openxmlformats.org/officeDocument/2006/customXml" ds:itemID="{A3C42FEF-274B-4BDA-8559-31DB942021F2}">
-  <ds:schemaRefs>
-    <ds:schemaRef ds:uri="http://schemas.openxmlformats.org/officeDocument/2006/bibliography"/>
-  </ds:schemaRefs>
-</ds:datastoreItem>
 </file>
--- a/XEngine_Docment/Docment_zh.docx
+++ b/XEngine_Docment/Docment_zh.docx
@@ -1,6 +1,6 @@
 
 <file path=word/document.xml><?xml version="1.0" encoding="utf-8"?>
-<w:document xmlns:wpc="http://schemas.microsoft.com/office/word/2010/wordprocessingCanvas" xmlns:cx="http://schemas.microsoft.com/office/drawing/2014/chartex" xmlns:cx1="http://schemas.microsoft.com/office/drawing/2015/9/8/chartex" xmlns:cx2="http://schemas.microsoft.com/office/drawing/2015/10/21/chartex" xmlns:cx3="http://schemas.microsoft.com/office/drawing/2016/5/9/chartex" xmlns:cx4="http://schemas.microsoft.com/office/drawing/2016/5/10/chartex" xmlns:cx5="http://schemas.microsoft.com/office/drawing/2016/5/11/chartex" xmlns:cx6="http://schemas.microsoft.com/office/drawing/2016/5/12/chartex" xmlns:cx7="http://schemas.microsoft.com/office/drawing/2016/5/13/chartex" xmlns:cx8="http://schemas.microsoft.com/office/drawing/2016/5/14/chartex" xmlns:mc="http://schemas.openxmlformats.org/markup-compatibility/2006" xmlns:aink="http://schemas.microsoft.com/office/drawing/2016/ink" xmlns:am3d="http://schemas.microsoft.com/office/drawing/2017/model3d" xmlns:o="urn:schemas-microsoft-com:office:office" xmlns:oel="http://schemas.microsoft.com/office/2019/extlst" xmlns:r="http://schemas.openxmlformats.org/officeDocument/2006/relationships" xmlns:m="http://schemas.openxmlformats.org/officeDocument/2006/math" xmlns:v="urn:schemas-microsoft-com:vml" xmlns:wp14="http://schemas.microsoft.com/office/word/2010/wordprocessingDrawing" xmlns:wp="http://schemas.openxmlformats.org/drawingml/2006/wordprocessingDrawing" xmlns:w10="urn:schemas-microsoft-com:office:word" xmlns:w="http://schemas.openxmlformats.org/wordprocessingml/2006/main" xmlns:w14="http://schemas.microsoft.com/office/word/2010/wordml" xmlns:w15="http://schemas.microsoft.com/office/word/2012/wordml" xmlns:w16cex="http://schemas.microsoft.com/office/word/2018/wordml/cex" xmlns:w16cid="http://schemas.microsoft.com/office/word/2016/wordml/cid" xmlns:w16="http://schemas.microsoft.com/office/word/2018/wordml" xmlns:w16du="http://schemas.microsoft.com/office/word/2023/wordml/word16du" xmlns:w16sdtdh="http://schemas.microsoft.com/office/word/2020/wordml/sdtdatahash" xmlns:w16sdtfl="http://schemas.microsoft.com/office/word/2024/wordml/sdtformatlock" xmlns:w16se="http://schemas.microsoft.com/office/word/2015/wordml/symex" xmlns:wpg="http://schemas.microsoft.com/office/word/2010/wordprocessingGroup" xmlns:wpi="http://schemas.microsoft.com/office/word/2010/wordprocessingInk" xmlns:wne="http://schemas.microsoft.com/office/word/2006/wordml" xmlns:wps="http://schemas.microsoft.com/office/word/2010/wordprocessingShape" mc:Ignorable="w14 w15 w16se w16cid w16 w16cex w16sdtdh w16sdtfl w16du wp14">
+<w:document xmlns:wpc="http://schemas.microsoft.com/office/word/2010/wordprocessingCanvas" xmlns:cx="http://schemas.microsoft.com/office/drawing/2014/chartex" xmlns:cx1="http://schemas.microsoft.com/office/drawing/2015/9/8/chartex" xmlns:cx2="http://schemas.microsoft.com/office/drawing/2015/10/21/chartex" xmlns:cx3="http://schemas.microsoft.com/office/drawing/2016/5/9/chartex" xmlns:cx4="http://schemas.microsoft.com/office/drawing/2016/5/10/chartex" xmlns:cx5="http://schemas.microsoft.com/office/drawing/2016/5/11/chartex" xmlns:cx6="http://schemas.microsoft.com/office/drawing/2016/5/12/chartex" xmlns:cx7="http://schemas.microsoft.com/office/drawing/2016/5/13/chartex" xmlns:cx8="http://schemas.microsoft.com/office/drawing/2016/5/14/chartex" xmlns:mc="http://schemas.openxmlformats.org/markup-compatibility/2006" xmlns:aink="http://schemas.microsoft.com/office/drawing/2016/ink" xmlns:am3d="http://schemas.microsoft.com/office/drawing/2017/model3d" xmlns:o="urn:schemas-microsoft-com:office:office" xmlns:oel="http://schemas.microsoft.com/office/2019/extlst" xmlns:r="http://schemas.openxmlformats.org/officeDocument/2006/relationships" xmlns:m="http://schemas.openxmlformats.org/officeDocument/2006/math" xmlns:v="urn:schemas-microsoft-com:vml" xmlns:wp14="http://schemas.microsoft.com/office/word/2010/wordprocessingDrawing" xmlns:wp="http://schemas.openxmlformats.org/drawingml/2006/wordprocessingDrawing" xmlns:w10="urn:schemas-microsoft-com:office:word" xmlns:w="http://schemas.openxmlformats.org/wordprocessingml/2006/main" xmlns:w14="http://schemas.microsoft.com/office/word/2010/wordml" xmlns:w15="http://schemas.microsoft.com/office/word/2012/wordml" xmlns:w16cei="http://schemas.microsoft.com/office/word/2026/wordml/cei" xmlns:w16cex="http://schemas.microsoft.com/office/word/2018/wordml/cex" xmlns:w16cid="http://schemas.microsoft.com/office/word/2016/wordml/cid" xmlns:w16="http://schemas.microsoft.com/office/word/2018/wordml" xmlns:w16du="http://schemas.microsoft.com/office/word/2023/wordml/word16du" xmlns:w16sdtdh="http://schemas.microsoft.com/office/word/2020/wordml/sdtdatahash" xmlns:w16sdtfl="http://schemas.microsoft.com/office/word/2024/wordml/sdtformatlock" xmlns:w16se="http://schemas.microsoft.com/office/word/2015/wordml/symex" xmlns:wpg="http://schemas.microsoft.com/office/word/2010/wordprocessingGroup" xmlns:wpi="http://schemas.microsoft.com/office/word/2010/wordprocessingInk" xmlns:wne="http://schemas.microsoft.com/office/word/2006/wordml" xmlns:wps="http://schemas.microsoft.com/office/word/2010/wordprocessingShape" mc:Ignorable="w14 w15 w16se w16cid w16 w16cex w16sdtdh w16sdtfl w16du wp14">
   <w:body>
     <w:p>
       <w:pPr>
@@ -11,8 +11,7 @@
           <w:szCs w:val="44"/>
         </w:rPr>
       </w:pPr>
-      <w:bookmarkStart w:id="0" w:name="_Toc221526655"/>
-      <w:proofErr w:type="spellStart"/>
+      <w:bookmarkStart w:id="0" w:name="_Toc236399608"/>
       <w:r>
         <w:rPr>
           <w:rFonts w:hint="eastAsia"/>
@@ -22,7 +21,6 @@
         </w:rPr>
         <w:t>XEngine</w:t>
       </w:r>
-      <w:proofErr w:type="spellEnd"/>
       <w:r>
         <w:rPr>
           <w:rFonts w:hint="eastAsia"/>
@@ -71,7 +69,6 @@
               <w:tab w:val="right" w:leader="dot" w:pos="8296"/>
             </w:tabs>
             <w:rPr>
-              <w:rFonts w:hint="eastAsia"/>
               <w:noProof/>
               <w:sz w:val="22"/>
               <w:szCs w:val="24"/>
@@ -87,11 +84,10 @@
           <w:r>
             <w:fldChar w:fldCharType="separate"/>
           </w:r>
-          <w:hyperlink w:anchor="_Toc221526655" w:history="1">
+          <w:hyperlink w:anchor="_Toc236399608" w:history="1">
             <w:r>
               <w:rPr>
                 <w:rStyle w:val="ad"/>
-                <w:rFonts w:hint="eastAsia"/>
                 <w:noProof/>
               </w:rPr>
               <w:t>XEngine</w:t>
@@ -99,7 +95,6 @@
             <w:r>
               <w:rPr>
                 <w:rStyle w:val="ad"/>
-                <w:rFonts w:hint="eastAsia"/>
                 <w:noProof/>
               </w:rPr>
               <w:t>代理服务器文档</w:t>
@@ -133,7 +128,7 @@
                 <w:noProof/>
                 <w:webHidden/>
               </w:rPr>
-              <w:instrText>PAGEREF _Toc221526655 \h</w:instrText>
+              <w:instrText>PAGEREF _Toc236399608 \h</w:instrText>
             </w:r>
             <w:r>
               <w:rPr>
@@ -182,18 +177,16 @@
               <w:tab w:val="right" w:leader="dot" w:pos="8296"/>
             </w:tabs>
             <w:rPr>
-              <w:rFonts w:hint="eastAsia"/>
               <w:noProof/>
               <w:sz w:val="22"/>
               <w:szCs w:val="24"/>
               <w14:ligatures w14:val="standardContextual"/>
             </w:rPr>
           </w:pPr>
-          <w:hyperlink w:anchor="_Toc221526656" w:history="1">
+          <w:hyperlink w:anchor="_Toc236399609" w:history="1">
             <w:r>
               <w:rPr>
                 <w:rStyle w:val="ad"/>
-                <w:rFonts w:hint="eastAsia"/>
                 <w:noProof/>
               </w:rPr>
               <w:t>前言</w:t>
@@ -227,7 +220,7 @@
                 <w:noProof/>
                 <w:webHidden/>
               </w:rPr>
-              <w:instrText>PAGEREF _Toc221526656 \h</w:instrText>
+              <w:instrText>PAGEREF _Toc236399609 \h</w:instrText>
             </w:r>
             <w:r>
               <w:rPr>
@@ -276,18 +269,16 @@
               <w:tab w:val="right" w:leader="dot" w:pos="8296"/>
             </w:tabs>
             <w:rPr>
-              <w:rFonts w:hint="eastAsia"/>
               <w:noProof/>
               <w:sz w:val="22"/>
               <w:szCs w:val="24"/>
               <w14:ligatures w14:val="standardContextual"/>
             </w:rPr>
           </w:pPr>
-          <w:hyperlink w:anchor="_Toc221526657" w:history="1">
+          <w:hyperlink w:anchor="_Toc236399610" w:history="1">
             <w:r>
               <w:rPr>
                 <w:rStyle w:val="ad"/>
-                <w:rFonts w:hint="eastAsia"/>
                 <w:noProof/>
               </w:rPr>
               <w:t>阅读者</w:t>
@@ -321,7 +312,7 @@
                 <w:noProof/>
                 <w:webHidden/>
               </w:rPr>
-              <w:instrText>PAGEREF _Toc221526657 \h</w:instrText>
+              <w:instrText>PAGEREF _Toc236399610 \h</w:instrText>
             </w:r>
             <w:r>
               <w:rPr>
@@ -370,18 +361,16 @@
               <w:tab w:val="right" w:leader="dot" w:pos="8296"/>
             </w:tabs>
             <w:rPr>
-              <w:rFonts w:hint="eastAsia"/>
               <w:noProof/>
               <w:sz w:val="22"/>
               <w:szCs w:val="24"/>
               <w14:ligatures w14:val="standardContextual"/>
             </w:rPr>
           </w:pPr>
-          <w:hyperlink w:anchor="_Toc221526658" w:history="1">
+          <w:hyperlink w:anchor="_Toc236399611" w:history="1">
             <w:r>
               <w:rPr>
                 <w:rStyle w:val="ad"/>
-                <w:rFonts w:hint="eastAsia"/>
                 <w:noProof/>
               </w:rPr>
               <w:t>概述</w:t>
@@ -415,7 +404,7 @@
                 <w:noProof/>
                 <w:webHidden/>
               </w:rPr>
-              <w:instrText>PAGEREF _Toc221526658 \h</w:instrText>
+              <w:instrText>PAGEREF _Toc236399611 \h</w:instrText>
             </w:r>
             <w:r>
               <w:rPr>
@@ -464,18 +453,16 @@
               <w:tab w:val="right" w:leader="dot" w:pos="8296"/>
             </w:tabs>
             <w:rPr>
-              <w:rFonts w:hint="eastAsia"/>
               <w:noProof/>
               <w:sz w:val="22"/>
               <w:szCs w:val="24"/>
               <w14:ligatures w14:val="standardContextual"/>
             </w:rPr>
           </w:pPr>
-          <w:hyperlink w:anchor="_Toc221526659" w:history="1">
+          <w:hyperlink w:anchor="_Toc236399612" w:history="1">
             <w:r>
               <w:rPr>
                 <w:rStyle w:val="ad"/>
-                <w:rFonts w:hint="eastAsia"/>
                 <w:noProof/>
               </w:rPr>
               <w:t>相关模块</w:t>
@@ -509,7 +496,7 @@
                 <w:noProof/>
                 <w:webHidden/>
               </w:rPr>
-              <w:instrText>PAGEREF _Toc221526659 \h</w:instrText>
+              <w:instrText>PAGEREF _Toc236399612 \h</w:instrText>
             </w:r>
             <w:r>
               <w:rPr>
@@ -558,18 +545,16 @@
               <w:tab w:val="right" w:leader="dot" w:pos="8296"/>
             </w:tabs>
             <w:rPr>
-              <w:rFonts w:hint="eastAsia"/>
               <w:noProof/>
               <w:sz w:val="22"/>
               <w:szCs w:val="24"/>
               <w14:ligatures w14:val="standardContextual"/>
             </w:rPr>
           </w:pPr>
-          <w:hyperlink w:anchor="_Toc221526660" w:history="1">
+          <w:hyperlink w:anchor="_Toc236399613" w:history="1">
             <w:r>
               <w:rPr>
                 <w:rStyle w:val="ad"/>
-                <w:rFonts w:hint="eastAsia"/>
                 <w:noProof/>
               </w:rPr>
               <w:t>一</w:t>
@@ -577,7 +562,6 @@
             <w:r>
               <w:rPr>
                 <w:rStyle w:val="ad"/>
-                <w:rFonts w:hint="eastAsia"/>
                 <w:noProof/>
               </w:rPr>
               <w:t xml:space="preserve"> </w:t>
@@ -585,7 +569,6 @@
             <w:r>
               <w:rPr>
                 <w:rStyle w:val="ad"/>
-                <w:rFonts w:hint="eastAsia"/>
                 <w:noProof/>
               </w:rPr>
               <w:t>技术结构</w:t>
@@ -619,7 +602,7 @@
                 <w:noProof/>
                 <w:webHidden/>
               </w:rPr>
-              <w:instrText>PAGEREF _Toc221526660 \h</w:instrText>
+              <w:instrText>PAGEREF _Toc236399613 \h</w:instrText>
             </w:r>
             <w:r>
               <w:rPr>
@@ -668,18 +651,16 @@
               <w:tab w:val="right" w:leader="dot" w:pos="8296"/>
             </w:tabs>
             <w:rPr>
-              <w:rFonts w:hint="eastAsia"/>
               <w:noProof/>
               <w:sz w:val="22"/>
               <w:szCs w:val="24"/>
               <w14:ligatures w14:val="standardContextual"/>
             </w:rPr>
           </w:pPr>
-          <w:hyperlink w:anchor="_Toc221526661" w:history="1">
+          <w:hyperlink w:anchor="_Toc236399614" w:history="1">
             <w:r>
               <w:rPr>
                 <w:rStyle w:val="ad"/>
-                <w:rFonts w:hint="eastAsia"/>
                 <w:noProof/>
               </w:rPr>
               <w:t xml:space="preserve">1.1 </w:t>
@@ -687,7 +668,6 @@
             <w:r>
               <w:rPr>
                 <w:rStyle w:val="ad"/>
-                <w:rFonts w:hint="eastAsia"/>
                 <w:noProof/>
               </w:rPr>
               <w:t>目录结构</w:t>
@@ -721,7 +701,7 @@
                 <w:noProof/>
                 <w:webHidden/>
               </w:rPr>
-              <w:instrText>PAGEREF _Toc221526661 \h</w:instrText>
+              <w:instrText>PAGEREF _Toc236399614 \h</w:instrText>
             </w:r>
             <w:r>
               <w:rPr>
@@ -770,18 +750,16 @@
               <w:tab w:val="right" w:leader="dot" w:pos="8296"/>
             </w:tabs>
             <w:rPr>
-              <w:rFonts w:hint="eastAsia"/>
               <w:noProof/>
               <w:sz w:val="22"/>
               <w:szCs w:val="24"/>
               <w14:ligatures w14:val="standardContextual"/>
             </w:rPr>
           </w:pPr>
-          <w:hyperlink w:anchor="_Toc221526662" w:history="1">
+          <w:hyperlink w:anchor="_Toc236399615" w:history="1">
             <w:r>
               <w:rPr>
                 <w:rStyle w:val="ad"/>
-                <w:rFonts w:hint="eastAsia"/>
                 <w:noProof/>
               </w:rPr>
               <w:t xml:space="preserve">1.2 </w:t>
@@ -789,7 +767,6 @@
             <w:r>
               <w:rPr>
                 <w:rStyle w:val="ad"/>
-                <w:rFonts w:hint="eastAsia"/>
                 <w:noProof/>
               </w:rPr>
               <w:t>源码目录</w:t>
@@ -823,7 +800,7 @@
                 <w:noProof/>
                 <w:webHidden/>
               </w:rPr>
-              <w:instrText>PAGEREF _Toc221526662 \h</w:instrText>
+              <w:instrText>PAGEREF _Toc236399615 \h</w:instrText>
             </w:r>
             <w:r>
               <w:rPr>
@@ -872,18 +849,16 @@
               <w:tab w:val="right" w:leader="dot" w:pos="8296"/>
             </w:tabs>
             <w:rPr>
-              <w:rFonts w:hint="eastAsia"/>
               <w:noProof/>
               <w:sz w:val="22"/>
               <w:szCs w:val="24"/>
               <w14:ligatures w14:val="standardContextual"/>
             </w:rPr>
           </w:pPr>
-          <w:hyperlink w:anchor="_Toc221526663" w:history="1">
+          <w:hyperlink w:anchor="_Toc236399616" w:history="1">
             <w:r>
               <w:rPr>
                 <w:rStyle w:val="ad"/>
-                <w:rFonts w:hint="eastAsia"/>
                 <w:noProof/>
               </w:rPr>
               <w:t xml:space="preserve">1.3 </w:t>
@@ -891,7 +866,6 @@
             <w:r>
               <w:rPr>
                 <w:rStyle w:val="ad"/>
-                <w:rFonts w:hint="eastAsia"/>
                 <w:noProof/>
               </w:rPr>
               <w:t>协议解释</w:t>
@@ -925,7 +899,7 @@
                 <w:noProof/>
                 <w:webHidden/>
               </w:rPr>
-              <w:instrText>PAGEREF _Toc221526663 \h</w:instrText>
+              <w:instrText>PAGEREF _Toc236399616 \h</w:instrText>
             </w:r>
             <w:r>
               <w:rPr>
@@ -974,18 +948,16 @@
               <w:tab w:val="right" w:leader="dot" w:pos="8296"/>
             </w:tabs>
             <w:rPr>
-              <w:rFonts w:hint="eastAsia"/>
               <w:noProof/>
               <w:sz w:val="22"/>
               <w:szCs w:val="24"/>
               <w14:ligatures w14:val="standardContextual"/>
             </w:rPr>
           </w:pPr>
-          <w:hyperlink w:anchor="_Toc221526664" w:history="1">
+          <w:hyperlink w:anchor="_Toc236399617" w:history="1">
             <w:r>
               <w:rPr>
                 <w:rStyle w:val="ad"/>
-                <w:rFonts w:hint="eastAsia"/>
                 <w:noProof/>
               </w:rPr>
               <w:t>二</w:t>
@@ -993,7 +965,6 @@
             <w:r>
               <w:rPr>
                 <w:rStyle w:val="ad"/>
-                <w:rFonts w:hint="eastAsia"/>
                 <w:noProof/>
               </w:rPr>
               <w:t xml:space="preserve"> </w:t>
@@ -1001,7 +972,6 @@
             <w:r>
               <w:rPr>
                 <w:rStyle w:val="ad"/>
-                <w:rFonts w:hint="eastAsia"/>
                 <w:noProof/>
               </w:rPr>
               <w:t>配置环境</w:t>
@@ -1035,7 +1005,7 @@
                 <w:noProof/>
                 <w:webHidden/>
               </w:rPr>
-              <w:instrText>PAGEREF _Toc221526664 \h</w:instrText>
+              <w:instrText>PAGEREF _Toc236399617 \h</w:instrText>
             </w:r>
             <w:r>
               <w:rPr>
@@ -1084,18 +1054,16 @@
               <w:tab w:val="right" w:leader="dot" w:pos="8296"/>
             </w:tabs>
             <w:rPr>
-              <w:rFonts w:hint="eastAsia"/>
               <w:noProof/>
               <w:sz w:val="22"/>
               <w:szCs w:val="24"/>
               <w14:ligatures w14:val="standardContextual"/>
             </w:rPr>
           </w:pPr>
-          <w:hyperlink w:anchor="_Toc221526665" w:history="1">
+          <w:hyperlink w:anchor="_Toc236399618" w:history="1">
             <w:r>
               <w:rPr>
                 <w:rStyle w:val="ad"/>
-                <w:rFonts w:hint="eastAsia"/>
                 <w:noProof/>
               </w:rPr>
               <w:t>2.1 WINDOWS</w:t>
@@ -1129,7 +1097,7 @@
                 <w:noProof/>
                 <w:webHidden/>
               </w:rPr>
-              <w:instrText>PAGEREF _Toc221526665 \h</w:instrText>
+              <w:instrText>PAGEREF _Toc236399618 \h</w:instrText>
             </w:r>
             <w:r>
               <w:rPr>
@@ -1178,18 +1146,16 @@
               <w:tab w:val="right" w:leader="dot" w:pos="8296"/>
             </w:tabs>
             <w:rPr>
-              <w:rFonts w:hint="eastAsia"/>
               <w:noProof/>
               <w:sz w:val="22"/>
               <w:szCs w:val="24"/>
               <w14:ligatures w14:val="standardContextual"/>
             </w:rPr>
           </w:pPr>
-          <w:hyperlink w:anchor="_Toc221526666" w:history="1">
+          <w:hyperlink w:anchor="_Toc236399619" w:history="1">
             <w:r>
               <w:rPr>
                 <w:rStyle w:val="ad"/>
-                <w:rFonts w:hint="eastAsia"/>
                 <w:noProof/>
               </w:rPr>
               <w:t>2.2 LINUX</w:t>
@@ -1223,7 +1189,7 @@
                 <w:noProof/>
                 <w:webHidden/>
               </w:rPr>
-              <w:instrText>PAGEREF _Toc221526666 \h</w:instrText>
+              <w:instrText>PAGEREF _Toc236399619 \h</w:instrText>
             </w:r>
             <w:r>
               <w:rPr>
@@ -1272,18 +1238,16 @@
               <w:tab w:val="right" w:leader="dot" w:pos="8296"/>
             </w:tabs>
             <w:rPr>
-              <w:rFonts w:hint="eastAsia"/>
               <w:noProof/>
               <w:sz w:val="22"/>
               <w:szCs w:val="24"/>
               <w14:ligatures w14:val="standardContextual"/>
             </w:rPr>
           </w:pPr>
-          <w:hyperlink w:anchor="_Toc221526667" w:history="1">
+          <w:hyperlink w:anchor="_Toc236399620" w:history="1">
             <w:r>
               <w:rPr>
                 <w:rStyle w:val="ad"/>
-                <w:rFonts w:hint="eastAsia"/>
                 <w:noProof/>
               </w:rPr>
               <w:t>2.3 MacOS</w:t>
@@ -1317,7 +1281,7 @@
                 <w:noProof/>
                 <w:webHidden/>
               </w:rPr>
-              <w:instrText>PAGEREF _Toc221526667 \h</w:instrText>
+              <w:instrText>PAGEREF _Toc236399620 \h</w:instrText>
             </w:r>
             <w:r>
               <w:rPr>
@@ -1366,18 +1330,16 @@
               <w:tab w:val="right" w:leader="dot" w:pos="8296"/>
             </w:tabs>
             <w:rPr>
-              <w:rFonts w:hint="eastAsia"/>
               <w:noProof/>
               <w:sz w:val="22"/>
               <w:szCs w:val="24"/>
               <w14:ligatures w14:val="standardContextual"/>
             </w:rPr>
           </w:pPr>
-          <w:hyperlink w:anchor="_Toc221526668" w:history="1">
+          <w:hyperlink w:anchor="_Toc236399621" w:history="1">
             <w:r>
               <w:rPr>
                 <w:rStyle w:val="ad"/>
-                <w:rFonts w:hint="eastAsia"/>
                 <w:noProof/>
               </w:rPr>
               <w:t>三</w:t>
@@ -1385,7 +1347,6 @@
             <w:r>
               <w:rPr>
                 <w:rStyle w:val="ad"/>
-                <w:rFonts w:hint="eastAsia"/>
                 <w:noProof/>
               </w:rPr>
               <w:t xml:space="preserve"> </w:t>
@@ -1393,7 +1354,6 @@
             <w:r>
               <w:rPr>
                 <w:rStyle w:val="ad"/>
-                <w:rFonts w:hint="eastAsia"/>
                 <w:noProof/>
               </w:rPr>
               <w:t>配置说明</w:t>
@@ -1427,7 +1387,7 @@
                 <w:noProof/>
                 <w:webHidden/>
               </w:rPr>
-              <w:instrText>PAGEREF _Toc221526668 \h</w:instrText>
+              <w:instrText>PAGEREF _Toc236399621 \h</w:instrText>
             </w:r>
             <w:r>
               <w:rPr>
@@ -1476,18 +1436,16 @@
               <w:tab w:val="right" w:leader="dot" w:pos="8296"/>
             </w:tabs>
             <w:rPr>
-              <w:rFonts w:hint="eastAsia"/>
               <w:noProof/>
               <w:sz w:val="22"/>
               <w:szCs w:val="24"/>
               <w14:ligatures w14:val="standardContextual"/>
             </w:rPr>
           </w:pPr>
-          <w:hyperlink w:anchor="_Toc221526669" w:history="1">
+          <w:hyperlink w:anchor="_Toc236399622" w:history="1">
             <w:r>
               <w:rPr>
                 <w:rStyle w:val="ad"/>
-                <w:rFonts w:hint="eastAsia"/>
                 <w:noProof/>
               </w:rPr>
               <w:t xml:space="preserve">3.1 </w:t>
@@ -1495,7 +1453,6 @@
             <w:r>
               <w:rPr>
                 <w:rStyle w:val="ad"/>
-                <w:rFonts w:hint="eastAsia"/>
                 <w:noProof/>
               </w:rPr>
               <w:t>基础配置</w:t>
@@ -1529,7 +1486,7 @@
                 <w:noProof/>
                 <w:webHidden/>
               </w:rPr>
-              <w:instrText>PAGEREF _Toc221526669 \h</w:instrText>
+              <w:instrText>PAGEREF _Toc236399622 \h</w:instrText>
             </w:r>
             <w:r>
               <w:rPr>
@@ -1578,18 +1535,16 @@
               <w:tab w:val="right" w:leader="dot" w:pos="8296"/>
             </w:tabs>
             <w:rPr>
-              <w:rFonts w:hint="eastAsia"/>
               <w:noProof/>
               <w:sz w:val="22"/>
               <w:szCs w:val="24"/>
               <w14:ligatures w14:val="standardContextual"/>
             </w:rPr>
           </w:pPr>
-          <w:hyperlink w:anchor="_Toc221526670" w:history="1">
+          <w:hyperlink w:anchor="_Toc236399623" w:history="1">
             <w:r>
               <w:rPr>
                 <w:rStyle w:val="ad"/>
-                <w:rFonts w:hint="eastAsia"/>
                 <w:noProof/>
               </w:rPr>
               <w:t xml:space="preserve">3.2 </w:t>
@@ -1597,7 +1552,6 @@
             <w:r>
               <w:rPr>
                 <w:rStyle w:val="ad"/>
-                <w:rFonts w:hint="eastAsia"/>
                 <w:noProof/>
               </w:rPr>
               <w:t>最大配置</w:t>
@@ -1631,7 +1585,7 @@
                 <w:noProof/>
                 <w:webHidden/>
               </w:rPr>
-              <w:instrText>PAGEREF _Toc221526670 \h</w:instrText>
+              <w:instrText>PAGEREF _Toc236399623 \h</w:instrText>
             </w:r>
             <w:r>
               <w:rPr>
@@ -1680,18 +1634,16 @@
               <w:tab w:val="right" w:leader="dot" w:pos="8296"/>
             </w:tabs>
             <w:rPr>
-              <w:rFonts w:hint="eastAsia"/>
               <w:noProof/>
               <w:sz w:val="22"/>
               <w:szCs w:val="24"/>
               <w14:ligatures w14:val="standardContextual"/>
             </w:rPr>
           </w:pPr>
-          <w:hyperlink w:anchor="_Toc221526671" w:history="1">
+          <w:hyperlink w:anchor="_Toc236399624" w:history="1">
             <w:r>
               <w:rPr>
                 <w:rStyle w:val="ad"/>
-                <w:rFonts w:hint="eastAsia"/>
                 <w:noProof/>
               </w:rPr>
               <w:t xml:space="preserve">3.3 </w:t>
@@ -1699,7 +1651,6 @@
             <w:r>
               <w:rPr>
                 <w:rStyle w:val="ad"/>
-                <w:rFonts w:hint="eastAsia"/>
                 <w:noProof/>
               </w:rPr>
               <w:t>时间配置</w:t>
@@ -1733,7 +1684,7 @@
                 <w:noProof/>
                 <w:webHidden/>
               </w:rPr>
-              <w:instrText>PAGEREF _Toc221526671 \h</w:instrText>
+              <w:instrText>PAGEREF _Toc236399624 \h</w:instrText>
             </w:r>
             <w:r>
               <w:rPr>
@@ -1782,18 +1733,16 @@
               <w:tab w:val="right" w:leader="dot" w:pos="8296"/>
             </w:tabs>
             <w:rPr>
-              <w:rFonts w:hint="eastAsia"/>
               <w:noProof/>
               <w:sz w:val="22"/>
               <w:szCs w:val="24"/>
               <w14:ligatures w14:val="standardContextual"/>
             </w:rPr>
           </w:pPr>
-          <w:hyperlink w:anchor="_Toc221526672" w:history="1">
+          <w:hyperlink w:anchor="_Toc236399625" w:history="1">
             <w:r>
               <w:rPr>
                 <w:rStyle w:val="ad"/>
-                <w:rFonts w:hint="eastAsia"/>
                 <w:noProof/>
               </w:rPr>
               <w:t xml:space="preserve">3.4 </w:t>
@@ -1801,7 +1750,6 @@
             <w:r>
               <w:rPr>
                 <w:rStyle w:val="ad"/>
-                <w:rFonts w:hint="eastAsia"/>
                 <w:noProof/>
               </w:rPr>
               <w:t>日志配置</w:t>
@@ -1835,7 +1783,7 @@
                 <w:noProof/>
                 <w:webHidden/>
               </w:rPr>
-              <w:instrText>PAGEREF _Toc221526672 \h</w:instrText>
+              <w:instrText>PAGEREF _Toc236399625 \h</w:instrText>
             </w:r>
             <w:r>
               <w:rPr>
@@ -1884,18 +1832,16 @@
               <w:tab w:val="right" w:leader="dot" w:pos="8296"/>
             </w:tabs>
             <w:rPr>
-              <w:rFonts w:hint="eastAsia"/>
               <w:noProof/>
               <w:sz w:val="22"/>
               <w:szCs w:val="24"/>
               <w14:ligatures w14:val="standardContextual"/>
             </w:rPr>
           </w:pPr>
-          <w:hyperlink w:anchor="_Toc221526673" w:history="1">
+          <w:hyperlink w:anchor="_Toc236399626" w:history="1">
             <w:r>
               <w:rPr>
                 <w:rStyle w:val="ad"/>
-                <w:rFonts w:hint="eastAsia"/>
                 <w:noProof/>
               </w:rPr>
               <w:t xml:space="preserve">3.5 </w:t>
@@ -1903,7 +1849,6 @@
             <w:r>
               <w:rPr>
                 <w:rStyle w:val="ad"/>
-                <w:rFonts w:hint="eastAsia"/>
                 <w:noProof/>
               </w:rPr>
               <w:t>报告配置</w:t>
@@ -1937,7 +1882,7 @@
                 <w:noProof/>
                 <w:webHidden/>
               </w:rPr>
-              <w:instrText>PAGEREF _Toc221526673 \h</w:instrText>
+              <w:instrText>PAGEREF _Toc236399626 \h</w:instrText>
             </w:r>
             <w:r>
               <w:rPr>
@@ -1986,18 +1931,16 @@
               <w:tab w:val="right" w:leader="dot" w:pos="8296"/>
             </w:tabs>
             <w:rPr>
-              <w:rFonts w:hint="eastAsia"/>
               <w:noProof/>
               <w:sz w:val="22"/>
               <w:szCs w:val="24"/>
               <w14:ligatures w14:val="standardContextual"/>
             </w:rPr>
           </w:pPr>
-          <w:hyperlink w:anchor="_Toc221526674" w:history="1">
+          <w:hyperlink w:anchor="_Toc236399627" w:history="1">
             <w:r>
               <w:rPr>
                 <w:rStyle w:val="ad"/>
-                <w:rFonts w:hint="eastAsia"/>
                 <w:noProof/>
               </w:rPr>
               <w:t xml:space="preserve">3.6 </w:t>
@@ -2005,7 +1948,6 @@
             <w:r>
               <w:rPr>
                 <w:rStyle w:val="ad"/>
-                <w:rFonts w:hint="eastAsia"/>
                 <w:noProof/>
               </w:rPr>
               <w:t>验证配置</w:t>
@@ -2039,7 +1981,7 @@
                 <w:noProof/>
                 <w:webHidden/>
               </w:rPr>
-              <w:instrText>PAGEREF _Toc221526674 \h</w:instrText>
+              <w:instrText>PAGEREF _Toc236399627 \h</w:instrText>
             </w:r>
             <w:r>
               <w:rPr>
@@ -2088,18 +2030,16 @@
               <w:tab w:val="right" w:leader="dot" w:pos="8296"/>
             </w:tabs>
             <w:rPr>
-              <w:rFonts w:hint="eastAsia"/>
               <w:noProof/>
               <w:sz w:val="22"/>
               <w:szCs w:val="24"/>
               <w14:ligatures w14:val="standardContextual"/>
             </w:rPr>
           </w:pPr>
-          <w:hyperlink w:anchor="_Toc221526675" w:history="1">
+          <w:hyperlink w:anchor="_Toc236399628" w:history="1">
             <w:r>
               <w:rPr>
                 <w:rStyle w:val="ad"/>
-                <w:rFonts w:hint="eastAsia"/>
                 <w:noProof/>
               </w:rPr>
               <w:t>3.7</w:t>
@@ -2107,7 +2047,6 @@
             <w:r>
               <w:rPr>
                 <w:rStyle w:val="ad"/>
-                <w:rFonts w:hint="eastAsia"/>
                 <w:noProof/>
               </w:rPr>
               <w:t>负载均衡配置</w:t>
@@ -2141,7 +2080,7 @@
                 <w:noProof/>
                 <w:webHidden/>
               </w:rPr>
-              <w:instrText>PAGEREF _Toc221526675 \h</w:instrText>
+              <w:instrText>PAGEREF _Toc236399628 \h</w:instrText>
             </w:r>
             <w:r>
               <w:rPr>
@@ -2190,18 +2129,16 @@
               <w:tab w:val="right" w:leader="dot" w:pos="8296"/>
             </w:tabs>
             <w:rPr>
-              <w:rFonts w:hint="eastAsia"/>
               <w:noProof/>
               <w:sz w:val="22"/>
               <w:szCs w:val="24"/>
               <w14:ligatures w14:val="standardContextual"/>
             </w:rPr>
           </w:pPr>
-          <w:hyperlink w:anchor="_Toc221526676" w:history="1">
+          <w:hyperlink w:anchor="_Toc236399629" w:history="1">
             <w:r>
               <w:rPr>
                 <w:rStyle w:val="ad"/>
-                <w:rFonts w:hint="eastAsia"/>
                 <w:noProof/>
               </w:rPr>
               <w:t>四</w:t>
@@ -2209,7 +2146,6 @@
             <w:r>
               <w:rPr>
                 <w:rStyle w:val="ad"/>
-                <w:rFonts w:hint="eastAsia"/>
                 <w:noProof/>
               </w:rPr>
               <w:t xml:space="preserve"> </w:t>
@@ -2217,7 +2153,6 @@
             <w:r>
               <w:rPr>
                 <w:rStyle w:val="ad"/>
-                <w:rFonts w:hint="eastAsia"/>
                 <w:noProof/>
               </w:rPr>
               <w:t>通信协议</w:t>
@@ -2251,7 +2186,7 @@
                 <w:noProof/>
                 <w:webHidden/>
               </w:rPr>
-              <w:instrText>PAGEREF _Toc221526676 \h</w:instrText>
+              <w:instrText>PAGEREF _Toc236399629 \h</w:instrText>
             </w:r>
             <w:r>
               <w:rPr>
@@ -2301,18 +2236,16 @@
               <w:tab w:val="right" w:leader="dot" w:pos="8296"/>
             </w:tabs>
             <w:rPr>
-              <w:rFonts w:hint="eastAsia"/>
               <w:noProof/>
               <w:sz w:val="22"/>
               <w:szCs w:val="24"/>
               <w14:ligatures w14:val="standardContextual"/>
             </w:rPr>
           </w:pPr>
-          <w:hyperlink w:anchor="_Toc221526677" w:history="1">
+          <w:hyperlink w:anchor="_Toc236399630" w:history="1">
             <w:r>
               <w:rPr>
                 <w:rStyle w:val="ad"/>
-                <w:rFonts w:hint="eastAsia"/>
                 <w:noProof/>
               </w:rPr>
               <w:t>1.1</w:t>
@@ -2330,7 +2263,6 @@
             <w:r>
               <w:rPr>
                 <w:rStyle w:val="ad"/>
-                <w:rFonts w:hint="eastAsia"/>
                 <w:noProof/>
               </w:rPr>
               <w:t>Tunnel</w:t>
@@ -2364,7 +2296,7 @@
                 <w:noProof/>
                 <w:webHidden/>
               </w:rPr>
-              <w:instrText>PAGEREF _Toc221526677 \h</w:instrText>
+              <w:instrText>PAGEREF _Toc236399630 \h</w:instrText>
             </w:r>
             <w:r>
               <w:rPr>
@@ -2413,18 +2345,16 @@
               <w:tab w:val="right" w:leader="dot" w:pos="8296"/>
             </w:tabs>
             <w:rPr>
-              <w:rFonts w:hint="eastAsia"/>
               <w:noProof/>
               <w:sz w:val="22"/>
               <w:szCs w:val="24"/>
               <w14:ligatures w14:val="standardContextual"/>
             </w:rPr>
           </w:pPr>
-          <w:hyperlink w:anchor="_Toc221526678" w:history="1">
+          <w:hyperlink w:anchor="_Toc236399631" w:history="1">
             <w:r>
               <w:rPr>
                 <w:rStyle w:val="ad"/>
-                <w:rFonts w:hint="eastAsia"/>
                 <w:noProof/>
               </w:rPr>
               <w:t>4.2 Socks</w:t>
@@ -2458,7 +2388,7 @@
                 <w:noProof/>
                 <w:webHidden/>
               </w:rPr>
-              <w:instrText>PAGEREF _Toc221526678 \h</w:instrText>
+              <w:instrText>PAGEREF _Toc236399631 \h</w:instrText>
             </w:r>
             <w:r>
               <w:rPr>
@@ -2507,18 +2437,16 @@
               <w:tab w:val="right" w:leader="dot" w:pos="8296"/>
             </w:tabs>
             <w:rPr>
-              <w:rFonts w:hint="eastAsia"/>
               <w:noProof/>
               <w:sz w:val="22"/>
               <w:szCs w:val="24"/>
               <w14:ligatures w14:val="standardContextual"/>
             </w:rPr>
           </w:pPr>
-          <w:hyperlink w:anchor="_Toc221526679" w:history="1">
+          <w:hyperlink w:anchor="_Toc236399632" w:history="1">
             <w:r>
               <w:rPr>
                 <w:rStyle w:val="ad"/>
-                <w:rFonts w:hint="eastAsia"/>
                 <w:noProof/>
               </w:rPr>
               <w:t>4.3 Forwad</w:t>
@@ -2552,7 +2480,7 @@
                 <w:noProof/>
                 <w:webHidden/>
               </w:rPr>
-              <w:instrText>PAGEREF _Toc221526679 \h</w:instrText>
+              <w:instrText>PAGEREF _Toc236399632 \h</w:instrText>
             </w:r>
             <w:r>
               <w:rPr>
@@ -2601,18 +2529,16 @@
               <w:tab w:val="right" w:leader="dot" w:pos="8296"/>
             </w:tabs>
             <w:rPr>
-              <w:rFonts w:hint="eastAsia"/>
               <w:noProof/>
               <w:sz w:val="22"/>
               <w:szCs w:val="24"/>
               <w14:ligatures w14:val="standardContextual"/>
             </w:rPr>
           </w:pPr>
-          <w:hyperlink w:anchor="_Toc221526680" w:history="1">
+          <w:hyperlink w:anchor="_Toc236399633" w:history="1">
             <w:r>
               <w:rPr>
                 <w:rStyle w:val="ad"/>
-                <w:rFonts w:hint="eastAsia"/>
                 <w:noProof/>
               </w:rPr>
               <w:t xml:space="preserve">4.3.1 </w:t>
@@ -2620,7 +2546,6 @@
             <w:r>
               <w:rPr>
                 <w:rStyle w:val="ad"/>
-                <w:rFonts w:hint="eastAsia"/>
                 <w:noProof/>
               </w:rPr>
               <w:t>登录</w:t>
@@ -2654,7 +2579,7 @@
                 <w:noProof/>
                 <w:webHidden/>
               </w:rPr>
-              <w:instrText>PAGEREF _Toc221526680 \h</w:instrText>
+              <w:instrText>PAGEREF _Toc236399633 \h</w:instrText>
             </w:r>
             <w:r>
               <w:rPr>
@@ -2703,18 +2628,16 @@
               <w:tab w:val="right" w:leader="dot" w:pos="8296"/>
             </w:tabs>
             <w:rPr>
-              <w:rFonts w:hint="eastAsia"/>
               <w:noProof/>
               <w:sz w:val="22"/>
               <w:szCs w:val="24"/>
               <w14:ligatures w14:val="standardContextual"/>
             </w:rPr>
           </w:pPr>
-          <w:hyperlink w:anchor="_Toc221526681" w:history="1">
+          <w:hyperlink w:anchor="_Toc236399634" w:history="1">
             <w:r>
               <w:rPr>
                 <w:rStyle w:val="ad"/>
-                <w:rFonts w:hint="eastAsia"/>
                 <w:noProof/>
               </w:rPr>
               <w:t xml:space="preserve">4.3.2 </w:t>
@@ -2722,7 +2645,6 @@
             <w:r>
               <w:rPr>
                 <w:rStyle w:val="ad"/>
-                <w:rFonts w:hint="eastAsia"/>
                 <w:noProof/>
               </w:rPr>
               <w:t>枚举</w:t>
@@ -2756,7 +2678,7 @@
                 <w:noProof/>
                 <w:webHidden/>
               </w:rPr>
-              <w:instrText>PAGEREF _Toc221526681 \h</w:instrText>
+              <w:instrText>PAGEREF _Toc236399634 \h</w:instrText>
             </w:r>
             <w:r>
               <w:rPr>
@@ -2805,18 +2727,16 @@
               <w:tab w:val="right" w:leader="dot" w:pos="8296"/>
             </w:tabs>
             <w:rPr>
-              <w:rFonts w:hint="eastAsia"/>
               <w:noProof/>
               <w:sz w:val="22"/>
               <w:szCs w:val="24"/>
               <w14:ligatures w14:val="standardContextual"/>
             </w:rPr>
           </w:pPr>
-          <w:hyperlink w:anchor="_Toc221526682" w:history="1">
+          <w:hyperlink w:anchor="_Toc236399635" w:history="1">
             <w:r>
               <w:rPr>
                 <w:rStyle w:val="ad"/>
-                <w:rFonts w:hint="eastAsia"/>
                 <w:noProof/>
               </w:rPr>
               <w:t xml:space="preserve">4.3.3 </w:t>
@@ -2824,7 +2744,6 @@
             <w:r>
               <w:rPr>
                 <w:rStyle w:val="ad"/>
-                <w:rFonts w:hint="eastAsia"/>
                 <w:noProof/>
               </w:rPr>
               <w:t>绑定</w:t>
@@ -2858,7 +2777,7 @@
                 <w:noProof/>
                 <w:webHidden/>
               </w:rPr>
-              <w:instrText>PAGEREF _Toc221526682 \h</w:instrText>
+              <w:instrText>PAGEREF _Toc236399635 \h</w:instrText>
             </w:r>
             <w:r>
               <w:rPr>
@@ -2907,18 +2826,16 @@
               <w:tab w:val="right" w:leader="dot" w:pos="8296"/>
             </w:tabs>
             <w:rPr>
-              <w:rFonts w:hint="eastAsia"/>
               <w:noProof/>
               <w:sz w:val="22"/>
               <w:szCs w:val="24"/>
               <w14:ligatures w14:val="standardContextual"/>
             </w:rPr>
           </w:pPr>
-          <w:hyperlink w:anchor="_Toc221526683" w:history="1">
+          <w:hyperlink w:anchor="_Toc236399636" w:history="1">
             <w:r>
               <w:rPr>
                 <w:rStyle w:val="ad"/>
-                <w:rFonts w:hint="eastAsia"/>
                 <w:noProof/>
               </w:rPr>
               <w:t xml:space="preserve">4.3.4 </w:t>
@@ -2926,7 +2843,6 @@
             <w:r>
               <w:rPr>
                 <w:rStyle w:val="ad"/>
-                <w:rFonts w:hint="eastAsia"/>
                 <w:noProof/>
               </w:rPr>
               <w:t>转发</w:t>
@@ -2960,7 +2876,7 @@
                 <w:noProof/>
                 <w:webHidden/>
               </w:rPr>
-              <w:instrText>PAGEREF _Toc221526683 \h</w:instrText>
+              <w:instrText>PAGEREF _Toc236399636 \h</w:instrText>
             </w:r>
             <w:r>
               <w:rPr>
@@ -3009,18 +2925,16 @@
               <w:tab w:val="right" w:leader="dot" w:pos="8296"/>
             </w:tabs>
             <w:rPr>
-              <w:rFonts w:hint="eastAsia"/>
               <w:noProof/>
               <w:sz w:val="22"/>
               <w:szCs w:val="24"/>
               <w14:ligatures w14:val="standardContextual"/>
             </w:rPr>
           </w:pPr>
-          <w:hyperlink w:anchor="_Toc221526684" w:history="1">
+          <w:hyperlink w:anchor="_Toc236399637" w:history="1">
             <w:r>
               <w:rPr>
                 <w:rStyle w:val="ad"/>
-                <w:rFonts w:hint="eastAsia"/>
                 <w:noProof/>
               </w:rPr>
               <w:t>4.4 Proxy</w:t>
@@ -3054,7 +2968,7 @@
                 <w:noProof/>
                 <w:webHidden/>
               </w:rPr>
-              <w:instrText>PAGEREF _Toc221526684 \h</w:instrText>
+              <w:instrText>PAGEREF _Toc236399637 \h</w:instrText>
             </w:r>
             <w:r>
               <w:rPr>
@@ -3103,18 +3017,16 @@
               <w:tab w:val="right" w:leader="dot" w:pos="8296"/>
             </w:tabs>
             <w:rPr>
-              <w:rFonts w:hint="eastAsia"/>
               <w:noProof/>
               <w:sz w:val="22"/>
               <w:szCs w:val="24"/>
               <w14:ligatures w14:val="standardContextual"/>
             </w:rPr>
           </w:pPr>
-          <w:hyperlink w:anchor="_Toc221526685" w:history="1">
+          <w:hyperlink w:anchor="_Toc236399638" w:history="1">
             <w:r>
               <w:rPr>
                 <w:rStyle w:val="ad"/>
-                <w:rFonts w:hint="eastAsia"/>
                 <w:noProof/>
               </w:rPr>
               <w:t>4.5 HTTP</w:t>
@@ -3148,7 +3060,7 @@
                 <w:noProof/>
                 <w:webHidden/>
               </w:rPr>
-              <w:instrText>PAGEREF _Toc221526685 \h</w:instrText>
+              <w:instrText>PAGEREF _Toc236399638 \h</w:instrText>
             </w:r>
             <w:r>
               <w:rPr>
@@ -3197,18 +3109,16 @@
               <w:tab w:val="right" w:leader="dot" w:pos="8296"/>
             </w:tabs>
             <w:rPr>
-              <w:rFonts w:hint="eastAsia"/>
               <w:noProof/>
               <w:sz w:val="22"/>
               <w:szCs w:val="24"/>
               <w14:ligatures w14:val="standardContextual"/>
             </w:rPr>
           </w:pPr>
-          <w:hyperlink w:anchor="_Toc221526686" w:history="1">
+          <w:hyperlink w:anchor="_Toc236399639" w:history="1">
             <w:r>
               <w:rPr>
                 <w:rStyle w:val="ad"/>
-                <w:rFonts w:hint="eastAsia"/>
                 <w:noProof/>
               </w:rPr>
               <w:t xml:space="preserve">4.5.1 </w:t>
@@ -3216,7 +3126,6 @@
             <w:r>
               <w:rPr>
                 <w:rStyle w:val="ad"/>
-                <w:rFonts w:hint="eastAsia"/>
                 <w:noProof/>
               </w:rPr>
               <w:t>重载配置</w:t>
@@ -3250,7 +3159,7 @@
                 <w:noProof/>
                 <w:webHidden/>
               </w:rPr>
-              <w:instrText>PAGEREF _Toc221526686 \h</w:instrText>
+              <w:instrText>PAGEREF _Toc236399639 \h</w:instrText>
             </w:r>
             <w:r>
               <w:rPr>
@@ -3299,18 +3208,16 @@
               <w:tab w:val="right" w:leader="dot" w:pos="8296"/>
             </w:tabs>
             <w:rPr>
-              <w:rFonts w:hint="eastAsia"/>
               <w:noProof/>
               <w:sz w:val="22"/>
               <w:szCs w:val="24"/>
               <w14:ligatures w14:val="standardContextual"/>
             </w:rPr>
           </w:pPr>
-          <w:hyperlink w:anchor="_Toc221526687" w:history="1">
+          <w:hyperlink w:anchor="_Toc236399640" w:history="1">
             <w:r>
               <w:rPr>
                 <w:rStyle w:val="ad"/>
-                <w:rFonts w:hint="eastAsia"/>
                 <w:noProof/>
               </w:rPr>
               <w:t xml:space="preserve">4.5.2 </w:t>
@@ -3318,7 +3225,6 @@
             <w:r>
               <w:rPr>
                 <w:rStyle w:val="ad"/>
-                <w:rFonts w:hint="eastAsia"/>
                 <w:noProof/>
               </w:rPr>
               <w:t>获取转发规则</w:t>
@@ -3352,7 +3258,7 @@
                 <w:noProof/>
                 <w:webHidden/>
               </w:rPr>
-              <w:instrText>PAGEREF _Toc221526687 \h</w:instrText>
+              <w:instrText>PAGEREF _Toc236399640 \h</w:instrText>
             </w:r>
             <w:r>
               <w:rPr>
@@ -3383,6 +3289,105 @@
                 <w:webHidden/>
               </w:rPr>
               <w:t>10</w:t>
+            </w:r>
+            <w:r>
+              <w:rPr>
+                <w:rFonts w:hint="eastAsia"/>
+                <w:noProof/>
+                <w:webHidden/>
+              </w:rPr>
+              <w:fldChar w:fldCharType="end"/>
+            </w:r>
+          </w:hyperlink>
+        </w:p>
+        <w:p>
+          <w:pPr>
+            <w:pStyle w:val="TOC3"/>
+            <w:tabs>
+              <w:tab w:val="right" w:leader="dot" w:pos="8296"/>
+            </w:tabs>
+            <w:rPr>
+              <w:noProof/>
+              <w:sz w:val="22"/>
+              <w:szCs w:val="24"/>
+              <w14:ligatures w14:val="standardContextual"/>
+            </w:rPr>
+          </w:pPr>
+          <w:hyperlink w:anchor="_Toc236399641" w:history="1">
+            <w:r>
+              <w:rPr>
+                <w:rStyle w:val="ad"/>
+                <w:noProof/>
+              </w:rPr>
+              <w:t xml:space="preserve">2.5.3 </w:t>
+            </w:r>
+            <w:r>
+              <w:rPr>
+                <w:rStyle w:val="ad"/>
+                <w:noProof/>
+              </w:rPr>
+              <w:t>获取转发列表</w:t>
+            </w:r>
+            <w:r>
+              <w:rPr>
+                <w:rFonts w:hint="eastAsia"/>
+                <w:noProof/>
+                <w:webHidden/>
+              </w:rPr>
+              <w:tab/>
+            </w:r>
+            <w:r>
+              <w:rPr>
+                <w:rFonts w:hint="eastAsia"/>
+                <w:noProof/>
+                <w:webHidden/>
+              </w:rPr>
+              <w:fldChar w:fldCharType="begin"/>
+            </w:r>
+            <w:r>
+              <w:rPr>
+                <w:rFonts w:hint="eastAsia"/>
+                <w:noProof/>
+                <w:webHidden/>
+              </w:rPr>
+              <w:instrText xml:space="preserve"> </w:instrText>
+            </w:r>
+            <w:r>
+              <w:rPr>
+                <w:noProof/>
+                <w:webHidden/>
+              </w:rPr>
+              <w:instrText>PAGEREF _Toc236399641 \h</w:instrText>
+            </w:r>
+            <w:r>
+              <w:rPr>
+                <w:rFonts w:hint="eastAsia"/>
+                <w:noProof/>
+                <w:webHidden/>
+              </w:rPr>
+              <w:instrText xml:space="preserve"> </w:instrText>
+            </w:r>
+            <w:r>
+              <w:rPr>
+                <w:rFonts w:hint="eastAsia"/>
+                <w:noProof/>
+                <w:webHidden/>
+              </w:rPr>
+            </w:r>
+            <w:r>
+              <w:rPr>
+                <w:rFonts w:hint="eastAsia"/>
+                <w:noProof/>
+                <w:webHidden/>
+              </w:rPr>
+              <w:fldChar w:fldCharType="separate"/>
+            </w:r>
+            <w:r>
+              <w:rPr>
+                <w:noProof/>
+                <w:webHidden/>
+              </w:rPr>
+              <w:t>11</w:t>
             </w:r>
             <w:r>
               <w:rPr>
@@ -3401,18 +3406,16 @@
               <w:tab w:val="right" w:leader="dot" w:pos="8296"/>
             </w:tabs>
             <w:rPr>
-              <w:rFonts w:hint="eastAsia"/>
               <w:noProof/>
               <w:sz w:val="22"/>
               <w:szCs w:val="24"/>
               <w14:ligatures w14:val="standardContextual"/>
             </w:rPr>
           </w:pPr>
-          <w:hyperlink w:anchor="_Toc221526688" w:history="1">
+          <w:hyperlink w:anchor="_Toc236399642" w:history="1">
             <w:r>
               <w:rPr>
                 <w:rStyle w:val="ad"/>
-                <w:rFonts w:hint="eastAsia"/>
                 <w:noProof/>
               </w:rPr>
               <w:t>附录</w:t>
@@ -3446,7 +3449,7 @@
                 <w:noProof/>
                 <w:webHidden/>
               </w:rPr>
-              <w:instrText>PAGEREF _Toc221526688 \h</w:instrText>
+              <w:instrText>PAGEREF _Toc236399642 \h</w:instrText>
             </w:r>
             <w:r>
               <w:rPr>
@@ -3476,7 +3479,7 @@
                 <w:noProof/>
                 <w:webHidden/>
               </w:rPr>
-              <w:t>11</w:t>
+              <w:t>12</w:t>
             </w:r>
             <w:r>
               <w:rPr>
@@ -3495,18 +3498,16 @@
               <w:tab w:val="right" w:leader="dot" w:pos="8296"/>
             </w:tabs>
             <w:rPr>
-              <w:rFonts w:hint="eastAsia"/>
               <w:noProof/>
               <w:sz w:val="22"/>
               <w:szCs w:val="24"/>
               <w14:ligatures w14:val="standardContextual"/>
             </w:rPr>
           </w:pPr>
-          <w:hyperlink w:anchor="_Toc221526689" w:history="1">
+          <w:hyperlink w:anchor="_Toc236399643" w:history="1">
             <w:r>
               <w:rPr>
                 <w:rStyle w:val="ad"/>
-                <w:rFonts w:hint="eastAsia"/>
                 <w:noProof/>
               </w:rPr>
               <w:t>附录</w:t>
@@ -3514,7 +3515,6 @@
             <w:r>
               <w:rPr>
                 <w:rStyle w:val="ad"/>
-                <w:rFonts w:hint="eastAsia"/>
                 <w:noProof/>
               </w:rPr>
               <w:t xml:space="preserve">1 </w:t>
@@ -3522,7 +3522,6 @@
             <w:r>
               <w:rPr>
                 <w:rStyle w:val="ad"/>
-                <w:rFonts w:hint="eastAsia"/>
                 <w:noProof/>
               </w:rPr>
               <w:t>更新历史</w:t>
@@ -3556,7 +3555,7 @@
                 <w:noProof/>
                 <w:webHidden/>
               </w:rPr>
-              <w:instrText>PAGEREF _Toc221526689 \h</w:instrText>
+              <w:instrText>PAGEREF _Toc236399643 \h</w:instrText>
             </w:r>
             <w:r>
               <w:rPr>
@@ -3586,7 +3585,7 @@
                 <w:noProof/>
                 <w:webHidden/>
               </w:rPr>
-              <w:t>11</w:t>
+              <w:t>12</w:t>
             </w:r>
             <w:r>
               <w:rPr>
@@ -3628,16 +3627,6 @@
     <w:p>
       <w:pPr>
         <w:rPr>
-          <w:b/>
-          <w:bCs/>
-          <w:lang w:val="zh-CN"/>
-        </w:rPr>
-      </w:pPr>
-    </w:p>
-    <w:p>
-      <w:pPr>
-        <w:rPr>
-          <w:rFonts w:hint="eastAsia"/>
           <w:b/>
           <w:bCs/>
           <w:lang w:val="zh-CN"/>
@@ -3788,14 +3777,12 @@
             <w:pPr>
               <w:pStyle w:val="af"/>
             </w:pPr>
-            <w:proofErr w:type="spellStart"/>
             <w:r>
               <w:rPr>
                 <w:rFonts w:hint="eastAsia"/>
               </w:rPr>
               <w:t>XEngine</w:t>
             </w:r>
-            <w:proofErr w:type="spellEnd"/>
             <w:r>
               <w:rPr>
                 <w:rFonts w:hint="eastAsia"/>
@@ -3881,7 +3868,7 @@
               <w:rPr>
                 <w:rFonts w:hint="eastAsia"/>
               </w:rPr>
-              <w:t>15</w:t>
+              <w:t>18</w:t>
             </w:r>
             <w:r>
               <w:rPr>
@@ -3957,9 +3944,6 @@
           <w:p>
             <w:pPr>
               <w:pStyle w:val="af"/>
-              <w:rPr>
-                <w:rFonts w:hint="eastAsia"/>
-              </w:rPr>
             </w:pPr>
             <w:r>
               <w:rPr>
@@ -3986,7 +3970,7 @@
               <w:rPr>
                 <w:rFonts w:hint="eastAsia"/>
               </w:rPr>
-              <w:t>2</w:t>
+              <w:t>8</w:t>
             </w:r>
             <w:r>
               <w:t>-</w:t>
@@ -3995,7 +3979,13 @@
               <w:rPr>
                 <w:rFonts w:hint="eastAsia"/>
               </w:rPr>
-              <w:t>09</w:t>
+              <w:t>0</w:t>
+            </w:r>
+            <w:r>
+              <w:rPr>
+                <w:rFonts w:hint="eastAsia"/>
+              </w:rPr>
+              <w:t>1</w:t>
             </w:r>
           </w:p>
         </w:tc>
@@ -4092,7 +4082,7 @@
       <w:pPr>
         <w:pStyle w:val="1"/>
       </w:pPr>
-      <w:bookmarkStart w:id="1" w:name="_Toc221526656"/>
+      <w:bookmarkStart w:id="1" w:name="_Toc236399609"/>
       <w:r>
         <w:rPr>
           <w:rFonts w:hint="eastAsia"/>
@@ -4106,7 +4096,7 @@
       <w:pPr>
         <w:pStyle w:val="2"/>
       </w:pPr>
-      <w:bookmarkStart w:id="2" w:name="_Toc221526657"/>
+      <w:bookmarkStart w:id="2" w:name="_Toc236399610"/>
       <w:r>
         <w:rPr>
           <w:rFonts w:hint="eastAsia"/>
@@ -4148,7 +4138,7 @@
       <w:pPr>
         <w:pStyle w:val="2"/>
       </w:pPr>
-      <w:bookmarkStart w:id="3" w:name="_Toc221526658"/>
+      <w:bookmarkStart w:id="3" w:name="_Toc236399611"/>
       <w:r>
         <w:rPr>
           <w:rFonts w:hint="eastAsia"/>
@@ -4181,7 +4171,7 @@
       <w:pPr>
         <w:pStyle w:val="2"/>
       </w:pPr>
-      <w:bookmarkStart w:id="4" w:name="_Toc221526659"/>
+      <w:bookmarkStart w:id="4" w:name="_Toc236399612"/>
       <w:r>
         <w:rPr>
           <w:rFonts w:hint="eastAsia"/>
@@ -4200,14 +4190,12 @@
         </w:rPr>
         <w:t>此服务使用了</w:t>
       </w:r>
-      <w:proofErr w:type="spellStart"/>
       <w:r>
         <w:rPr>
           <w:rFonts w:hint="eastAsia"/>
         </w:rPr>
         <w:t>XEngine</w:t>
       </w:r>
-      <w:proofErr w:type="spellEnd"/>
       <w:r>
         <w:rPr>
           <w:rFonts w:hint="eastAsia"/>
@@ -4226,14 +4214,12 @@
         </w:rPr>
         <w:t>要使用此服务代码必须配置安装好</w:t>
       </w:r>
-      <w:proofErr w:type="spellStart"/>
       <w:r>
         <w:rPr>
           <w:rFonts w:hint="eastAsia"/>
         </w:rPr>
         <w:t>XEngine</w:t>
       </w:r>
-      <w:proofErr w:type="spellEnd"/>
       <w:r>
         <w:rPr>
           <w:rFonts w:hint="eastAsia"/>
@@ -4274,15 +4260,13 @@
       <w:pPr>
         <w:pStyle w:val="1"/>
       </w:pPr>
-      <w:bookmarkStart w:id="5" w:name="_Toc221526660"/>
-      <w:proofErr w:type="gramStart"/>
+      <w:bookmarkStart w:id="5" w:name="_Toc236399613"/>
       <w:r>
         <w:rPr>
           <w:rFonts w:hint="eastAsia"/>
         </w:rPr>
         <w:t>一</w:t>
       </w:r>
-      <w:proofErr w:type="gramEnd"/>
       <w:r>
         <w:rPr>
           <w:rFonts w:hint="eastAsia"/>
@@ -4317,21 +4301,7 @@
         <w:rPr>
           <w:rFonts w:hint="eastAsia"/>
         </w:rPr>
-        <w:t>协议</w:t>
-      </w:r>
-      <w:proofErr w:type="gramStart"/>
-      <w:r>
-        <w:rPr>
-          <w:rFonts w:hint="eastAsia"/>
-        </w:rPr>
-        <w:t>来作</w:t>
-      </w:r>
-      <w:proofErr w:type="gramEnd"/>
-      <w:r>
-        <w:rPr>
-          <w:rFonts w:hint="eastAsia"/>
-        </w:rPr>
-        <w:t>为基础通信协议</w:t>
+        <w:t>协议来作为基础通信协议</w:t>
       </w:r>
     </w:p>
     <w:p>
@@ -4371,7 +4341,7 @@
           <w:numId w:val="1"/>
         </w:numPr>
       </w:pPr>
-      <w:bookmarkStart w:id="6" w:name="_Toc221526661"/>
+      <w:bookmarkStart w:id="6" w:name="_Toc236399614"/>
       <w:r>
         <w:rPr>
           <w:rFonts w:hint="eastAsia"/>
@@ -4387,11 +4357,9 @@
           <w:numId w:val="2"/>
         </w:numPr>
       </w:pPr>
-      <w:proofErr w:type="spellStart"/>
       <w:r>
         <w:t>XEngine_APPClient</w:t>
       </w:r>
-      <w:proofErr w:type="spellEnd"/>
       <w:r>
         <w:rPr>
           <w:rFonts w:hint="eastAsia"/>
@@ -4412,11 +4380,9 @@
           <w:numId w:val="2"/>
         </w:numPr>
       </w:pPr>
-      <w:proofErr w:type="spellStart"/>
       <w:r>
         <w:t>XEngine_Docment</w:t>
       </w:r>
-      <w:proofErr w:type="spellEnd"/>
       <w:r>
         <w:rPr>
           <w:rFonts w:hint="eastAsia"/>
@@ -4437,11 +4403,9 @@
           <w:numId w:val="2"/>
         </w:numPr>
       </w:pPr>
-      <w:proofErr w:type="spellStart"/>
       <w:r>
         <w:t>XEngine_Release</w:t>
       </w:r>
-      <w:proofErr w:type="spellEnd"/>
       <w:r>
         <w:rPr>
           <w:rFonts w:hint="eastAsia"/>
@@ -4462,11 +4426,9 @@
           <w:numId w:val="2"/>
         </w:numPr>
       </w:pPr>
-      <w:proofErr w:type="spellStart"/>
       <w:r>
         <w:t>XEngine_Source</w:t>
       </w:r>
-      <w:proofErr w:type="spellEnd"/>
       <w:r>
         <w:rPr>
           <w:rFonts w:hint="eastAsia"/>
@@ -4488,7 +4450,7 @@
           <w:numId w:val="1"/>
         </w:numPr>
       </w:pPr>
-      <w:bookmarkStart w:id="7" w:name="_Toc221526662"/>
+      <w:bookmarkStart w:id="7" w:name="_Toc236399615"/>
       <w:r>
         <w:rPr>
           <w:rFonts w:hint="eastAsia"/>
@@ -4504,11 +4466,9 @@
           <w:numId w:val="3"/>
         </w:numPr>
       </w:pPr>
-      <w:proofErr w:type="spellStart"/>
       <w:r>
         <w:t>XEngine_ModuleConfigure</w:t>
       </w:r>
-      <w:proofErr w:type="spellEnd"/>
       <w:r>
         <w:rPr>
           <w:rFonts w:hint="eastAsia"/>
@@ -4529,11 +4489,9 @@
           <w:numId w:val="3"/>
         </w:numPr>
       </w:pPr>
-      <w:proofErr w:type="spellStart"/>
       <w:r>
         <w:t>XEngine_ModuleHelp</w:t>
       </w:r>
-      <w:proofErr w:type="spellEnd"/>
       <w:r>
         <w:rPr>
           <w:rFonts w:hint="eastAsia"/>
@@ -4554,11 +4512,9 @@
           <w:numId w:val="3"/>
         </w:numPr>
       </w:pPr>
-      <w:proofErr w:type="spellStart"/>
       <w:r>
         <w:t>XEngine_ModuleProtocol</w:t>
       </w:r>
-      <w:proofErr w:type="spellEnd"/>
       <w:r>
         <w:rPr>
           <w:rFonts w:hint="eastAsia"/>
@@ -4579,11 +4535,9 @@
           <w:numId w:val="3"/>
         </w:numPr>
       </w:pPr>
-      <w:proofErr w:type="spellStart"/>
       <w:r>
         <w:t>XEngine_ModuleSession</w:t>
       </w:r>
-      <w:proofErr w:type="spellEnd"/>
       <w:r>
         <w:rPr>
           <w:rFonts w:hint="eastAsia"/>
@@ -4604,11 +4558,9 @@
           <w:numId w:val="3"/>
         </w:numPr>
       </w:pPr>
-      <w:proofErr w:type="spellStart"/>
       <w:r>
         <w:t>XEngine_ServiceApp</w:t>
       </w:r>
-      <w:proofErr w:type="spellEnd"/>
       <w:r>
         <w:rPr>
           <w:rFonts w:hint="eastAsia"/>
@@ -4631,7 +4583,7 @@
         </w:numPr>
       </w:pPr>
       <w:bookmarkStart w:id="8" w:name="_Toc24043"/>
-      <w:bookmarkStart w:id="9" w:name="_Toc221526663"/>
+      <w:bookmarkStart w:id="9" w:name="_Toc236399616"/>
       <w:r>
         <w:rPr>
           <w:rFonts w:hint="eastAsia"/>
@@ -4658,14 +4610,12 @@
         </w:rPr>
         <w:t>私有协议采用的是</w:t>
       </w:r>
-      <w:proofErr w:type="spellStart"/>
       <w:r>
         <w:rPr>
           <w:rFonts w:hint="eastAsia"/>
         </w:rPr>
         <w:t>XEngine</w:t>
       </w:r>
-      <w:proofErr w:type="spellEnd"/>
       <w:r>
         <w:rPr>
           <w:rFonts w:hint="eastAsia"/>
@@ -4684,14 +4634,12 @@
         </w:rPr>
         <w:t>你可以参考</w:t>
       </w:r>
-      <w:proofErr w:type="spellStart"/>
       <w:r>
         <w:rPr>
           <w:rFonts w:hint="eastAsia"/>
         </w:rPr>
         <w:t>XEngine</w:t>
       </w:r>
-      <w:proofErr w:type="spellEnd"/>
       <w:r>
         <w:rPr>
           <w:rFonts w:hint="eastAsia"/>
@@ -4709,7 +4657,7 @@
       <w:pPr>
         <w:pStyle w:val="1"/>
       </w:pPr>
-      <w:bookmarkStart w:id="10" w:name="_Toc221526664"/>
+      <w:bookmarkStart w:id="10" w:name="_Toc236399617"/>
       <w:r>
         <w:rPr>
           <w:rFonts w:hint="eastAsia"/>
@@ -4734,7 +4682,7 @@
       <w:pPr>
         <w:pStyle w:val="2"/>
       </w:pPr>
-      <w:bookmarkStart w:id="11" w:name="_Toc221526665"/>
+      <w:bookmarkStart w:id="11" w:name="_Toc236399618"/>
       <w:r>
         <w:rPr>
           <w:rFonts w:hint="eastAsia"/>
@@ -4830,14 +4778,12 @@
         </w:rPr>
         <w:t>你需要拷贝</w:t>
       </w:r>
-      <w:proofErr w:type="spellStart"/>
       <w:r>
         <w:rPr>
           <w:rFonts w:hint="eastAsia"/>
         </w:rPr>
         <w:t>XEngine_Release</w:t>
       </w:r>
-      <w:proofErr w:type="spellEnd"/>
       <w:r>
         <w:rPr>
           <w:rFonts w:hint="eastAsia"/>
@@ -4856,14 +4802,12 @@
         </w:rPr>
         <w:t>然后拷贝依赖的</w:t>
       </w:r>
-      <w:proofErr w:type="spellStart"/>
       <w:r>
         <w:rPr>
           <w:rFonts w:hint="eastAsia"/>
         </w:rPr>
         <w:t>XEngine</w:t>
       </w:r>
-      <w:proofErr w:type="spellEnd"/>
       <w:r>
         <w:rPr>
           <w:rFonts w:hint="eastAsia"/>
@@ -4909,7 +4853,6 @@
         </w:rPr>
         <w:t>注意：</w:t>
       </w:r>
-      <w:proofErr w:type="spellStart"/>
       <w:r>
         <w:rPr>
           <w:rFonts w:hint="eastAsia"/>
@@ -4917,7 +4860,6 @@
         </w:rPr>
         <w:t>XEngine</w:t>
       </w:r>
-      <w:proofErr w:type="spellEnd"/>
       <w:r>
         <w:rPr>
           <w:rFonts w:hint="eastAsia"/>
@@ -4925,7 +4867,6 @@
         </w:rPr>
         <w:t>环境可以通过</w:t>
       </w:r>
-      <w:proofErr w:type="spellStart"/>
       <w:r>
         <w:rPr>
           <w:rFonts w:hint="eastAsia"/>
@@ -4933,7 +4874,6 @@
         </w:rPr>
         <w:t>VSCopy</w:t>
       </w:r>
-      <w:proofErr w:type="spellEnd"/>
       <w:r>
         <w:rPr>
           <w:rFonts w:hint="eastAsia"/>
@@ -4955,7 +4895,6 @@
         </w:rPr>
         <w:t>前提是你配置好你的</w:t>
       </w:r>
-      <w:proofErr w:type="spellStart"/>
       <w:r>
         <w:rPr>
           <w:rFonts w:hint="eastAsia"/>
@@ -4963,7 +4902,6 @@
         </w:rPr>
         <w:t>XEngine</w:t>
       </w:r>
-      <w:proofErr w:type="spellEnd"/>
       <w:r>
         <w:rPr>
           <w:rFonts w:hint="eastAsia"/>
@@ -4983,7 +4921,7 @@
       <w:pPr>
         <w:pStyle w:val="2"/>
       </w:pPr>
-      <w:bookmarkStart w:id="12" w:name="_Toc221526666"/>
+      <w:bookmarkStart w:id="12" w:name="_Toc236399619"/>
       <w:r>
         <w:rPr>
           <w:rFonts w:hint="eastAsia"/>
@@ -5014,14 +4952,12 @@
         </w:rPr>
         <w:t>你可以在</w:t>
       </w:r>
-      <w:proofErr w:type="spellStart"/>
       <w:r>
         <w:rPr>
           <w:rFonts w:hint="eastAsia"/>
         </w:rPr>
         <w:t>XEngine_Release</w:t>
       </w:r>
-      <w:proofErr w:type="spellEnd"/>
       <w:r>
         <w:rPr>
           <w:rFonts w:hint="eastAsia"/>
@@ -5040,7 +4976,7 @@
         <w:pStyle w:val="2"/>
       </w:pPr>
       <w:bookmarkStart w:id="13" w:name="_Toc23760"/>
-      <w:bookmarkStart w:id="14" w:name="_Toc221526667"/>
+      <w:bookmarkStart w:id="14" w:name="_Toc236399620"/>
       <w:r>
         <w:rPr>
           <w:rFonts w:hint="eastAsia"/>
@@ -5098,7 +5034,7 @@
       <w:pPr>
         <w:pStyle w:val="1"/>
       </w:pPr>
-      <w:bookmarkStart w:id="15" w:name="_Toc221526668"/>
+      <w:bookmarkStart w:id="15" w:name="_Toc236399621"/>
       <w:r>
         <w:rPr>
           <w:rFonts w:hint="eastAsia"/>
@@ -5130,22 +5066,14 @@
         <w:rPr>
           <w:rFonts w:hint="eastAsia"/>
         </w:rPr>
-        <w:t>:</w:t>
-      </w:r>
-      <w:proofErr w:type="spellStart"/>
-      <w:r>
-        <w:rPr>
-          <w:rFonts w:hint="eastAsia"/>
-        </w:rPr>
-        <w:t>XEngine_Config.json</w:t>
-      </w:r>
-      <w:proofErr w:type="spellEnd"/>
+        <w:t>:XEngine_Config.json</w:t>
+      </w:r>
     </w:p>
     <w:p>
       <w:pPr>
         <w:pStyle w:val="2"/>
       </w:pPr>
-      <w:bookmarkStart w:id="16" w:name="_Toc221526669"/>
+      <w:bookmarkStart w:id="16" w:name="_Toc236399622"/>
       <w:r>
         <w:rPr>
           <w:rFonts w:hint="eastAsia"/>
@@ -5167,19 +5095,11 @@
           <w:numId w:val="4"/>
         </w:numPr>
       </w:pPr>
-      <w:proofErr w:type="spellStart"/>
-      <w:r>
-        <w:rPr>
-          <w:rFonts w:hint="eastAsia"/>
-        </w:rPr>
-        <w:t>tszIPAddr</w:t>
-      </w:r>
-      <w:proofErr w:type="spellEnd"/>
-      <w:r>
-        <w:rPr>
-          <w:rFonts w:hint="eastAsia"/>
-        </w:rPr>
-        <w:t>:</w:t>
+      <w:r>
+        <w:rPr>
+          <w:rFonts w:hint="eastAsia"/>
+        </w:rPr>
+        <w:t>tszIPAddr:</w:t>
       </w:r>
       <w:r>
         <w:rPr>
@@ -5207,19 +5127,11 @@
           <w:numId w:val="4"/>
         </w:numPr>
       </w:pPr>
-      <w:proofErr w:type="spellStart"/>
-      <w:r>
-        <w:rPr>
-          <w:rFonts w:hint="eastAsia"/>
-        </w:rPr>
-        <w:t>bDeamon</w:t>
-      </w:r>
-      <w:proofErr w:type="spellEnd"/>
-      <w:r>
-        <w:rPr>
-          <w:rFonts w:hint="eastAsia"/>
-        </w:rPr>
-        <w:t>:</w:t>
+      <w:r>
+        <w:rPr>
+          <w:rFonts w:hint="eastAsia"/>
+        </w:rPr>
+        <w:t>bDeamon:</w:t>
       </w:r>
       <w:r>
         <w:rPr>
@@ -5235,7 +5147,6 @@
           <w:numId w:val="4"/>
         </w:numPr>
       </w:pPr>
-      <w:proofErr w:type="spellStart"/>
       <w:r>
         <w:t>nHttpPort</w:t>
       </w:r>
@@ -5245,7 +5156,6 @@
         </w:rPr>
         <w:t>:HTTP</w:t>
       </w:r>
-      <w:proofErr w:type="spellEnd"/>
       <w:r>
         <w:rPr>
           <w:rFonts w:hint="eastAsia"/>
@@ -5260,14 +5170,12 @@
           <w:numId w:val="4"/>
         </w:numPr>
       </w:pPr>
-      <w:proofErr w:type="spellStart"/>
       <w:r>
         <w:rPr>
           <w:rFonts w:hint="eastAsia"/>
         </w:rPr>
         <w:t>nSocksPort:SOCKS</w:t>
       </w:r>
-      <w:proofErr w:type="spellEnd"/>
       <w:r>
         <w:rPr>
           <w:rFonts w:hint="eastAsia"/>
@@ -5282,14 +5190,12 @@
           <w:numId w:val="4"/>
         </w:numPr>
       </w:pPr>
-      <w:proofErr w:type="spellStart"/>
       <w:r>
         <w:rPr>
           <w:rFonts w:hint="eastAsia"/>
         </w:rPr>
         <w:t>nTunnelPort:HTTP</w:t>
       </w:r>
-      <w:proofErr w:type="spellEnd"/>
       <w:r>
         <w:rPr>
           <w:rFonts w:hint="eastAsia"/>
@@ -5304,19 +5210,11 @@
           <w:numId w:val="4"/>
         </w:numPr>
       </w:pPr>
-      <w:proofErr w:type="spellStart"/>
-      <w:r>
-        <w:rPr>
-          <w:rFonts w:hint="eastAsia"/>
-        </w:rPr>
-        <w:t>nForwardPort</w:t>
-      </w:r>
-      <w:proofErr w:type="spellEnd"/>
-      <w:r>
-        <w:rPr>
-          <w:rFonts w:hint="eastAsia"/>
-        </w:rPr>
-        <w:t>:</w:t>
+      <w:r>
+        <w:rPr>
+          <w:rFonts w:hint="eastAsia"/>
+        </w:rPr>
+        <w:t>nForwardPort:</w:t>
       </w:r>
       <w:r>
         <w:rPr>
@@ -5332,19 +5230,11 @@
           <w:numId w:val="4"/>
         </w:numPr>
       </w:pPr>
-      <w:proofErr w:type="spellStart"/>
-      <w:r>
-        <w:rPr>
-          <w:rFonts w:hint="eastAsia"/>
-        </w:rPr>
-        <w:t>nProxyPort</w:t>
-      </w:r>
-      <w:proofErr w:type="spellEnd"/>
-      <w:r>
-        <w:rPr>
-          <w:rFonts w:hint="eastAsia"/>
-        </w:rPr>
-        <w:t>:</w:t>
+      <w:r>
+        <w:rPr>
+          <w:rFonts w:hint="eastAsia"/>
+        </w:rPr>
+        <w:t>nProxyPort:</w:t>
       </w:r>
       <w:r>
         <w:rPr>
@@ -5364,7 +5254,7 @@
         <w:pStyle w:val="2"/>
       </w:pPr>
       <w:bookmarkStart w:id="17" w:name="_Toc12932"/>
-      <w:bookmarkStart w:id="18" w:name="_Toc221526670"/>
+      <w:bookmarkStart w:id="18" w:name="_Toc236399623"/>
       <w:r>
         <w:rPr>
           <w:rFonts w:hint="eastAsia"/>
@@ -5382,19 +5272,11 @@
       <w:bookmarkEnd w:id="18"/>
     </w:p>
     <w:p>
-      <w:proofErr w:type="spellStart"/>
-      <w:r>
-        <w:rPr>
-          <w:rFonts w:hint="eastAsia"/>
-        </w:rPr>
-        <w:t>XMax</w:t>
-      </w:r>
-      <w:proofErr w:type="spellEnd"/>
-      <w:r>
-        <w:rPr>
-          <w:rFonts w:hint="eastAsia"/>
-        </w:rPr>
-        <w:t xml:space="preserve"> </w:t>
+      <w:r>
+        <w:rPr>
+          <w:rFonts w:hint="eastAsia"/>
+        </w:rPr>
+        <w:t xml:space="preserve">XMax </w:t>
       </w:r>
       <w:r>
         <w:rPr>
@@ -5410,11 +5292,9 @@
           <w:numId w:val="5"/>
         </w:numPr>
       </w:pPr>
-      <w:proofErr w:type="spellStart"/>
       <w:r>
         <w:t>MaxClient</w:t>
       </w:r>
-      <w:proofErr w:type="spellEnd"/>
       <w:r>
         <w:rPr>
           <w:rFonts w:hint="eastAsia"/>
@@ -5435,11 +5315,9 @@
           <w:numId w:val="5"/>
         </w:numPr>
       </w:pPr>
-      <w:proofErr w:type="spellStart"/>
       <w:r>
         <w:t>MaxQueue</w:t>
       </w:r>
-      <w:proofErr w:type="spellEnd"/>
       <w:r>
         <w:rPr>
           <w:rFonts w:hint="eastAsia"/>
@@ -5460,11 +5338,9 @@
           <w:numId w:val="5"/>
         </w:numPr>
       </w:pPr>
-      <w:proofErr w:type="spellStart"/>
       <w:r>
         <w:t>IOThread</w:t>
       </w:r>
-      <w:proofErr w:type="spellEnd"/>
       <w:r>
         <w:rPr>
           <w:rFonts w:hint="eastAsia"/>
@@ -5497,7 +5373,6 @@
           <w:numId w:val="5"/>
         </w:numPr>
       </w:pPr>
-      <w:proofErr w:type="spellStart"/>
       <w:r>
         <w:t>nHTTPThread</w:t>
       </w:r>
@@ -5505,14 +5380,7 @@
         <w:rPr>
           <w:rFonts w:hint="eastAsia"/>
         </w:rPr>
-        <w:t>:HTTP</w:t>
-      </w:r>
-      <w:proofErr w:type="spellEnd"/>
-      <w:r>
-        <w:rPr>
-          <w:rFonts w:hint="eastAsia"/>
-        </w:rPr>
-        <w:t xml:space="preserve"> </w:t>
+        <w:t xml:space="preserve">:HTTP </w:t>
       </w:r>
       <w:r>
         <w:rPr>
@@ -5528,19 +5396,11 @@
           <w:numId w:val="5"/>
         </w:numPr>
       </w:pPr>
-      <w:proofErr w:type="spellStart"/>
-      <w:r>
-        <w:rPr>
-          <w:rFonts w:hint="eastAsia"/>
-        </w:rPr>
-        <w:t>nForwardThread</w:t>
-      </w:r>
-      <w:proofErr w:type="spellEnd"/>
-      <w:r>
-        <w:rPr>
-          <w:rFonts w:hint="eastAsia"/>
-        </w:rPr>
-        <w:t>:</w:t>
+      <w:r>
+        <w:rPr>
+          <w:rFonts w:hint="eastAsia"/>
+        </w:rPr>
+        <w:t>nForwardThread:</w:t>
       </w:r>
       <w:r>
         <w:rPr>
@@ -5554,7 +5414,7 @@
         <w:pStyle w:val="2"/>
       </w:pPr>
       <w:bookmarkStart w:id="19" w:name="_Toc11886"/>
-      <w:bookmarkStart w:id="20" w:name="_Toc221526671"/>
+      <w:bookmarkStart w:id="20" w:name="_Toc236399624"/>
       <w:r>
         <w:rPr>
           <w:rFonts w:hint="eastAsia"/>
@@ -5571,14 +5431,12 @@
       <w:bookmarkEnd w:id="20"/>
     </w:p>
     <w:p>
-      <w:proofErr w:type="spellStart"/>
       <w:r>
         <w:rPr>
           <w:rFonts w:hint="eastAsia"/>
         </w:rPr>
         <w:t>XTime</w:t>
       </w:r>
-      <w:proofErr w:type="spellEnd"/>
       <w:r>
         <w:rPr>
           <w:rFonts w:hint="eastAsia"/>
@@ -5593,11 +5451,9 @@
           <w:numId w:val="5"/>
         </w:numPr>
       </w:pPr>
-      <w:proofErr w:type="spellStart"/>
       <w:r>
         <w:t>nTimeCheck</w:t>
       </w:r>
-      <w:proofErr w:type="spellEnd"/>
       <w:r>
         <w:rPr>
           <w:rFonts w:hint="eastAsia"/>
@@ -5618,7 +5474,6 @@
           <w:numId w:val="5"/>
         </w:numPr>
       </w:pPr>
-      <w:proofErr w:type="spellStart"/>
       <w:r>
         <w:t>nHttpTimeout</w:t>
       </w:r>
@@ -5626,14 +5481,7 @@
         <w:rPr>
           <w:rFonts w:hint="eastAsia"/>
         </w:rPr>
-        <w:t>:HTTP</w:t>
-      </w:r>
-      <w:proofErr w:type="spellEnd"/>
-      <w:r>
-        <w:rPr>
-          <w:rFonts w:hint="eastAsia"/>
-        </w:rPr>
-        <w:t xml:space="preserve"> </w:t>
+        <w:t xml:space="preserve">:HTTP </w:t>
       </w:r>
       <w:r>
         <w:rPr>
@@ -5649,7 +5497,6 @@
           <w:numId w:val="5"/>
         </w:numPr>
       </w:pPr>
-      <w:proofErr w:type="spellStart"/>
       <w:r>
         <w:t>nSocksTime</w:t>
       </w:r>
@@ -5668,7 +5515,6 @@
         </w:rPr>
         <w:t>:SOCKS</w:t>
       </w:r>
-      <w:proofErr w:type="spellEnd"/>
       <w:r>
         <w:rPr>
           <w:rFonts w:hint="eastAsia"/>
@@ -5683,7 +5529,6 @@
           <w:numId w:val="5"/>
         </w:numPr>
       </w:pPr>
-      <w:proofErr w:type="spellStart"/>
       <w:r>
         <w:t>nTunnelTime</w:t>
       </w:r>
@@ -5702,7 +5547,6 @@
         </w:rPr>
         <w:t>:Tunnel</w:t>
       </w:r>
-      <w:proofErr w:type="spellEnd"/>
       <w:r>
         <w:rPr>
           <w:rFonts w:hint="eastAsia"/>
@@ -5717,19 +5561,11 @@
           <w:numId w:val="5"/>
         </w:numPr>
       </w:pPr>
-      <w:proofErr w:type="spellStart"/>
-      <w:r>
-        <w:rPr>
-          <w:rFonts w:hint="eastAsia"/>
-        </w:rPr>
-        <w:t>nForwardTimeout</w:t>
-      </w:r>
-      <w:proofErr w:type="spellEnd"/>
-      <w:r>
-        <w:rPr>
-          <w:rFonts w:hint="eastAsia"/>
-        </w:rPr>
-        <w:t>:</w:t>
+      <w:r>
+        <w:rPr>
+          <w:rFonts w:hint="eastAsia"/>
+        </w:rPr>
+        <w:t>nForwardTimeout:</w:t>
       </w:r>
       <w:r>
         <w:rPr>
@@ -5745,19 +5581,11 @@
           <w:numId w:val="5"/>
         </w:numPr>
       </w:pPr>
-      <w:proofErr w:type="spellStart"/>
-      <w:r>
-        <w:rPr>
-          <w:rFonts w:hint="eastAsia"/>
-        </w:rPr>
-        <w:t>nProxyTimeout</w:t>
-      </w:r>
-      <w:proofErr w:type="spellEnd"/>
-      <w:r>
-        <w:rPr>
-          <w:rFonts w:hint="eastAsia"/>
-        </w:rPr>
-        <w:t>:</w:t>
+      <w:r>
+        <w:rPr>
+          <w:rFonts w:hint="eastAsia"/>
+        </w:rPr>
+        <w:t>nProxyTimeout:</w:t>
       </w:r>
       <w:r>
         <w:rPr>
@@ -5770,7 +5598,7 @@
       <w:pPr>
         <w:pStyle w:val="2"/>
       </w:pPr>
-      <w:bookmarkStart w:id="21" w:name="_Toc221526672"/>
+      <w:bookmarkStart w:id="21" w:name="_Toc236399625"/>
       <w:r>
         <w:rPr>
           <w:rFonts w:hint="eastAsia"/>
@@ -5796,16 +5624,8 @@
         <w:rPr>
           <w:rFonts w:hint="eastAsia"/>
         </w:rPr>
-        <w:t>:</w:t>
-      </w:r>
-      <w:proofErr w:type="spellStart"/>
-      <w:r>
-        <w:rPr>
-          <w:rFonts w:hint="eastAsia"/>
-        </w:rPr>
-        <w:t>XLog</w:t>
-      </w:r>
-      <w:proofErr w:type="spellEnd"/>
+        <w:t>:XLog</w:t>
+      </w:r>
     </w:p>
     <w:p>
       <w:pPr>
@@ -5814,11 +5634,9 @@
           <w:numId w:val="4"/>
         </w:numPr>
       </w:pPr>
-      <w:proofErr w:type="spellStart"/>
       <w:r>
         <w:t>nMaxSize</w:t>
       </w:r>
-      <w:proofErr w:type="spellEnd"/>
       <w:r>
         <w:rPr>
           <w:rFonts w:hint="eastAsia"/>
@@ -5839,11 +5657,9 @@
           <w:numId w:val="4"/>
         </w:numPr>
       </w:pPr>
-      <w:proofErr w:type="spellStart"/>
       <w:r>
         <w:t>nMaxCount</w:t>
       </w:r>
-      <w:proofErr w:type="spellEnd"/>
       <w:r>
         <w:rPr>
           <w:rFonts w:hint="eastAsia"/>
@@ -5864,11 +5680,9 @@
           <w:numId w:val="4"/>
         </w:numPr>
       </w:pPr>
-      <w:proofErr w:type="spellStart"/>
       <w:r>
         <w:t>nLogLeave</w:t>
       </w:r>
-      <w:proofErr w:type="spellEnd"/>
       <w:r>
         <w:rPr>
           <w:rFonts w:hint="eastAsia"/>
@@ -5889,19 +5703,11 @@
           <w:numId w:val="4"/>
         </w:numPr>
       </w:pPr>
-      <w:proofErr w:type="spellStart"/>
-      <w:r>
-        <w:rPr>
-          <w:rFonts w:hint="eastAsia"/>
-        </w:rPr>
-        <w:t>nLogType</w:t>
-      </w:r>
-      <w:proofErr w:type="spellEnd"/>
-      <w:r>
-        <w:rPr>
-          <w:rFonts w:hint="eastAsia"/>
-        </w:rPr>
-        <w:t>:</w:t>
+      <w:r>
+        <w:rPr>
+          <w:rFonts w:hint="eastAsia"/>
+        </w:rPr>
+        <w:t>nLogType:</w:t>
       </w:r>
       <w:r>
         <w:rPr>
@@ -5917,11 +5723,9 @@
           <w:numId w:val="4"/>
         </w:numPr>
       </w:pPr>
-      <w:proofErr w:type="spellStart"/>
       <w:r>
         <w:t>tszLogFile</w:t>
       </w:r>
-      <w:proofErr w:type="spellEnd"/>
       <w:r>
         <w:rPr>
           <w:rFonts w:hint="eastAsia"/>
@@ -5940,7 +5744,7 @@
         <w:pStyle w:val="2"/>
       </w:pPr>
       <w:bookmarkStart w:id="22" w:name="_Toc2078"/>
-      <w:bookmarkStart w:id="23" w:name="_Toc221526673"/>
+      <w:bookmarkStart w:id="23" w:name="_Toc236399626"/>
       <w:r>
         <w:rPr>
           <w:rFonts w:hint="eastAsia"/>
@@ -5957,19 +5761,11 @@
       <w:bookmarkEnd w:id="23"/>
     </w:p>
     <w:p>
-      <w:proofErr w:type="spellStart"/>
-      <w:r>
-        <w:rPr>
-          <w:rFonts w:hint="eastAsia"/>
-        </w:rPr>
-        <w:t>XReport</w:t>
-      </w:r>
-      <w:proofErr w:type="spellEnd"/>
-      <w:r>
-        <w:rPr>
-          <w:rFonts w:hint="eastAsia"/>
-        </w:rPr>
-        <w:t xml:space="preserve"> </w:t>
+      <w:r>
+        <w:rPr>
+          <w:rFonts w:hint="eastAsia"/>
+        </w:rPr>
+        <w:t xml:space="preserve">XReport </w:t>
       </w:r>
       <w:r>
         <w:rPr>
@@ -5985,19 +5781,11 @@
           <w:numId w:val="5"/>
         </w:numPr>
       </w:pPr>
-      <w:proofErr w:type="spellStart"/>
-      <w:r>
-        <w:rPr>
-          <w:rFonts w:hint="eastAsia"/>
-        </w:rPr>
-        <w:t>bEnable</w:t>
-      </w:r>
-      <w:proofErr w:type="spellEnd"/>
-      <w:r>
-        <w:rPr>
-          <w:rFonts w:hint="eastAsia"/>
-        </w:rPr>
-        <w:t>:</w:t>
+      <w:r>
+        <w:rPr>
+          <w:rFonts w:hint="eastAsia"/>
+        </w:rPr>
+        <w:t>bEnable:</w:t>
       </w:r>
       <w:r>
         <w:rPr>
@@ -6013,19 +5801,11 @@
           <w:numId w:val="5"/>
         </w:numPr>
       </w:pPr>
-      <w:proofErr w:type="spellStart"/>
-      <w:r>
-        <w:rPr>
-          <w:rFonts w:hint="eastAsia"/>
-        </w:rPr>
-        <w:t>tszServiceName</w:t>
-      </w:r>
-      <w:proofErr w:type="spellEnd"/>
-      <w:r>
-        <w:rPr>
-          <w:rFonts w:hint="eastAsia"/>
-        </w:rPr>
-        <w:t>:</w:t>
+      <w:r>
+        <w:rPr>
+          <w:rFonts w:hint="eastAsia"/>
+        </w:rPr>
+        <w:t>tszServiceName:</w:t>
       </w:r>
       <w:r>
         <w:rPr>
@@ -6041,14 +5821,12 @@
           <w:numId w:val="5"/>
         </w:numPr>
       </w:pPr>
-      <w:proofErr w:type="spellStart"/>
       <w:r>
         <w:rPr>
           <w:rFonts w:hint="eastAsia"/>
         </w:rPr>
         <w:t>tszAPIUrl:API</w:t>
       </w:r>
-      <w:proofErr w:type="spellEnd"/>
       <w:r>
         <w:rPr>
           <w:rFonts w:hint="eastAsia"/>
@@ -6060,7 +5838,7 @@
       <w:pPr>
         <w:pStyle w:val="2"/>
       </w:pPr>
-      <w:bookmarkStart w:id="24" w:name="_Toc221526674"/>
+      <w:bookmarkStart w:id="24" w:name="_Toc236399627"/>
       <w:r>
         <w:rPr>
           <w:rFonts w:hint="eastAsia"/>
@@ -6076,16 +5854,9 @@
       <w:bookmarkEnd w:id="24"/>
     </w:p>
     <w:p>
-      <w:pPr>
-        <w:rPr>
-          <w:rFonts w:hint="eastAsia"/>
-        </w:rPr>
-      </w:pPr>
-      <w:proofErr w:type="spellStart"/>
       <w:r>
         <w:t>XVerification</w:t>
       </w:r>
-      <w:proofErr w:type="spellEnd"/>
       <w:r>
         <w:rPr>
           <w:rFonts w:hint="eastAsia"/>
@@ -6132,11 +5903,9 @@
         </w:numPr>
         <w:ind w:firstLineChars="0"/>
       </w:pPr>
-      <w:proofErr w:type="spellStart"/>
       <w:r>
         <w:t>tszUserName</w:t>
       </w:r>
-      <w:proofErr w:type="spellEnd"/>
       <w:r>
         <w:rPr>
           <w:rFonts w:hint="eastAsia"/>
@@ -6159,11 +5928,9 @@
         </w:numPr>
         <w:ind w:firstLineChars="0"/>
       </w:pPr>
-      <w:proofErr w:type="spellStart"/>
       <w:r>
         <w:t>tszUserPass</w:t>
       </w:r>
-      <w:proofErr w:type="spellEnd"/>
       <w:r>
         <w:rPr>
           <w:rFonts w:hint="eastAsia"/>
@@ -6186,11 +5953,9 @@
         </w:numPr>
         <w:ind w:firstLineChars="0"/>
       </w:pPr>
-      <w:proofErr w:type="spellStart"/>
       <w:r>
         <w:t>nVType</w:t>
       </w:r>
-      <w:proofErr w:type="spellEnd"/>
       <w:r>
         <w:rPr>
           <w:rFonts w:hint="eastAsia"/>
@@ -6218,16 +5983,11 @@
           <w:numId w:val="8"/>
         </w:numPr>
         <w:ind w:firstLineChars="0"/>
-        <w:rPr>
-          <w:rFonts w:hint="eastAsia"/>
-        </w:rPr>
-      </w:pPr>
-      <w:proofErr w:type="spellStart"/>
+      </w:pPr>
       <w:r>
         <w:lastRenderedPageBreak/>
         <w:t>bEnable</w:t>
       </w:r>
-      <w:proofErr w:type="spellEnd"/>
       <w:r>
         <w:rPr>
           <w:rFonts w:hint="eastAsia"/>
@@ -6245,7 +6005,7 @@
       <w:pPr>
         <w:pStyle w:val="2"/>
       </w:pPr>
-      <w:bookmarkStart w:id="25" w:name="_Toc221526675"/>
+      <w:bookmarkStart w:id="25" w:name="_Toc236399628"/>
       <w:r>
         <w:rPr>
           <w:rFonts w:hint="eastAsia"/>
@@ -6273,11 +6033,9 @@
       <w:bookmarkEnd w:id="25"/>
     </w:p>
     <w:p>
-      <w:proofErr w:type="spellStart"/>
       <w:r>
         <w:t>XEngine_ProxyConfig.json</w:t>
       </w:r>
-      <w:proofErr w:type="spellEnd"/>
       <w:r>
         <w:rPr>
           <w:rFonts w:hint="eastAsia"/>
@@ -6300,11 +6058,9 @@
         </w:numPr>
         <w:ind w:firstLineChars="0"/>
       </w:pPr>
-      <w:proofErr w:type="spellStart"/>
       <w:r>
         <w:t>nRuleMode</w:t>
       </w:r>
-      <w:proofErr w:type="spellEnd"/>
       <w:r>
         <w:rPr>
           <w:rFonts w:hint="eastAsia"/>
@@ -6391,11 +6147,9 @@
           <w:numId w:val="5"/>
         </w:numPr>
       </w:pPr>
-      <w:proofErr w:type="spellStart"/>
       <w:r>
         <w:t>tszDestIPAddr</w:t>
       </w:r>
-      <w:proofErr w:type="spellEnd"/>
       <w:r>
         <w:rPr>
           <w:rFonts w:hint="eastAsia"/>
@@ -6452,11 +6206,9 @@
           <w:numId w:val="5"/>
         </w:numPr>
       </w:pPr>
-      <w:proofErr w:type="spellStart"/>
       <w:r>
         <w:t>tszRuleIPAddr</w:t>
       </w:r>
-      <w:proofErr w:type="spellEnd"/>
       <w:r>
         <w:rPr>
           <w:rFonts w:hint="eastAsia"/>
@@ -6543,7 +6295,7 @@
       <w:pPr>
         <w:pStyle w:val="1"/>
       </w:pPr>
-      <w:bookmarkStart w:id="26" w:name="_Toc221526676"/>
+      <w:bookmarkStart w:id="26" w:name="_Toc236399629"/>
       <w:r>
         <w:rPr>
           <w:rFonts w:hint="eastAsia"/>
@@ -6572,7 +6324,7 @@
           <w:numId w:val="7"/>
         </w:numPr>
       </w:pPr>
-      <w:bookmarkStart w:id="27" w:name="_Toc221526677"/>
+      <w:bookmarkStart w:id="27" w:name="_Toc236399630"/>
       <w:r>
         <w:rPr>
           <w:rFonts w:hint="eastAsia"/>
@@ -6657,7 +6409,7 @@
       <w:pPr>
         <w:pStyle w:val="2"/>
       </w:pPr>
-      <w:bookmarkStart w:id="28" w:name="_Toc221526678"/>
+      <w:bookmarkStart w:id="28" w:name="_Toc236399631"/>
       <w:r>
         <w:rPr>
           <w:rFonts w:hint="eastAsia"/>
@@ -6720,22 +6472,14 @@
       <w:pPr>
         <w:pStyle w:val="2"/>
       </w:pPr>
-      <w:bookmarkStart w:id="29" w:name="_Toc221526679"/>
-      <w:r>
-        <w:rPr>
-          <w:rFonts w:hint="eastAsia"/>
-        </w:rPr>
-        <w:t xml:space="preserve">4.3 </w:t>
-      </w:r>
-      <w:proofErr w:type="spellStart"/>
-      <w:r>
-        <w:rPr>
-          <w:rFonts w:hint="eastAsia"/>
-        </w:rPr>
-        <w:t>Forwad</w:t>
+      <w:bookmarkStart w:id="29" w:name="_Toc236399632"/>
+      <w:r>
+        <w:rPr>
+          <w:rFonts w:hint="eastAsia"/>
+        </w:rPr>
+        <w:t>4.3 Forwad</w:t>
       </w:r>
       <w:bookmarkEnd w:id="29"/>
-      <w:proofErr w:type="spellEnd"/>
     </w:p>
     <w:p>
       <w:pPr>
@@ -6881,7 +6625,7 @@
       <w:pPr>
         <w:pStyle w:val="3"/>
       </w:pPr>
-      <w:bookmarkStart w:id="30" w:name="_Toc221526680"/>
+      <w:bookmarkStart w:id="30" w:name="_Toc236399633"/>
       <w:r>
         <w:rPr>
           <w:rFonts w:hint="eastAsia"/>
@@ -6903,19 +6647,11 @@
         </w:rPr>
         <w:t xml:space="preserve">    </w:t>
       </w:r>
-      <w:proofErr w:type="gramStart"/>
-      <w:r>
-        <w:rPr>
-          <w:rFonts w:hint="eastAsia"/>
-        </w:rPr>
-        <w:t>不</w:t>
-      </w:r>
-      <w:proofErr w:type="gramEnd"/>
-      <w:r>
-        <w:rPr>
-          <w:rFonts w:hint="eastAsia"/>
-        </w:rPr>
-        <w:t>登录无法获取得到列表信息</w:t>
+      <w:r>
+        <w:rPr>
+          <w:rFonts w:hint="eastAsia"/>
+        </w:rPr>
+        <w:t>不登录无法获取得到列表信息</w:t>
       </w:r>
     </w:p>
     <w:p>
@@ -6963,7 +6699,6 @@
           <w:highlight w:val="white"/>
         </w:rPr>
       </w:pPr>
-      <w:proofErr w:type="spellStart"/>
       <w:r>
         <w:rPr>
           <w:rFonts w:ascii="新宋体" w:eastAsia="新宋体" w:cs="新宋体"/>
@@ -6975,7 +6710,6 @@
         </w:rPr>
         <w:t>wHeader</w:t>
       </w:r>
-      <w:proofErr w:type="spellEnd"/>
       <w:r>
         <w:rPr>
           <w:rFonts w:ascii="新宋体" w:eastAsia="新宋体" w:cs="新宋体"/>
@@ -7006,7 +6740,6 @@
           <w:highlight w:val="white"/>
         </w:rPr>
       </w:pPr>
-      <w:proofErr w:type="spellStart"/>
       <w:r>
         <w:rPr>
           <w:rFonts w:ascii="新宋体" w:eastAsia="新宋体" w:cs="新宋体"/>
@@ -7019,7 +6752,6 @@
         <w:lastRenderedPageBreak/>
         <w:t>xhToken</w:t>
       </w:r>
-      <w:proofErr w:type="spellEnd"/>
       <w:r>
         <w:rPr>
           <w:rFonts w:ascii="新宋体" w:eastAsia="新宋体" w:cs="新宋体"/>
@@ -7051,7 +6783,6 @@
           <w:szCs w:val="19"/>
         </w:rPr>
       </w:pPr>
-      <w:proofErr w:type="spellStart"/>
       <w:r>
         <w:rPr>
           <w:rFonts w:ascii="新宋体" w:eastAsia="新宋体" w:cs="新宋体"/>
@@ -7063,7 +6794,6 @@
         </w:rPr>
         <w:t>unOperatorType</w:t>
       </w:r>
-      <w:proofErr w:type="spellEnd"/>
       <w:r>
         <w:rPr>
           <w:rFonts w:ascii="新宋体" w:eastAsia="新宋体" w:cs="新宋体"/>
@@ -7095,7 +6825,6 @@
           <w:szCs w:val="19"/>
         </w:rPr>
       </w:pPr>
-      <w:proofErr w:type="spellStart"/>
       <w:r>
         <w:rPr>
           <w:rFonts w:ascii="新宋体" w:eastAsia="新宋体" w:cs="新宋体"/>
@@ -7107,7 +6836,6 @@
         </w:rPr>
         <w:t>unOperatorCode</w:t>
       </w:r>
-      <w:proofErr w:type="spellEnd"/>
       <w:r>
         <w:rPr>
           <w:rFonts w:ascii="新宋体" w:eastAsia="新宋体" w:cs="新宋体" w:hint="eastAsia"/>
@@ -7158,7 +6886,6 @@
           <w:sz w:val="19"/>
         </w:rPr>
       </w:pPr>
-      <w:proofErr w:type="spellStart"/>
       <w:r>
         <w:rPr>
           <w:rFonts w:ascii="新宋体" w:eastAsia="新宋体" w:cs="新宋体"/>
@@ -7170,7 +6897,6 @@
         </w:rPr>
         <w:t>unPacketSize</w:t>
       </w:r>
-      <w:proofErr w:type="spellEnd"/>
       <w:r>
         <w:rPr>
           <w:rFonts w:ascii="新宋体" w:eastAsia="新宋体" w:cs="新宋体" w:hint="eastAsia"/>
@@ -7202,8 +6928,6 @@
         </w:rPr>
         <w:t xml:space="preserve"> </w:t>
       </w:r>
-      <w:proofErr w:type="spellStart"/>
-      <w:proofErr w:type="gramStart"/>
       <w:r>
         <w:rPr>
           <w:rFonts w:ascii="新宋体" w:eastAsia="新宋体" w:hAnsi="新宋体" w:hint="eastAsia"/>
@@ -7213,7 +6937,6 @@
         </w:rPr>
         <w:t>sizeof</w:t>
       </w:r>
-      <w:proofErr w:type="spellEnd"/>
       <w:r>
         <w:rPr>
           <w:rFonts w:ascii="新宋体" w:eastAsia="新宋体" w:hAnsi="新宋体" w:hint="eastAsia"/>
@@ -7223,7 +6946,6 @@
         </w:rPr>
         <w:t>(</w:t>
       </w:r>
-      <w:proofErr w:type="gramEnd"/>
       <w:r>
         <w:rPr>
           <w:rFonts w:ascii="新宋体" w:eastAsia="新宋体" w:hAnsi="新宋体" w:hint="eastAsia"/>
@@ -7252,121 +6974,97 @@
           <w:sz w:val="19"/>
         </w:rPr>
       </w:pPr>
-      <w:proofErr w:type="spellStart"/>
       <w:r>
         <w:rPr>
           <w:rFonts w:ascii="新宋体" w:eastAsia="新宋体" w:hAnsi="新宋体" w:hint="eastAsia"/>
           <w:color w:val="000080"/>
           <w:sz w:val="19"/>
         </w:rPr>
-        <w:t>byVersion</w:t>
-      </w:r>
-      <w:proofErr w:type="spellEnd"/>
+        <w:t>byVersion = 0</w:t>
+      </w:r>
+    </w:p>
+    <w:p>
+      <w:pPr>
+        <w:rPr>
+          <w:rFonts w:ascii="新宋体" w:eastAsia="新宋体" w:cs="新宋体"/>
+          <w:color w:val="000080"/>
+          <w:kern w:val="0"/>
+          <w:sz w:val="19"/>
+          <w:szCs w:val="19"/>
+        </w:rPr>
+      </w:pPr>
+      <w:r>
+        <w:rPr>
+          <w:rFonts w:ascii="新宋体" w:eastAsia="新宋体" w:cs="新宋体" w:hint="eastAsia"/>
+          <w:color w:val="000080"/>
+          <w:kern w:val="0"/>
+          <w:sz w:val="19"/>
+          <w:szCs w:val="19"/>
+          <w:highlight w:val="white"/>
+        </w:rPr>
+        <w:t>byIsReply</w:t>
+      </w:r>
+      <w:r>
+        <w:rPr>
+          <w:rFonts w:ascii="新宋体" w:eastAsia="新宋体" w:cs="新宋体"/>
+          <w:color w:val="000080"/>
+          <w:kern w:val="0"/>
+          <w:sz w:val="19"/>
+          <w:szCs w:val="19"/>
+        </w:rPr>
+        <w:t xml:space="preserve"> = </w:t>
+      </w:r>
+      <w:r>
+        <w:rPr>
+          <w:rFonts w:ascii="新宋体" w:eastAsia="新宋体" w:cs="新宋体" w:hint="eastAsia"/>
+          <w:color w:val="000080"/>
+          <w:kern w:val="0"/>
+          <w:sz w:val="19"/>
+          <w:szCs w:val="19"/>
+        </w:rPr>
+        <w:t>TRUE</w:t>
+      </w:r>
+    </w:p>
+    <w:p>
+      <w:pPr>
+        <w:rPr>
+          <w:rFonts w:ascii="新宋体" w:eastAsia="新宋体" w:cs="新宋体"/>
+          <w:color w:val="000080"/>
+          <w:kern w:val="0"/>
+          <w:sz w:val="19"/>
+          <w:szCs w:val="19"/>
+        </w:rPr>
+      </w:pPr>
       <w:r>
         <w:rPr>
           <w:rFonts w:ascii="新宋体" w:eastAsia="新宋体" w:hAnsi="新宋体" w:hint="eastAsia"/>
           <w:color w:val="000080"/>
           <w:sz w:val="19"/>
         </w:rPr>
-        <w:t xml:space="preserve"> = 0</w:t>
-      </w:r>
-    </w:p>
-    <w:p>
-      <w:pPr>
-        <w:rPr>
-          <w:rFonts w:ascii="新宋体" w:eastAsia="新宋体" w:cs="新宋体"/>
-          <w:color w:val="000080"/>
-          <w:kern w:val="0"/>
-          <w:sz w:val="19"/>
-          <w:szCs w:val="19"/>
-        </w:rPr>
-      </w:pPr>
-      <w:proofErr w:type="spellStart"/>
-      <w:r>
-        <w:rPr>
-          <w:rFonts w:ascii="新宋体" w:eastAsia="新宋体" w:cs="新宋体" w:hint="eastAsia"/>
+        <w:t>wReserve = 0</w:t>
+      </w:r>
+    </w:p>
+    <w:p>
+      <w:pPr>
+        <w:rPr>
+          <w:rFonts w:ascii="新宋体" w:eastAsia="新宋体" w:cs="新宋体"/>
+          <w:color w:val="000080"/>
+          <w:kern w:val="0"/>
+          <w:sz w:val="19"/>
+          <w:szCs w:val="19"/>
+        </w:rPr>
+      </w:pPr>
+      <w:r>
+        <w:rPr>
+          <w:rFonts w:ascii="新宋体" w:eastAsia="新宋体" w:cs="新宋体"/>
           <w:color w:val="000080"/>
           <w:kern w:val="0"/>
           <w:sz w:val="19"/>
           <w:szCs w:val="19"/>
           <w:highlight w:val="white"/>
         </w:rPr>
-        <w:t>byIsReply</w:t>
-      </w:r>
-      <w:proofErr w:type="spellEnd"/>
-      <w:r>
-        <w:rPr>
-          <w:rFonts w:ascii="新宋体" w:eastAsia="新宋体" w:cs="新宋体"/>
-          <w:color w:val="000080"/>
-          <w:kern w:val="0"/>
-          <w:sz w:val="19"/>
-          <w:szCs w:val="19"/>
-        </w:rPr>
-        <w:t xml:space="preserve"> = </w:t>
-      </w:r>
-      <w:r>
-        <w:rPr>
-          <w:rFonts w:ascii="新宋体" w:eastAsia="新宋体" w:cs="新宋体" w:hint="eastAsia"/>
-          <w:color w:val="000080"/>
-          <w:kern w:val="0"/>
-          <w:sz w:val="19"/>
-          <w:szCs w:val="19"/>
-        </w:rPr>
-        <w:t>TRUE</w:t>
-      </w:r>
-    </w:p>
-    <w:p>
-      <w:pPr>
-        <w:rPr>
-          <w:rFonts w:ascii="新宋体" w:eastAsia="新宋体" w:cs="新宋体"/>
-          <w:color w:val="000080"/>
-          <w:kern w:val="0"/>
-          <w:sz w:val="19"/>
-          <w:szCs w:val="19"/>
-        </w:rPr>
-      </w:pPr>
-      <w:proofErr w:type="spellStart"/>
-      <w:r>
-        <w:rPr>
-          <w:rFonts w:ascii="新宋体" w:eastAsia="新宋体" w:hAnsi="新宋体" w:hint="eastAsia"/>
-          <w:color w:val="000080"/>
-          <w:sz w:val="19"/>
-        </w:rPr>
-        <w:t>wReserve</w:t>
-      </w:r>
-      <w:proofErr w:type="spellEnd"/>
-      <w:r>
-        <w:rPr>
-          <w:rFonts w:ascii="新宋体" w:eastAsia="新宋体" w:hAnsi="新宋体" w:hint="eastAsia"/>
-          <w:color w:val="000080"/>
-          <w:sz w:val="19"/>
-        </w:rPr>
-        <w:t xml:space="preserve"> = 0</w:t>
-      </w:r>
-    </w:p>
-    <w:p>
-      <w:pPr>
-        <w:rPr>
-          <w:rFonts w:ascii="新宋体" w:eastAsia="新宋体" w:cs="新宋体"/>
-          <w:color w:val="000080"/>
-          <w:kern w:val="0"/>
-          <w:sz w:val="19"/>
-          <w:szCs w:val="19"/>
-        </w:rPr>
-      </w:pPr>
-      <w:proofErr w:type="spellStart"/>
-      <w:r>
-        <w:rPr>
-          <w:rFonts w:ascii="新宋体" w:eastAsia="新宋体" w:cs="新宋体"/>
-          <w:color w:val="000080"/>
-          <w:kern w:val="0"/>
-          <w:sz w:val="19"/>
-          <w:szCs w:val="19"/>
-          <w:highlight w:val="white"/>
-        </w:rPr>
         <w:t>wPacketSerial</w:t>
       </w:r>
-      <w:proofErr w:type="spellEnd"/>
       <w:r>
         <w:rPr>
           <w:rFonts w:ascii="新宋体" w:eastAsia="新宋体" w:cs="新宋体"/>
@@ -7386,7 +7084,6 @@
           <w:sz w:val="19"/>
         </w:rPr>
       </w:pPr>
-      <w:proofErr w:type="spellStart"/>
       <w:r>
         <w:rPr>
           <w:rFonts w:ascii="新宋体" w:eastAsia="新宋体" w:cs="新宋体"/>
@@ -7398,7 +7095,6 @@
         </w:rPr>
         <w:t>wTail</w:t>
       </w:r>
-      <w:proofErr w:type="spellEnd"/>
       <w:r>
         <w:rPr>
           <w:rFonts w:ascii="新宋体" w:eastAsia="新宋体" w:cs="新宋体"/>
@@ -7487,16 +7183,8 @@
         <w:rPr>
           <w:rFonts w:hint="eastAsia"/>
         </w:rPr>
-        <w:t>:</w:t>
-      </w:r>
-      <w:proofErr w:type="spellStart"/>
-      <w:r>
-        <w:rPr>
-          <w:rFonts w:hint="eastAsia"/>
-        </w:rPr>
-        <w:t>wReserve</w:t>
-      </w:r>
-      <w:proofErr w:type="spellEnd"/>
+        <w:t>:wReserve</w:t>
+      </w:r>
       <w:r>
         <w:rPr>
           <w:rFonts w:hint="eastAsia"/>
@@ -7527,7 +7215,6 @@
           <w:highlight w:val="white"/>
         </w:rPr>
       </w:pPr>
-      <w:proofErr w:type="spellStart"/>
       <w:r>
         <w:rPr>
           <w:rFonts w:ascii="新宋体" w:eastAsia="新宋体" w:cs="新宋体"/>
@@ -7539,7 +7226,6 @@
         </w:rPr>
         <w:t>wHeader</w:t>
       </w:r>
-      <w:proofErr w:type="spellEnd"/>
       <w:r>
         <w:rPr>
           <w:rFonts w:ascii="新宋体" w:eastAsia="新宋体" w:cs="新宋体"/>
@@ -7570,7 +7256,6 @@
           <w:highlight w:val="white"/>
         </w:rPr>
       </w:pPr>
-      <w:proofErr w:type="spellStart"/>
       <w:r>
         <w:rPr>
           <w:rFonts w:ascii="新宋体" w:eastAsia="新宋体" w:cs="新宋体"/>
@@ -7582,7 +7267,6 @@
         </w:rPr>
         <w:t>xhToken</w:t>
       </w:r>
-      <w:proofErr w:type="spellEnd"/>
       <w:r>
         <w:rPr>
           <w:rFonts w:ascii="新宋体" w:eastAsia="新宋体" w:cs="新宋体"/>
@@ -7614,7 +7298,6 @@
           <w:szCs w:val="19"/>
         </w:rPr>
       </w:pPr>
-      <w:proofErr w:type="spellStart"/>
       <w:r>
         <w:rPr>
           <w:rFonts w:ascii="新宋体" w:eastAsia="新宋体" w:cs="新宋体"/>
@@ -7626,7 +7309,6 @@
         </w:rPr>
         <w:t>unOperatorType</w:t>
       </w:r>
-      <w:proofErr w:type="spellEnd"/>
       <w:r>
         <w:rPr>
           <w:rFonts w:ascii="新宋体" w:eastAsia="新宋体" w:cs="新宋体"/>
@@ -7658,7 +7340,6 @@
           <w:szCs w:val="19"/>
         </w:rPr>
       </w:pPr>
-      <w:proofErr w:type="spellStart"/>
       <w:r>
         <w:rPr>
           <w:rFonts w:ascii="新宋体" w:eastAsia="新宋体" w:cs="新宋体"/>
@@ -7670,7 +7351,6 @@
         </w:rPr>
         <w:t>unOperatorCode</w:t>
       </w:r>
-      <w:proofErr w:type="spellEnd"/>
       <w:r>
         <w:rPr>
           <w:rFonts w:ascii="新宋体" w:eastAsia="新宋体" w:cs="新宋体" w:hint="eastAsia"/>
@@ -7723,7 +7403,6 @@
           <w:szCs w:val="19"/>
         </w:rPr>
       </w:pPr>
-      <w:proofErr w:type="spellStart"/>
       <w:r>
         <w:rPr>
           <w:rFonts w:ascii="新宋体" w:eastAsia="新宋体" w:cs="新宋体"/>
@@ -7735,7 +7414,6 @@
         </w:rPr>
         <w:t>unPacketSize</w:t>
       </w:r>
-      <w:proofErr w:type="spellEnd"/>
       <w:r>
         <w:rPr>
           <w:rFonts w:ascii="新宋体" w:eastAsia="新宋体" w:cs="新宋体" w:hint="eastAsia"/>
@@ -7776,146 +7454,120 @@
           <w:sz w:val="19"/>
         </w:rPr>
       </w:pPr>
-      <w:proofErr w:type="spellStart"/>
       <w:r>
         <w:rPr>
           <w:rFonts w:ascii="新宋体" w:eastAsia="新宋体" w:hAnsi="新宋体" w:hint="eastAsia"/>
           <w:color w:val="000080"/>
           <w:sz w:val="19"/>
         </w:rPr>
-        <w:t>byVersion</w:t>
-      </w:r>
-      <w:proofErr w:type="spellEnd"/>
+        <w:t>byVersion = 0</w:t>
+      </w:r>
+    </w:p>
+    <w:p>
+      <w:pPr>
+        <w:rPr>
+          <w:rFonts w:ascii="新宋体" w:eastAsia="新宋体" w:cs="新宋体"/>
+          <w:color w:val="000080"/>
+          <w:kern w:val="0"/>
+          <w:sz w:val="19"/>
+          <w:szCs w:val="19"/>
+        </w:rPr>
+      </w:pPr>
+      <w:r>
+        <w:rPr>
+          <w:rFonts w:ascii="新宋体" w:eastAsia="新宋体" w:cs="新宋体" w:hint="eastAsia"/>
+          <w:color w:val="000080"/>
+          <w:kern w:val="0"/>
+          <w:sz w:val="19"/>
+          <w:szCs w:val="19"/>
+          <w:highlight w:val="white"/>
+        </w:rPr>
+        <w:t>byIsReply</w:t>
+      </w:r>
+      <w:r>
+        <w:rPr>
+          <w:rFonts w:ascii="新宋体" w:eastAsia="新宋体" w:cs="新宋体"/>
+          <w:color w:val="000080"/>
+          <w:kern w:val="0"/>
+          <w:sz w:val="19"/>
+          <w:szCs w:val="19"/>
+        </w:rPr>
+        <w:t xml:space="preserve"> = </w:t>
+      </w:r>
+      <w:r>
+        <w:rPr>
+          <w:rFonts w:ascii="新宋体" w:eastAsia="新宋体" w:cs="新宋体" w:hint="eastAsia"/>
+          <w:color w:val="000080"/>
+          <w:kern w:val="0"/>
+          <w:sz w:val="19"/>
+          <w:szCs w:val="19"/>
+        </w:rPr>
+        <w:t>FALSE</w:t>
+      </w:r>
+    </w:p>
+    <w:p>
+      <w:pPr>
+        <w:rPr>
+          <w:rFonts w:ascii="新宋体" w:eastAsia="新宋体" w:cs="新宋体"/>
+          <w:color w:val="000080"/>
+          <w:kern w:val="0"/>
+          <w:sz w:val="19"/>
+          <w:szCs w:val="19"/>
+        </w:rPr>
+      </w:pPr>
       <w:r>
         <w:rPr>
           <w:rFonts w:ascii="新宋体" w:eastAsia="新宋体" w:hAnsi="新宋体" w:hint="eastAsia"/>
           <w:color w:val="000080"/>
           <w:sz w:val="19"/>
         </w:rPr>
+        <w:t>wReserve = 0</w:t>
+      </w:r>
+    </w:p>
+    <w:p>
+      <w:pPr>
+        <w:rPr>
+          <w:rFonts w:ascii="新宋体" w:eastAsia="新宋体" w:cs="新宋体"/>
+          <w:color w:val="000080"/>
+          <w:kern w:val="0"/>
+          <w:sz w:val="19"/>
+          <w:szCs w:val="19"/>
+        </w:rPr>
+      </w:pPr>
+      <w:r>
+        <w:rPr>
+          <w:rFonts w:ascii="新宋体" w:eastAsia="新宋体" w:cs="新宋体"/>
+          <w:color w:val="000080"/>
+          <w:kern w:val="0"/>
+          <w:sz w:val="19"/>
+          <w:szCs w:val="19"/>
+          <w:highlight w:val="white"/>
+        </w:rPr>
+        <w:t>wPacketSerial</w:t>
+      </w:r>
+      <w:r>
+        <w:rPr>
+          <w:rFonts w:ascii="新宋体" w:eastAsia="新宋体" w:cs="新宋体"/>
+          <w:color w:val="000080"/>
+          <w:kern w:val="0"/>
+          <w:sz w:val="19"/>
+          <w:szCs w:val="19"/>
+        </w:rPr>
         <w:t xml:space="preserve"> = 0</w:t>
       </w:r>
     </w:p>
     <w:p>
-      <w:pPr>
-        <w:rPr>
-          <w:rFonts w:ascii="新宋体" w:eastAsia="新宋体" w:cs="新宋体"/>
-          <w:color w:val="000080"/>
-          <w:kern w:val="0"/>
-          <w:sz w:val="19"/>
-          <w:szCs w:val="19"/>
-        </w:rPr>
-      </w:pPr>
-      <w:proofErr w:type="spellStart"/>
-      <w:r>
-        <w:rPr>
-          <w:rFonts w:ascii="新宋体" w:eastAsia="新宋体" w:cs="新宋体" w:hint="eastAsia"/>
+      <w:r>
+        <w:rPr>
+          <w:rFonts w:ascii="新宋体" w:eastAsia="新宋体" w:cs="新宋体"/>
           <w:color w:val="000080"/>
           <w:kern w:val="0"/>
           <w:sz w:val="19"/>
           <w:szCs w:val="19"/>
           <w:highlight w:val="white"/>
         </w:rPr>
-        <w:t>byIsReply</w:t>
-      </w:r>
-      <w:proofErr w:type="spellEnd"/>
-      <w:r>
-        <w:rPr>
-          <w:rFonts w:ascii="新宋体" w:eastAsia="新宋体" w:cs="新宋体"/>
-          <w:color w:val="000080"/>
-          <w:kern w:val="0"/>
-          <w:sz w:val="19"/>
-          <w:szCs w:val="19"/>
-        </w:rPr>
-        <w:t xml:space="preserve"> = </w:t>
-      </w:r>
-      <w:r>
-        <w:rPr>
-          <w:rFonts w:ascii="新宋体" w:eastAsia="新宋体" w:cs="新宋体" w:hint="eastAsia"/>
-          <w:color w:val="000080"/>
-          <w:kern w:val="0"/>
-          <w:sz w:val="19"/>
-          <w:szCs w:val="19"/>
-        </w:rPr>
-        <w:t>FALSE</w:t>
-      </w:r>
-    </w:p>
-    <w:p>
-      <w:pPr>
-        <w:rPr>
-          <w:rFonts w:ascii="新宋体" w:eastAsia="新宋体" w:cs="新宋体"/>
-          <w:color w:val="000080"/>
-          <w:kern w:val="0"/>
-          <w:sz w:val="19"/>
-          <w:szCs w:val="19"/>
-        </w:rPr>
-      </w:pPr>
-      <w:proofErr w:type="spellStart"/>
-      <w:r>
-        <w:rPr>
-          <w:rFonts w:ascii="新宋体" w:eastAsia="新宋体" w:hAnsi="新宋体" w:hint="eastAsia"/>
-          <w:color w:val="000080"/>
-          <w:sz w:val="19"/>
-        </w:rPr>
-        <w:t>wReserve</w:t>
-      </w:r>
-      <w:proofErr w:type="spellEnd"/>
-      <w:r>
-        <w:rPr>
-          <w:rFonts w:ascii="新宋体" w:eastAsia="新宋体" w:hAnsi="新宋体" w:hint="eastAsia"/>
-          <w:color w:val="000080"/>
-          <w:sz w:val="19"/>
-        </w:rPr>
-        <w:t xml:space="preserve"> = 0</w:t>
-      </w:r>
-    </w:p>
-    <w:p>
-      <w:pPr>
-        <w:rPr>
-          <w:rFonts w:ascii="新宋体" w:eastAsia="新宋体" w:cs="新宋体"/>
-          <w:color w:val="000080"/>
-          <w:kern w:val="0"/>
-          <w:sz w:val="19"/>
-          <w:szCs w:val="19"/>
-        </w:rPr>
-      </w:pPr>
-      <w:proofErr w:type="spellStart"/>
-      <w:r>
-        <w:rPr>
-          <w:rFonts w:ascii="新宋体" w:eastAsia="新宋体" w:cs="新宋体"/>
-          <w:color w:val="000080"/>
-          <w:kern w:val="0"/>
-          <w:sz w:val="19"/>
-          <w:szCs w:val="19"/>
-          <w:highlight w:val="white"/>
-        </w:rPr>
-        <w:t>wPacketSerial</w:t>
-      </w:r>
-      <w:proofErr w:type="spellEnd"/>
-      <w:r>
-        <w:rPr>
-          <w:rFonts w:ascii="新宋体" w:eastAsia="新宋体" w:cs="新宋体"/>
-          <w:color w:val="000080"/>
-          <w:kern w:val="0"/>
-          <w:sz w:val="19"/>
-          <w:szCs w:val="19"/>
-        </w:rPr>
-        <w:t xml:space="preserve"> = 0</w:t>
-      </w:r>
-    </w:p>
-    <w:p>
-      <w:proofErr w:type="spellStart"/>
-      <w:r>
-        <w:rPr>
-          <w:rFonts w:ascii="新宋体" w:eastAsia="新宋体" w:cs="新宋体"/>
-          <w:color w:val="000080"/>
-          <w:kern w:val="0"/>
-          <w:sz w:val="19"/>
-          <w:szCs w:val="19"/>
-          <w:highlight w:val="white"/>
-        </w:rPr>
         <w:t>wTail</w:t>
       </w:r>
-      <w:proofErr w:type="spellEnd"/>
       <w:r>
         <w:rPr>
           <w:rFonts w:ascii="新宋体" w:eastAsia="新宋体" w:cs="新宋体"/>
@@ -7949,7 +7601,7 @@
       <w:pPr>
         <w:pStyle w:val="3"/>
       </w:pPr>
-      <w:bookmarkStart w:id="31" w:name="_Toc221526681"/>
+      <w:bookmarkStart w:id="31" w:name="_Toc236399634"/>
       <w:r>
         <w:rPr>
           <w:rFonts w:hint="eastAsia"/>
@@ -8009,7 +7661,6 @@
           <w:highlight w:val="white"/>
         </w:rPr>
       </w:pPr>
-      <w:proofErr w:type="spellStart"/>
       <w:r>
         <w:rPr>
           <w:rFonts w:ascii="新宋体" w:eastAsia="新宋体" w:cs="新宋体"/>
@@ -8021,7 +7672,6 @@
         </w:rPr>
         <w:t>wHeader</w:t>
       </w:r>
-      <w:proofErr w:type="spellEnd"/>
       <w:r>
         <w:rPr>
           <w:rFonts w:ascii="新宋体" w:eastAsia="新宋体" w:cs="新宋体"/>
@@ -8052,7 +7702,6 @@
           <w:highlight w:val="white"/>
         </w:rPr>
       </w:pPr>
-      <w:proofErr w:type="spellStart"/>
       <w:r>
         <w:rPr>
           <w:rFonts w:ascii="新宋体" w:eastAsia="新宋体" w:cs="新宋体"/>
@@ -8064,7 +7713,6 @@
         </w:rPr>
         <w:t>xhToken</w:t>
       </w:r>
-      <w:proofErr w:type="spellEnd"/>
       <w:r>
         <w:rPr>
           <w:rFonts w:ascii="新宋体" w:eastAsia="新宋体" w:cs="新宋体"/>
@@ -8096,7 +7744,6 @@
           <w:szCs w:val="19"/>
         </w:rPr>
       </w:pPr>
-      <w:proofErr w:type="spellStart"/>
       <w:r>
         <w:rPr>
           <w:rFonts w:ascii="新宋体" w:eastAsia="新宋体" w:cs="新宋体"/>
@@ -8108,7 +7755,6 @@
         </w:rPr>
         <w:t>unOperatorType</w:t>
       </w:r>
-      <w:proofErr w:type="spellEnd"/>
       <w:r>
         <w:rPr>
           <w:rFonts w:ascii="新宋体" w:eastAsia="新宋体" w:cs="新宋体"/>
@@ -8139,7 +7785,6 @@
           <w:szCs w:val="19"/>
         </w:rPr>
       </w:pPr>
-      <w:proofErr w:type="spellStart"/>
       <w:r>
         <w:rPr>
           <w:rFonts w:ascii="新宋体" w:eastAsia="新宋体" w:cs="新宋体"/>
@@ -8151,7 +7796,6 @@
         </w:rPr>
         <w:t>unOperatorCode</w:t>
       </w:r>
-      <w:proofErr w:type="spellEnd"/>
       <w:r>
         <w:rPr>
           <w:rFonts w:ascii="新宋体" w:eastAsia="新宋体" w:cs="新宋体" w:hint="eastAsia"/>
@@ -8202,7 +7846,6 @@
           <w:sz w:val="19"/>
         </w:rPr>
       </w:pPr>
-      <w:proofErr w:type="spellStart"/>
       <w:r>
         <w:rPr>
           <w:rFonts w:ascii="新宋体" w:eastAsia="新宋体" w:cs="新宋体"/>
@@ -8214,7 +7857,6 @@
         </w:rPr>
         <w:t>unPacketSize</w:t>
       </w:r>
-      <w:proofErr w:type="spellEnd"/>
       <w:r>
         <w:rPr>
           <w:rFonts w:ascii="新宋体" w:eastAsia="新宋体" w:cs="新宋体" w:hint="eastAsia"/>
@@ -8255,121 +7897,97 @@
           <w:sz w:val="19"/>
         </w:rPr>
       </w:pPr>
-      <w:proofErr w:type="spellStart"/>
       <w:r>
         <w:rPr>
           <w:rFonts w:ascii="新宋体" w:eastAsia="新宋体" w:hAnsi="新宋体" w:hint="eastAsia"/>
           <w:color w:val="000080"/>
           <w:sz w:val="19"/>
         </w:rPr>
-        <w:t>byVersion</w:t>
-      </w:r>
-      <w:proofErr w:type="spellEnd"/>
+        <w:t>byVersion = 0</w:t>
+      </w:r>
+    </w:p>
+    <w:p>
+      <w:pPr>
+        <w:rPr>
+          <w:rFonts w:ascii="新宋体" w:eastAsia="新宋体" w:cs="新宋体"/>
+          <w:color w:val="000080"/>
+          <w:kern w:val="0"/>
+          <w:sz w:val="19"/>
+          <w:szCs w:val="19"/>
+        </w:rPr>
+      </w:pPr>
+      <w:r>
+        <w:rPr>
+          <w:rFonts w:ascii="新宋体" w:eastAsia="新宋体" w:cs="新宋体" w:hint="eastAsia"/>
+          <w:color w:val="000080"/>
+          <w:kern w:val="0"/>
+          <w:sz w:val="19"/>
+          <w:szCs w:val="19"/>
+          <w:highlight w:val="white"/>
+        </w:rPr>
+        <w:t>byIsReply</w:t>
+      </w:r>
+      <w:r>
+        <w:rPr>
+          <w:rFonts w:ascii="新宋体" w:eastAsia="新宋体" w:cs="新宋体"/>
+          <w:color w:val="000080"/>
+          <w:kern w:val="0"/>
+          <w:sz w:val="19"/>
+          <w:szCs w:val="19"/>
+        </w:rPr>
+        <w:t xml:space="preserve"> = </w:t>
+      </w:r>
+      <w:r>
+        <w:rPr>
+          <w:rFonts w:ascii="新宋体" w:eastAsia="新宋体" w:cs="新宋体" w:hint="eastAsia"/>
+          <w:color w:val="000080"/>
+          <w:kern w:val="0"/>
+          <w:sz w:val="19"/>
+          <w:szCs w:val="19"/>
+        </w:rPr>
+        <w:t>TRUE</w:t>
+      </w:r>
+    </w:p>
+    <w:p>
+      <w:pPr>
+        <w:rPr>
+          <w:rFonts w:ascii="新宋体" w:eastAsia="新宋体" w:cs="新宋体"/>
+          <w:color w:val="000080"/>
+          <w:kern w:val="0"/>
+          <w:sz w:val="19"/>
+          <w:szCs w:val="19"/>
+        </w:rPr>
+      </w:pPr>
       <w:r>
         <w:rPr>
           <w:rFonts w:ascii="新宋体" w:eastAsia="新宋体" w:hAnsi="新宋体" w:hint="eastAsia"/>
           <w:color w:val="000080"/>
           <w:sz w:val="19"/>
         </w:rPr>
-        <w:t xml:space="preserve"> = 0</w:t>
-      </w:r>
-    </w:p>
-    <w:p>
-      <w:pPr>
-        <w:rPr>
-          <w:rFonts w:ascii="新宋体" w:eastAsia="新宋体" w:cs="新宋体"/>
-          <w:color w:val="000080"/>
-          <w:kern w:val="0"/>
-          <w:sz w:val="19"/>
-          <w:szCs w:val="19"/>
-        </w:rPr>
-      </w:pPr>
-      <w:proofErr w:type="spellStart"/>
-      <w:r>
-        <w:rPr>
-          <w:rFonts w:ascii="新宋体" w:eastAsia="新宋体" w:cs="新宋体" w:hint="eastAsia"/>
+        <w:t>wReserve = 0</w:t>
+      </w:r>
+    </w:p>
+    <w:p>
+      <w:pPr>
+        <w:rPr>
+          <w:rFonts w:ascii="新宋体" w:eastAsia="新宋体" w:cs="新宋体"/>
+          <w:color w:val="000080"/>
+          <w:kern w:val="0"/>
+          <w:sz w:val="19"/>
+          <w:szCs w:val="19"/>
+        </w:rPr>
+      </w:pPr>
+      <w:r>
+        <w:rPr>
+          <w:rFonts w:ascii="新宋体" w:eastAsia="新宋体" w:cs="新宋体"/>
           <w:color w:val="000080"/>
           <w:kern w:val="0"/>
           <w:sz w:val="19"/>
           <w:szCs w:val="19"/>
           <w:highlight w:val="white"/>
         </w:rPr>
-        <w:t>byIsReply</w:t>
-      </w:r>
-      <w:proofErr w:type="spellEnd"/>
-      <w:r>
-        <w:rPr>
-          <w:rFonts w:ascii="新宋体" w:eastAsia="新宋体" w:cs="新宋体"/>
-          <w:color w:val="000080"/>
-          <w:kern w:val="0"/>
-          <w:sz w:val="19"/>
-          <w:szCs w:val="19"/>
-        </w:rPr>
-        <w:t xml:space="preserve"> = </w:t>
-      </w:r>
-      <w:r>
-        <w:rPr>
-          <w:rFonts w:ascii="新宋体" w:eastAsia="新宋体" w:cs="新宋体" w:hint="eastAsia"/>
-          <w:color w:val="000080"/>
-          <w:kern w:val="0"/>
-          <w:sz w:val="19"/>
-          <w:szCs w:val="19"/>
-        </w:rPr>
-        <w:t>TRUE</w:t>
-      </w:r>
-    </w:p>
-    <w:p>
-      <w:pPr>
-        <w:rPr>
-          <w:rFonts w:ascii="新宋体" w:eastAsia="新宋体" w:cs="新宋体"/>
-          <w:color w:val="000080"/>
-          <w:kern w:val="0"/>
-          <w:sz w:val="19"/>
-          <w:szCs w:val="19"/>
-        </w:rPr>
-      </w:pPr>
-      <w:proofErr w:type="spellStart"/>
-      <w:r>
-        <w:rPr>
-          <w:rFonts w:ascii="新宋体" w:eastAsia="新宋体" w:hAnsi="新宋体" w:hint="eastAsia"/>
-          <w:color w:val="000080"/>
-          <w:sz w:val="19"/>
-        </w:rPr>
-        <w:t>wReserve</w:t>
-      </w:r>
-      <w:proofErr w:type="spellEnd"/>
-      <w:r>
-        <w:rPr>
-          <w:rFonts w:ascii="新宋体" w:eastAsia="新宋体" w:hAnsi="新宋体" w:hint="eastAsia"/>
-          <w:color w:val="000080"/>
-          <w:sz w:val="19"/>
-        </w:rPr>
-        <w:t xml:space="preserve"> = 0</w:t>
-      </w:r>
-    </w:p>
-    <w:p>
-      <w:pPr>
-        <w:rPr>
-          <w:rFonts w:ascii="新宋体" w:eastAsia="新宋体" w:cs="新宋体"/>
-          <w:color w:val="000080"/>
-          <w:kern w:val="0"/>
-          <w:sz w:val="19"/>
-          <w:szCs w:val="19"/>
-        </w:rPr>
-      </w:pPr>
-      <w:proofErr w:type="spellStart"/>
-      <w:r>
-        <w:rPr>
-          <w:rFonts w:ascii="新宋体" w:eastAsia="新宋体" w:cs="新宋体"/>
-          <w:color w:val="000080"/>
-          <w:kern w:val="0"/>
-          <w:sz w:val="19"/>
-          <w:szCs w:val="19"/>
-          <w:highlight w:val="white"/>
-        </w:rPr>
         <w:t>wPacketSerial</w:t>
       </w:r>
-      <w:proofErr w:type="spellEnd"/>
       <w:r>
         <w:rPr>
           <w:rFonts w:ascii="新宋体" w:eastAsia="新宋体" w:cs="新宋体"/>
@@ -8389,7 +8007,6 @@
           <w:sz w:val="19"/>
         </w:rPr>
       </w:pPr>
-      <w:proofErr w:type="spellStart"/>
       <w:r>
         <w:rPr>
           <w:rFonts w:ascii="新宋体" w:eastAsia="新宋体" w:cs="新宋体"/>
@@ -8401,7 +8018,6 @@
         </w:rPr>
         <w:t>wTail</w:t>
       </w:r>
-      <w:proofErr w:type="spellEnd"/>
       <w:r>
         <w:rPr>
           <w:rFonts w:ascii="新宋体" w:eastAsia="新宋体" w:cs="新宋体"/>
@@ -8463,16 +8079,8 @@
         <w:rPr>
           <w:rFonts w:hint="eastAsia"/>
         </w:rPr>
-        <w:t>:</w:t>
-      </w:r>
-      <w:proofErr w:type="spellStart"/>
-      <w:r>
-        <w:rPr>
-          <w:rFonts w:hint="eastAsia"/>
-        </w:rPr>
-        <w:t>wReserve</w:t>
-      </w:r>
-      <w:proofErr w:type="spellEnd"/>
+        <w:t>:wReserve</w:t>
+      </w:r>
       <w:r>
         <w:rPr>
           <w:rFonts w:hint="eastAsia"/>
@@ -8503,7 +8111,6 @@
           <w:highlight w:val="white"/>
         </w:rPr>
       </w:pPr>
-      <w:proofErr w:type="spellStart"/>
       <w:r>
         <w:rPr>
           <w:rFonts w:ascii="新宋体" w:eastAsia="新宋体" w:cs="新宋体"/>
@@ -8515,7 +8122,6 @@
         </w:rPr>
         <w:t>wHeader</w:t>
       </w:r>
-      <w:proofErr w:type="spellEnd"/>
       <w:r>
         <w:rPr>
           <w:rFonts w:ascii="新宋体" w:eastAsia="新宋体" w:cs="新宋体"/>
@@ -8546,7 +8152,6 @@
           <w:highlight w:val="white"/>
         </w:rPr>
       </w:pPr>
-      <w:proofErr w:type="spellStart"/>
       <w:r>
         <w:rPr>
           <w:rFonts w:ascii="新宋体" w:eastAsia="新宋体" w:cs="新宋体"/>
@@ -8558,7 +8163,6 @@
         </w:rPr>
         <w:t>xhToken</w:t>
       </w:r>
-      <w:proofErr w:type="spellEnd"/>
       <w:r>
         <w:rPr>
           <w:rFonts w:ascii="新宋体" w:eastAsia="新宋体" w:cs="新宋体"/>
@@ -8590,7 +8194,6 @@
           <w:szCs w:val="19"/>
         </w:rPr>
       </w:pPr>
-      <w:proofErr w:type="spellStart"/>
       <w:r>
         <w:rPr>
           <w:rFonts w:ascii="新宋体" w:eastAsia="新宋体" w:cs="新宋体"/>
@@ -8602,7 +8205,6 @@
         </w:rPr>
         <w:t>unOperatorType</w:t>
       </w:r>
-      <w:proofErr w:type="spellEnd"/>
       <w:r>
         <w:rPr>
           <w:rFonts w:ascii="新宋体" w:eastAsia="新宋体" w:cs="新宋体"/>
@@ -8633,7 +8235,6 @@
           <w:szCs w:val="19"/>
         </w:rPr>
       </w:pPr>
-      <w:proofErr w:type="spellStart"/>
       <w:r>
         <w:rPr>
           <w:rFonts w:ascii="新宋体" w:eastAsia="新宋体" w:cs="新宋体"/>
@@ -8645,7 +8246,6 @@
         </w:rPr>
         <w:t>unOperatorCode</w:t>
       </w:r>
-      <w:proofErr w:type="spellEnd"/>
       <w:r>
         <w:rPr>
           <w:rFonts w:ascii="新宋体" w:eastAsia="新宋体" w:cs="新宋体" w:hint="eastAsia"/>
@@ -8698,7 +8298,6 @@
           <w:szCs w:val="19"/>
         </w:rPr>
       </w:pPr>
-      <w:proofErr w:type="spellStart"/>
       <w:r>
         <w:rPr>
           <w:rFonts w:ascii="新宋体" w:eastAsia="新宋体" w:cs="新宋体"/>
@@ -8710,7 +8309,6 @@
         </w:rPr>
         <w:t>unPacketSize</w:t>
       </w:r>
-      <w:proofErr w:type="spellEnd"/>
       <w:r>
         <w:rPr>
           <w:rFonts w:ascii="新宋体" w:eastAsia="新宋体" w:cs="新宋体" w:hint="eastAsia"/>
@@ -8751,121 +8349,97 @@
           <w:sz w:val="19"/>
         </w:rPr>
       </w:pPr>
-      <w:proofErr w:type="spellStart"/>
       <w:r>
         <w:rPr>
           <w:rFonts w:ascii="新宋体" w:eastAsia="新宋体" w:hAnsi="新宋体" w:hint="eastAsia"/>
           <w:color w:val="000080"/>
           <w:sz w:val="19"/>
         </w:rPr>
-        <w:t>byVersion</w:t>
-      </w:r>
-      <w:proofErr w:type="spellEnd"/>
+        <w:t>byVersion = 0</w:t>
+      </w:r>
+    </w:p>
+    <w:p>
+      <w:pPr>
+        <w:rPr>
+          <w:rFonts w:ascii="新宋体" w:eastAsia="新宋体" w:cs="新宋体"/>
+          <w:color w:val="000080"/>
+          <w:kern w:val="0"/>
+          <w:sz w:val="19"/>
+          <w:szCs w:val="19"/>
+        </w:rPr>
+      </w:pPr>
+      <w:r>
+        <w:rPr>
+          <w:rFonts w:ascii="新宋体" w:eastAsia="新宋体" w:cs="新宋体" w:hint="eastAsia"/>
+          <w:color w:val="000080"/>
+          <w:kern w:val="0"/>
+          <w:sz w:val="19"/>
+          <w:szCs w:val="19"/>
+          <w:highlight w:val="white"/>
+        </w:rPr>
+        <w:t>byIsReply</w:t>
+      </w:r>
+      <w:r>
+        <w:rPr>
+          <w:rFonts w:ascii="新宋体" w:eastAsia="新宋体" w:cs="新宋体"/>
+          <w:color w:val="000080"/>
+          <w:kern w:val="0"/>
+          <w:sz w:val="19"/>
+          <w:szCs w:val="19"/>
+        </w:rPr>
+        <w:t xml:space="preserve"> = </w:t>
+      </w:r>
+      <w:r>
+        <w:rPr>
+          <w:rFonts w:ascii="新宋体" w:eastAsia="新宋体" w:cs="新宋体" w:hint="eastAsia"/>
+          <w:color w:val="000080"/>
+          <w:kern w:val="0"/>
+          <w:sz w:val="19"/>
+          <w:szCs w:val="19"/>
+        </w:rPr>
+        <w:t>FALSE</w:t>
+      </w:r>
+    </w:p>
+    <w:p>
+      <w:pPr>
+        <w:rPr>
+          <w:rFonts w:ascii="新宋体" w:eastAsia="新宋体" w:cs="新宋体"/>
+          <w:color w:val="000080"/>
+          <w:kern w:val="0"/>
+          <w:sz w:val="19"/>
+          <w:szCs w:val="19"/>
+        </w:rPr>
+      </w:pPr>
       <w:r>
         <w:rPr>
           <w:rFonts w:ascii="新宋体" w:eastAsia="新宋体" w:hAnsi="新宋体" w:hint="eastAsia"/>
           <w:color w:val="000080"/>
           <w:sz w:val="19"/>
         </w:rPr>
-        <w:t xml:space="preserve"> = 0</w:t>
-      </w:r>
-    </w:p>
-    <w:p>
-      <w:pPr>
-        <w:rPr>
-          <w:rFonts w:ascii="新宋体" w:eastAsia="新宋体" w:cs="新宋体"/>
-          <w:color w:val="000080"/>
-          <w:kern w:val="0"/>
-          <w:sz w:val="19"/>
-          <w:szCs w:val="19"/>
-        </w:rPr>
-      </w:pPr>
-      <w:proofErr w:type="spellStart"/>
-      <w:r>
-        <w:rPr>
-          <w:rFonts w:ascii="新宋体" w:eastAsia="新宋体" w:cs="新宋体" w:hint="eastAsia"/>
+        <w:t>wReserve = 0</w:t>
+      </w:r>
+    </w:p>
+    <w:p>
+      <w:pPr>
+        <w:rPr>
+          <w:rFonts w:ascii="新宋体" w:eastAsia="新宋体" w:cs="新宋体"/>
+          <w:color w:val="000080"/>
+          <w:kern w:val="0"/>
+          <w:sz w:val="19"/>
+          <w:szCs w:val="19"/>
+        </w:rPr>
+      </w:pPr>
+      <w:r>
+        <w:rPr>
+          <w:rFonts w:ascii="新宋体" w:eastAsia="新宋体" w:cs="新宋体"/>
           <w:color w:val="000080"/>
           <w:kern w:val="0"/>
           <w:sz w:val="19"/>
           <w:szCs w:val="19"/>
           <w:highlight w:val="white"/>
         </w:rPr>
-        <w:t>byIsReply</w:t>
-      </w:r>
-      <w:proofErr w:type="spellEnd"/>
-      <w:r>
-        <w:rPr>
-          <w:rFonts w:ascii="新宋体" w:eastAsia="新宋体" w:cs="新宋体"/>
-          <w:color w:val="000080"/>
-          <w:kern w:val="0"/>
-          <w:sz w:val="19"/>
-          <w:szCs w:val="19"/>
-        </w:rPr>
-        <w:t xml:space="preserve"> = </w:t>
-      </w:r>
-      <w:r>
-        <w:rPr>
-          <w:rFonts w:ascii="新宋体" w:eastAsia="新宋体" w:cs="新宋体" w:hint="eastAsia"/>
-          <w:color w:val="000080"/>
-          <w:kern w:val="0"/>
-          <w:sz w:val="19"/>
-          <w:szCs w:val="19"/>
-        </w:rPr>
-        <w:t>FALSE</w:t>
-      </w:r>
-    </w:p>
-    <w:p>
-      <w:pPr>
-        <w:rPr>
-          <w:rFonts w:ascii="新宋体" w:eastAsia="新宋体" w:cs="新宋体"/>
-          <w:color w:val="000080"/>
-          <w:kern w:val="0"/>
-          <w:sz w:val="19"/>
-          <w:szCs w:val="19"/>
-        </w:rPr>
-      </w:pPr>
-      <w:proofErr w:type="spellStart"/>
-      <w:r>
-        <w:rPr>
-          <w:rFonts w:ascii="新宋体" w:eastAsia="新宋体" w:hAnsi="新宋体" w:hint="eastAsia"/>
-          <w:color w:val="000080"/>
-          <w:sz w:val="19"/>
-        </w:rPr>
-        <w:t>wReserve</w:t>
-      </w:r>
-      <w:proofErr w:type="spellEnd"/>
-      <w:r>
-        <w:rPr>
-          <w:rFonts w:ascii="新宋体" w:eastAsia="新宋体" w:hAnsi="新宋体" w:hint="eastAsia"/>
-          <w:color w:val="000080"/>
-          <w:sz w:val="19"/>
-        </w:rPr>
-        <w:t xml:space="preserve"> = 0</w:t>
-      </w:r>
-    </w:p>
-    <w:p>
-      <w:pPr>
-        <w:rPr>
-          <w:rFonts w:ascii="新宋体" w:eastAsia="新宋体" w:cs="新宋体"/>
-          <w:color w:val="000080"/>
-          <w:kern w:val="0"/>
-          <w:sz w:val="19"/>
-          <w:szCs w:val="19"/>
-        </w:rPr>
-      </w:pPr>
-      <w:proofErr w:type="spellStart"/>
-      <w:r>
-        <w:rPr>
-          <w:rFonts w:ascii="新宋体" w:eastAsia="新宋体" w:cs="新宋体"/>
-          <w:color w:val="000080"/>
-          <w:kern w:val="0"/>
-          <w:sz w:val="19"/>
-          <w:szCs w:val="19"/>
-          <w:highlight w:val="white"/>
-        </w:rPr>
         <w:t>wPacketSerial</w:t>
       </w:r>
-      <w:proofErr w:type="spellEnd"/>
       <w:r>
         <w:rPr>
           <w:rFonts w:ascii="新宋体" w:eastAsia="新宋体" w:cs="新宋体"/>
@@ -8885,7 +8459,6 @@
           <w:sz w:val="19"/>
         </w:rPr>
       </w:pPr>
-      <w:proofErr w:type="spellStart"/>
       <w:r>
         <w:rPr>
           <w:rFonts w:ascii="新宋体" w:eastAsia="新宋体" w:cs="新宋体"/>
@@ -8897,7 +8470,6 @@
         </w:rPr>
         <w:t>wTail</w:t>
       </w:r>
-      <w:proofErr w:type="spellEnd"/>
       <w:r>
         <w:rPr>
           <w:rFonts w:ascii="新宋体" w:eastAsia="新宋体" w:cs="新宋体"/>
@@ -8951,13 +8523,8 @@
     </w:p>
     <w:p>
       <w:r>
-        <w:t xml:space="preserve">    "Array</w:t>
-      </w:r>
-      <w:proofErr w:type="gramStart"/>
-      <w:r>
-        <w:t>":[</w:t>
-      </w:r>
-      <w:proofErr w:type="gramEnd"/>
+        <w:t xml:space="preserve">    "Array":[</w:t>
+      </w:r>
     </w:p>
     <w:p>
       <w:r>
@@ -8966,152 +8533,133 @@
     </w:p>
     <w:p>
       <w:r>
-        <w:t xml:space="preserve">            "</w:t>
-      </w:r>
-      <w:proofErr w:type="spellStart"/>
-      <w:r>
-        <w:t>bForward</w:t>
-      </w:r>
-      <w:proofErr w:type="spellEnd"/>
-      <w:proofErr w:type="gramStart"/>
-      <w:r>
-        <w:t>":false</w:t>
-      </w:r>
-      <w:proofErr w:type="gramEnd"/>
-      <w:r>
+        <w:t xml:space="preserve">            "bForward":false,</w:t>
+      </w:r>
+    </w:p>
+    <w:p>
+      <w:r>
+        <w:t xml:space="preserve">            "st_UserAuth":{</w:t>
+      </w:r>
+    </w:p>
+    <w:p>
+      <w:r>
+        <w:t xml:space="preserve">                "enClientType":0,</w:t>
+      </w:r>
+    </w:p>
+    <w:p>
+      <w:r>
+        <w:t xml:space="preserve">                "enDeviceType":0,</w:t>
+      </w:r>
+    </w:p>
+    <w:p>
+      <w:r>
+        <w:t xml:space="preserve">                "tszDCode":"",</w:t>
+      </w:r>
+    </w:p>
+    <w:p>
+      <w:r>
+        <w:t xml:space="preserve">                "tszUserName":"test",</w:t>
+      </w:r>
+    </w:p>
+    <w:p>
+      <w:r>
+        <w:t xml:space="preserve">                "tszUserPass":""</w:t>
+      </w:r>
+    </w:p>
+    <w:p>
+      <w:r>
+        <w:t xml:space="preserve">            },</w:t>
+      </w:r>
+    </w:p>
+    <w:p>
+      <w:r>
+        <w:t xml:space="preserve">            "tszDstAddr":"",</w:t>
+      </w:r>
+    </w:p>
+    <w:p>
+      <w:r>
+        <w:t xml:space="preserve">            "tszSrcAddr":"127.0.0.1:64900"</w:t>
+      </w:r>
+    </w:p>
+    <w:p>
+      <w:r>
+        <w:t xml:space="preserve">        }</w:t>
+      </w:r>
+    </w:p>
+    <w:p>
+      <w:r>
+        <w:t xml:space="preserve">    ],</w:t>
+      </w:r>
+    </w:p>
+    <w:p>
+      <w:r>
+        <w:t xml:space="preserve">    "Count":1</w:t>
+      </w:r>
+    </w:p>
+    <w:p>
+      <w:r>
+        <w:t>}</w:t>
+      </w:r>
+    </w:p>
+    <w:p>
+      <w:pPr>
+        <w:pStyle w:val="3"/>
+      </w:pPr>
+      <w:bookmarkStart w:id="32" w:name="_Toc236399635"/>
+      <w:r>
+        <w:rPr>
+          <w:rFonts w:hint="eastAsia"/>
+        </w:rPr>
+        <w:t xml:space="preserve">4.3.3 </w:t>
+      </w:r>
+      <w:r>
+        <w:rPr>
+          <w:rFonts w:hint="eastAsia"/>
+        </w:rPr>
+        <w:t>绑定</w:t>
+      </w:r>
+      <w:bookmarkEnd w:id="32"/>
+    </w:p>
+    <w:p>
+      <w:pPr>
+        <w:ind w:firstLine="420"/>
+      </w:pPr>
+      <w:r>
+        <w:rPr>
+          <w:rFonts w:hint="eastAsia"/>
+        </w:rPr>
+        <w:t>绑定一个转发客户端在请求后</w:t>
+      </w:r>
+      <w:r>
+        <w:rPr>
+          <w:rFonts w:hint="eastAsia"/>
+        </w:rPr>
         <w:t>,</w:t>
       </w:r>
-    </w:p>
-    <w:p>
-      <w:r>
-        <w:t xml:space="preserve">            "</w:t>
-      </w:r>
-      <w:proofErr w:type="spellStart"/>
-      <w:proofErr w:type="gramStart"/>
-      <w:r>
-        <w:t>st</w:t>
-      </w:r>
-      <w:proofErr w:type="gramEnd"/>
-      <w:r>
-        <w:t>_UserAuth</w:t>
-      </w:r>
-      <w:proofErr w:type="spellEnd"/>
-      <w:proofErr w:type="gramStart"/>
-      <w:r>
-        <w:t>":{</w:t>
-      </w:r>
-      <w:proofErr w:type="gramEnd"/>
-    </w:p>
-    <w:p>
-      <w:r>
-        <w:t xml:space="preserve">                "enClientType":0,</w:t>
-      </w:r>
-    </w:p>
-    <w:p>
-      <w:r>
-        <w:t xml:space="preserve">                "enDeviceType":0,</w:t>
-      </w:r>
-    </w:p>
-    <w:p>
-      <w:r>
-        <w:t xml:space="preserve">                "</w:t>
-      </w:r>
-      <w:proofErr w:type="spellStart"/>
-      <w:r>
-        <w:t>tszDCode</w:t>
-      </w:r>
-      <w:proofErr w:type="spellEnd"/>
-      <w:r>
-        <w:t>":"",</w:t>
-      </w:r>
-    </w:p>
-    <w:p>
-      <w:r>
-        <w:t xml:space="preserve">                "</w:t>
-      </w:r>
-      <w:proofErr w:type="spellStart"/>
-      <w:r>
-        <w:t>tszUserName</w:t>
-      </w:r>
-      <w:proofErr w:type="spellEnd"/>
-      <w:r>
-        <w:t>":"test",</w:t>
-      </w:r>
-    </w:p>
-    <w:p>
-      <w:r>
-        <w:t xml:space="preserve">                "</w:t>
-      </w:r>
-      <w:proofErr w:type="spellStart"/>
-      <w:r>
-        <w:t>tszUserPass</w:t>
-      </w:r>
-      <w:proofErr w:type="spellEnd"/>
-      <w:r>
-        <w:t>":""</w:t>
-      </w:r>
-    </w:p>
-    <w:p>
-      <w:r>
-        <w:t xml:space="preserve">            },</w:t>
-      </w:r>
-    </w:p>
-    <w:p>
-      <w:r>
-        <w:t xml:space="preserve">            "</w:t>
-      </w:r>
-      <w:proofErr w:type="spellStart"/>
-      <w:r>
-        <w:t>tszDstAddr</w:t>
-      </w:r>
-      <w:proofErr w:type="spellEnd"/>
-      <w:r>
-        <w:t>":"",</w:t>
-      </w:r>
-    </w:p>
-    <w:p>
-      <w:r>
-        <w:t xml:space="preserve">            "tszSrcAddr":"127.0.0.1:64900"</w:t>
-      </w:r>
-    </w:p>
-    <w:p>
-      <w:r>
-        <w:t xml:space="preserve">        }</w:t>
-      </w:r>
-    </w:p>
-    <w:p>
-      <w:r>
-        <w:t xml:space="preserve">    ],</w:t>
-      </w:r>
-    </w:p>
-    <w:p>
-      <w:r>
-        <w:t xml:space="preserve">    "Count":1</w:t>
-      </w:r>
-    </w:p>
-    <w:p>
-      <w:r>
-        <w:t>}</w:t>
-      </w:r>
-    </w:p>
-    <w:p>
-      <w:pPr>
-        <w:pStyle w:val="3"/>
-      </w:pPr>
-      <w:bookmarkStart w:id="32" w:name="_Toc221526682"/>
-      <w:r>
-        <w:rPr>
-          <w:rFonts w:hint="eastAsia"/>
-        </w:rPr>
-        <w:t xml:space="preserve">4.3.3 </w:t>
-      </w:r>
-      <w:r>
-        <w:rPr>
-          <w:rFonts w:hint="eastAsia"/>
-        </w:rPr>
-        <w:t>绑定</w:t>
-      </w:r>
-      <w:bookmarkEnd w:id="32"/>
+      <w:r>
+        <w:rPr>
+          <w:rFonts w:hint="eastAsia"/>
+        </w:rPr>
+        <w:t>另一端也会收到同样的请求</w:t>
+      </w:r>
+      <w:r>
+        <w:rPr>
+          <w:rFonts w:hint="eastAsia"/>
+        </w:rPr>
+        <w:t>.</w:t>
+      </w:r>
+      <w:r>
+        <w:rPr>
+          <w:rFonts w:hint="eastAsia"/>
+        </w:rPr>
+        <w:t>另一端收到的请求只有协议头</w:t>
+      </w:r>
+      <w:r>
+        <w:rPr>
+          <w:rFonts w:hint="eastAsia"/>
+        </w:rPr>
+        <w:t>.</w:t>
+      </w:r>
     </w:p>
     <w:p>
       <w:pPr>
@@ -9121,37 +8669,24 @@
         <w:rPr>
           <w:rFonts w:hint="eastAsia"/>
         </w:rPr>
-        <w:t>绑定一个转发客户端在请求后</w:t>
-      </w:r>
-      <w:r>
-        <w:rPr>
-          <w:rFonts w:hint="eastAsia"/>
-        </w:rPr>
-        <w:t>,</w:t>
-      </w:r>
-      <w:r>
-        <w:rPr>
-          <w:rFonts w:hint="eastAsia"/>
-        </w:rPr>
-        <w:t>另一端也会收到同样的请求</w:t>
-      </w:r>
-      <w:r>
-        <w:rPr>
-          <w:rFonts w:hint="eastAsia"/>
-        </w:rPr>
-        <w:t>.</w:t>
-      </w:r>
-      <w:r>
-        <w:rPr>
-          <w:rFonts w:hint="eastAsia"/>
-        </w:rPr>
-        <w:t>另一端收到的请求只有协议头</w:t>
-      </w:r>
-      <w:r>
-        <w:rPr>
-          <w:rFonts w:hint="eastAsia"/>
-        </w:rPr>
-        <w:t>.</w:t>
+        <w:t>匿名转发不会转发请求给服务端</w:t>
+      </w:r>
+    </w:p>
+    <w:p>
+      <w:pPr>
+        <w:pStyle w:val="4"/>
+      </w:pPr>
+      <w:r>
+        <w:rPr>
+          <w:rFonts w:hint="eastAsia"/>
+        </w:rPr>
+        <w:t xml:space="preserve">4.3.3.1 </w:t>
+      </w:r>
+      <w:r>
+        <w:rPr>
+          <w:rFonts w:hint="eastAsia"/>
+        </w:rPr>
+        <w:t>请求</w:t>
       </w:r>
     </w:p>
     <w:p>
@@ -9162,34 +8697,6 @@
         <w:rPr>
           <w:rFonts w:hint="eastAsia"/>
         </w:rPr>
-        <w:t>匿名转发不会转发请求给服务端</w:t>
-      </w:r>
-    </w:p>
-    <w:p>
-      <w:pPr>
-        <w:pStyle w:val="4"/>
-      </w:pPr>
-      <w:r>
-        <w:rPr>
-          <w:rFonts w:hint="eastAsia"/>
-        </w:rPr>
-        <w:t xml:space="preserve">4.3.3.1 </w:t>
-      </w:r>
-      <w:r>
-        <w:rPr>
-          <w:rFonts w:hint="eastAsia"/>
-        </w:rPr>
-        <w:t>请求</w:t>
-      </w:r>
-    </w:p>
-    <w:p>
-      <w:pPr>
-        <w:ind w:firstLine="420"/>
-      </w:pPr>
-      <w:r>
-        <w:rPr>
-          <w:rFonts w:hint="eastAsia"/>
-        </w:rPr>
         <w:t>协议头</w:t>
       </w:r>
       <w:r>
@@ -9210,7 +8717,6 @@
           <w:highlight w:val="white"/>
         </w:rPr>
       </w:pPr>
-      <w:proofErr w:type="spellStart"/>
       <w:r>
         <w:rPr>
           <w:rFonts w:ascii="新宋体" w:eastAsia="新宋体" w:cs="新宋体"/>
@@ -9222,7 +8728,6 @@
         </w:rPr>
         <w:t>wHeader</w:t>
       </w:r>
-      <w:proofErr w:type="spellEnd"/>
       <w:r>
         <w:rPr>
           <w:rFonts w:ascii="新宋体" w:eastAsia="新宋体" w:cs="新宋体"/>
@@ -9253,7 +8758,6 @@
           <w:highlight w:val="white"/>
         </w:rPr>
       </w:pPr>
-      <w:proofErr w:type="spellStart"/>
       <w:r>
         <w:rPr>
           <w:rFonts w:ascii="新宋体" w:eastAsia="新宋体" w:cs="新宋体"/>
@@ -9266,7 +8770,6 @@
         <w:lastRenderedPageBreak/>
         <w:t>xhToken</w:t>
       </w:r>
-      <w:proofErr w:type="spellEnd"/>
       <w:r>
         <w:rPr>
           <w:rFonts w:ascii="新宋体" w:eastAsia="新宋体" w:cs="新宋体"/>
@@ -9298,7 +8801,6 @@
           <w:szCs w:val="19"/>
         </w:rPr>
       </w:pPr>
-      <w:proofErr w:type="spellStart"/>
       <w:r>
         <w:rPr>
           <w:rFonts w:ascii="新宋体" w:eastAsia="新宋体" w:cs="新宋体"/>
@@ -9310,27 +8812,15 @@
         </w:rPr>
         <w:t>unOperatorType</w:t>
       </w:r>
-      <w:proofErr w:type="spellEnd"/>
-      <w:r>
-        <w:rPr>
-          <w:rFonts w:ascii="新宋体" w:eastAsia="新宋体" w:cs="新宋体"/>
-          <w:color w:val="000080"/>
-          <w:kern w:val="0"/>
-          <w:sz w:val="19"/>
-          <w:szCs w:val="19"/>
-        </w:rPr>
-        <w:t xml:space="preserve"> </w:t>
-      </w:r>
-      <w:proofErr w:type="gramStart"/>
-      <w:r>
-        <w:rPr>
-          <w:rFonts w:ascii="新宋体" w:eastAsia="新宋体" w:cs="新宋体"/>
-          <w:color w:val="000080"/>
-          <w:kern w:val="0"/>
-          <w:sz w:val="19"/>
-          <w:szCs w:val="19"/>
-        </w:rPr>
-        <w:t xml:space="preserve">=  </w:t>
+      <w:r>
+        <w:rPr>
+          <w:rFonts w:ascii="新宋体" w:eastAsia="新宋体" w:cs="新宋体"/>
+          <w:color w:val="000080"/>
+          <w:kern w:val="0"/>
+          <w:sz w:val="19"/>
+          <w:szCs w:val="19"/>
+        </w:rPr>
+        <w:t xml:space="preserve"> =  </w:t>
       </w:r>
       <w:r>
         <w:rPr>
@@ -9339,17 +8829,7 @@
           <w:sz w:val="19"/>
           <w:szCs w:val="24"/>
         </w:rPr>
-        <w:t>ENUM</w:t>
-      </w:r>
-      <w:proofErr w:type="gramEnd"/>
-      <w:r>
-        <w:rPr>
-          <w:rFonts w:ascii="新宋体" w:eastAsia="新宋体" w:hAnsi="新宋体" w:hint="eastAsia"/>
-          <w:color w:val="2F4F4F"/>
-          <w:sz w:val="19"/>
-          <w:szCs w:val="24"/>
-        </w:rPr>
-        <w:t>_XENGINE_COMMUNICATION_PROTOCOL_TYPE_USER_FORWARD</w:t>
+        <w:t>ENUM_XENGINE_COMMUNICATION_PROTOCOL_TYPE_USER_FORWARD</w:t>
       </w:r>
     </w:p>
     <w:p>
@@ -9362,7 +8842,6 @@
           <w:szCs w:val="19"/>
         </w:rPr>
       </w:pPr>
-      <w:proofErr w:type="spellStart"/>
       <w:r>
         <w:rPr>
           <w:rFonts w:ascii="新宋体" w:eastAsia="新宋体" w:cs="新宋体"/>
@@ -9374,7 +8853,6 @@
         </w:rPr>
         <w:t>unOperatorCode</w:t>
       </w:r>
-      <w:proofErr w:type="spellEnd"/>
       <w:r>
         <w:rPr>
           <w:rFonts w:ascii="新宋体" w:eastAsia="新宋体" w:cs="新宋体" w:hint="eastAsia"/>
@@ -9425,7 +8903,6 @@
           <w:sz w:val="19"/>
         </w:rPr>
       </w:pPr>
-      <w:proofErr w:type="spellStart"/>
       <w:r>
         <w:rPr>
           <w:rFonts w:ascii="新宋体" w:eastAsia="新宋体" w:cs="新宋体"/>
@@ -9437,7 +8914,6 @@
         </w:rPr>
         <w:t>unPacketSize</w:t>
       </w:r>
-      <w:proofErr w:type="spellEnd"/>
       <w:r>
         <w:rPr>
           <w:rFonts w:ascii="新宋体" w:eastAsia="新宋体" w:cs="新宋体" w:hint="eastAsia"/>
@@ -9478,121 +8954,97 @@
           <w:sz w:val="19"/>
         </w:rPr>
       </w:pPr>
-      <w:proofErr w:type="spellStart"/>
       <w:r>
         <w:rPr>
           <w:rFonts w:ascii="新宋体" w:eastAsia="新宋体" w:hAnsi="新宋体" w:hint="eastAsia"/>
           <w:color w:val="000080"/>
           <w:sz w:val="19"/>
         </w:rPr>
-        <w:t>byVersion</w:t>
-      </w:r>
-      <w:proofErr w:type="spellEnd"/>
+        <w:t>byVersion = 0</w:t>
+      </w:r>
+    </w:p>
+    <w:p>
+      <w:pPr>
+        <w:rPr>
+          <w:rFonts w:ascii="新宋体" w:eastAsia="新宋体" w:cs="新宋体"/>
+          <w:color w:val="000080"/>
+          <w:kern w:val="0"/>
+          <w:sz w:val="19"/>
+          <w:szCs w:val="19"/>
+        </w:rPr>
+      </w:pPr>
+      <w:r>
+        <w:rPr>
+          <w:rFonts w:ascii="新宋体" w:eastAsia="新宋体" w:cs="新宋体" w:hint="eastAsia"/>
+          <w:color w:val="000080"/>
+          <w:kern w:val="0"/>
+          <w:sz w:val="19"/>
+          <w:szCs w:val="19"/>
+          <w:highlight w:val="white"/>
+        </w:rPr>
+        <w:t>byIsReply</w:t>
+      </w:r>
+      <w:r>
+        <w:rPr>
+          <w:rFonts w:ascii="新宋体" w:eastAsia="新宋体" w:cs="新宋体"/>
+          <w:color w:val="000080"/>
+          <w:kern w:val="0"/>
+          <w:sz w:val="19"/>
+          <w:szCs w:val="19"/>
+        </w:rPr>
+        <w:t xml:space="preserve"> = </w:t>
+      </w:r>
+      <w:r>
+        <w:rPr>
+          <w:rFonts w:ascii="新宋体" w:eastAsia="新宋体" w:cs="新宋体" w:hint="eastAsia"/>
+          <w:color w:val="000080"/>
+          <w:kern w:val="0"/>
+          <w:sz w:val="19"/>
+          <w:szCs w:val="19"/>
+        </w:rPr>
+        <w:t>TRUE</w:t>
+      </w:r>
+    </w:p>
+    <w:p>
+      <w:pPr>
+        <w:rPr>
+          <w:rFonts w:ascii="新宋体" w:eastAsia="新宋体" w:cs="新宋体"/>
+          <w:color w:val="000080"/>
+          <w:kern w:val="0"/>
+          <w:sz w:val="19"/>
+          <w:szCs w:val="19"/>
+        </w:rPr>
+      </w:pPr>
       <w:r>
         <w:rPr>
           <w:rFonts w:ascii="新宋体" w:eastAsia="新宋体" w:hAnsi="新宋体" w:hint="eastAsia"/>
           <w:color w:val="000080"/>
           <w:sz w:val="19"/>
         </w:rPr>
-        <w:t xml:space="preserve"> = 0</w:t>
-      </w:r>
-    </w:p>
-    <w:p>
-      <w:pPr>
-        <w:rPr>
-          <w:rFonts w:ascii="新宋体" w:eastAsia="新宋体" w:cs="新宋体"/>
-          <w:color w:val="000080"/>
-          <w:kern w:val="0"/>
-          <w:sz w:val="19"/>
-          <w:szCs w:val="19"/>
-        </w:rPr>
-      </w:pPr>
-      <w:proofErr w:type="spellStart"/>
-      <w:r>
-        <w:rPr>
-          <w:rFonts w:ascii="新宋体" w:eastAsia="新宋体" w:cs="新宋体" w:hint="eastAsia"/>
+        <w:t>wReserve = 0</w:t>
+      </w:r>
+    </w:p>
+    <w:p>
+      <w:pPr>
+        <w:rPr>
+          <w:rFonts w:ascii="新宋体" w:eastAsia="新宋体" w:cs="新宋体"/>
+          <w:color w:val="000080"/>
+          <w:kern w:val="0"/>
+          <w:sz w:val="19"/>
+          <w:szCs w:val="19"/>
+        </w:rPr>
+      </w:pPr>
+      <w:r>
+        <w:rPr>
+          <w:rFonts w:ascii="新宋体" w:eastAsia="新宋体" w:cs="新宋体"/>
           <w:color w:val="000080"/>
           <w:kern w:val="0"/>
           <w:sz w:val="19"/>
           <w:szCs w:val="19"/>
           <w:highlight w:val="white"/>
         </w:rPr>
-        <w:t>byIsReply</w:t>
-      </w:r>
-      <w:proofErr w:type="spellEnd"/>
-      <w:r>
-        <w:rPr>
-          <w:rFonts w:ascii="新宋体" w:eastAsia="新宋体" w:cs="新宋体"/>
-          <w:color w:val="000080"/>
-          <w:kern w:val="0"/>
-          <w:sz w:val="19"/>
-          <w:szCs w:val="19"/>
-        </w:rPr>
-        <w:t xml:space="preserve"> = </w:t>
-      </w:r>
-      <w:r>
-        <w:rPr>
-          <w:rFonts w:ascii="新宋体" w:eastAsia="新宋体" w:cs="新宋体" w:hint="eastAsia"/>
-          <w:color w:val="000080"/>
-          <w:kern w:val="0"/>
-          <w:sz w:val="19"/>
-          <w:szCs w:val="19"/>
-        </w:rPr>
-        <w:t>TRUE</w:t>
-      </w:r>
-    </w:p>
-    <w:p>
-      <w:pPr>
-        <w:rPr>
-          <w:rFonts w:ascii="新宋体" w:eastAsia="新宋体" w:cs="新宋体"/>
-          <w:color w:val="000080"/>
-          <w:kern w:val="0"/>
-          <w:sz w:val="19"/>
-          <w:szCs w:val="19"/>
-        </w:rPr>
-      </w:pPr>
-      <w:proofErr w:type="spellStart"/>
-      <w:r>
-        <w:rPr>
-          <w:rFonts w:ascii="新宋体" w:eastAsia="新宋体" w:hAnsi="新宋体" w:hint="eastAsia"/>
-          <w:color w:val="000080"/>
-          <w:sz w:val="19"/>
-        </w:rPr>
-        <w:t>wReserve</w:t>
-      </w:r>
-      <w:proofErr w:type="spellEnd"/>
-      <w:r>
-        <w:rPr>
-          <w:rFonts w:ascii="新宋体" w:eastAsia="新宋体" w:hAnsi="新宋体" w:hint="eastAsia"/>
-          <w:color w:val="000080"/>
-          <w:sz w:val="19"/>
-        </w:rPr>
-        <w:t xml:space="preserve"> = 0</w:t>
-      </w:r>
-    </w:p>
-    <w:p>
-      <w:pPr>
-        <w:rPr>
-          <w:rFonts w:ascii="新宋体" w:eastAsia="新宋体" w:cs="新宋体"/>
-          <w:color w:val="000080"/>
-          <w:kern w:val="0"/>
-          <w:sz w:val="19"/>
-          <w:szCs w:val="19"/>
-        </w:rPr>
-      </w:pPr>
-      <w:proofErr w:type="spellStart"/>
-      <w:r>
-        <w:rPr>
-          <w:rFonts w:ascii="新宋体" w:eastAsia="新宋体" w:cs="新宋体"/>
-          <w:color w:val="000080"/>
-          <w:kern w:val="0"/>
-          <w:sz w:val="19"/>
-          <w:szCs w:val="19"/>
-          <w:highlight w:val="white"/>
-        </w:rPr>
         <w:t>wPacketSerial</w:t>
       </w:r>
-      <w:proofErr w:type="spellEnd"/>
       <w:r>
         <w:rPr>
           <w:rFonts w:ascii="新宋体" w:eastAsia="新宋体" w:cs="新宋体"/>
@@ -9612,7 +9064,6 @@
           <w:sz w:val="19"/>
         </w:rPr>
       </w:pPr>
-      <w:proofErr w:type="spellStart"/>
       <w:r>
         <w:rPr>
           <w:rFonts w:ascii="新宋体" w:eastAsia="新宋体" w:cs="新宋体"/>
@@ -9624,7 +9075,6 @@
         </w:rPr>
         <w:t>wTail</w:t>
       </w:r>
-      <w:proofErr w:type="spellEnd"/>
       <w:r>
         <w:rPr>
           <w:rFonts w:ascii="新宋体" w:eastAsia="新宋体" w:cs="新宋体"/>
@@ -9756,16 +9206,8 @@
         <w:rPr>
           <w:rFonts w:hint="eastAsia"/>
         </w:rPr>
-        <w:t>:</w:t>
-      </w:r>
-      <w:proofErr w:type="spellStart"/>
-      <w:r>
-        <w:rPr>
-          <w:rFonts w:hint="eastAsia"/>
-        </w:rPr>
-        <w:t>wReserve</w:t>
-      </w:r>
-      <w:proofErr w:type="spellEnd"/>
+        <w:t>:wReserve</w:t>
+      </w:r>
       <w:r>
         <w:rPr>
           <w:rFonts w:hint="eastAsia"/>
@@ -9796,7 +9238,6 @@
           <w:highlight w:val="white"/>
         </w:rPr>
       </w:pPr>
-      <w:proofErr w:type="spellStart"/>
       <w:r>
         <w:rPr>
           <w:rFonts w:ascii="新宋体" w:eastAsia="新宋体" w:cs="新宋体"/>
@@ -9808,7 +9249,6 @@
         </w:rPr>
         <w:t>wHeader</w:t>
       </w:r>
-      <w:proofErr w:type="spellEnd"/>
       <w:r>
         <w:rPr>
           <w:rFonts w:ascii="新宋体" w:eastAsia="新宋体" w:cs="新宋体"/>
@@ -9839,7 +9279,6 @@
           <w:highlight w:val="white"/>
         </w:rPr>
       </w:pPr>
-      <w:proofErr w:type="spellStart"/>
       <w:r>
         <w:rPr>
           <w:rFonts w:ascii="新宋体" w:eastAsia="新宋体" w:cs="新宋体"/>
@@ -9851,7 +9290,6 @@
         </w:rPr>
         <w:t>xhToken</w:t>
       </w:r>
-      <w:proofErr w:type="spellEnd"/>
       <w:r>
         <w:rPr>
           <w:rFonts w:ascii="新宋体" w:eastAsia="新宋体" w:cs="新宋体"/>
@@ -9883,7 +9321,6 @@
           <w:szCs w:val="19"/>
         </w:rPr>
       </w:pPr>
-      <w:proofErr w:type="spellStart"/>
       <w:r>
         <w:rPr>
           <w:rFonts w:ascii="新宋体" w:eastAsia="新宋体" w:cs="新宋体"/>
@@ -9895,7 +9332,6 @@
         </w:rPr>
         <w:t>unOperatorType</w:t>
       </w:r>
-      <w:proofErr w:type="spellEnd"/>
       <w:r>
         <w:rPr>
           <w:rFonts w:ascii="新宋体" w:eastAsia="新宋体" w:cs="新宋体"/>
@@ -9936,7 +9372,6 @@
           <w:szCs w:val="19"/>
         </w:rPr>
       </w:pPr>
-      <w:proofErr w:type="spellStart"/>
       <w:r>
         <w:rPr>
           <w:rFonts w:ascii="新宋体" w:eastAsia="新宋体" w:cs="新宋体"/>
@@ -9948,7 +9383,6 @@
         </w:rPr>
         <w:t>unOperatorCode</w:t>
       </w:r>
-      <w:proofErr w:type="spellEnd"/>
       <w:r>
         <w:rPr>
           <w:rFonts w:ascii="新宋体" w:eastAsia="新宋体" w:cs="新宋体" w:hint="eastAsia"/>
@@ -10001,7 +9435,6 @@
           <w:szCs w:val="19"/>
         </w:rPr>
       </w:pPr>
-      <w:proofErr w:type="spellStart"/>
       <w:r>
         <w:rPr>
           <w:rFonts w:ascii="新宋体" w:eastAsia="新宋体" w:cs="新宋体"/>
@@ -10013,7 +9446,6 @@
         </w:rPr>
         <w:t>unPacketSize</w:t>
       </w:r>
-      <w:proofErr w:type="spellEnd"/>
       <w:r>
         <w:rPr>
           <w:rFonts w:ascii="新宋体" w:eastAsia="新宋体" w:cs="新宋体" w:hint="eastAsia"/>
@@ -10054,146 +9486,120 @@
           <w:sz w:val="19"/>
         </w:rPr>
       </w:pPr>
-      <w:proofErr w:type="spellStart"/>
       <w:r>
         <w:rPr>
           <w:rFonts w:ascii="新宋体" w:eastAsia="新宋体" w:hAnsi="新宋体" w:hint="eastAsia"/>
           <w:color w:val="000080"/>
           <w:sz w:val="19"/>
         </w:rPr>
-        <w:t>byVersion</w:t>
-      </w:r>
-      <w:proofErr w:type="spellEnd"/>
+        <w:t>byVersion = 0</w:t>
+      </w:r>
+    </w:p>
+    <w:p>
+      <w:pPr>
+        <w:rPr>
+          <w:rFonts w:ascii="新宋体" w:eastAsia="新宋体" w:cs="新宋体"/>
+          <w:color w:val="000080"/>
+          <w:kern w:val="0"/>
+          <w:sz w:val="19"/>
+          <w:szCs w:val="19"/>
+        </w:rPr>
+      </w:pPr>
+      <w:r>
+        <w:rPr>
+          <w:rFonts w:ascii="新宋体" w:eastAsia="新宋体" w:cs="新宋体" w:hint="eastAsia"/>
+          <w:color w:val="000080"/>
+          <w:kern w:val="0"/>
+          <w:sz w:val="19"/>
+          <w:szCs w:val="19"/>
+          <w:highlight w:val="white"/>
+        </w:rPr>
+        <w:t>byIsReply</w:t>
+      </w:r>
+      <w:r>
+        <w:rPr>
+          <w:rFonts w:ascii="新宋体" w:eastAsia="新宋体" w:cs="新宋体"/>
+          <w:color w:val="000080"/>
+          <w:kern w:val="0"/>
+          <w:sz w:val="19"/>
+          <w:szCs w:val="19"/>
+        </w:rPr>
+        <w:t xml:space="preserve"> = </w:t>
+      </w:r>
+      <w:r>
+        <w:rPr>
+          <w:rFonts w:ascii="新宋体" w:eastAsia="新宋体" w:cs="新宋体" w:hint="eastAsia"/>
+          <w:color w:val="000080"/>
+          <w:kern w:val="0"/>
+          <w:sz w:val="19"/>
+          <w:szCs w:val="19"/>
+        </w:rPr>
+        <w:t>FALSE</w:t>
+      </w:r>
+    </w:p>
+    <w:p>
+      <w:pPr>
+        <w:rPr>
+          <w:rFonts w:ascii="新宋体" w:eastAsia="新宋体" w:cs="新宋体"/>
+          <w:color w:val="000080"/>
+          <w:kern w:val="0"/>
+          <w:sz w:val="19"/>
+          <w:szCs w:val="19"/>
+        </w:rPr>
+      </w:pPr>
       <w:r>
         <w:rPr>
           <w:rFonts w:ascii="新宋体" w:eastAsia="新宋体" w:hAnsi="新宋体" w:hint="eastAsia"/>
           <w:color w:val="000080"/>
           <w:sz w:val="19"/>
         </w:rPr>
+        <w:t>wReserve = 0</w:t>
+      </w:r>
+    </w:p>
+    <w:p>
+      <w:pPr>
+        <w:rPr>
+          <w:rFonts w:ascii="新宋体" w:eastAsia="新宋体" w:cs="新宋体"/>
+          <w:color w:val="000080"/>
+          <w:kern w:val="0"/>
+          <w:sz w:val="19"/>
+          <w:szCs w:val="19"/>
+        </w:rPr>
+      </w:pPr>
+      <w:r>
+        <w:rPr>
+          <w:rFonts w:ascii="新宋体" w:eastAsia="新宋体" w:cs="新宋体"/>
+          <w:color w:val="000080"/>
+          <w:kern w:val="0"/>
+          <w:sz w:val="19"/>
+          <w:szCs w:val="19"/>
+          <w:highlight w:val="white"/>
+        </w:rPr>
+        <w:t>wPacketSerial</w:t>
+      </w:r>
+      <w:r>
+        <w:rPr>
+          <w:rFonts w:ascii="新宋体" w:eastAsia="新宋体" w:cs="新宋体"/>
+          <w:color w:val="000080"/>
+          <w:kern w:val="0"/>
+          <w:sz w:val="19"/>
+          <w:szCs w:val="19"/>
+        </w:rPr>
         <w:t xml:space="preserve"> = 0</w:t>
       </w:r>
     </w:p>
     <w:p>
-      <w:pPr>
-        <w:rPr>
-          <w:rFonts w:ascii="新宋体" w:eastAsia="新宋体" w:cs="新宋体"/>
-          <w:color w:val="000080"/>
-          <w:kern w:val="0"/>
-          <w:sz w:val="19"/>
-          <w:szCs w:val="19"/>
-        </w:rPr>
-      </w:pPr>
-      <w:proofErr w:type="spellStart"/>
-      <w:r>
-        <w:rPr>
-          <w:rFonts w:ascii="新宋体" w:eastAsia="新宋体" w:cs="新宋体" w:hint="eastAsia"/>
+      <w:r>
+        <w:rPr>
+          <w:rFonts w:ascii="新宋体" w:eastAsia="新宋体" w:cs="新宋体"/>
           <w:color w:val="000080"/>
           <w:kern w:val="0"/>
           <w:sz w:val="19"/>
           <w:szCs w:val="19"/>
           <w:highlight w:val="white"/>
         </w:rPr>
-        <w:t>byIsReply</w:t>
-      </w:r>
-      <w:proofErr w:type="spellEnd"/>
-      <w:r>
-        <w:rPr>
-          <w:rFonts w:ascii="新宋体" w:eastAsia="新宋体" w:cs="新宋体"/>
-          <w:color w:val="000080"/>
-          <w:kern w:val="0"/>
-          <w:sz w:val="19"/>
-          <w:szCs w:val="19"/>
-        </w:rPr>
-        <w:t xml:space="preserve"> = </w:t>
-      </w:r>
-      <w:r>
-        <w:rPr>
-          <w:rFonts w:ascii="新宋体" w:eastAsia="新宋体" w:cs="新宋体" w:hint="eastAsia"/>
-          <w:color w:val="000080"/>
-          <w:kern w:val="0"/>
-          <w:sz w:val="19"/>
-          <w:szCs w:val="19"/>
-        </w:rPr>
-        <w:t>FALSE</w:t>
-      </w:r>
-    </w:p>
-    <w:p>
-      <w:pPr>
-        <w:rPr>
-          <w:rFonts w:ascii="新宋体" w:eastAsia="新宋体" w:cs="新宋体"/>
-          <w:color w:val="000080"/>
-          <w:kern w:val="0"/>
-          <w:sz w:val="19"/>
-          <w:szCs w:val="19"/>
-        </w:rPr>
-      </w:pPr>
-      <w:proofErr w:type="spellStart"/>
-      <w:r>
-        <w:rPr>
-          <w:rFonts w:ascii="新宋体" w:eastAsia="新宋体" w:hAnsi="新宋体" w:hint="eastAsia"/>
-          <w:color w:val="000080"/>
-          <w:sz w:val="19"/>
-        </w:rPr>
-        <w:t>wReserve</w:t>
-      </w:r>
-      <w:proofErr w:type="spellEnd"/>
-      <w:r>
-        <w:rPr>
-          <w:rFonts w:ascii="新宋体" w:eastAsia="新宋体" w:hAnsi="新宋体" w:hint="eastAsia"/>
-          <w:color w:val="000080"/>
-          <w:sz w:val="19"/>
-        </w:rPr>
-        <w:t xml:space="preserve"> = 0</w:t>
-      </w:r>
-    </w:p>
-    <w:p>
-      <w:pPr>
-        <w:rPr>
-          <w:rFonts w:ascii="新宋体" w:eastAsia="新宋体" w:cs="新宋体"/>
-          <w:color w:val="000080"/>
-          <w:kern w:val="0"/>
-          <w:sz w:val="19"/>
-          <w:szCs w:val="19"/>
-        </w:rPr>
-      </w:pPr>
-      <w:proofErr w:type="spellStart"/>
-      <w:r>
-        <w:rPr>
-          <w:rFonts w:ascii="新宋体" w:eastAsia="新宋体" w:cs="新宋体"/>
-          <w:color w:val="000080"/>
-          <w:kern w:val="0"/>
-          <w:sz w:val="19"/>
-          <w:szCs w:val="19"/>
-          <w:highlight w:val="white"/>
-        </w:rPr>
-        <w:t>wPacketSerial</w:t>
-      </w:r>
-      <w:proofErr w:type="spellEnd"/>
-      <w:r>
-        <w:rPr>
-          <w:rFonts w:ascii="新宋体" w:eastAsia="新宋体" w:cs="新宋体"/>
-          <w:color w:val="000080"/>
-          <w:kern w:val="0"/>
-          <w:sz w:val="19"/>
-          <w:szCs w:val="19"/>
-        </w:rPr>
-        <w:t xml:space="preserve"> = 0</w:t>
-      </w:r>
-    </w:p>
-    <w:p>
-      <w:proofErr w:type="spellStart"/>
-      <w:r>
-        <w:rPr>
-          <w:rFonts w:ascii="新宋体" w:eastAsia="新宋体" w:cs="新宋体"/>
-          <w:color w:val="000080"/>
-          <w:kern w:val="0"/>
-          <w:sz w:val="19"/>
-          <w:szCs w:val="19"/>
-          <w:highlight w:val="white"/>
-        </w:rPr>
         <w:t>wTail</w:t>
       </w:r>
-      <w:proofErr w:type="spellEnd"/>
       <w:r>
         <w:rPr>
           <w:rFonts w:ascii="新宋体" w:eastAsia="新宋体" w:cs="新宋体"/>
@@ -10227,7 +9633,7 @@
       <w:pPr>
         <w:pStyle w:val="3"/>
       </w:pPr>
-      <w:bookmarkStart w:id="33" w:name="_Toc221526683"/>
+      <w:bookmarkStart w:id="33" w:name="_Toc236399636"/>
       <w:r>
         <w:rPr>
           <w:rFonts w:hint="eastAsia"/>
@@ -10269,7 +9675,7 @@
       <w:pPr>
         <w:pStyle w:val="2"/>
       </w:pPr>
-      <w:bookmarkStart w:id="34" w:name="_Toc221526684"/>
+      <w:bookmarkStart w:id="34" w:name="_Toc236399637"/>
       <w:r>
         <w:rPr>
           <w:rFonts w:hint="eastAsia"/>
@@ -10286,13 +9692,7 @@
         <w:rPr>
           <w:rFonts w:hint="eastAsia"/>
         </w:rPr>
-        <w:t>负载均衡</w:t>
-      </w:r>
-      <w:r>
-        <w:rPr>
-          <w:rFonts w:hint="eastAsia"/>
-        </w:rPr>
-        <w:t>代理支持</w:t>
+        <w:t>负载均衡代理支持</w:t>
       </w:r>
       <w:r>
         <w:rPr>
@@ -10335,7 +9735,7 @@
       <w:pPr>
         <w:pStyle w:val="2"/>
       </w:pPr>
-      <w:bookmarkStart w:id="35" w:name="_Toc221526685"/>
+      <w:bookmarkStart w:id="35" w:name="_Toc236399638"/>
       <w:r>
         <w:rPr>
           <w:rFonts w:hint="eastAsia"/>
@@ -10349,7 +9749,7 @@
       <w:pPr>
         <w:pStyle w:val="3"/>
       </w:pPr>
-      <w:bookmarkStart w:id="36" w:name="_Toc221526686"/>
+      <w:bookmarkStart w:id="36" w:name="_Toc236399639"/>
       <w:r>
         <w:rPr>
           <w:rFonts w:hint="eastAsia"/>
@@ -10438,29 +9838,10 @@
         <w:rPr>
           <w:rFonts w:hint="eastAsia"/>
         </w:rPr>
-        <w:t>/</w:t>
-      </w:r>
-      <w:proofErr w:type="spellStart"/>
-      <w:r>
-        <w:rPr>
-          <w:rFonts w:hint="eastAsia"/>
-        </w:rPr>
-        <w:t>api</w:t>
-      </w:r>
-      <w:r>
-        <w:t>?function</w:t>
-      </w:r>
-      <w:proofErr w:type="spellEnd"/>
-      <w:r>
-        <w:t>=</w:t>
-      </w:r>
-      <w:proofErr w:type="spellStart"/>
-      <w:r>
-        <w:t>reload&amp;type</w:t>
-      </w:r>
-      <w:proofErr w:type="spellEnd"/>
-      <w:r>
-        <w:t>=0</w:t>
+        <w:t>/api</w:t>
+      </w:r>
+      <w:r>
+        <w:t>?function=reload&amp;type=0</w:t>
       </w:r>
     </w:p>
     <w:p>
@@ -10499,11 +9880,6 @@
       </w:r>
     </w:p>
     <w:p>
-      <w:pPr>
-        <w:rPr>
-          <w:rFonts w:hint="eastAsia"/>
-        </w:rPr>
-      </w:pPr>
       <w:r>
         <w:rPr>
           <w:rFonts w:hint="eastAsia"/>
@@ -10564,7 +9940,7 @@
       <w:pPr>
         <w:pStyle w:val="3"/>
       </w:pPr>
-      <w:bookmarkStart w:id="37" w:name="_Toc221526687"/>
+      <w:bookmarkStart w:id="37" w:name="_Toc236399640"/>
       <w:r>
         <w:rPr>
           <w:rFonts w:hint="eastAsia"/>
@@ -10635,27 +10011,22 @@
         <w:rPr>
           <w:rFonts w:hint="eastAsia"/>
         </w:rPr>
-        <w:t>:http://127.0.0.1:5400/</w:t>
-      </w:r>
-      <w:proofErr w:type="spellStart"/>
-      <w:r>
-        <w:rPr>
-          <w:rFonts w:hint="eastAsia"/>
-        </w:rPr>
-        <w:t>api</w:t>
-      </w:r>
-      <w:r>
-        <w:t>?function</w:t>
-      </w:r>
-      <w:proofErr w:type="spellEnd"/>
-      <w:r>
-        <w:t>=</w:t>
-      </w:r>
-      <w:proofErr w:type="spellStart"/>
-      <w:r>
-        <w:t>proxyrule</w:t>
-      </w:r>
-      <w:proofErr w:type="spellEnd"/>
+        <w:t>:</w:t>
+      </w:r>
+      <w:hyperlink r:id="rId9" w:history="1">
+        <w:r>
+          <w:rPr>
+            <w:rStyle w:val="ad"/>
+          </w:rPr>
+          <w:t>http://127.0.0.1:5400/api?function=</w:t>
+        </w:r>
+        <w:r>
+          <w:rPr>
+            <w:rStyle w:val="ad"/>
+          </w:rPr>
+          <w:t>proxyrule</w:t>
+        </w:r>
+      </w:hyperlink>
     </w:p>
     <w:p>
       <w:r>
@@ -10681,11 +10052,6 @@
       </w:r>
     </w:p>
     <w:p>
-      <w:pPr>
-        <w:rPr>
-          <w:rFonts w:hint="eastAsia"/>
-        </w:rPr>
-      </w:pPr>
       <w:r>
         <w:rPr>
           <w:rFonts w:hint="eastAsia"/>
@@ -10723,11 +10089,6 @@
       </w:r>
     </w:p>
     <w:p>
-      <w:pPr>
-        <w:rPr>
-          <w:rFonts w:hint="eastAsia"/>
-        </w:rPr>
-      </w:pPr>
       <w:r>
         <w:t>{</w:t>
       </w:r>
@@ -10747,13 +10108,8 @@
       </w:r>
       <w:r>
         <w:br/>
-        <w:t>     </w:t>
-      </w:r>
-      <w:proofErr w:type="gramStart"/>
-      <w:r>
-        <w:t>   {</w:t>
-      </w:r>
-      <w:proofErr w:type="gramEnd"/>
+        <w:t>        {</w:t>
+      </w:r>
       <w:r>
         <w:br/>
         <w:t>            </w:t>
@@ -10763,23 +10119,31 @@
           <w:b/>
           <w:bCs/>
         </w:rPr>
-        <w:t>"</w:t>
-      </w:r>
-      <w:proofErr w:type="spellStart"/>
+        <w:t>"nIPCount"</w:t>
+      </w:r>
+      <w:r>
+        <w:t>: </w:t>
+      </w:r>
       <w:r>
         <w:rPr>
           <w:b/>
           <w:bCs/>
         </w:rPr>
-        <w:t>nIPCount</w:t>
-      </w:r>
-      <w:proofErr w:type="spellEnd"/>
+        <w:t>0</w:t>
+      </w:r>
+      <w:r>
+        <w:t>,</w:t>
+      </w:r>
+      <w:r>
+        <w:br/>
+        <w:t>            </w:t>
+      </w:r>
       <w:r>
         <w:rPr>
           <w:b/>
           <w:bCs/>
         </w:rPr>
-        <w:t>"</w:t>
+        <w:t>"tszIPAddr"</w:t>
       </w:r>
       <w:r>
         <w:t>: </w:t>
@@ -10789,6 +10153,38 @@
           <w:b/>
           <w:bCs/>
         </w:rPr>
+        <w:t>"127.0.0.1:5501"</w:t>
+      </w:r>
+      <w:r>
+        <w:br/>
+        <w:t>        },</w:t>
+      </w:r>
+      <w:r>
+        <w:br/>
+        <w:t>        {</w:t>
+      </w:r>
+      <w:r>
+        <w:br/>
+      </w:r>
+      <w:r>
+        <w:lastRenderedPageBreak/>
+        <w:t>            </w:t>
+      </w:r>
+      <w:r>
+        <w:rPr>
+          <w:b/>
+          <w:bCs/>
+        </w:rPr>
+        <w:t>"nIPCount"</w:t>
+      </w:r>
+      <w:r>
+        <w:t>: </w:t>
+      </w:r>
+      <w:r>
+        <w:rPr>
+          <w:b/>
+          <w:bCs/>
+        </w:rPr>
         <w:t>0</w:t>
       </w:r>
       <w:r>
@@ -10803,23 +10199,36 @@
           <w:b/>
           <w:bCs/>
         </w:rPr>
-        <w:t>"</w:t>
-      </w:r>
-      <w:proofErr w:type="spellStart"/>
+        <w:t>"tszIPAddr"</w:t>
+      </w:r>
+      <w:r>
+        <w:t>: </w:t>
+      </w:r>
       <w:r>
         <w:rPr>
           <w:b/>
           <w:bCs/>
         </w:rPr>
-        <w:t>tszIPAddr</w:t>
-      </w:r>
-      <w:proofErr w:type="spellEnd"/>
+        <w:t>"118.25.14.242:5501"</w:t>
+      </w:r>
+      <w:r>
+        <w:br/>
+        <w:t>        }</w:t>
+      </w:r>
+      <w:r>
+        <w:br/>
+        <w:t>    ],</w:t>
+      </w:r>
+      <w:r>
+        <w:br/>
+        <w:t>    </w:t>
+      </w:r>
       <w:r>
         <w:rPr>
           <w:b/>
           <w:bCs/>
         </w:rPr>
-        <w:t>"</w:t>
+        <w:t>"Count"</w:t>
       </w:r>
       <w:r>
         <w:t>: </w:t>
@@ -10829,50 +10238,45 @@
           <w:b/>
           <w:bCs/>
         </w:rPr>
-        <w:t>"127.0.0.1:5501"</w:t>
+        <w:t>2</w:t>
+      </w:r>
+      <w:r>
+        <w:t>,</w:t>
       </w:r>
       <w:r>
         <w:br/>
-        <w:t>        },</w:t>
-      </w:r>
-      <w:r>
-        <w:br/>
-        <w:t>     </w:t>
-      </w:r>
-      <w:proofErr w:type="gramStart"/>
-      <w:r>
-        <w:t>   {</w:t>
-      </w:r>
-      <w:proofErr w:type="gramEnd"/>
-      <w:r>
-        <w:br/>
-      </w:r>
-      <w:r>
-        <w:lastRenderedPageBreak/>
-        <w:t>            </w:t>
+        <w:t>    </w:t>
       </w:r>
       <w:r>
         <w:rPr>
           <w:b/>
           <w:bCs/>
         </w:rPr>
-        <w:t>"</w:t>
-      </w:r>
-      <w:proofErr w:type="spellStart"/>
+        <w:t>"code"</w:t>
+      </w:r>
+      <w:r>
+        <w:t>: </w:t>
+      </w:r>
       <w:r>
         <w:rPr>
           <w:b/>
           <w:bCs/>
         </w:rPr>
-        <w:t>nIPCount</w:t>
-      </w:r>
-      <w:proofErr w:type="spellEnd"/>
+        <w:t>0</w:t>
+      </w:r>
+      <w:r>
+        <w:t>,</w:t>
+      </w:r>
+      <w:r>
+        <w:br/>
+        <w:t>    </w:t>
+      </w:r>
       <w:r>
         <w:rPr>
           <w:b/>
           <w:bCs/>
         </w:rPr>
-        <w:t>"</w:t>
+        <w:t>"msg"</w:t>
       </w:r>
       <w:r>
         <w:t>: </w:t>
@@ -10882,128 +10286,6 @@
           <w:b/>
           <w:bCs/>
         </w:rPr>
-        <w:t>0</w:t>
-      </w:r>
-      <w:r>
-        <w:t>,</w:t>
-      </w:r>
-      <w:r>
-        <w:br/>
-        <w:t>            </w:t>
-      </w:r>
-      <w:r>
-        <w:rPr>
-          <w:b/>
-          <w:bCs/>
-        </w:rPr>
-        <w:t>"</w:t>
-      </w:r>
-      <w:proofErr w:type="spellStart"/>
-      <w:r>
-        <w:rPr>
-          <w:b/>
-          <w:bCs/>
-        </w:rPr>
-        <w:t>tszIPAddr</w:t>
-      </w:r>
-      <w:proofErr w:type="spellEnd"/>
-      <w:r>
-        <w:rPr>
-          <w:b/>
-          <w:bCs/>
-        </w:rPr>
-        <w:t>"</w:t>
-      </w:r>
-      <w:r>
-        <w:t>: </w:t>
-      </w:r>
-      <w:r>
-        <w:rPr>
-          <w:b/>
-          <w:bCs/>
-        </w:rPr>
-        <w:t>"118.25.14.242:5501"</w:t>
-      </w:r>
-      <w:r>
-        <w:br/>
-        <w:t>      </w:t>
-      </w:r>
-      <w:proofErr w:type="gramStart"/>
-      <w:r>
-        <w:t>  }</w:t>
-      </w:r>
-      <w:proofErr w:type="gramEnd"/>
-      <w:r>
-        <w:br/>
-        <w:t>    ],</w:t>
-      </w:r>
-      <w:r>
-        <w:br/>
-        <w:t>    </w:t>
-      </w:r>
-      <w:r>
-        <w:rPr>
-          <w:b/>
-          <w:bCs/>
-        </w:rPr>
-        <w:t>"Count"</w:t>
-      </w:r>
-      <w:r>
-        <w:t>: </w:t>
-      </w:r>
-      <w:r>
-        <w:rPr>
-          <w:b/>
-          <w:bCs/>
-        </w:rPr>
-        <w:t>2</w:t>
-      </w:r>
-      <w:r>
-        <w:t>,</w:t>
-      </w:r>
-      <w:r>
-        <w:br/>
-        <w:t>    </w:t>
-      </w:r>
-      <w:r>
-        <w:rPr>
-          <w:b/>
-          <w:bCs/>
-        </w:rPr>
-        <w:t>"code"</w:t>
-      </w:r>
-      <w:r>
-        <w:t>: </w:t>
-      </w:r>
-      <w:r>
-        <w:rPr>
-          <w:b/>
-          <w:bCs/>
-        </w:rPr>
-        <w:t>0</w:t>
-      </w:r>
-      <w:r>
-        <w:t>,</w:t>
-      </w:r>
-      <w:r>
-        <w:br/>
-        <w:t>    </w:t>
-      </w:r>
-      <w:r>
-        <w:rPr>
-          <w:b/>
-          <w:bCs/>
-        </w:rPr>
-        <w:t>"msg"</w:t>
-      </w:r>
-      <w:r>
-        <w:t>: </w:t>
-      </w:r>
-      <w:r>
-        <w:rPr>
-          <w:b/>
-          <w:bCs/>
-        </w:rPr>
         <w:t>"success"</w:t>
       </w:r>
       <w:r>
@@ -11013,22 +10295,339 @@
     </w:p>
     <w:p>
       <w:pPr>
+        <w:pStyle w:val="3"/>
+      </w:pPr>
+      <w:bookmarkStart w:id="38" w:name="_Toc236399641"/>
+      <w:r>
+        <w:rPr>
+          <w:rFonts w:hint="eastAsia"/>
+        </w:rPr>
+        <w:t xml:space="preserve">2.5.3 </w:t>
+      </w:r>
+      <w:r>
+        <w:rPr>
+          <w:rFonts w:hint="eastAsia"/>
+        </w:rPr>
+        <w:t>获取</w:t>
+      </w:r>
+      <w:r>
+        <w:rPr>
+          <w:rFonts w:hint="eastAsia"/>
+        </w:rPr>
+        <w:t>转发列表</w:t>
+      </w:r>
+      <w:bookmarkEnd w:id="38"/>
+    </w:p>
+    <w:p>
+      <w:r>
+        <w:rPr>
+          <w:rFonts w:hint="eastAsia"/>
+        </w:rPr>
+        <w:t xml:space="preserve">    </w:t>
+      </w:r>
+      <w:r>
+        <w:rPr>
+          <w:rFonts w:hint="eastAsia"/>
+        </w:rPr>
+        <w:t>支持获取</w:t>
+      </w:r>
+      <w:r>
+        <w:rPr>
+          <w:rFonts w:hint="eastAsia"/>
+        </w:rPr>
+        <w:t xml:space="preserve">forward </w:t>
+      </w:r>
+      <w:r>
+        <w:rPr>
+          <w:rFonts w:hint="eastAsia"/>
+        </w:rPr>
+        <w:t>和</w:t>
+      </w:r>
+      <w:r>
+        <w:rPr>
+          <w:rFonts w:hint="eastAsia"/>
+        </w:rPr>
+        <w:t xml:space="preserve"> proxy </w:t>
+      </w:r>
+      <w:r>
+        <w:rPr>
+          <w:rFonts w:hint="eastAsia"/>
+        </w:rPr>
+        <w:t>的</w:t>
+      </w:r>
+      <w:r>
+        <w:rPr>
+          <w:rFonts w:hint="eastAsia"/>
+        </w:rPr>
+        <w:t>转发客户端列表</w:t>
+      </w:r>
+    </w:p>
+    <w:p>
+      <w:pPr>
+        <w:pStyle w:val="4"/>
+      </w:pPr>
+      <w:r>
+        <w:rPr>
+          <w:rFonts w:hint="eastAsia"/>
+        </w:rPr>
+        <w:t>2</w:t>
+      </w:r>
+      <w:r>
+        <w:rPr>
+          <w:rFonts w:hint="eastAsia"/>
+        </w:rPr>
+        <w:t>.5.</w:t>
+      </w:r>
+      <w:r>
+        <w:rPr>
+          <w:rFonts w:hint="eastAsia"/>
+        </w:rPr>
+        <w:t>3</w:t>
+      </w:r>
+      <w:r>
+        <w:rPr>
+          <w:rFonts w:hint="eastAsia"/>
+        </w:rPr>
+        <w:t xml:space="preserve">.1 </w:t>
+      </w:r>
+      <w:r>
+        <w:rPr>
+          <w:rFonts w:hint="eastAsia"/>
+        </w:rPr>
+        <w:t>请求</w:t>
+      </w:r>
+    </w:p>
+    <w:p>
+      <w:r>
+        <w:rPr>
+          <w:rFonts w:hint="eastAsia"/>
+        </w:rPr>
+        <w:t>接口</w:t>
+      </w:r>
+      <w:r>
+        <w:rPr>
+          <w:rFonts w:hint="eastAsia"/>
+        </w:rPr>
+        <w:t>:HTTP</w:t>
+      </w:r>
+    </w:p>
+    <w:p>
+      <w:r>
+        <w:rPr>
+          <w:rFonts w:hint="eastAsia"/>
+        </w:rPr>
+        <w:t>方法</w:t>
+      </w:r>
+      <w:r>
+        <w:rPr>
+          <w:rFonts w:hint="eastAsia"/>
+        </w:rPr>
+        <w:t>:GET</w:t>
+      </w:r>
+    </w:p>
+    <w:p>
+      <w:r>
+        <w:rPr>
+          <w:rFonts w:hint="eastAsia"/>
+        </w:rPr>
+        <w:t>地址</w:t>
+      </w:r>
+      <w:r>
+        <w:rPr>
+          <w:rFonts w:hint="eastAsia"/>
+        </w:rPr>
+        <w:t>:</w:t>
+      </w:r>
+      <w:r>
+        <w:t>http://127.0.0.1:5400/api?function=list&amp;value=forward</w:t>
+      </w:r>
+    </w:p>
+    <w:p>
+      <w:r>
+        <w:rPr>
+          <w:rFonts w:hint="eastAsia"/>
+        </w:rPr>
+        <w:t xml:space="preserve">                                          =</w:t>
+      </w:r>
+      <w:r>
+        <w:t>proxy</w:t>
+      </w:r>
+      <w:r>
+        <w:rPr>
+          <w:rFonts w:hint="eastAsia"/>
+        </w:rPr>
+        <w:t xml:space="preserve"> </w:t>
+      </w:r>
+    </w:p>
+    <w:p>
+      <w:r>
+        <w:rPr>
+          <w:rFonts w:hint="eastAsia"/>
+        </w:rPr>
+        <w:t>负载</w:t>
+      </w:r>
+      <w:r>
+        <w:rPr>
+          <w:rFonts w:hint="eastAsia"/>
+        </w:rPr>
+        <w:t>:</w:t>
+      </w:r>
+      <w:r>
+        <w:rPr>
+          <w:rFonts w:hint="eastAsia"/>
+        </w:rPr>
+        <w:t>无</w:t>
+      </w:r>
+    </w:p>
+    <w:p>
+      <w:pPr>
+        <w:pStyle w:val="4"/>
+      </w:pPr>
+      <w:r>
+        <w:rPr>
+          <w:rFonts w:hint="eastAsia"/>
+        </w:rPr>
+        <w:t>2</w:t>
+      </w:r>
+      <w:r>
+        <w:rPr>
+          <w:rFonts w:hint="eastAsia"/>
+        </w:rPr>
+        <w:t>.5.</w:t>
+      </w:r>
+      <w:r>
+        <w:rPr>
+          <w:rFonts w:hint="eastAsia"/>
+        </w:rPr>
+        <w:t>3</w:t>
+      </w:r>
+      <w:r>
+        <w:rPr>
+          <w:rFonts w:hint="eastAsia"/>
+        </w:rPr>
+        <w:t xml:space="preserve">.2 </w:t>
+      </w:r>
+      <w:r>
+        <w:rPr>
+          <w:rFonts w:hint="eastAsia"/>
+        </w:rPr>
+        <w:t>回复</w:t>
+      </w:r>
+    </w:p>
+    <w:p>
+      <w:r>
+        <w:t>{</w:t>
+      </w:r>
+    </w:p>
+    <w:p>
+      <w:r>
+        <w:t xml:space="preserve">    "Array": [</w:t>
+      </w:r>
+    </w:p>
+    <w:p>
+      <w:r>
+        <w:t xml:space="preserve">        {</w:t>
+      </w:r>
+    </w:p>
+    <w:p>
+      <w:r>
+        <w:t xml:space="preserve">            "bForward": false,</w:t>
+      </w:r>
+    </w:p>
+    <w:p>
+      <w:r>
+        <w:t xml:space="preserve">            "st_UserAuth": {</w:t>
+      </w:r>
+    </w:p>
+    <w:p>
+      <w:r>
+        <w:t xml:space="preserve">                "enClientType": 0,</w:t>
+      </w:r>
+    </w:p>
+    <w:p>
+      <w:r>
+        <w:t xml:space="preserve">                "enDeviceType": 0,</w:t>
+      </w:r>
+    </w:p>
+    <w:p>
+      <w:r>
+        <w:t xml:space="preserve">                "tszDCode": "",</w:t>
+      </w:r>
+    </w:p>
+    <w:p>
+      <w:r>
+        <w:t xml:space="preserve">                "tszUserName": "test",</w:t>
+      </w:r>
+    </w:p>
+    <w:p>
+      <w:r>
+        <w:t xml:space="preserve">                "tszUserPass": ""</w:t>
+      </w:r>
+    </w:p>
+    <w:p>
+      <w:r>
+        <w:t xml:space="preserve">            },</w:t>
+      </w:r>
+    </w:p>
+    <w:p>
+      <w:r>
+        <w:t xml:space="preserve">            "tszDstAddr": "",</w:t>
+      </w:r>
+    </w:p>
+    <w:p>
+      <w:r>
+        <w:t xml:space="preserve">            "tszSrcAddr": "127.0.0.1:62657"</w:t>
+      </w:r>
+    </w:p>
+    <w:p>
+      <w:r>
+        <w:t xml:space="preserve">        }</w:t>
+      </w:r>
+    </w:p>
+    <w:p>
+      <w:r>
+        <w:t xml:space="preserve">    ],</w:t>
+      </w:r>
+    </w:p>
+    <w:p>
+      <w:r>
+        <w:t xml:space="preserve">    "Count": 1,</w:t>
+      </w:r>
+    </w:p>
+    <w:p>
+      <w:r>
+        <w:t xml:space="preserve">    "code": 0,</w:t>
+      </w:r>
+    </w:p>
+    <w:p>
+      <w:r>
+        <w:t xml:space="preserve">    "msg": "success"</w:t>
+      </w:r>
+    </w:p>
+    <w:p>
+      <w:r>
+        <w:t>}</w:t>
+      </w:r>
+    </w:p>
+    <w:p>
+      <w:pPr>
         <w:pStyle w:val="1"/>
       </w:pPr>
-      <w:bookmarkStart w:id="38" w:name="_Toc221526688"/>
-      <w:r>
-        <w:rPr>
-          <w:rFonts w:hint="eastAsia"/>
-        </w:rPr>
+      <w:bookmarkStart w:id="39" w:name="_Toc236399642"/>
+      <w:r>
+        <w:rPr>
+          <w:rFonts w:hint="eastAsia"/>
+        </w:rPr>
+        <w:lastRenderedPageBreak/>
         <w:t>附录</w:t>
       </w:r>
-      <w:bookmarkEnd w:id="38"/>
+      <w:bookmarkEnd w:id="39"/>
     </w:p>
     <w:p>
       <w:pPr>
         <w:pStyle w:val="2"/>
       </w:pPr>
-      <w:bookmarkStart w:id="39" w:name="_Toc221526689"/>
+      <w:bookmarkStart w:id="40" w:name="_Toc236399643"/>
       <w:r>
         <w:rPr>
           <w:rFonts w:hint="eastAsia"/>
@@ -11047,7 +10646,7 @@
         </w:rPr>
         <w:t>更新历史</w:t>
       </w:r>
-      <w:bookmarkEnd w:id="39"/>
+      <w:bookmarkEnd w:id="40"/>
     </w:p>
     <w:tbl>
       <w:tblPr>
@@ -11119,8 +10718,8 @@
     </w:tbl>
     <w:p/>
     <w:sectPr>
-      <w:headerReference w:type="default" r:id="rId9"/>
-      <w:footerReference w:type="default" r:id="rId10"/>
+      <w:headerReference w:type="default" r:id="rId10"/>
+      <w:footerReference w:type="default" r:id="rId11"/>
       <w:pgSz w:w="11906" w:h="16838"/>
       <w:pgMar w:top="1440" w:right="1800" w:bottom="1440" w:left="1800" w:header="851" w:footer="992" w:gutter="0"/>
       <w:cols w:space="425"/>
@@ -11131,7 +10730,7 @@
 </file>
 
 <file path=word/endnotes.xml><?xml version="1.0" encoding="utf-8"?>
-<w:endnotes xmlns:wpc="http://schemas.microsoft.com/office/word/2010/wordprocessingCanvas" xmlns:cx="http://schemas.microsoft.com/office/drawing/2014/chartex" xmlns:cx1="http://schemas.microsoft.com/office/drawing/2015/9/8/chartex" xmlns:cx2="http://schemas.microsoft.com/office/drawing/2015/10/21/chartex" xmlns:cx3="http://schemas.microsoft.com/office/drawing/2016/5/9/chartex" xmlns:cx4="http://schemas.microsoft.com/office/drawing/2016/5/10/chartex" xmlns:cx5="http://schemas.microsoft.com/office/drawing/2016/5/11/chartex" xmlns:cx6="http://schemas.microsoft.com/office/drawing/2016/5/12/chartex" xmlns:cx7="http://schemas.microsoft.com/office/drawing/2016/5/13/chartex" xmlns:cx8="http://schemas.microsoft.com/office/drawing/2016/5/14/chartex" xmlns:mc="http://schemas.openxmlformats.org/markup-compatibility/2006" xmlns:aink="http://schemas.microsoft.com/office/drawing/2016/ink" xmlns:am3d="http://schemas.microsoft.com/office/drawing/2017/model3d" xmlns:o="urn:schemas-microsoft-com:office:office" xmlns:oel="http://schemas.microsoft.com/office/2019/extlst" xmlns:r="http://schemas.openxmlformats.org/officeDocument/2006/relationships" xmlns:m="http://schemas.openxmlformats.org/officeDocument/2006/math" xmlns:v="urn:schemas-microsoft-com:vml" xmlns:wp14="http://schemas.microsoft.com/office/word/2010/wordprocessingDrawing" xmlns:wp="http://schemas.openxmlformats.org/drawingml/2006/wordprocessingDrawing" xmlns:w10="urn:schemas-microsoft-com:office:word" xmlns:w="http://schemas.openxmlformats.org/wordprocessingml/2006/main" xmlns:w14="http://schemas.microsoft.com/office/word/2010/wordml" xmlns:w15="http://schemas.microsoft.com/office/word/2012/wordml" xmlns:w16cex="http://schemas.microsoft.com/office/word/2018/wordml/cex" xmlns:w16cid="http://schemas.microsoft.com/office/word/2016/wordml/cid" xmlns:w16="http://schemas.microsoft.com/office/word/2018/wordml" xmlns:w16du="http://schemas.microsoft.com/office/word/2023/wordml/word16du" xmlns:w16sdtdh="http://schemas.microsoft.com/office/word/2020/wordml/sdtdatahash" xmlns:w16sdtfl="http://schemas.microsoft.com/office/word/2024/wordml/sdtformatlock" xmlns:w16se="http://schemas.microsoft.com/office/word/2015/wordml/symex" xmlns:wpg="http://schemas.microsoft.com/office/word/2010/wordprocessingGroup" xmlns:wpi="http://schemas.microsoft.com/office/word/2010/wordprocessingInk" xmlns:wne="http://schemas.microsoft.com/office/word/2006/wordml" xmlns:wps="http://schemas.microsoft.com/office/word/2010/wordprocessingShape" mc:Ignorable="w14 w15 w16se w16cid w16 w16cex w16sdtdh w16sdtfl w16du wp14">
+<w:endnotes xmlns:wpc="http://schemas.microsoft.com/office/word/2010/wordprocessingCanvas" xmlns:cx="http://schemas.microsoft.com/office/drawing/2014/chartex" xmlns:cx1="http://schemas.microsoft.com/office/drawing/2015/9/8/chartex" xmlns:cx2="http://schemas.microsoft.com/office/drawing/2015/10/21/chartex" xmlns:cx3="http://schemas.microsoft.com/office/drawing/2016/5/9/chartex" xmlns:cx4="http://schemas.microsoft.com/office/drawing/2016/5/10/chartex" xmlns:cx5="http://schemas.microsoft.com/office/drawing/2016/5/11/chartex" xmlns:cx6="http://schemas.microsoft.com/office/drawing/2016/5/12/chartex" xmlns:cx7="http://schemas.microsoft.com/office/drawing/2016/5/13/chartex" xmlns:cx8="http://schemas.microsoft.com/office/drawing/2016/5/14/chartex" xmlns:mc="http://schemas.openxmlformats.org/markup-compatibility/2006" xmlns:aink="http://schemas.microsoft.com/office/drawing/2016/ink" xmlns:am3d="http://schemas.microsoft.com/office/drawing/2017/model3d" xmlns:o="urn:schemas-microsoft-com:office:office" xmlns:oel="http://schemas.microsoft.com/office/2019/extlst" xmlns:r="http://schemas.openxmlformats.org/officeDocument/2006/relationships" xmlns:m="http://schemas.openxmlformats.org/officeDocument/2006/math" xmlns:v="urn:schemas-microsoft-com:vml" xmlns:wp14="http://schemas.microsoft.com/office/word/2010/wordprocessingDrawing" xmlns:wp="http://schemas.openxmlformats.org/drawingml/2006/wordprocessingDrawing" xmlns:w10="urn:schemas-microsoft-com:office:word" xmlns:w="http://schemas.openxmlformats.org/wordprocessingml/2006/main" xmlns:w14="http://schemas.microsoft.com/office/word/2010/wordml" xmlns:w15="http://schemas.microsoft.com/office/word/2012/wordml" xmlns:w16cei="http://schemas.microsoft.com/office/word/2026/wordml/cei" xmlns:w16cex="http://schemas.microsoft.com/office/word/2018/wordml/cex" xmlns:w16cid="http://schemas.microsoft.com/office/word/2016/wordml/cid" xmlns:w16="http://schemas.microsoft.com/office/word/2018/wordml" xmlns:w16du="http://schemas.microsoft.com/office/word/2023/wordml/word16du" xmlns:w16sdtdh="http://schemas.microsoft.com/office/word/2020/wordml/sdtdatahash" xmlns:w16sdtfl="http://schemas.microsoft.com/office/word/2024/wordml/sdtformatlock" xmlns:w16se="http://schemas.microsoft.com/office/word/2015/wordml/symex" xmlns:wpg="http://schemas.microsoft.com/office/word/2010/wordprocessingGroup" xmlns:wpi="http://schemas.microsoft.com/office/word/2010/wordprocessingInk" xmlns:wne="http://schemas.microsoft.com/office/word/2006/wordml" xmlns:wps="http://schemas.microsoft.com/office/word/2010/wordprocessingShape" mc:Ignorable="w14 w15 w16se w16cid w16 w16cex w16sdtdh w16sdtfl w16du wp14">
   <w:endnote w:type="separator" w:id="-1">
     <w:p>
       <w:r>
@@ -11150,7 +10749,7 @@
 </file>
 
 <file path=word/footer1.xml><?xml version="1.0" encoding="utf-8"?>
-<w:ftr xmlns:wpc="http://schemas.microsoft.com/office/word/2010/wordprocessingCanvas" xmlns:cx="http://schemas.microsoft.com/office/drawing/2014/chartex" xmlns:cx1="http://schemas.microsoft.com/office/drawing/2015/9/8/chartex" xmlns:cx2="http://schemas.microsoft.com/office/drawing/2015/10/21/chartex" xmlns:cx3="http://schemas.microsoft.com/office/drawing/2016/5/9/chartex" xmlns:cx4="http://schemas.microsoft.com/office/drawing/2016/5/10/chartex" xmlns:cx5="http://schemas.microsoft.com/office/drawing/2016/5/11/chartex" xmlns:cx6="http://schemas.microsoft.com/office/drawing/2016/5/12/chartex" xmlns:cx7="http://schemas.microsoft.com/office/drawing/2016/5/13/chartex" xmlns:cx8="http://schemas.microsoft.com/office/drawing/2016/5/14/chartex" xmlns:mc="http://schemas.openxmlformats.org/markup-compatibility/2006" xmlns:aink="http://schemas.microsoft.com/office/drawing/2016/ink" xmlns:am3d="http://schemas.microsoft.com/office/drawing/2017/model3d" xmlns:o="urn:schemas-microsoft-com:office:office" xmlns:oel="http://schemas.microsoft.com/office/2019/extlst" xmlns:r="http://schemas.openxmlformats.org/officeDocument/2006/relationships" xmlns:m="http://schemas.openxmlformats.org/officeDocument/2006/math" xmlns:v="urn:schemas-microsoft-com:vml" xmlns:wp14="http://schemas.microsoft.com/office/word/2010/wordprocessingDrawing" xmlns:wp="http://schemas.openxmlformats.org/drawingml/2006/wordprocessingDrawing" xmlns:w10="urn:schemas-microsoft-com:office:word" xmlns:w="http://schemas.openxmlformats.org/wordprocessingml/2006/main" xmlns:w14="http://schemas.microsoft.com/office/word/2010/wordml" xmlns:w15="http://schemas.microsoft.com/office/word/2012/wordml" xmlns:w16cex="http://schemas.microsoft.com/office/word/2018/wordml/cex" xmlns:w16cid="http://schemas.microsoft.com/office/word/2016/wordml/cid" xmlns:w16="http://schemas.microsoft.com/office/word/2018/wordml" xmlns:w16du="http://schemas.microsoft.com/office/word/2023/wordml/word16du" xmlns:w16sdtdh="http://schemas.microsoft.com/office/word/2020/wordml/sdtdatahash" xmlns:w16sdtfl="http://schemas.microsoft.com/office/word/2024/wordml/sdtformatlock" xmlns:w16se="http://schemas.microsoft.com/office/word/2015/wordml/symex" xmlns:wpg="http://schemas.microsoft.com/office/word/2010/wordprocessingGroup" xmlns:wpi="http://schemas.microsoft.com/office/word/2010/wordprocessingInk" xmlns:wne="http://schemas.microsoft.com/office/word/2006/wordml" xmlns:wps="http://schemas.microsoft.com/office/word/2010/wordprocessingShape" mc:Ignorable="w14 w15 w16se w16cid w16 w16cex w16sdtdh w16sdtfl w16du wp14">
+<w:ftr xmlns:wpc="http://schemas.microsoft.com/office/word/2010/wordprocessingCanvas" xmlns:cx="http://schemas.microsoft.com/office/drawing/2014/chartex" xmlns:cx1="http://schemas.microsoft.com/office/drawing/2015/9/8/chartex" xmlns:cx2="http://schemas.microsoft.com/office/drawing/2015/10/21/chartex" xmlns:cx3="http://schemas.microsoft.com/office/drawing/2016/5/9/chartex" xmlns:cx4="http://schemas.microsoft.com/office/drawing/2016/5/10/chartex" xmlns:cx5="http://schemas.microsoft.com/office/drawing/2016/5/11/chartex" xmlns:cx6="http://schemas.microsoft.com/office/drawing/2016/5/12/chartex" xmlns:cx7="http://schemas.microsoft.com/office/drawing/2016/5/13/chartex" xmlns:cx8="http://schemas.microsoft.com/office/drawing/2016/5/14/chartex" xmlns:mc="http://schemas.openxmlformats.org/markup-compatibility/2006" xmlns:aink="http://schemas.microsoft.com/office/drawing/2016/ink" xmlns:am3d="http://schemas.microsoft.com/office/drawing/2017/model3d" xmlns:o="urn:schemas-microsoft-com:office:office" xmlns:oel="http://schemas.microsoft.com/office/2019/extlst" xmlns:r="http://schemas.openxmlformats.org/officeDocument/2006/relationships" xmlns:m="http://schemas.openxmlformats.org/officeDocument/2006/math" xmlns:v="urn:schemas-microsoft-com:vml" xmlns:wp14="http://schemas.microsoft.com/office/word/2010/wordprocessingDrawing" xmlns:wp="http://schemas.openxmlformats.org/drawingml/2006/wordprocessingDrawing" xmlns:w10="urn:schemas-microsoft-com:office:word" xmlns:w="http://schemas.openxmlformats.org/wordprocessingml/2006/main" xmlns:w14="http://schemas.microsoft.com/office/word/2010/wordml" xmlns:w15="http://schemas.microsoft.com/office/word/2012/wordml" xmlns:w16cei="http://schemas.microsoft.com/office/word/2026/wordml/cei" xmlns:w16cex="http://schemas.microsoft.com/office/word/2018/wordml/cex" xmlns:w16cid="http://schemas.microsoft.com/office/word/2016/wordml/cid" xmlns:w16="http://schemas.microsoft.com/office/word/2018/wordml" xmlns:w16du="http://schemas.microsoft.com/office/word/2023/wordml/word16du" xmlns:w16sdtdh="http://schemas.microsoft.com/office/word/2020/wordml/sdtdatahash" xmlns:w16sdtfl="http://schemas.microsoft.com/office/word/2024/wordml/sdtformatlock" xmlns:w16se="http://schemas.microsoft.com/office/word/2015/wordml/symex" xmlns:wpg="http://schemas.microsoft.com/office/word/2010/wordprocessingGroup" xmlns:wpi="http://schemas.microsoft.com/office/word/2010/wordprocessingInk" xmlns:wne="http://schemas.microsoft.com/office/word/2006/wordml" xmlns:wps="http://schemas.microsoft.com/office/word/2010/wordprocessingShape" mc:Ignorable="w14 w15 w16se w16cid w16 w16cex w16sdtdh w16sdtfl w16du wp14">
   <w:p>
     <w:pPr>
       <w:pStyle w:val="a3"/>
@@ -11316,7 +10915,7 @@
 </file>
 
 <file path=word/footnotes.xml><?xml version="1.0" encoding="utf-8"?>
-<w:footnotes xmlns:wpc="http://schemas.microsoft.com/office/word/2010/wordprocessingCanvas" xmlns:cx="http://schemas.microsoft.com/office/drawing/2014/chartex" xmlns:cx1="http://schemas.microsoft.com/office/drawing/2015/9/8/chartex" xmlns:cx2="http://schemas.microsoft.com/office/drawing/2015/10/21/chartex" xmlns:cx3="http://schemas.microsoft.com/office/drawing/2016/5/9/chartex" xmlns:cx4="http://schemas.microsoft.com/office/drawing/2016/5/10/chartex" xmlns:cx5="http://schemas.microsoft.com/office/drawing/2016/5/11/chartex" xmlns:cx6="http://schemas.microsoft.com/office/drawing/2016/5/12/chartex" xmlns:cx7="http://schemas.microsoft.com/office/drawing/2016/5/13/chartex" xmlns:cx8="http://schemas.microsoft.com/office/drawing/2016/5/14/chartex" xmlns:mc="http://schemas.openxmlformats.org/markup-compatibility/2006" xmlns:aink="http://schemas.microsoft.com/office/drawing/2016/ink" xmlns:am3d="http://schemas.microsoft.com/office/drawing/2017/model3d" xmlns:o="urn:schemas-microsoft-com:office:office" xmlns:oel="http://schemas.microsoft.com/office/2019/extlst" xmlns:r="http://schemas.openxmlformats.org/officeDocument/2006/relationships" xmlns:m="http://schemas.openxmlformats.org/officeDocument/2006/math" xmlns:v="urn:schemas-microsoft-com:vml" xmlns:wp14="http://schemas.microsoft.com/office/word/2010/wordprocessingDrawing" xmlns:wp="http://schemas.openxmlformats.org/drawingml/2006/wordprocessingDrawing" xmlns:w10="urn:schemas-microsoft-com:office:word" xmlns:w="http://schemas.openxmlformats.org/wordprocessingml/2006/main" xmlns:w14="http://schemas.microsoft.com/office/word/2010/wordml" xmlns:w15="http://schemas.microsoft.com/office/word/2012/wordml" xmlns:w16cex="http://schemas.microsoft.com/office/word/2018/wordml/cex" xmlns:w16cid="http://schemas.microsoft.com/office/word/2016/wordml/cid" xmlns:w16="http://schemas.microsoft.com/office/word/2018/wordml" xmlns:w16du="http://schemas.microsoft.com/office/word/2023/wordml/word16du" xmlns:w16sdtdh="http://schemas.microsoft.com/office/word/2020/wordml/sdtdatahash" xmlns:w16sdtfl="http://schemas.microsoft.com/office/word/2024/wordml/sdtformatlock" xmlns:w16se="http://schemas.microsoft.com/office/word/2015/wordml/symex" xmlns:wpg="http://schemas.microsoft.com/office/word/2010/wordprocessingGroup" xmlns:wpi="http://schemas.microsoft.com/office/word/2010/wordprocessingInk" xmlns:wne="http://schemas.microsoft.com/office/word/2006/wordml" xmlns:wps="http://schemas.microsoft.com/office/word/2010/wordprocessingShape" mc:Ignorable="w14 w15 w16se w16cid w16 w16cex w16sdtdh w16sdtfl w16du wp14">
+<w:footnotes xmlns:wpc="http://schemas.microsoft.com/office/word/2010/wordprocessingCanvas" xmlns:cx="http://schemas.microsoft.com/office/drawing/2014/chartex" xmlns:cx1="http://schemas.microsoft.com/office/drawing/2015/9/8/chartex" xmlns:cx2="http://schemas.microsoft.com/office/drawing/2015/10/21/chartex" xmlns:cx3="http://schemas.microsoft.com/office/drawing/2016/5/9/chartex" xmlns:cx4="http://schemas.microsoft.com/office/drawing/2016/5/10/chartex" xmlns:cx5="http://schemas.microsoft.com/office/drawing/2016/5/11/chartex" xmlns:cx6="http://schemas.microsoft.com/office/drawing/2016/5/12/chartex" xmlns:cx7="http://schemas.microsoft.com/office/drawing/2016/5/13/chartex" xmlns:cx8="http://schemas.microsoft.com/office/drawing/2016/5/14/chartex" xmlns:mc="http://schemas.openxmlformats.org/markup-compatibility/2006" xmlns:aink="http://schemas.microsoft.com/office/drawing/2016/ink" xmlns:am3d="http://schemas.microsoft.com/office/drawing/2017/model3d" xmlns:o="urn:schemas-microsoft-com:office:office" xmlns:oel="http://schemas.microsoft.com/office/2019/extlst" xmlns:r="http://schemas.openxmlformats.org/officeDocument/2006/relationships" xmlns:m="http://schemas.openxmlformats.org/officeDocument/2006/math" xmlns:v="urn:schemas-microsoft-com:vml" xmlns:wp14="http://schemas.microsoft.com/office/word/2010/wordprocessingDrawing" xmlns:wp="http://schemas.openxmlformats.org/drawingml/2006/wordprocessingDrawing" xmlns:w10="urn:schemas-microsoft-com:office:word" xmlns:w="http://schemas.openxmlformats.org/wordprocessingml/2006/main" xmlns:w14="http://schemas.microsoft.com/office/word/2010/wordml" xmlns:w15="http://schemas.microsoft.com/office/word/2012/wordml" xmlns:w16cei="http://schemas.microsoft.com/office/word/2026/wordml/cei" xmlns:w16cex="http://schemas.microsoft.com/office/word/2018/wordml/cex" xmlns:w16cid="http://schemas.microsoft.com/office/word/2016/wordml/cid" xmlns:w16="http://schemas.microsoft.com/office/word/2018/wordml" xmlns:w16du="http://schemas.microsoft.com/office/word/2023/wordml/word16du" xmlns:w16sdtdh="http://schemas.microsoft.com/office/word/2020/wordml/sdtdatahash" xmlns:w16sdtfl="http://schemas.microsoft.com/office/word/2024/wordml/sdtformatlock" xmlns:w16se="http://schemas.microsoft.com/office/word/2015/wordml/symex" xmlns:wpg="http://schemas.microsoft.com/office/word/2010/wordprocessingGroup" xmlns:wpi="http://schemas.microsoft.com/office/word/2010/wordprocessingInk" xmlns:wne="http://schemas.microsoft.com/office/word/2006/wordml" xmlns:wps="http://schemas.microsoft.com/office/word/2010/wordprocessingShape" mc:Ignorable="w14 w15 w16se w16cid w16 w16cex w16sdtdh w16sdtfl w16du wp14">
   <w:footnote w:type="separator" w:id="-1">
     <w:p>
       <w:r>
@@ -11335,25 +10934,17 @@
 </file>
 
 <file path=word/header1.xml><?xml version="1.0" encoding="utf-8"?>
-<w:hdr xmlns:wpc="http://schemas.microsoft.com/office/word/2010/wordprocessingCanvas" xmlns:cx="http://schemas.microsoft.com/office/drawing/2014/chartex" xmlns:cx1="http://schemas.microsoft.com/office/drawing/2015/9/8/chartex" xmlns:cx2="http://schemas.microsoft.com/office/drawing/2015/10/21/chartex" xmlns:cx3="http://schemas.microsoft.com/office/drawing/2016/5/9/chartex" xmlns:cx4="http://schemas.microsoft.com/office/drawing/2016/5/10/chartex" xmlns:cx5="http://schemas.microsoft.com/office/drawing/2016/5/11/chartex" xmlns:cx6="http://schemas.microsoft.com/office/drawing/2016/5/12/chartex" xmlns:cx7="http://schemas.microsoft.com/office/drawing/2016/5/13/chartex" xmlns:cx8="http://schemas.microsoft.com/office/drawing/2016/5/14/chartex" xmlns:mc="http://schemas.openxmlformats.org/markup-compatibility/2006" xmlns:aink="http://schemas.microsoft.com/office/drawing/2016/ink" xmlns:am3d="http://schemas.microsoft.com/office/drawing/2017/model3d" xmlns:o="urn:schemas-microsoft-com:office:office" xmlns:oel="http://schemas.microsoft.com/office/2019/extlst" xmlns:r="http://schemas.openxmlformats.org/officeDocument/2006/relationships" xmlns:m="http://schemas.openxmlformats.org/officeDocument/2006/math" xmlns:v="urn:schemas-microsoft-com:vml" xmlns:wp14="http://schemas.microsoft.com/office/word/2010/wordprocessingDrawing" xmlns:wp="http://schemas.openxmlformats.org/drawingml/2006/wordprocessingDrawing" xmlns:w10="urn:schemas-microsoft-com:office:word" xmlns:w="http://schemas.openxmlformats.org/wordprocessingml/2006/main" xmlns:w14="http://schemas.microsoft.com/office/word/2010/wordml" xmlns:w15="http://schemas.microsoft.com/office/word/2012/wordml" xmlns:w16cex="http://schemas.microsoft.com/office/word/2018/wordml/cex" xmlns:w16cid="http://schemas.microsoft.com/office/word/2016/wordml/cid" xmlns:w16="http://schemas.microsoft.com/office/word/2018/wordml" xmlns:w16du="http://schemas.microsoft.com/office/word/2023/wordml/word16du" xmlns:w16sdtdh="http://schemas.microsoft.com/office/word/2020/wordml/sdtdatahash" xmlns:w16sdtfl="http://schemas.microsoft.com/office/word/2024/wordml/sdtformatlock" xmlns:w16se="http://schemas.microsoft.com/office/word/2015/wordml/symex" xmlns:wpg="http://schemas.microsoft.com/office/word/2010/wordprocessingGroup" xmlns:wpi="http://schemas.microsoft.com/office/word/2010/wordprocessingInk" xmlns:wne="http://schemas.microsoft.com/office/word/2006/wordml" xmlns:wps="http://schemas.microsoft.com/office/word/2010/wordprocessingShape" mc:Ignorable="w14 w15 w16se w16cid w16 w16cex w16sdtdh w16sdtfl w16du wp14">
+<w:hdr xmlns:wpc="http://schemas.microsoft.com/office/word/2010/wordprocessingCanvas" xmlns:cx="http://schemas.microsoft.com/office/drawing/2014/chartex" xmlns:cx1="http://schemas.microsoft.com/office/drawing/2015/9/8/chartex" xmlns:cx2="http://schemas.microsoft.com/office/drawing/2015/10/21/chartex" xmlns:cx3="http://schemas.microsoft.com/office/drawing/2016/5/9/chartex" xmlns:cx4="http://schemas.microsoft.com/office/drawing/2016/5/10/chartex" xmlns:cx5="http://schemas.microsoft.com/office/drawing/2016/5/11/chartex" xmlns:cx6="http://schemas.microsoft.com/office/drawing/2016/5/12/chartex" xmlns:cx7="http://schemas.microsoft.com/office/drawing/2016/5/13/chartex" xmlns:cx8="http://schemas.microsoft.com/office/drawing/2016/5/14/chartex" xmlns:mc="http://schemas.openxmlformats.org/markup-compatibility/2006" xmlns:aink="http://schemas.microsoft.com/office/drawing/2016/ink" xmlns:am3d="http://schemas.microsoft.com/office/drawing/2017/model3d" xmlns:o="urn:schemas-microsoft-com:office:office" xmlns:oel="http://schemas.microsoft.com/office/2019/extlst" xmlns:r="http://schemas.openxmlformats.org/officeDocument/2006/relationships" xmlns:m="http://schemas.openxmlformats.org/officeDocument/2006/math" xmlns:v="urn:schemas-microsoft-com:vml" xmlns:wp14="http://schemas.microsoft.com/office/word/2010/wordprocessingDrawing" xmlns:wp="http://schemas.openxmlformats.org/drawingml/2006/wordprocessingDrawing" xmlns:w10="urn:schemas-microsoft-com:office:word" xmlns:w="http://schemas.openxmlformats.org/wordprocessingml/2006/main" xmlns:w14="http://schemas.microsoft.com/office/word/2010/wordml" xmlns:w15="http://schemas.microsoft.com/office/word/2012/wordml" xmlns:w16cei="http://schemas.microsoft.com/office/word/2026/wordml/cei" xmlns:w16cex="http://schemas.microsoft.com/office/word/2018/wordml/cex" xmlns:w16cid="http://schemas.microsoft.com/office/word/2016/wordml/cid" xmlns:w16="http://schemas.microsoft.com/office/word/2018/wordml" xmlns:w16du="http://schemas.microsoft.com/office/word/2023/wordml/word16du" xmlns:w16sdtdh="http://schemas.microsoft.com/office/word/2020/wordml/sdtdatahash" xmlns:w16sdtfl="http://schemas.microsoft.com/office/word/2024/wordml/sdtformatlock" xmlns:w16se="http://schemas.microsoft.com/office/word/2015/wordml/symex" xmlns:wpg="http://schemas.microsoft.com/office/word/2010/wordprocessingGroup" xmlns:wpi="http://schemas.microsoft.com/office/word/2010/wordprocessingInk" xmlns:wne="http://schemas.microsoft.com/office/word/2006/wordml" xmlns:wps="http://schemas.microsoft.com/office/word/2010/wordprocessingShape" mc:Ignorable="w14 w15 w16se w16cid w16 w16cex w16sdtdh w16sdtfl w16du wp14">
   <w:p>
     <w:pPr>
       <w:pStyle w:val="a5"/>
       <w:jc w:val="both"/>
     </w:pPr>
-    <w:proofErr w:type="spellStart"/>
     <w:r>
       <w:rPr>
         <w:rFonts w:hint="eastAsia"/>
       </w:rPr>
-      <w:t>XEngine</w:t>
-    </w:r>
-    <w:proofErr w:type="spellEnd"/>
-    <w:r>
-      <w:rPr>
-        <w:rFonts w:hint="eastAsia"/>
-      </w:rPr>
-      <w:t xml:space="preserve">                                 </w:t>
+      <w:t xml:space="preserve">XEngine                                 </w:t>
     </w:r>
     <w:r>
       <w:rPr>
@@ -11365,22 +10956,14 @@
       <w:rPr>
         <w:rFonts w:hint="eastAsia"/>
       </w:rPr>
-      <w:t xml:space="preserve">                                  </w:t>
+      <w:t xml:space="preserve">                                  by:QYT</w:t>
     </w:r>
-    <w:proofErr w:type="spellStart"/>
-    <w:r>
-      <w:rPr>
-        <w:rFonts w:hint="eastAsia"/>
-      </w:rPr>
-      <w:t>by:QYT</w:t>
-    </w:r>
-    <w:proofErr w:type="spellEnd"/>
   </w:p>
 </w:hdr>
 </file>
 
 <file path=word/numbering.xml><?xml version="1.0" encoding="utf-8"?>
-<w:numbering xmlns:wpc="http://schemas.microsoft.com/office/word/2010/wordprocessingCanvas" xmlns:cx="http://schemas.microsoft.com/office/drawing/2014/chartex" xmlns:cx1="http://schemas.microsoft.com/office/drawing/2015/9/8/chartex" xmlns:cx2="http://schemas.microsoft.com/office/drawing/2015/10/21/chartex" xmlns:cx3="http://schemas.microsoft.com/office/drawing/2016/5/9/chartex" xmlns:cx4="http://schemas.microsoft.com/office/drawing/2016/5/10/chartex" xmlns:cx5="http://schemas.microsoft.com/office/drawing/2016/5/11/chartex" xmlns:cx6="http://schemas.microsoft.com/office/drawing/2016/5/12/chartex" xmlns:cx7="http://schemas.microsoft.com/office/drawing/2016/5/13/chartex" xmlns:cx8="http://schemas.microsoft.com/office/drawing/2016/5/14/chartex" xmlns:mc="http://schemas.openxmlformats.org/markup-compatibility/2006" xmlns:aink="http://schemas.microsoft.com/office/drawing/2016/ink" xmlns:am3d="http://schemas.microsoft.com/office/drawing/2017/model3d" xmlns:o="urn:schemas-microsoft-com:office:office" xmlns:oel="http://schemas.microsoft.com/office/2019/extlst" xmlns:r="http://schemas.openxmlformats.org/officeDocument/2006/relationships" xmlns:m="http://schemas.openxmlformats.org/officeDocument/2006/math" xmlns:v="urn:schemas-microsoft-com:vml" xmlns:wp14="http://schemas.microsoft.com/office/word/2010/wordprocessingDrawing" xmlns:wp="http://schemas.openxmlformats.org/drawingml/2006/wordprocessingDrawing" xmlns:w10="urn:schemas-microsoft-com:office:word" xmlns:w="http://schemas.openxmlformats.org/wordprocessingml/2006/main" xmlns:w14="http://schemas.microsoft.com/office/word/2010/wordml" xmlns:w15="http://schemas.microsoft.com/office/word/2012/wordml" xmlns:w16cex="http://schemas.microsoft.com/office/word/2018/wordml/cex" xmlns:w16cid="http://schemas.microsoft.com/office/word/2016/wordml/cid" xmlns:w16="http://schemas.microsoft.com/office/word/2018/wordml" xmlns:w16du="http://schemas.microsoft.com/office/word/2023/wordml/word16du" xmlns:w16sdtdh="http://schemas.microsoft.com/office/word/2020/wordml/sdtdatahash" xmlns:w16sdtfl="http://schemas.microsoft.com/office/word/2024/wordml/sdtformatlock" xmlns:w16se="http://schemas.microsoft.com/office/word/2015/wordml/symex" xmlns:wpg="http://schemas.microsoft.com/office/word/2010/wordprocessingGroup" xmlns:wpi="http://schemas.microsoft.com/office/word/2010/wordprocessingInk" xmlns:wne="http://schemas.microsoft.com/office/word/2006/wordml" xmlns:wps="http://schemas.microsoft.com/office/word/2010/wordprocessingShape" mc:Ignorable="w14 w15 w16se w16cid w16 w16cex w16sdtdh w16sdtfl w16du wp14">
+<w:numbering xmlns:wpc="http://schemas.microsoft.com/office/word/2010/wordprocessingCanvas" xmlns:cx="http://schemas.microsoft.com/office/drawing/2014/chartex" xmlns:cx1="http://schemas.microsoft.com/office/drawing/2015/9/8/chartex" xmlns:cx2="http://schemas.microsoft.com/office/drawing/2015/10/21/chartex" xmlns:cx3="http://schemas.microsoft.com/office/drawing/2016/5/9/chartex" xmlns:cx4="http://schemas.microsoft.com/office/drawing/2016/5/10/chartex" xmlns:cx5="http://schemas.microsoft.com/office/drawing/2016/5/11/chartex" xmlns:cx6="http://schemas.microsoft.com/office/drawing/2016/5/12/chartex" xmlns:cx7="http://schemas.microsoft.com/office/drawing/2016/5/13/chartex" xmlns:cx8="http://schemas.microsoft.com/office/drawing/2016/5/14/chartex" xmlns:mc="http://schemas.openxmlformats.org/markup-compatibility/2006" xmlns:aink="http://schemas.microsoft.com/office/drawing/2016/ink" xmlns:am3d="http://schemas.microsoft.com/office/drawing/2017/model3d" xmlns:o="urn:schemas-microsoft-com:office:office" xmlns:oel="http://schemas.microsoft.com/office/2019/extlst" xmlns:r="http://schemas.openxmlformats.org/officeDocument/2006/relationships" xmlns:m="http://schemas.openxmlformats.org/officeDocument/2006/math" xmlns:v="urn:schemas-microsoft-com:vml" xmlns:wp14="http://schemas.microsoft.com/office/word/2010/wordprocessingDrawing" xmlns:wp="http://schemas.openxmlformats.org/drawingml/2006/wordprocessingDrawing" xmlns:w10="urn:schemas-microsoft-com:office:word" xmlns:w="http://schemas.openxmlformats.org/wordprocessingml/2006/main" xmlns:w14="http://schemas.microsoft.com/office/word/2010/wordml" xmlns:w15="http://schemas.microsoft.com/office/word/2012/wordml" xmlns:w16cei="http://schemas.microsoft.com/office/word/2026/wordml/cei" xmlns:w16cex="http://schemas.microsoft.com/office/word/2018/wordml/cex" xmlns:w16cid="http://schemas.microsoft.com/office/word/2016/wordml/cid" xmlns:w16="http://schemas.microsoft.com/office/word/2018/wordml" xmlns:w16du="http://schemas.microsoft.com/office/word/2023/wordml/word16du" xmlns:w16sdtdh="http://schemas.microsoft.com/office/word/2020/wordml/sdtdatahash" xmlns:w16sdtfl="http://schemas.microsoft.com/office/word/2024/wordml/sdtformatlock" xmlns:w16se="http://schemas.microsoft.com/office/word/2015/wordml/symex" xmlns:wpg="http://schemas.microsoft.com/office/word/2010/wordprocessingGroup" xmlns:wpi="http://schemas.microsoft.com/office/word/2010/wordprocessingInk" xmlns:wne="http://schemas.microsoft.com/office/word/2006/wordml" xmlns:wps="http://schemas.microsoft.com/office/word/2010/wordprocessingShape" mc:Ignorable="w14 w15 w16se w16cid w16 w16cex w16sdtdh w16sdtfl w16du wp14">
   <w:abstractNum w:abstractNumId="0" w15:restartNumberingAfterBreak="0">
     <w:nsid w:val="8C715CE4"/>
     <w:multiLevelType w:val="multilevel"/>
@@ -12461,6 +12044,7 @@
   <w:style w:type="character" w:default="1" w:styleId="a0">
     <w:name w:val="Default Paragraph Font"/>
     <w:uiPriority w:val="1"/>
+    <w:semiHidden/>
     <w:unhideWhenUsed/>
   </w:style>
   <w:style w:type="table" w:default="1" w:styleId="a1">
@@ -12936,6 +12520,18 @@
       <w:szCs w:val="24"/>
     </w:rPr>
   </w:style>
+  <w:style w:type="character" w:styleId="af0">
+    <w:name w:val="Unresolved Mention"/>
+    <w:basedOn w:val="a0"/>
+    <w:uiPriority w:val="99"/>
+    <w:semiHidden/>
+    <w:unhideWhenUsed/>
+    <w:rsid w:val="00CB4BBA"/>
+    <w:rPr>
+      <w:color w:val="605E5C"/>
+      <w:shd w:val="clear" w:color="auto" w:fill="E1DFDD"/>
+    </w:rPr>
+  </w:style>
 </w:styles>
 </file>
 
@@ -13196,10 +12792,6 @@
 </file>
 
 <file path=customXml/item1.xml><?xml version="1.0" encoding="utf-8"?>
-<b:Sources xmlns:b="http://schemas.openxmlformats.org/officeDocument/2006/bibliography" xmlns="http://schemas.openxmlformats.org/officeDocument/2006/bibliography" SelectedStyle="\APASixthEditionOfficeOnline.xsl" StyleName="APA" Version="6"/>
-</file>
-
-<file path=customXml/item2.xml><?xml version="1.0" encoding="utf-8"?>
 <s:customData xmlns="http://www.wps.cn/officeDocument/2013/wpsCustomData" xmlns:s="http://www.wps.cn/officeDocument/2013/wpsCustomData">
   <customSectProps/>
   <customShpExts>
@@ -13208,18 +12800,22 @@
 </s:customData>
 </file>
 
+<file path=customXml/item2.xml><?xml version="1.0" encoding="utf-8"?>
+<b:Sources xmlns:b="http://schemas.openxmlformats.org/officeDocument/2006/bibliography" xmlns="http://schemas.openxmlformats.org/officeDocument/2006/bibliography" SelectedStyle="\APASixthEditionOfficeOnline.xsl" StyleName="APA" Version="6"/>
+</file>
+
 <file path=customXml/itemProps1.xml><?xml version="1.0" encoding="utf-8"?>
+<ds:datastoreItem xmlns:ds="http://schemas.openxmlformats.org/officeDocument/2006/customXml" ds:itemID="{B1977F7D-205B-4081-913C-38D41E755F92}">
+  <ds:schemaRefs>
+    <ds:schemaRef ds:uri="http://www.wps.cn/officeDocument/2013/wpsCustomData"/>
+  </ds:schemaRefs>
+</ds:datastoreItem>
+</file>
+
+<file path=customXml/itemProps2.xml><?xml version="1.0" encoding="utf-8"?>
 <ds:datastoreItem xmlns:ds="http://schemas.openxmlformats.org/officeDocument/2006/customXml" ds:itemID="{A3C42FEF-274B-4BDA-8559-31DB942021F2}">
   <ds:schemaRefs>
     <ds:schemaRef ds:uri="http://schemas.openxmlformats.org/officeDocument/2006/bibliography"/>
   </ds:schemaRefs>
 </ds:datastoreItem>
-</file>
-
-<file path=customXml/itemProps2.xml><?xml version="1.0" encoding="utf-8"?>
-<ds:datastoreItem xmlns:ds="http://schemas.openxmlformats.org/officeDocument/2006/customXml" ds:itemID="{B1977F7D-205B-4081-913C-38D41E755F92}">
-  <ds:schemaRefs>
-    <ds:schemaRef ds:uri="http://www.wps.cn/officeDocument/2013/wpsCustomData"/>
-  </ds:schemaRefs>
-</ds:datastoreItem>
 </file>